--- a/Documentos iniciales/Proyecto_Final_Doc_EquipoX.docx
+++ b/Documentos iniciales/Proyecto_Final_Doc_EquipoX.docx
@@ -1573,6 +1573,9 @@
               <w:fldChar w:fldCharType="end"/>
             </w:r>
           </w:hyperlink>
+          <w:r>
+            <w:t xml:space="preserve"> </w:t>
+          </w:r>
         </w:p>
         <w:p>
           <w:pPr>
@@ -3141,40 +3144,1736 @@
       </w:r>
     </w:p>
     <w:p>
+      <w:bookmarkStart w:id="1" w:name="_Toc230192312"/>
+      <w:r>
+        <w:t xml:space="preserve">Los microservicios son un enfoque arquitectónico nativo de la nube en el que una sola aplicación se conforma de muchos componentes o servicios más pequeños, poco acoplados y que se pueden desplegar de forma independiente. Una arquitectura de microservicios es un tipo de arquitectura de aplicaciones en la que se desarrolla la aplicación como un conjunto de servicios. Este modelo proporciona el </w:t>
+      </w:r>
+      <w:proofErr w:type="spellStart"/>
+      <w:r>
+        <w:t>framework</w:t>
+      </w:r>
+      <w:proofErr w:type="spellEnd"/>
+      <w:r>
+        <w:t xml:space="preserve"> para desarrollar, desplegar y mantener aplicaciones y servicios de arquitectura de microservicios de forma independiente, pero ¿quién los usa?, ¿qué necesitan?, ¿cuándo ocuparlos?, ¿dónde nos benefician? y ¿por qué utilizarlos?</w:t>
+      </w:r>
+    </w:p>
+    <w:p>
+      <w:r>
+        <w:t>Quién, qué, cuándo, dónde y por qué son las preguntas que e</w:t>
+      </w:r>
+      <w:r>
+        <w:t xml:space="preserve">ste </w:t>
+      </w:r>
+      <w:r>
+        <w:t>proyecto final de la experiencia educativa de “Tecnologías para la Integración de Soluciones” nos ha ayudado a resolver a forma de cierre de esta materia. El presente documento muestra el trabajo de nuestro equipo ante una problemática: desarrollar un sistema distribuido de control de acceso para un estacionamiento privado basado en una arquitectura de microservicios orientada al dominio (Domain-</w:t>
+      </w:r>
+      <w:proofErr w:type="spellStart"/>
+      <w:r>
+        <w:t>Oriented</w:t>
+      </w:r>
+      <w:proofErr w:type="spellEnd"/>
+      <w:r>
+        <w:t xml:space="preserve"> </w:t>
+      </w:r>
+      <w:proofErr w:type="spellStart"/>
+      <w:r>
+        <w:t>Microservices</w:t>
+      </w:r>
+      <w:proofErr w:type="spellEnd"/>
+      <w:r>
+        <w:t>), con separación funcional de servicios para la administración de usuarios, vehículos y registros de estacionamiento.</w:t>
+      </w:r>
+    </w:p>
+    <w:p>
+      <w:r>
+        <w:t>Se presentan los objetivos que buscamos cumplir, las características de cada uno de nuestros microservicios y la forma en que se relacionan entre sí para que el sistema pueda funcionar de manera ordenada. Para esto, se trabajó con servicios separados para autenticación, usuarios, vehículos y estacionamiento, manteniendo cada parte con responsabilidades propias y evitando que todo dependiera de un solo bloque de código.</w:t>
+      </w:r>
+    </w:p>
+    <w:p>
+      <w:r>
+        <w:t xml:space="preserve">También se explica la arquitectura general del sistema, la arquitectura por capas utilizada dentro de cada microservicio, los diagramas principales, el diseño de las </w:t>
+      </w:r>
+      <w:proofErr w:type="spellStart"/>
+      <w:r>
+        <w:t>APIs</w:t>
+      </w:r>
+      <w:proofErr w:type="spellEnd"/>
+      <w:r>
+        <w:t xml:space="preserve"> REST, las tecnologías utilizadas y las pruebas realizadas. Entre los elementos más importantes se encuentran el uso de JWT para la autenticación, </w:t>
+      </w:r>
+      <w:proofErr w:type="spellStart"/>
+      <w:r>
+        <w:t>bcrypt</w:t>
+      </w:r>
+      <w:proofErr w:type="spellEnd"/>
+      <w:r>
+        <w:t xml:space="preserve"> para el manejo seguro de contraseñas, bases de datos separadas por dominio y contenedores para facilitar el despliegue de los servicios.</w:t>
+      </w:r>
+    </w:p>
+    <w:p>
+      <w:r>
+        <w:t xml:space="preserve">Este proyecto nos permitió </w:t>
+      </w:r>
+      <w:r>
+        <w:t xml:space="preserve">recordar y usar </w:t>
+      </w:r>
+      <w:r>
+        <w:t xml:space="preserve">varios temas vistos durante el curso, como la separación de responsabilidades, la comunicación entre servicios, el uso de bases de datos independientes y la validación de reglas de negocio. Más allá de solo construir </w:t>
+      </w:r>
+      <w:proofErr w:type="spellStart"/>
+      <w:r>
+        <w:t>endpoints</w:t>
+      </w:r>
+      <w:proofErr w:type="spellEnd"/>
+      <w:r>
+        <w:t>, el objetivo fue entender cómo se puede organizar un sistema distribuido para que cada servicio cumpla una función clara y pueda integrarse con los demás de forma sencilla.</w:t>
+      </w:r>
+    </w:p>
+    <w:p/>
+    <w:p>
+      <w:r>
+        <w:br w:type="page"/>
+      </w:r>
+    </w:p>
+    <w:p>
+      <w:pPr>
+        <w:rPr>
+          <w:b/>
+          <w:bCs/>
+          <w:color w:val="002060"/>
+          <w:sz w:val="30"/>
+          <w:szCs w:val="30"/>
+        </w:rPr>
+      </w:pPr>
+    </w:p>
+    <w:p>
+      <w:pPr>
+        <w:rPr>
+          <w:b/>
+          <w:bCs/>
+          <w:color w:val="002060"/>
+          <w:sz w:val="30"/>
+          <w:szCs w:val="30"/>
+        </w:rPr>
+      </w:pPr>
+      <w:r>
+        <w:rPr>
+          <w:b/>
+          <w:bCs/>
+          <w:color w:val="002060"/>
+          <w:sz w:val="30"/>
+          <w:szCs w:val="30"/>
+        </w:rPr>
+        <w:t>Objetivos</w:t>
+      </w:r>
+      <w:bookmarkEnd w:id="1"/>
+      <w:r>
+        <w:rPr>
+          <w:b/>
+          <w:bCs/>
+          <w:color w:val="002060"/>
+          <w:sz w:val="30"/>
+          <w:szCs w:val="30"/>
+        </w:rPr>
+        <w:t xml:space="preserve"> </w:t>
+      </w:r>
+    </w:p>
+    <w:p>
       <w:pPr>
         <w:pStyle w:val="Ttulo1"/>
         <w:spacing w:before="0"/>
         <w:ind w:left="-851"/>
         <w:rPr>
+          <w:sz w:val="30"/>
+          <w:szCs w:val="30"/>
+        </w:rPr>
+      </w:pPr>
+      <w:bookmarkStart w:id="2" w:name="_Toc230192313"/>
+      <w:r>
+        <w:rPr>
           <w:b/>
           <w:bCs/>
           <w:color w:val="002060"/>
           <w:sz w:val="30"/>
           <w:szCs w:val="30"/>
         </w:rPr>
-      </w:pPr>
-      <w:bookmarkStart w:id="1" w:name="_Toc230192312"/>
-      <w:r>
-        <w:rPr>
-          <w:b/>
-          <w:bCs/>
-          <w:color w:val="002060"/>
+        <w:t>Explicación de microservicios</w:t>
+      </w:r>
+      <w:bookmarkEnd w:id="2"/>
+      <w:r>
+        <w:rPr>
           <w:sz w:val="30"/>
           <w:szCs w:val="30"/>
         </w:rPr>
-        <w:t>Objetivos</w:t>
-      </w:r>
-      <w:bookmarkEnd w:id="1"/>
-      <w:r>
-        <w:rPr>
-          <w:b/>
-          <w:bCs/>
-          <w:color w:val="002060"/>
-          <w:sz w:val="30"/>
-          <w:szCs w:val="30"/>
-        </w:rPr>
         <w:t xml:space="preserve"> </w:t>
       </w:r>
+    </w:p>
+    <w:p>
+      <w:pPr>
+        <w:pStyle w:val="Ttulo2"/>
+        <w:ind w:left="-851"/>
+        <w:rPr>
+          <w:color w:val="002060"/>
+          <w:sz w:val="24"/>
+          <w:szCs w:val="24"/>
+        </w:rPr>
+      </w:pPr>
+      <w:bookmarkStart w:id="3" w:name="_Toc230192314"/>
+      <w:r>
+        <w:rPr>
+          <w:color w:val="002060"/>
+          <w:sz w:val="24"/>
+          <w:szCs w:val="24"/>
+        </w:rPr>
+        <w:t>Autenticaci</w:t>
+      </w:r>
+      <w:r>
+        <w:rPr>
+          <w:color w:val="002060"/>
+          <w:sz w:val="24"/>
+          <w:szCs w:val="24"/>
+        </w:rPr>
+        <w:t>ó</w:t>
+      </w:r>
+      <w:r>
+        <w:rPr>
+          <w:color w:val="002060"/>
+          <w:sz w:val="24"/>
+          <w:szCs w:val="24"/>
+        </w:rPr>
+        <w:t>n</w:t>
+      </w:r>
+      <w:r>
+        <w:rPr>
+          <w:color w:val="002060"/>
+          <w:sz w:val="24"/>
+          <w:szCs w:val="24"/>
+        </w:rPr>
+        <w:t xml:space="preserve"> </w:t>
+      </w:r>
+      <w:r>
+        <w:rPr>
+          <w:color w:val="002060"/>
+          <w:sz w:val="24"/>
+          <w:szCs w:val="24"/>
+        </w:rPr>
+        <w:t>(</w:t>
+      </w:r>
+      <w:r>
+        <w:rPr>
+          <w:color w:val="002060"/>
+          <w:sz w:val="24"/>
+          <w:szCs w:val="24"/>
+        </w:rPr>
+        <w:t>AuthService</w:t>
+      </w:r>
+      <w:r>
+        <w:rPr>
+          <w:color w:val="002060"/>
+          <w:sz w:val="24"/>
+          <w:szCs w:val="24"/>
+        </w:rPr>
+        <w:t>)</w:t>
+      </w:r>
+      <w:bookmarkEnd w:id="3"/>
+    </w:p>
+    <w:p>
+      <w:pPr>
+        <w:pStyle w:val="Ttulo2"/>
+        <w:ind w:left="-851"/>
+        <w:rPr>
+          <w:color w:val="002060"/>
+          <w:sz w:val="24"/>
+          <w:szCs w:val="24"/>
+        </w:rPr>
+      </w:pPr>
+      <w:bookmarkStart w:id="4" w:name="_Toc230192315"/>
+      <w:r>
+        <w:rPr>
+          <w:color w:val="002060"/>
+          <w:sz w:val="24"/>
+          <w:szCs w:val="24"/>
+        </w:rPr>
+        <w:t xml:space="preserve">Usuario </w:t>
+      </w:r>
+      <w:r>
+        <w:rPr>
+          <w:color w:val="002060"/>
+          <w:sz w:val="24"/>
+          <w:szCs w:val="24"/>
+        </w:rPr>
+        <w:t>(</w:t>
+      </w:r>
+      <w:r>
+        <w:rPr>
+          <w:color w:val="002060"/>
+          <w:sz w:val="24"/>
+          <w:szCs w:val="24"/>
+        </w:rPr>
+        <w:t>User</w:t>
+      </w:r>
+      <w:r>
+        <w:rPr>
+          <w:color w:val="002060"/>
+          <w:sz w:val="24"/>
+          <w:szCs w:val="24"/>
+        </w:rPr>
+        <w:t>Service</w:t>
+      </w:r>
+      <w:r>
+        <w:rPr>
+          <w:color w:val="002060"/>
+          <w:sz w:val="24"/>
+          <w:szCs w:val="24"/>
+        </w:rPr>
+        <w:t>)</w:t>
+      </w:r>
+      <w:bookmarkEnd w:id="4"/>
+    </w:p>
+    <w:p>
+      <w:r>
+        <w:t xml:space="preserve">El servicio de usuario es el segundo microservicio de nuestro proyecto. </w:t>
+      </w:r>
+      <w:proofErr w:type="spellStart"/>
+      <w:r>
+        <w:t>UserService</w:t>
+      </w:r>
+      <w:proofErr w:type="spellEnd"/>
+      <w:r>
+        <w:t xml:space="preserve"> tiene como finalidad realizar todas las acciones que se pueden hacer dentro del sistema referentes a los usuarios. Con este microservicio podemos registrar usuarios, editarlos, ver su perfil y cambiar su estatus. De esta manera, separamos toda la lógica de los usuarios del resto del sistema, cumpliendo así con el propósito de trabajar con una arquitectura de microservicios.</w:t>
+      </w:r>
+    </w:p>
+    <w:p>
+      <w:r>
+        <w:t>Este microservicio cuenta con 4 funcionalidades principales establecidas como requerimientos:</w:t>
+      </w:r>
+    </w:p>
+    <w:p/>
+    <w:p>
+      <w:pPr>
+        <w:pStyle w:val="Prrafodelista"/>
+        <w:numPr>
+          <w:ilvl w:val="0"/>
+          <w:numId w:val="38"/>
+        </w:numPr>
+      </w:pPr>
+      <w:r>
+        <w:t>Agregar usuarios: POST /usuarios/agregar</w:t>
+      </w:r>
+    </w:p>
+    <w:p>
+      <w:pPr>
+        <w:pStyle w:val="Prrafodelista"/>
+        <w:numPr>
+          <w:ilvl w:val="0"/>
+          <w:numId w:val="38"/>
+        </w:numPr>
+      </w:pPr>
+      <w:r>
+        <w:t>Editar usuarios: PUT /usuarios/editar/{</w:t>
+      </w:r>
+      <w:proofErr w:type="spellStart"/>
+      <w:r>
+        <w:t>idUsuario</w:t>
+      </w:r>
+      <w:proofErr w:type="spellEnd"/>
+      <w:r>
+        <w:t>}</w:t>
+      </w:r>
+    </w:p>
+    <w:p>
+      <w:pPr>
+        <w:pStyle w:val="Prrafodelista"/>
+        <w:numPr>
+          <w:ilvl w:val="0"/>
+          <w:numId w:val="38"/>
+        </w:numPr>
+      </w:pPr>
+      <w:r>
+        <w:t>Ver perfil de usuario: GET /usuarios/</w:t>
+      </w:r>
+      <w:proofErr w:type="spellStart"/>
+      <w:r>
+        <w:t>verPerfil</w:t>
+      </w:r>
+      <w:proofErr w:type="spellEnd"/>
+      <w:r>
+        <w:t>/{</w:t>
+      </w:r>
+      <w:proofErr w:type="spellStart"/>
+      <w:r>
+        <w:t>idUsuario</w:t>
+      </w:r>
+      <w:proofErr w:type="spellEnd"/>
+      <w:r>
+        <w:t>}</w:t>
+      </w:r>
+    </w:p>
+    <w:p>
+      <w:pPr>
+        <w:pStyle w:val="Prrafodelista"/>
+        <w:numPr>
+          <w:ilvl w:val="0"/>
+          <w:numId w:val="38"/>
+        </w:numPr>
+      </w:pPr>
+      <w:r>
+        <w:t>Cambiar estatus de usuario: PATCH /usuarios/</w:t>
+      </w:r>
+      <w:proofErr w:type="spellStart"/>
+      <w:r>
+        <w:t>actualizarEstatus</w:t>
+      </w:r>
+      <w:proofErr w:type="spellEnd"/>
+      <w:r>
+        <w:t>/{</w:t>
+      </w:r>
+      <w:proofErr w:type="spellStart"/>
+      <w:r>
+        <w:t>idUsuario</w:t>
+      </w:r>
+      <w:proofErr w:type="spellEnd"/>
+      <w:r>
+        <w:t>}/{</w:t>
+      </w:r>
+      <w:proofErr w:type="spellStart"/>
+      <w:r>
+        <w:t>idRol</w:t>
+      </w:r>
+      <w:proofErr w:type="spellEnd"/>
+      <w:r>
+        <w:t>}</w:t>
+      </w:r>
+    </w:p>
+    <w:p/>
+    <w:p>
+      <w:r>
+        <w:t xml:space="preserve">Comencemos desde el principio. Desde </w:t>
+      </w:r>
+      <w:proofErr w:type="spellStart"/>
+      <w:r>
+        <w:t>postman</w:t>
+      </w:r>
+      <w:proofErr w:type="spellEnd"/>
+      <w:r>
+        <w:t xml:space="preserve"> se manda una petición a http://localhost:8082/usuarios/ y, según el caso, se usa el método correspondiente. Para agregar se usa POST, para editar se usa PUT, para cambiar el estatus se usa PATCH y para ver el perfil se usa GET.</w:t>
+      </w:r>
+    </w:p>
+    <w:p>
+      <w:r>
+        <w:t xml:space="preserve">Todos los métodos necesitan un token proporcionado previamente por </w:t>
+      </w:r>
+      <w:proofErr w:type="spellStart"/>
+      <w:r>
+        <w:t>AuthService</w:t>
+      </w:r>
+      <w:proofErr w:type="spellEnd"/>
+      <w:r>
+        <w:t xml:space="preserve">. Este token debe mandarse en la autorización de tipo Bearer, dentro del </w:t>
+      </w:r>
+      <w:proofErr w:type="spellStart"/>
+      <w:r>
+        <w:t>header</w:t>
+      </w:r>
+      <w:proofErr w:type="spellEnd"/>
+      <w:r>
+        <w:t xml:space="preserve"> de la petición. Después, este token llega al </w:t>
+      </w:r>
+      <w:proofErr w:type="spellStart"/>
+      <w:r>
+        <w:t>endpoint</w:t>
+      </w:r>
+      <w:proofErr w:type="spellEnd"/>
+      <w:r>
+        <w:t xml:space="preserve"> correspondiente, dependiendo de la acción que se quiera realizar.</w:t>
+      </w:r>
+    </w:p>
+    <w:p>
+      <w:r>
+        <w:t xml:space="preserve">Cada token que llega se verifica para saber si es válido, si fue creado con la misma clave que usa </w:t>
+      </w:r>
+      <w:proofErr w:type="spellStart"/>
+      <w:r>
+        <w:t>AuthService</w:t>
+      </w:r>
+      <w:proofErr w:type="spellEnd"/>
+      <w:r>
+        <w:t xml:space="preserve"> y si todavía no ha caducado. Si el token no cumple con alguna de estas reglas, el sistema no permite continuar con la operación y se devuelve un mensaje indicando que el token es inválido o ya expiró.</w:t>
+      </w:r>
+    </w:p>
+    <w:p/>
+    <w:p>
+      <w:r>
+        <w:t xml:space="preserve">Función </w:t>
+      </w:r>
+      <w:proofErr w:type="spellStart"/>
+      <w:r>
+        <w:t>agregarUsuario</w:t>
+      </w:r>
+      <w:proofErr w:type="spellEnd"/>
+    </w:p>
+    <w:p>
+      <w:r>
+        <w:t xml:space="preserve">La función </w:t>
+      </w:r>
+      <w:proofErr w:type="spellStart"/>
+      <w:r>
+        <w:t>agregarUsuario</w:t>
+      </w:r>
+      <w:proofErr w:type="spellEnd"/>
+      <w:r>
+        <w:t xml:space="preserve"> empieza cuando se manda una petición desde </w:t>
+      </w:r>
+      <w:proofErr w:type="spellStart"/>
+      <w:r>
+        <w:t>postman</w:t>
+      </w:r>
+      <w:proofErr w:type="spellEnd"/>
+      <w:r>
+        <w:t xml:space="preserve"> al </w:t>
+      </w:r>
+      <w:proofErr w:type="spellStart"/>
+      <w:r>
+        <w:t>endpoint</w:t>
+      </w:r>
+      <w:proofErr w:type="spellEnd"/>
+      <w:r>
+        <w:t xml:space="preserve"> POST /usuarios/agregar. Esta petición debe traer el token en el </w:t>
+      </w:r>
+      <w:proofErr w:type="spellStart"/>
+      <w:r>
+        <w:t>header</w:t>
+      </w:r>
+      <w:proofErr w:type="spellEnd"/>
+      <w:r>
+        <w:t xml:space="preserve"> y el cuerpo de la petición con los datos del nuevo usuario que se quiere registrar.</w:t>
+      </w:r>
+    </w:p>
+    <w:p>
+      <w:r>
+        <w:t xml:space="preserve">Primero, la petición llega al </w:t>
+      </w:r>
+      <w:proofErr w:type="spellStart"/>
+      <w:r>
+        <w:t>controller</w:t>
+      </w:r>
+      <w:proofErr w:type="spellEnd"/>
+      <w:r>
+        <w:t xml:space="preserve"> de nuestro microservicio. Ahí se identifica que la ruta corresponde a agregar usuario y, antes de pasar a la clase </w:t>
+      </w:r>
+      <w:proofErr w:type="spellStart"/>
+      <w:r>
+        <w:t>service</w:t>
+      </w:r>
+      <w:proofErr w:type="spellEnd"/>
+      <w:r>
+        <w:t>, se revisa si la cabecera trae el token de autorización. Si no viene el token o no viene con el formato correcto de Bearer, se regresa un mensaje indicando que falta el token o que el formato es incorrecto.</w:t>
+      </w:r>
+    </w:p>
+    <w:p>
+      <w:r>
+        <w:lastRenderedPageBreak/>
+        <w:t>Si el token sí viene bien, se le quita la palabra Bearer para dejar solamente el token limpio</w:t>
+      </w:r>
+      <w:r>
+        <w:t xml:space="preserve"> y d</w:t>
+      </w:r>
+      <w:r>
+        <w:t xml:space="preserve">espués, ese token se manda al método correspondiente de la clase </w:t>
+      </w:r>
+      <w:proofErr w:type="spellStart"/>
+      <w:r>
+        <w:t>service</w:t>
+      </w:r>
+      <w:proofErr w:type="spellEnd"/>
+      <w:r>
+        <w:t xml:space="preserve">, junto con el cuerpo de la petición. El cuerpo llega como un objeto </w:t>
+      </w:r>
+      <w:proofErr w:type="spellStart"/>
+      <w:r>
+        <w:t>UsuariosRequestDTO</w:t>
+      </w:r>
+      <w:proofErr w:type="spellEnd"/>
+      <w:r>
+        <w:t>, que contiene la información que se quiere usar para crear al nuevo usuario.</w:t>
+      </w:r>
+    </w:p>
+    <w:p>
+      <w:r>
+        <w:t xml:space="preserve">Una vez dentro del </w:t>
+      </w:r>
+      <w:proofErr w:type="spellStart"/>
+      <w:r>
+        <w:t>service</w:t>
+      </w:r>
+      <w:proofErr w:type="spellEnd"/>
+      <w:r>
+        <w:t xml:space="preserve">, primero se valida el token. Se revisa si el token es válido, si no está expirado y si fue creado con la misma clave que usa </w:t>
+      </w:r>
+      <w:proofErr w:type="spellStart"/>
+      <w:r>
+        <w:t>AuthService</w:t>
+      </w:r>
+      <w:proofErr w:type="spellEnd"/>
+      <w:r>
+        <w:t>. Si el token no es correcto, se detiene el proceso y se devuelve un mensaje de error.</w:t>
+      </w:r>
+    </w:p>
+    <w:p>
+      <w:r>
+        <w:t xml:space="preserve">Después de validar el token, se obtiene el </w:t>
+      </w:r>
+      <w:proofErr w:type="spellStart"/>
+      <w:r>
+        <w:t>username</w:t>
+      </w:r>
+      <w:proofErr w:type="spellEnd"/>
+      <w:r>
+        <w:t xml:space="preserve"> que viene dentro del token. Con ese </w:t>
+      </w:r>
+      <w:proofErr w:type="spellStart"/>
+      <w:r>
+        <w:t>username</w:t>
+      </w:r>
+      <w:proofErr w:type="spellEnd"/>
+      <w:r>
+        <w:t xml:space="preserve"> se busca al usuario en la base de datos para saber quién está intentando hacer la operación</w:t>
+      </w:r>
+      <w:r>
+        <w:t xml:space="preserve"> porque solo un</w:t>
+      </w:r>
+      <w:r>
+        <w:t xml:space="preserve"> administrador puede hacerlo. Si el usuario del token no existe en la base de datos o no tiene rol de administrador, el sistema no permite continuar.</w:t>
+      </w:r>
+    </w:p>
+    <w:p>
+      <w:r>
+        <w:t xml:space="preserve">Después de eso, se empieza a trabajar con el cuerpo de la petición. Los datos que llegaron en el </w:t>
+      </w:r>
+      <w:proofErr w:type="spellStart"/>
+      <w:r>
+        <w:t>UsuariosRequestDTO</w:t>
+      </w:r>
+      <w:proofErr w:type="spellEnd"/>
+      <w:r>
+        <w:t xml:space="preserve"> se pasan a un objeto de tipo Usuario, que representa la estructura que se maneja en la base de datos.</w:t>
+      </w:r>
+    </w:p>
+    <w:p>
+      <w:r>
+        <w:t xml:space="preserve">Luego se realizan las validaciones de los datos obligatorios. Se revisa que venga el rol, el tipo de usuario, el nombre, el apellido paterno, el programa educativo, el </w:t>
+      </w:r>
+      <w:proofErr w:type="spellStart"/>
+      <w:r>
+        <w:t>username</w:t>
+      </w:r>
+      <w:proofErr w:type="spellEnd"/>
+      <w:r>
+        <w:t>, la contraseña, el correo y el teléfono. También se valida que el correo tenga un formato correcto.</w:t>
+      </w:r>
+    </w:p>
+    <w:p>
+      <w:r>
+        <w:t xml:space="preserve">Aunque en los requerimientos se menciona la clave de usuario y el tiempo de registro, estos datos no se mandan directamente desde </w:t>
+      </w:r>
+      <w:r>
+        <w:t>Postman</w:t>
+      </w:r>
+      <w:r>
+        <w:t xml:space="preserve">. En este microservicio se generan dentro del </w:t>
+      </w:r>
+      <w:proofErr w:type="spellStart"/>
+      <w:r>
+        <w:t>service</w:t>
+      </w:r>
+      <w:proofErr w:type="spellEnd"/>
+      <w:r>
+        <w:t>. La clave de usuario se crea de forma interna siguiendo un patrón, y el tiempo de creación se asigna con la fecha y hora actual.</w:t>
+      </w:r>
+    </w:p>
+    <w:p>
+      <w:r>
+        <w:t xml:space="preserve">Después se revisa que no existan usuarios repetidos. Primero se busca si ya existe un usuario con el mismo </w:t>
+      </w:r>
+      <w:proofErr w:type="spellStart"/>
+      <w:r>
+        <w:t>username</w:t>
+      </w:r>
+      <w:proofErr w:type="spellEnd"/>
+      <w:r>
+        <w:t xml:space="preserve">. Si ya existe, se regresa un mensaje diciendo que el nombre de usuario ya está en uso. Luego se busca si ya existe un usuario con el mismo correo. Si el correo ya está registrado, también se </w:t>
+      </w:r>
+      <w:r>
+        <w:t>retorna un mensaje de error</w:t>
+      </w:r>
+      <w:r>
+        <w:t>.</w:t>
+      </w:r>
+    </w:p>
+    <w:p>
+      <w:r>
+        <w:t>También se validan los catálogos</w:t>
+      </w:r>
+      <w:r>
+        <w:t xml:space="preserve"> para hacer uso del resto de tablas de </w:t>
+      </w:r>
+      <w:proofErr w:type="spellStart"/>
+      <w:r>
+        <w:t>nusestra</w:t>
+      </w:r>
+      <w:proofErr w:type="spellEnd"/>
+      <w:r>
+        <w:t xml:space="preserve"> base de datos , el </w:t>
+      </w:r>
+      <w:r>
+        <w:t>sistema revisa si el id del programa educativo, el id del rol y el id del tipo de usuario existen realmente en sus tablas correspondientes</w:t>
+      </w:r>
+      <w:r>
+        <w:t xml:space="preserve"> y s</w:t>
+      </w:r>
+      <w:r>
+        <w:t>i alguno no existe, se devuelve un mensaje de error para explicar cuál dato está mal.</w:t>
+      </w:r>
+    </w:p>
+    <w:p>
+      <w:r>
+        <w:t xml:space="preserve">Si todo está correcto, se cifra la contraseña con </w:t>
+      </w:r>
+      <w:proofErr w:type="spellStart"/>
+      <w:r>
+        <w:t>BCrypt</w:t>
+      </w:r>
+      <w:proofErr w:type="spellEnd"/>
+      <w:r>
+        <w:t xml:space="preserve"> antes de guardarla en la base de datos. </w:t>
+      </w:r>
+      <w:r>
+        <w:t>Y de</w:t>
+      </w:r>
+      <w:r>
+        <w:t>spués se genera la clave de usuario, se asigna el estatus activo por defecto y se coloca el tiempo de creación.</w:t>
+      </w:r>
+    </w:p>
+    <w:p>
+      <w:r>
+        <w:t xml:space="preserve">Cuando ya está construido el objeto completo, se manda al </w:t>
+      </w:r>
+      <w:proofErr w:type="spellStart"/>
+      <w:r>
+        <w:t>repository</w:t>
+      </w:r>
+      <w:proofErr w:type="spellEnd"/>
+      <w:r>
+        <w:t>. Esta es la última capa del flujo, porque aquí es donde se ejecuta la consulta hacia</w:t>
+      </w:r>
+      <w:r>
+        <w:t xml:space="preserve"> </w:t>
+      </w:r>
+      <w:proofErr w:type="spellStart"/>
+      <w:r>
+        <w:t>postgres</w:t>
+      </w:r>
+      <w:proofErr w:type="spellEnd"/>
+      <w:r>
+        <w:t xml:space="preserve">. En este caso, se llama al método </w:t>
+      </w:r>
+      <w:proofErr w:type="spellStart"/>
+      <w:r>
+        <w:t>registrarUsuario</w:t>
+      </w:r>
+      <w:proofErr w:type="spellEnd"/>
+      <w:r>
+        <w:t>, que hace el INSERT en la tabla usuario.</w:t>
+      </w:r>
+    </w:p>
+    <w:p>
+      <w:r>
+        <w:t xml:space="preserve">Si la consulta se ejecuta bien, el </w:t>
+      </w:r>
+      <w:proofErr w:type="spellStart"/>
+      <w:r>
+        <w:t>repository</w:t>
+      </w:r>
+      <w:proofErr w:type="spellEnd"/>
+      <w:r>
+        <w:t xml:space="preserve"> termina su trabajo y el resultado regresa al </w:t>
+      </w:r>
+      <w:proofErr w:type="spellStart"/>
+      <w:r>
+        <w:t>service</w:t>
+      </w:r>
+      <w:proofErr w:type="spellEnd"/>
+      <w:r>
+        <w:t xml:space="preserve">. Después, el </w:t>
+      </w:r>
+      <w:proofErr w:type="spellStart"/>
+      <w:r>
+        <w:t>service</w:t>
+      </w:r>
+      <w:proofErr w:type="spellEnd"/>
+      <w:r>
+        <w:t xml:space="preserve"> devuelve un mensaje de operación exitosa. Ese mensaje sube de nuevo al </w:t>
+      </w:r>
+      <w:proofErr w:type="spellStart"/>
+      <w:r>
+        <w:t>controller</w:t>
+      </w:r>
+      <w:proofErr w:type="spellEnd"/>
+      <w:r>
+        <w:t xml:space="preserve"> y el </w:t>
+      </w:r>
+      <w:proofErr w:type="spellStart"/>
+      <w:r>
+        <w:t>controller</w:t>
+      </w:r>
+      <w:proofErr w:type="spellEnd"/>
+      <w:r>
+        <w:t xml:space="preserve"> lo responde con un </w:t>
+      </w:r>
+      <w:proofErr w:type="spellStart"/>
+      <w:r>
+        <w:t>ResponseEntity.ok</w:t>
+      </w:r>
+      <w:proofErr w:type="spellEnd"/>
+      <w:r>
+        <w:t xml:space="preserve">, </w:t>
+      </w:r>
+      <w:r>
+        <w:t>en el cual va un mensaje de 200 positivo junto con el mensaje que nosotros pusimos</w:t>
+      </w:r>
+      <w:r>
+        <w:t xml:space="preserve">. Finalmente, </w:t>
+      </w:r>
+      <w:r>
+        <w:t>Postman</w:t>
+      </w:r>
+      <w:r>
+        <w:t xml:space="preserve"> muestra el mensaje indicando que el usuario se agregó correctamente.</w:t>
+      </w:r>
+    </w:p>
+    <w:p/>
+    <w:p>
+      <w:r>
+        <w:t xml:space="preserve">Función </w:t>
+      </w:r>
+      <w:proofErr w:type="spellStart"/>
+      <w:r>
+        <w:t>editarUsuario</w:t>
+      </w:r>
+      <w:proofErr w:type="spellEnd"/>
+    </w:p>
+    <w:p>
+      <w:r>
+        <w:t xml:space="preserve">La función </w:t>
+      </w:r>
+      <w:proofErr w:type="spellStart"/>
+      <w:r>
+        <w:t>editarUsuario</w:t>
+      </w:r>
+      <w:proofErr w:type="spellEnd"/>
+      <w:r>
+        <w:t xml:space="preserve"> permite actualizar la información de un usuario que ya existe. Esta función se prueba desde </w:t>
+      </w:r>
+      <w:proofErr w:type="spellStart"/>
+      <w:r>
+        <w:t>postman</w:t>
+      </w:r>
+      <w:proofErr w:type="spellEnd"/>
+      <w:r>
+        <w:t xml:space="preserve"> con el método PUT y la ruta http://localhost:8082/usuarios/editar/{idUsuario}. En la URL se manda el id del usuario que se quiere editar y en el </w:t>
+      </w:r>
+      <w:proofErr w:type="spellStart"/>
+      <w:r>
+        <w:t>body</w:t>
+      </w:r>
+      <w:proofErr w:type="spellEnd"/>
+      <w:r>
+        <w:t xml:space="preserve"> se mandan los nuevos datos.</w:t>
+      </w:r>
+    </w:p>
+    <w:p>
+      <w:r>
+        <w:t xml:space="preserve">Igual que en las demás funciones, primero la petición llega al </w:t>
+      </w:r>
+      <w:proofErr w:type="spellStart"/>
+      <w:r>
+        <w:t>controller</w:t>
+      </w:r>
+      <w:proofErr w:type="spellEnd"/>
+      <w:r>
+        <w:t xml:space="preserve">. El </w:t>
+      </w:r>
+      <w:proofErr w:type="spellStart"/>
+      <w:r>
+        <w:t>controller</w:t>
+      </w:r>
+      <w:proofErr w:type="spellEnd"/>
+      <w:r>
+        <w:t xml:space="preserve"> revisa que venga el token </w:t>
+      </w:r>
+      <w:r>
+        <w:t xml:space="preserve">y hace todas las validaciones como en el </w:t>
+      </w:r>
+      <w:proofErr w:type="spellStart"/>
+      <w:r>
+        <w:t>serivicio</w:t>
+      </w:r>
+      <w:proofErr w:type="spellEnd"/>
+      <w:r>
+        <w:t xml:space="preserve"> anterior y d</w:t>
+      </w:r>
+      <w:r>
+        <w:t xml:space="preserve">espués, el </w:t>
+      </w:r>
+      <w:proofErr w:type="spellStart"/>
+      <w:r>
+        <w:t>controller</w:t>
+      </w:r>
+      <w:proofErr w:type="spellEnd"/>
+      <w:r>
+        <w:t xml:space="preserve"> manda el token limpio, el id del usuario y el </w:t>
+      </w:r>
+      <w:proofErr w:type="spellStart"/>
+      <w:r>
+        <w:t>body</w:t>
+      </w:r>
+      <w:proofErr w:type="spellEnd"/>
+      <w:r>
+        <w:t xml:space="preserve"> de la petición al método </w:t>
+      </w:r>
+      <w:proofErr w:type="spellStart"/>
+      <w:r>
+        <w:t>editarUsuario</w:t>
+      </w:r>
+      <w:proofErr w:type="spellEnd"/>
+      <w:r>
+        <w:t xml:space="preserve"> del </w:t>
+      </w:r>
+      <w:proofErr w:type="spellStart"/>
+      <w:r>
+        <w:t>service</w:t>
+      </w:r>
+      <w:proofErr w:type="spellEnd"/>
+      <w:r>
+        <w:t>.</w:t>
+      </w:r>
+    </w:p>
+    <w:p>
+      <w:r>
+        <w:t xml:space="preserve">Ya dentro del </w:t>
+      </w:r>
+      <w:proofErr w:type="spellStart"/>
+      <w:r>
+        <w:t>service</w:t>
+      </w:r>
+      <w:proofErr w:type="spellEnd"/>
+      <w:r>
+        <w:t xml:space="preserve">, primero se valida que el </w:t>
+      </w:r>
+      <w:proofErr w:type="spellStart"/>
+      <w:r>
+        <w:t>idUsuario</w:t>
+      </w:r>
+      <w:proofErr w:type="spellEnd"/>
+      <w:r>
+        <w:t xml:space="preserve"> venga presente. Luego se valida el token</w:t>
+      </w:r>
+      <w:r>
+        <w:t xml:space="preserve"> y si hacen las mismas acciones que el metodo anterior si es correcto o incorrecto y también se </w:t>
+      </w:r>
+      <w:r>
+        <w:t xml:space="preserve">obtiene el </w:t>
+      </w:r>
+      <w:proofErr w:type="spellStart"/>
+      <w:r>
+        <w:t>username</w:t>
+      </w:r>
+      <w:proofErr w:type="spellEnd"/>
+      <w:r>
+        <w:t xml:space="preserve"> que viene dentro del token y se busca en la base de datos</w:t>
+      </w:r>
+      <w:r>
+        <w:t xml:space="preserve"> para saber si el usuario que quiere editar está dentro del sistema</w:t>
+      </w:r>
+      <w:r>
+        <w:t>.</w:t>
+      </w:r>
+    </w:p>
+    <w:p>
+      <w:r>
+        <w:t xml:space="preserve">Después se busca al usuario que se quiere editar usando el </w:t>
+      </w:r>
+      <w:proofErr w:type="spellStart"/>
+      <w:r>
+        <w:t>idUsuario</w:t>
+      </w:r>
+      <w:proofErr w:type="spellEnd"/>
+      <w:r>
+        <w:t xml:space="preserve"> que llegó en la URL. Si ese usuario no existe, se devuelve un mensaje diciendo que el usuario que se quiere editar no existe.</w:t>
+      </w:r>
+    </w:p>
+    <w:p>
+      <w:r>
+        <w:t xml:space="preserve">Cuando el usuario sí existe, se crea un nuevo objeto de tipo Usuario llamado </w:t>
+      </w:r>
+      <w:proofErr w:type="spellStart"/>
+      <w:r>
+        <w:t>usuarioEditado</w:t>
+      </w:r>
+      <w:proofErr w:type="spellEnd"/>
+      <w:r>
+        <w:t>. A este objeto se le asignan los datos que sí se pueden modificar, como el rol, tipo de usuario, programa educativo, nombre, apellido paterno, apellido materno, correo y teléfono.</w:t>
+      </w:r>
+    </w:p>
+    <w:p>
+      <w:r>
+        <w:t xml:space="preserve">Hay campos que no se pueden editar directamente desde este </w:t>
+      </w:r>
+      <w:proofErr w:type="spellStart"/>
+      <w:r>
+        <w:t>endpoint</w:t>
+      </w:r>
+      <w:proofErr w:type="spellEnd"/>
+      <w:r>
+        <w:t xml:space="preserve">. Estos campos son el </w:t>
+      </w:r>
+      <w:proofErr w:type="spellStart"/>
+      <w:r>
+        <w:t>username</w:t>
+      </w:r>
+      <w:proofErr w:type="spellEnd"/>
+      <w:r>
+        <w:t xml:space="preserve">, la contraseña y la clave de usuario. Por eso, aunque alguien los mande desde </w:t>
+      </w:r>
+      <w:r>
+        <w:t>Postman</w:t>
+      </w:r>
+      <w:r>
+        <w:t xml:space="preserve">, el </w:t>
+      </w:r>
+      <w:proofErr w:type="spellStart"/>
+      <w:r>
+        <w:t>service</w:t>
+      </w:r>
+      <w:proofErr w:type="spellEnd"/>
+      <w:r>
+        <w:t xml:space="preserve"> no los toma como datos nuevos</w:t>
+      </w:r>
+      <w:r>
+        <w:t xml:space="preserve"> porque ya estan definidos a tomarse del usuario a editar original</w:t>
+      </w:r>
+      <w:r>
+        <w:t xml:space="preserve">. </w:t>
+      </w:r>
+    </w:p>
+    <w:p>
+      <w:r>
+        <w:t>También se conserva el estatus y el tiempo de creación del usuario. El único tiempo que sí cambia es el tiempo de actualización, porque al editar el registro se le asigna la fecha y hora actual.</w:t>
+      </w:r>
+    </w:p>
+    <w:p>
+      <w:r>
+        <w:t>Después se hacen las validaciones. Se revisa que vengan los datos obligatorios como rol, tipo de usuario, nombre, apellido paterno, programa educativo, correo y teléfono. También se valida el formato del correo, el tamaño del nombre, el tamaño de los apellidos, el tamaño del correo y el tamaño del teléfono.</w:t>
+      </w:r>
+    </w:p>
+    <w:p>
+      <w:r>
+        <w:t xml:space="preserve">Luego se revisa que el correo no esté repetido. Aquí hay una validación importante: si el correo ya existe, pero pertenece al mismo usuario que </w:t>
+      </w:r>
+      <w:r>
+        <w:t>está siendo e</w:t>
+      </w:r>
+      <w:r>
+        <w:t>ditando, no hay problema. Pero si el correo pertenece a otro usuario, entonces se detiene la operación y se avisa que el correo electrónico ya está registrado.</w:t>
+      </w:r>
+    </w:p>
+    <w:p>
+      <w:r>
+        <w:t xml:space="preserve">También se vuelven a validar </w:t>
+      </w:r>
+      <w:r>
+        <w:t xml:space="preserve">los parámetros de </w:t>
+      </w:r>
+      <w:proofErr w:type="spellStart"/>
+      <w:r>
+        <w:t>idRol</w:t>
+      </w:r>
+      <w:proofErr w:type="spellEnd"/>
+      <w:r>
+        <w:t xml:space="preserve">, </w:t>
+      </w:r>
+      <w:proofErr w:type="spellStart"/>
+      <w:r>
+        <w:t>idTipoUsuario</w:t>
+      </w:r>
+      <w:proofErr w:type="spellEnd"/>
+      <w:r>
+        <w:t xml:space="preserve"> e </w:t>
+      </w:r>
+      <w:proofErr w:type="spellStart"/>
+      <w:r>
+        <w:t>idprogramaEducativo</w:t>
+      </w:r>
+      <w:proofErr w:type="spellEnd"/>
+      <w:r>
+        <w:t>.</w:t>
+      </w:r>
+    </w:p>
+    <w:p>
+      <w:r>
+        <w:t xml:space="preserve">Si todo sale bien, se llama al </w:t>
+      </w:r>
+      <w:proofErr w:type="spellStart"/>
+      <w:r>
+        <w:t>repository</w:t>
+      </w:r>
+      <w:proofErr w:type="spellEnd"/>
+      <w:r>
+        <w:t xml:space="preserve"> y se ejecuta el método </w:t>
+      </w:r>
+      <w:proofErr w:type="spellStart"/>
+      <w:r>
+        <w:t>editarUsuario</w:t>
+      </w:r>
+      <w:proofErr w:type="spellEnd"/>
+      <w:r>
+        <w:t xml:space="preserve">. Este método hace el UPDATE en la tabla usuario, cambiando solamente los campos permitidos. Finalmente, el resultado regresa al </w:t>
+      </w:r>
+      <w:proofErr w:type="spellStart"/>
+      <w:r>
+        <w:t>service</w:t>
+      </w:r>
+      <w:proofErr w:type="spellEnd"/>
+      <w:r>
+        <w:t xml:space="preserve">, el </w:t>
+      </w:r>
+      <w:proofErr w:type="spellStart"/>
+      <w:r>
+        <w:t>service</w:t>
+      </w:r>
+      <w:proofErr w:type="spellEnd"/>
+      <w:r>
+        <w:t xml:space="preserve"> devuelve un mensaje de éxito y el </w:t>
+      </w:r>
+      <w:proofErr w:type="spellStart"/>
+      <w:r>
+        <w:t>controller</w:t>
+      </w:r>
+      <w:proofErr w:type="spellEnd"/>
+      <w:r>
+        <w:t xml:space="preserve"> responde a </w:t>
+      </w:r>
+      <w:r>
+        <w:t>Postman</w:t>
+      </w:r>
+      <w:r>
+        <w:t xml:space="preserve"> con un </w:t>
+      </w:r>
+      <w:proofErr w:type="spellStart"/>
+      <w:r>
+        <w:t>ResponseEntity.ok</w:t>
+      </w:r>
+      <w:proofErr w:type="spellEnd"/>
+      <w:r>
+        <w:t>.</w:t>
+      </w:r>
+    </w:p>
+    <w:p/>
+    <w:p>
+      <w:r>
+        <w:t xml:space="preserve">Función </w:t>
+      </w:r>
+      <w:proofErr w:type="spellStart"/>
+      <w:r>
+        <w:t>verPerfil</w:t>
+      </w:r>
+      <w:proofErr w:type="spellEnd"/>
+    </w:p>
+    <w:p>
+      <w:r>
+        <w:t xml:space="preserve">La función </w:t>
+      </w:r>
+      <w:proofErr w:type="spellStart"/>
+      <w:r>
+        <w:t>verPerfil</w:t>
+      </w:r>
+      <w:proofErr w:type="spellEnd"/>
+      <w:r>
+        <w:t xml:space="preserve"> permite consultar la información completa de un usuario. Esta función se manda desde </w:t>
+      </w:r>
+      <w:proofErr w:type="spellStart"/>
+      <w:r>
+        <w:t>postman</w:t>
+      </w:r>
+      <w:proofErr w:type="spellEnd"/>
+      <w:r>
+        <w:t xml:space="preserve"> con el método GET y la ruta http://localhost:8082/usuarios/verPerfil/{idUsuario}. En la URL se manda el id del usuario cuyo perfil se quiere </w:t>
+      </w:r>
+      <w:r>
+        <w:t>mostrar</w:t>
+      </w:r>
+      <w:r>
+        <w:t>.</w:t>
+      </w:r>
+    </w:p>
+    <w:p>
+      <w:r>
+        <w:t xml:space="preserve">Primero, la petición llega al </w:t>
+      </w:r>
+      <w:proofErr w:type="spellStart"/>
+      <w:r>
+        <w:t>controller</w:t>
+      </w:r>
+      <w:proofErr w:type="spellEnd"/>
+      <w:r>
+        <w:t xml:space="preserve">. Como en los demás casos, se revisa si viene el token en el </w:t>
+      </w:r>
+      <w:proofErr w:type="spellStart"/>
+      <w:r>
+        <w:t>header</w:t>
+      </w:r>
+      <w:proofErr w:type="spellEnd"/>
+      <w:r>
+        <w:t xml:space="preserve"> y</w:t>
+      </w:r>
+      <w:r>
+        <w:t xml:space="preserve"> se realiza todo como en anteriores casos,</w:t>
+      </w:r>
+      <w:r>
+        <w:t xml:space="preserve"> se manda al </w:t>
+      </w:r>
+      <w:proofErr w:type="spellStart"/>
+      <w:r>
+        <w:t>service</w:t>
+      </w:r>
+      <w:proofErr w:type="spellEnd"/>
+      <w:r>
+        <w:t xml:space="preserve"> junto con el </w:t>
+      </w:r>
+      <w:r>
+        <w:t>IdUsuario y e</w:t>
+      </w:r>
+      <w:r>
+        <w:t xml:space="preserve">n el </w:t>
+      </w:r>
+      <w:proofErr w:type="spellStart"/>
+      <w:r>
+        <w:t>service</w:t>
+      </w:r>
+      <w:proofErr w:type="spellEnd"/>
+      <w:r>
+        <w:t xml:space="preserve">, primero se valida que el </w:t>
+      </w:r>
+      <w:proofErr w:type="spellStart"/>
+      <w:r>
+        <w:t>idUsuario</w:t>
+      </w:r>
+      <w:proofErr w:type="spellEnd"/>
+      <w:r>
+        <w:t xml:space="preserve"> no venga vacío</w:t>
+      </w:r>
+      <w:r>
+        <w:t>.</w:t>
+      </w:r>
+    </w:p>
+    <w:p>
+      <w:r>
+        <w:t>Se busca si el usuario existe o no, se manda un mensaje de error si no se encuentra o se continua con el flujo según el caso y</w:t>
+      </w:r>
+      <w:r>
+        <w:t xml:space="preserve"> se revisa el estatus del usuario. Si el usuario está inactivo, no se muestra su perfil. Esto se maneja como una baja lógica, por lo que el sistema devuelve un mensaje indicando que el usuario se encuentra inactivo.</w:t>
+      </w:r>
+    </w:p>
+    <w:p>
+      <w:r>
+        <w:t xml:space="preserve">Si el usuario existe y está activo, se empieza a construir un </w:t>
+      </w:r>
+      <w:proofErr w:type="spellStart"/>
+      <w:r>
+        <w:t>UsuariosResponseDTO</w:t>
+      </w:r>
+      <w:proofErr w:type="spellEnd"/>
+      <w:r>
+        <w:t xml:space="preserve"> con todos los datos de su perfil que queremos mostrar, no todos porque algunos no son necesarios</w:t>
+      </w:r>
+    </w:p>
+    <w:p>
+      <w:r>
+        <w:t xml:space="preserve">Una vez armado el DTO, el </w:t>
+      </w:r>
+      <w:proofErr w:type="spellStart"/>
+      <w:r>
+        <w:t>service</w:t>
+      </w:r>
+      <w:proofErr w:type="spellEnd"/>
+      <w:r>
+        <w:t xml:space="preserve"> lo regresa al </w:t>
+      </w:r>
+      <w:proofErr w:type="spellStart"/>
+      <w:r>
+        <w:t>controller</w:t>
+      </w:r>
+      <w:proofErr w:type="spellEnd"/>
+      <w:r>
+        <w:t xml:space="preserve">. Luego, el </w:t>
+      </w:r>
+      <w:proofErr w:type="spellStart"/>
+      <w:r>
+        <w:t>controller</w:t>
+      </w:r>
+      <w:proofErr w:type="spellEnd"/>
+      <w:r>
+        <w:t xml:space="preserve"> responde con un </w:t>
+      </w:r>
+      <w:proofErr w:type="spellStart"/>
+      <w:r>
+        <w:t>ResponseEntity.ok</w:t>
+      </w:r>
+      <w:proofErr w:type="spellEnd"/>
+      <w:r>
+        <w:t xml:space="preserve">, mandando el perfil completo a </w:t>
+      </w:r>
+      <w:r>
+        <w:t>Postman</w:t>
+      </w:r>
+      <w:r>
+        <w:t>. Si algo falla durante el proceso, se devuelve un mensaje indicando la causa por la que no se pudo completar la operación.</w:t>
+      </w:r>
+    </w:p>
+    <w:p/>
+    <w:p>
+      <w:r>
+        <w:t xml:space="preserve">Función </w:t>
+      </w:r>
+      <w:proofErr w:type="spellStart"/>
+      <w:r>
+        <w:t>actualizarEstatus</w:t>
+      </w:r>
+      <w:proofErr w:type="spellEnd"/>
+    </w:p>
+    <w:p>
+      <w:r>
+        <w:t xml:space="preserve">La función </w:t>
+      </w:r>
+      <w:proofErr w:type="spellStart"/>
+      <w:r>
+        <w:t>actualizarEstatus</w:t>
+      </w:r>
+      <w:proofErr w:type="spellEnd"/>
+      <w:r>
+        <w:t xml:space="preserve"> sirve para cambiar el estatus de un usuario, ya sea de activo a inactivo o de inactivo a activo. Esta función se manda desde </w:t>
+      </w:r>
+      <w:proofErr w:type="spellStart"/>
+      <w:r>
+        <w:t>p</w:t>
+      </w:r>
+      <w:r>
+        <w:t>ostman</w:t>
+      </w:r>
+      <w:proofErr w:type="spellEnd"/>
+      <w:r>
+        <w:t xml:space="preserve"> con el método PATCH y la ruta http://localhost:8082/usuarios/actualizarEstatus/{idUsuario}/{idRol}.</w:t>
+      </w:r>
+    </w:p>
+    <w:p>
+      <w:r>
+        <w:t>En esta ruta se mandan dos datos por la URL</w:t>
+      </w:r>
+      <w:r>
+        <w:t xml:space="preserve"> que son</w:t>
+      </w:r>
+      <w:r>
+        <w:t xml:space="preserve"> el </w:t>
+      </w:r>
+      <w:proofErr w:type="spellStart"/>
+      <w:r>
+        <w:t>idUsuario</w:t>
+      </w:r>
+      <w:proofErr w:type="spellEnd"/>
+      <w:r>
+        <w:t xml:space="preserve"> del usuario al que se le quiere cambiar el estatus y el </w:t>
+      </w:r>
+      <w:proofErr w:type="spellStart"/>
+      <w:r>
+        <w:t>idRol</w:t>
+      </w:r>
+      <w:proofErr w:type="spellEnd"/>
+      <w:r>
+        <w:t xml:space="preserve"> de ese mismo usuario. Además, como en las demás funciones, se debe mandar el token en el </w:t>
+      </w:r>
+      <w:proofErr w:type="spellStart"/>
+      <w:r>
+        <w:t>header</w:t>
+      </w:r>
+      <w:proofErr w:type="spellEnd"/>
+      <w:r>
+        <w:t xml:space="preserve"> con autorización Bearer.</w:t>
+      </w:r>
+    </w:p>
+    <w:p>
+      <w:r>
+        <w:t xml:space="preserve">Primero, la petición llega al </w:t>
+      </w:r>
+      <w:proofErr w:type="spellStart"/>
+      <w:r>
+        <w:t>controller</w:t>
+      </w:r>
+      <w:proofErr w:type="spellEnd"/>
+      <w:r>
+        <w:t xml:space="preserve">. El </w:t>
+      </w:r>
+      <w:proofErr w:type="spellStart"/>
+      <w:r>
+        <w:t>controller</w:t>
+      </w:r>
+      <w:proofErr w:type="spellEnd"/>
+      <w:r>
+        <w:t xml:space="preserve"> revisa si viene el token</w:t>
+      </w:r>
+      <w:r>
+        <w:t xml:space="preserve"> hace la validación como siempre</w:t>
+      </w:r>
+      <w:r>
+        <w:t xml:space="preserve">, si todo bien con el token, se limpia y </w:t>
+      </w:r>
+      <w:r>
+        <w:t xml:space="preserve">manda al </w:t>
+      </w:r>
+      <w:proofErr w:type="spellStart"/>
+      <w:r>
+        <w:t>service</w:t>
+      </w:r>
+      <w:proofErr w:type="spellEnd"/>
+      <w:r>
+        <w:t xml:space="preserve"> </w:t>
+      </w:r>
+      <w:r>
+        <w:t xml:space="preserve">como siempre </w:t>
+      </w:r>
+      <w:r>
+        <w:t xml:space="preserve">junto con el </w:t>
+      </w:r>
+      <w:proofErr w:type="spellStart"/>
+      <w:r>
+        <w:t>idUsuario</w:t>
+      </w:r>
+      <w:proofErr w:type="spellEnd"/>
+      <w:r>
+        <w:t xml:space="preserve"> y el </w:t>
+      </w:r>
+      <w:proofErr w:type="spellStart"/>
+      <w:r>
+        <w:t>idRol</w:t>
+      </w:r>
+      <w:proofErr w:type="spellEnd"/>
+      <w:r>
+        <w:t>.</w:t>
+      </w:r>
+    </w:p>
+    <w:p>
+      <w:r>
+        <w:t xml:space="preserve">Dentro del </w:t>
+      </w:r>
+      <w:proofErr w:type="spellStart"/>
+      <w:r>
+        <w:t>service</w:t>
+      </w:r>
+      <w:proofErr w:type="spellEnd"/>
+      <w:r>
+        <w:t xml:space="preserve">, primero se valida que venga el </w:t>
+      </w:r>
+      <w:proofErr w:type="spellStart"/>
+      <w:r>
+        <w:t>idUsuario</w:t>
+      </w:r>
+      <w:proofErr w:type="spellEnd"/>
+      <w:r>
+        <w:t xml:space="preserve">. Después se valida que venga el </w:t>
+      </w:r>
+      <w:proofErr w:type="spellStart"/>
+      <w:r>
+        <w:t>idRol</w:t>
+      </w:r>
+      <w:proofErr w:type="spellEnd"/>
+      <w:r>
+        <w:t>. Si alguno de estos datos falta, se detiene la operación y se devuelve un mensaje indicando cuál dato falta</w:t>
+      </w:r>
+      <w:r>
+        <w:t>, l</w:t>
+      </w:r>
+      <w:r>
+        <w:t>uego se valida el token</w:t>
+      </w:r>
+      <w:r>
+        <w:t xml:space="preserve"> y se hace lo de siempre si es </w:t>
+      </w:r>
+      <w:proofErr w:type="spellStart"/>
+      <w:r>
+        <w:t>valido</w:t>
+      </w:r>
+      <w:proofErr w:type="spellEnd"/>
+      <w:r>
+        <w:t xml:space="preserve">, invalido o ya expiró y se </w:t>
+      </w:r>
+      <w:proofErr w:type="spellStart"/>
+      <w:r>
+        <w:t>se</w:t>
+      </w:r>
+      <w:proofErr w:type="spellEnd"/>
+      <w:r>
+        <w:t xml:space="preserve"> extrae el </w:t>
+      </w:r>
+      <w:proofErr w:type="spellStart"/>
+      <w:r>
+        <w:t>username</w:t>
+      </w:r>
+      <w:proofErr w:type="spellEnd"/>
+      <w:r>
+        <w:t xml:space="preserve"> del usuario para saber si rol</w:t>
+      </w:r>
+      <w:r>
+        <w:t>,</w:t>
+      </w:r>
+      <w:r>
+        <w:t xml:space="preserve"> si el usuario no es administrador</w:t>
+      </w:r>
+      <w:r>
+        <w:t xml:space="preserve"> el sistema no permite cambiar el estatus y devuelve </w:t>
+      </w:r>
+      <w:r>
+        <w:t>el mensaje de siempre</w:t>
+      </w:r>
+    </w:p>
+    <w:p>
+      <w:r>
+        <w:t xml:space="preserve">Después </w:t>
+      </w:r>
+      <w:r>
+        <w:t xml:space="preserve">se validan tanto el </w:t>
+      </w:r>
+      <w:proofErr w:type="spellStart"/>
+      <w:r>
+        <w:t>idUsuario</w:t>
+      </w:r>
+      <w:proofErr w:type="spellEnd"/>
+      <w:r>
+        <w:t xml:space="preserve"> como el </w:t>
+      </w:r>
+      <w:proofErr w:type="spellStart"/>
+      <w:r>
+        <w:t>idRol</w:t>
+      </w:r>
+      <w:proofErr w:type="spellEnd"/>
+      <w:r>
+        <w:t>, s</w:t>
+      </w:r>
+      <w:r>
+        <w:t xml:space="preserve">e busca al usuario al que se le quiere cambiar el estatus usando el </w:t>
+      </w:r>
+      <w:proofErr w:type="spellStart"/>
+      <w:r>
+        <w:t>idUsuario</w:t>
+      </w:r>
+      <w:proofErr w:type="spellEnd"/>
+      <w:r>
+        <w:t xml:space="preserve"> que llegó en la URL</w:t>
+      </w:r>
+      <w:r>
+        <w:t xml:space="preserve"> y se valida que el </w:t>
+      </w:r>
+      <w:proofErr w:type="spellStart"/>
+      <w:r>
+        <w:t>idRol</w:t>
+      </w:r>
+      <w:proofErr w:type="spellEnd"/>
+      <w:r>
+        <w:t xml:space="preserve"> coincida.</w:t>
+      </w:r>
+    </w:p>
+    <w:p>
+      <w:r>
+        <w:t>También se</w:t>
+      </w:r>
+      <w:r>
+        <w:t xml:space="preserve"> añadió una condición extra que evita que el administrador se pueda cambiar el estatus a si mismo, para evitar errores.</w:t>
+      </w:r>
+    </w:p>
+    <w:p>
+      <w:r>
+        <w:lastRenderedPageBreak/>
+        <w:t xml:space="preserve">Si todas las validaciones se cumplen, se revisa el estatus actual del usuario. Si el usuario está activo, se cambia a inactivo. Si el usuario está inactivo, se cambia a activo. También se asigna el tiempo de actualización con la fecha y hora actual, porque </w:t>
+      </w:r>
+      <w:r>
+        <w:t>el usuario se modificó en algo, en este caso el estatus.</w:t>
+      </w:r>
+    </w:p>
+    <w:p>
+      <w:r>
+        <w:t xml:space="preserve">Después se llama al </w:t>
+      </w:r>
+      <w:proofErr w:type="spellStart"/>
+      <w:r>
+        <w:t>repository</w:t>
+      </w:r>
+      <w:proofErr w:type="spellEnd"/>
+      <w:r>
+        <w:t xml:space="preserve"> y se ejecuta el método </w:t>
+      </w:r>
+      <w:proofErr w:type="spellStart"/>
+      <w:r>
+        <w:t>actualizarEstatus</w:t>
+      </w:r>
+      <w:proofErr w:type="spellEnd"/>
+      <w:r>
+        <w:t xml:space="preserve">, que hace el UPDATE en la tabla usuario. Si todo sale bien, el resultado regresa al </w:t>
+      </w:r>
+      <w:proofErr w:type="spellStart"/>
+      <w:r>
+        <w:t>service</w:t>
+      </w:r>
+      <w:proofErr w:type="spellEnd"/>
+      <w:r>
+        <w:t xml:space="preserve">, el </w:t>
+      </w:r>
+      <w:proofErr w:type="spellStart"/>
+      <w:r>
+        <w:t>service</w:t>
+      </w:r>
+      <w:proofErr w:type="spellEnd"/>
+      <w:r>
+        <w:t xml:space="preserve"> devuelve un mensaje de éxito y el </w:t>
+      </w:r>
+      <w:proofErr w:type="spellStart"/>
+      <w:r>
+        <w:t>controller</w:t>
+      </w:r>
+      <w:proofErr w:type="spellEnd"/>
+      <w:r>
+        <w:t xml:space="preserve"> responde a </w:t>
+      </w:r>
+      <w:r>
+        <w:t>Postman</w:t>
+      </w:r>
+      <w:r>
+        <w:t xml:space="preserve"> con un </w:t>
+      </w:r>
+      <w:proofErr w:type="spellStart"/>
+      <w:r>
+        <w:t>ResponseEntity.ok</w:t>
+      </w:r>
+      <w:proofErr w:type="spellEnd"/>
+      <w:r>
+        <w:t>.</w:t>
+      </w:r>
+    </w:p>
+    <w:p>
+      <w:r>
+        <w:t xml:space="preserve">Finalmente, </w:t>
+      </w:r>
+      <w:r>
+        <w:t>Postman</w:t>
+      </w:r>
+      <w:r>
+        <w:t xml:space="preserve"> muestra el mensaje indicando que el estatus del usuario se actualizó correctamente. Si algo falla, se muestra un mensaje explicando por qué no se pudo completar la operación.</w:t>
+      </w:r>
+    </w:p>
+    <w:p>
+      <w:pPr>
+        <w:pStyle w:val="Ttulo2"/>
+        <w:ind w:left="-851"/>
+        <w:rPr>
+          <w:color w:val="002060"/>
+          <w:sz w:val="24"/>
+          <w:szCs w:val="24"/>
+          <w:lang w:val="pt-PT"/>
+        </w:rPr>
+      </w:pPr>
+      <w:bookmarkStart w:id="5" w:name="_Toc230192316"/>
+      <w:r>
+        <w:rPr>
+          <w:color w:val="002060"/>
+          <w:sz w:val="24"/>
+          <w:szCs w:val="24"/>
+          <w:lang w:val="pt-PT"/>
+        </w:rPr>
+        <w:t xml:space="preserve">Vehículo </w:t>
+      </w:r>
+      <w:r>
+        <w:rPr>
+          <w:color w:val="002060"/>
+          <w:sz w:val="24"/>
+          <w:szCs w:val="24"/>
+          <w:lang w:val="pt-PT"/>
+        </w:rPr>
+        <w:t>(</w:t>
+      </w:r>
+      <w:r>
+        <w:rPr>
+          <w:color w:val="002060"/>
+          <w:sz w:val="24"/>
+          <w:szCs w:val="24"/>
+          <w:lang w:val="pt-PT"/>
+        </w:rPr>
+        <w:t>Vehicle</w:t>
+      </w:r>
+      <w:r>
+        <w:rPr>
+          <w:color w:val="002060"/>
+          <w:sz w:val="24"/>
+          <w:szCs w:val="24"/>
+          <w:lang w:val="pt-PT"/>
+        </w:rPr>
+        <w:t>Service)</w:t>
+      </w:r>
+      <w:bookmarkEnd w:id="5"/>
+    </w:p>
+    <w:p>
+      <w:pPr>
+        <w:pStyle w:val="Ttulo2"/>
+        <w:ind w:left="-851"/>
+        <w:rPr>
+          <w:color w:val="002060"/>
+          <w:sz w:val="24"/>
+          <w:szCs w:val="24"/>
+          <w:lang w:val="pt-PT"/>
+        </w:rPr>
+      </w:pPr>
+      <w:bookmarkStart w:id="6" w:name="_Toc230192317"/>
+      <w:r>
+        <w:rPr>
+          <w:color w:val="002060"/>
+          <w:sz w:val="24"/>
+          <w:szCs w:val="24"/>
+          <w:lang w:val="pt-PT"/>
+        </w:rPr>
+        <w:t>Estacionamiento (</w:t>
+      </w:r>
+      <w:r>
+        <w:rPr>
+          <w:color w:val="002060"/>
+          <w:sz w:val="24"/>
+          <w:szCs w:val="24"/>
+          <w:lang w:val="pt-PT"/>
+        </w:rPr>
+        <w:t>Parking</w:t>
+      </w:r>
+      <w:r>
+        <w:rPr>
+          <w:color w:val="002060"/>
+          <w:sz w:val="24"/>
+          <w:szCs w:val="24"/>
+          <w:lang w:val="pt-PT"/>
+        </w:rPr>
+        <w:t>Service)</w:t>
+      </w:r>
+      <w:bookmarkEnd w:id="6"/>
+    </w:p>
+    <w:p>
+      <w:pPr>
+        <w:rPr>
+          <w:lang w:val="pt-PT"/>
+        </w:rPr>
+      </w:pPr>
     </w:p>
     <w:p>
       <w:pPr>
@@ -3182,29 +4881,27 @@
         <w:spacing w:before="0"/>
         <w:ind w:left="-851"/>
         <w:rPr>
-          <w:sz w:val="30"/>
-          <w:szCs w:val="30"/>
-        </w:rPr>
-      </w:pPr>
-      <w:bookmarkStart w:id="2" w:name="_Toc230192313"/>
-      <w:r>
-        <w:rPr>
           <w:b/>
           <w:bCs/>
           <w:color w:val="002060"/>
-          <w:sz w:val="30"/>
-          <w:szCs w:val="30"/>
-        </w:rPr>
-        <w:t>Explicación de microservicios</w:t>
-      </w:r>
-      <w:bookmarkEnd w:id="2"/>
-      <w:r>
-        <w:rPr>
-          <w:sz w:val="30"/>
-          <w:szCs w:val="30"/>
-        </w:rPr>
-        <w:t xml:space="preserve"> </w:t>
-      </w:r>
+          <w:sz w:val="28"/>
+          <w:szCs w:val="28"/>
+          <w:lang w:val="pt-PT"/>
+        </w:rPr>
+      </w:pPr>
+      <w:bookmarkStart w:id="7" w:name="_Toc230192318"/>
+      <w:r>
+        <w:rPr>
+          <w:b/>
+          <w:bCs/>
+          <w:color w:val="002060"/>
+          <w:sz w:val="28"/>
+          <w:szCs w:val="28"/>
+          <w:lang w:val="pt-PT"/>
+        </w:rPr>
+        <w:t>Arquitectura del Sistema</w:t>
+      </w:r>
+      <w:bookmarkEnd w:id="7"/>
     </w:p>
     <w:p>
       <w:pPr>
@@ -3214,227 +4911,51 @@
           <w:color w:val="002060"/>
           <w:sz w:val="24"/>
           <w:szCs w:val="24"/>
-        </w:rPr>
-      </w:pPr>
-      <w:bookmarkStart w:id="3" w:name="_Toc230192314"/>
+          <w:lang w:val="pt-PT"/>
+        </w:rPr>
+      </w:pPr>
+      <w:bookmarkStart w:id="8" w:name="_Toc230192319"/>
       <w:r>
         <w:rPr>
           <w:color w:val="002060"/>
           <w:sz w:val="24"/>
           <w:szCs w:val="24"/>
-        </w:rPr>
-        <w:t>Autenticaci</w:t>
-      </w:r>
-      <w:r>
+          <w:lang w:val="pt-PT"/>
+        </w:rPr>
+        <w:t>Arquitectura de Microservicios</w:t>
+      </w:r>
+      <w:bookmarkEnd w:id="8"/>
+    </w:p>
+    <w:p>
+      <w:pPr>
+        <w:pStyle w:val="Ttulo2"/>
+        <w:ind w:left="-851"/>
         <w:rPr>
           <w:color w:val="002060"/>
           <w:sz w:val="24"/>
           <w:szCs w:val="24"/>
-        </w:rPr>
-        <w:t>ó</w:t>
-      </w:r>
+          <w:lang w:val="pt-PT"/>
+        </w:rPr>
+      </w:pPr>
+      <w:bookmarkStart w:id="9" w:name="_Toc230192320"/>
       <w:r>
         <w:rPr>
           <w:color w:val="002060"/>
           <w:sz w:val="24"/>
           <w:szCs w:val="24"/>
-        </w:rPr>
-        <w:t>n</w:t>
-      </w:r>
-      <w:r>
-        <w:rPr>
-          <w:color w:val="002060"/>
-          <w:sz w:val="24"/>
-          <w:szCs w:val="24"/>
-        </w:rPr>
-        <w:t xml:space="preserve"> </w:t>
-      </w:r>
-      <w:r>
-        <w:rPr>
-          <w:color w:val="002060"/>
-          <w:sz w:val="24"/>
-          <w:szCs w:val="24"/>
-        </w:rPr>
-        <w:t>(</w:t>
-      </w:r>
-      <w:r>
-        <w:rPr>
-          <w:color w:val="002060"/>
-          <w:sz w:val="24"/>
-          <w:szCs w:val="24"/>
-        </w:rPr>
-        <w:t>AuthService</w:t>
-      </w:r>
-      <w:r>
-        <w:rPr>
-          <w:color w:val="002060"/>
-          <w:sz w:val="24"/>
-          <w:szCs w:val="24"/>
-        </w:rPr>
-        <w:t>)</w:t>
-      </w:r>
-      <w:bookmarkEnd w:id="3"/>
-    </w:p>
-    <w:p>
-      <w:pPr>
-        <w:pStyle w:val="Ttulo2"/>
-        <w:ind w:left="-851"/>
-        <w:rPr>
-          <w:color w:val="002060"/>
-          <w:sz w:val="24"/>
-          <w:szCs w:val="24"/>
-        </w:rPr>
-      </w:pPr>
-      <w:bookmarkStart w:id="4" w:name="_Toc230192315"/>
-      <w:r>
-        <w:rPr>
-          <w:color w:val="002060"/>
-          <w:sz w:val="24"/>
-          <w:szCs w:val="24"/>
-        </w:rPr>
-        <w:t xml:space="preserve">Usuario </w:t>
-      </w:r>
-      <w:r>
-        <w:rPr>
-          <w:color w:val="002060"/>
-          <w:sz w:val="24"/>
-          <w:szCs w:val="24"/>
-        </w:rPr>
-        <w:t>(</w:t>
-      </w:r>
-      <w:r>
-        <w:rPr>
-          <w:color w:val="002060"/>
-          <w:sz w:val="24"/>
-          <w:szCs w:val="24"/>
-        </w:rPr>
-        <w:t>User</w:t>
-      </w:r>
-      <w:r>
-        <w:rPr>
-          <w:color w:val="002060"/>
-          <w:sz w:val="24"/>
-          <w:szCs w:val="24"/>
-        </w:rPr>
-        <w:t>Service</w:t>
-      </w:r>
-      <w:r>
-        <w:rPr>
-          <w:color w:val="002060"/>
-          <w:sz w:val="24"/>
-          <w:szCs w:val="24"/>
-        </w:rPr>
-        <w:t>)</w:t>
-      </w:r>
-      <w:bookmarkEnd w:id="4"/>
-    </w:p>
-    <w:p>
-      <w:pPr>
-        <w:pStyle w:val="Ttulo2"/>
-        <w:ind w:left="-851"/>
-        <w:rPr>
-          <w:color w:val="002060"/>
-          <w:sz w:val="24"/>
-          <w:szCs w:val="24"/>
-        </w:rPr>
-      </w:pPr>
-      <w:bookmarkStart w:id="5" w:name="_Toc230192316"/>
-      <w:r>
-        <w:rPr>
-          <w:color w:val="002060"/>
-          <w:sz w:val="24"/>
-          <w:szCs w:val="24"/>
-        </w:rPr>
-        <w:t xml:space="preserve">Vehículo </w:t>
-      </w:r>
-      <w:r>
-        <w:rPr>
-          <w:color w:val="002060"/>
-          <w:sz w:val="24"/>
-          <w:szCs w:val="24"/>
-        </w:rPr>
-        <w:t>(</w:t>
-      </w:r>
-      <w:r>
-        <w:rPr>
-          <w:color w:val="002060"/>
-          <w:sz w:val="24"/>
-          <w:szCs w:val="24"/>
-        </w:rPr>
-        <w:t>Vehicle</w:t>
-      </w:r>
-      <w:r>
-        <w:rPr>
-          <w:color w:val="002060"/>
-          <w:sz w:val="24"/>
-          <w:szCs w:val="24"/>
-        </w:rPr>
-        <w:t>Service</w:t>
-      </w:r>
-      <w:r>
-        <w:rPr>
-          <w:color w:val="002060"/>
-          <w:sz w:val="24"/>
-          <w:szCs w:val="24"/>
-        </w:rPr>
-        <w:t>)</w:t>
-      </w:r>
-      <w:bookmarkEnd w:id="5"/>
-    </w:p>
-    <w:p>
-      <w:pPr>
-        <w:pStyle w:val="Ttulo2"/>
-        <w:ind w:left="-851"/>
-        <w:rPr>
-          <w:color w:val="002060"/>
-          <w:sz w:val="24"/>
-          <w:szCs w:val="24"/>
-        </w:rPr>
-      </w:pPr>
-      <w:bookmarkStart w:id="6" w:name="_Toc230192317"/>
-      <w:r>
-        <w:rPr>
-          <w:color w:val="002060"/>
-          <w:sz w:val="24"/>
-          <w:szCs w:val="24"/>
-        </w:rPr>
-        <w:t>Estacionamiento</w:t>
-      </w:r>
-      <w:r>
-        <w:rPr>
-          <w:color w:val="002060"/>
-          <w:sz w:val="24"/>
-          <w:szCs w:val="24"/>
-        </w:rPr>
-        <w:t xml:space="preserve"> (</w:t>
-      </w:r>
-      <w:r>
-        <w:rPr>
-          <w:color w:val="002060"/>
-          <w:sz w:val="24"/>
-          <w:szCs w:val="24"/>
-        </w:rPr>
-        <w:t>Parking</w:t>
-      </w:r>
-      <w:r>
-        <w:rPr>
-          <w:color w:val="002060"/>
-          <w:sz w:val="24"/>
-          <w:szCs w:val="24"/>
-        </w:rPr>
-        <w:t>Service</w:t>
-      </w:r>
-      <w:r>
-        <w:rPr>
-          <w:color w:val="002060"/>
-          <w:sz w:val="24"/>
-          <w:szCs w:val="24"/>
-        </w:rPr>
-        <w:t>)</w:t>
-      </w:r>
-      <w:bookmarkEnd w:id="6"/>
-    </w:p>
-    <w:p/>
+          <w:lang w:val="pt-PT"/>
+        </w:rPr>
+        <w:t>Arquitectura por Capas</w:t>
+      </w:r>
+      <w:bookmarkEnd w:id="9"/>
+    </w:p>
+    <w:p>
+      <w:pPr>
+        <w:rPr>
+          <w:lang w:val="pt-PT"/>
+        </w:rPr>
+      </w:pPr>
+    </w:p>
     <w:p>
       <w:pPr>
         <w:pStyle w:val="Ttulo1"/>
@@ -3446,9 +4967,10 @@
           <w:color w:val="002060"/>
           <w:sz w:val="28"/>
           <w:szCs w:val="28"/>
-        </w:rPr>
-      </w:pPr>
-      <w:bookmarkStart w:id="7" w:name="_Toc230192318"/>
+          <w:lang w:val="pt-PT"/>
+        </w:rPr>
+      </w:pPr>
+      <w:bookmarkStart w:id="10" w:name="_Toc230192321"/>
       <w:r>
         <w:rPr>
           <w:b/>
@@ -3456,10 +4978,11 @@
           <w:color w:val="002060"/>
           <w:sz w:val="28"/>
           <w:szCs w:val="28"/>
-        </w:rPr>
-        <w:t>Arquitectura del Sistema</w:t>
-      </w:r>
-      <w:bookmarkEnd w:id="7"/>
+          <w:lang w:val="pt-PT"/>
+        </w:rPr>
+        <w:t>Diagramas</w:t>
+      </w:r>
+      <w:bookmarkEnd w:id="10"/>
     </w:p>
     <w:p>
       <w:pPr>
@@ -3469,18 +4992,20 @@
           <w:color w:val="002060"/>
           <w:sz w:val="24"/>
           <w:szCs w:val="24"/>
-        </w:rPr>
-      </w:pPr>
-      <w:bookmarkStart w:id="8" w:name="_Toc230192319"/>
+          <w:lang w:val="pt-PT"/>
+        </w:rPr>
+      </w:pPr>
+      <w:bookmarkStart w:id="11" w:name="_Toc230192322"/>
       <w:r>
         <w:rPr>
           <w:color w:val="002060"/>
           <w:sz w:val="24"/>
           <w:szCs w:val="24"/>
-        </w:rPr>
-        <w:t>Arquitectura de Microservicios</w:t>
-      </w:r>
-      <w:bookmarkEnd w:id="8"/>
+          <w:lang w:val="pt-PT"/>
+        </w:rPr>
+        <w:t>Diagrama General de Arquitectura</w:t>
+      </w:r>
+      <w:bookmarkEnd w:id="11"/>
     </w:p>
     <w:p>
       <w:pPr>
@@ -3490,20 +5015,128 @@
           <w:color w:val="002060"/>
           <w:sz w:val="24"/>
           <w:szCs w:val="24"/>
-        </w:rPr>
-      </w:pPr>
-      <w:bookmarkStart w:id="9" w:name="_Toc230192320"/>
+          <w:lang w:val="pt-PT"/>
+        </w:rPr>
+      </w:pPr>
+      <w:bookmarkStart w:id="12" w:name="_Toc230192323"/>
       <w:r>
         <w:rPr>
           <w:color w:val="002060"/>
           <w:sz w:val="24"/>
           <w:szCs w:val="24"/>
-        </w:rPr>
-        <w:t>Arquitectura por Capas</w:t>
-      </w:r>
-      <w:bookmarkEnd w:id="9"/>
-    </w:p>
-    <w:p/>
+          <w:lang w:val="pt-PT"/>
+        </w:rPr>
+        <w:t>Diagrama de Despliegue</w:t>
+      </w:r>
+      <w:bookmarkEnd w:id="12"/>
+    </w:p>
+    <w:p>
+      <w:pPr>
+        <w:pStyle w:val="Ttulo2"/>
+        <w:ind w:left="-851"/>
+        <w:rPr>
+          <w:color w:val="002060"/>
+          <w:sz w:val="24"/>
+          <w:szCs w:val="24"/>
+          <w:lang w:val="pt-PT"/>
+        </w:rPr>
+      </w:pPr>
+      <w:bookmarkStart w:id="13" w:name="_Toc230192324"/>
+      <w:r>
+        <w:rPr>
+          <w:color w:val="002060"/>
+          <w:sz w:val="24"/>
+          <w:szCs w:val="24"/>
+          <w:lang w:val="pt-PT"/>
+        </w:rPr>
+        <w:t xml:space="preserve">Diagrama de </w:t>
+      </w:r>
+      <w:r>
+        <w:rPr>
+          <w:color w:val="002060"/>
+          <w:sz w:val="24"/>
+          <w:szCs w:val="24"/>
+          <w:lang w:val="pt-PT"/>
+        </w:rPr>
+        <w:t>c</w:t>
+      </w:r>
+      <w:r>
+        <w:rPr>
+          <w:color w:val="002060"/>
+          <w:sz w:val="24"/>
+          <w:szCs w:val="24"/>
+          <w:lang w:val="pt-PT"/>
+        </w:rPr>
+        <w:t>omponentes</w:t>
+      </w:r>
+      <w:r>
+        <w:rPr>
+          <w:color w:val="002060"/>
+          <w:sz w:val="24"/>
+          <w:szCs w:val="24"/>
+          <w:lang w:val="pt-PT"/>
+        </w:rPr>
+        <w:t xml:space="preserve"> </w:t>
+      </w:r>
+      <w:r>
+        <w:rPr>
+          <w:color w:val="002060"/>
+          <w:sz w:val="24"/>
+          <w:szCs w:val="24"/>
+          <w:lang w:val="pt-PT"/>
+        </w:rPr>
+        <w:t xml:space="preserve">de </w:t>
+      </w:r>
+      <w:r>
+        <w:rPr>
+          <w:color w:val="002060"/>
+          <w:sz w:val="24"/>
+          <w:szCs w:val="24"/>
+          <w:lang w:val="pt-PT"/>
+        </w:rPr>
+        <w:t xml:space="preserve">una </w:t>
+      </w:r>
+      <w:r>
+        <w:rPr>
+          <w:color w:val="002060"/>
+          <w:sz w:val="24"/>
+          <w:szCs w:val="24"/>
+          <w:lang w:val="pt-PT"/>
+        </w:rPr>
+        <w:t>arquitectura en capas</w:t>
+      </w:r>
+      <w:bookmarkEnd w:id="13"/>
+    </w:p>
+    <w:p>
+      <w:pPr>
+        <w:pStyle w:val="Ttulo2"/>
+        <w:ind w:left="-851"/>
+        <w:rPr>
+          <w:color w:val="002060"/>
+          <w:sz w:val="24"/>
+          <w:szCs w:val="24"/>
+          <w:lang w:val="pt-PT"/>
+        </w:rPr>
+      </w:pPr>
+      <w:bookmarkStart w:id="14" w:name="_Toc230192325"/>
+      <w:r>
+        <w:rPr>
+          <w:color w:val="002060"/>
+          <w:sz w:val="24"/>
+          <w:szCs w:val="24"/>
+          <w:lang w:val="pt-PT"/>
+        </w:rPr>
+        <w:t>Diagrama de Flujo de Autenticación JWT</w:t>
+      </w:r>
+      <w:bookmarkEnd w:id="14"/>
+    </w:p>
+    <w:p>
+      <w:pPr>
+        <w:rPr>
+          <w:lang w:val="pt-PT"/>
+        </w:rPr>
+      </w:pPr>
+    </w:p>
     <w:p>
       <w:pPr>
         <w:pStyle w:val="Ttulo1"/>
@@ -3515,9 +5148,10 @@
           <w:color w:val="002060"/>
           <w:sz w:val="28"/>
           <w:szCs w:val="28"/>
-        </w:rPr>
-      </w:pPr>
-      <w:bookmarkStart w:id="10" w:name="_Toc230192321"/>
+          <w:lang w:val="pt-PT"/>
+        </w:rPr>
+      </w:pPr>
+      <w:bookmarkStart w:id="15" w:name="_Toc230192326"/>
       <w:r>
         <w:rPr>
           <w:b/>
@@ -3525,158 +5159,22 @@
           <w:color w:val="002060"/>
           <w:sz w:val="28"/>
           <w:szCs w:val="28"/>
-        </w:rPr>
-        <w:t>Diagramas</w:t>
-      </w:r>
-      <w:bookmarkEnd w:id="10"/>
-    </w:p>
-    <w:p>
-      <w:pPr>
-        <w:pStyle w:val="Ttulo2"/>
-        <w:ind w:left="-851"/>
-        <w:rPr>
-          <w:color w:val="002060"/>
-          <w:sz w:val="24"/>
-          <w:szCs w:val="24"/>
-        </w:rPr>
-      </w:pPr>
-      <w:bookmarkStart w:id="11" w:name="_Toc230192322"/>
-      <w:r>
-        <w:rPr>
-          <w:color w:val="002060"/>
-          <w:sz w:val="24"/>
-          <w:szCs w:val="24"/>
-        </w:rPr>
-        <w:t>Diagrama General de Arquitectura</w:t>
-      </w:r>
-      <w:bookmarkEnd w:id="11"/>
-    </w:p>
-    <w:p>
-      <w:pPr>
-        <w:pStyle w:val="Ttulo2"/>
-        <w:ind w:left="-851"/>
-        <w:rPr>
-          <w:color w:val="002060"/>
-          <w:sz w:val="24"/>
-          <w:szCs w:val="24"/>
-        </w:rPr>
-      </w:pPr>
-      <w:bookmarkStart w:id="12" w:name="_Toc230192323"/>
-      <w:r>
-        <w:rPr>
-          <w:color w:val="002060"/>
-          <w:sz w:val="24"/>
-          <w:szCs w:val="24"/>
-        </w:rPr>
-        <w:t>Diagrama de Despliegue</w:t>
-      </w:r>
-      <w:bookmarkEnd w:id="12"/>
-    </w:p>
-    <w:p>
-      <w:pPr>
-        <w:pStyle w:val="Ttulo2"/>
-        <w:ind w:left="-851"/>
-        <w:rPr>
-          <w:color w:val="002060"/>
-          <w:sz w:val="24"/>
-          <w:szCs w:val="24"/>
-        </w:rPr>
-      </w:pPr>
-      <w:bookmarkStart w:id="13" w:name="_Toc230192324"/>
-      <w:r>
-        <w:rPr>
-          <w:color w:val="002060"/>
-          <w:sz w:val="24"/>
-          <w:szCs w:val="24"/>
-        </w:rPr>
-        <w:t xml:space="preserve">Diagrama de </w:t>
-      </w:r>
-      <w:r>
-        <w:rPr>
-          <w:color w:val="002060"/>
-          <w:sz w:val="24"/>
-          <w:szCs w:val="24"/>
-        </w:rPr>
-        <w:t>c</w:t>
-      </w:r>
-      <w:r>
-        <w:rPr>
-          <w:color w:val="002060"/>
-          <w:sz w:val="24"/>
-          <w:szCs w:val="24"/>
-        </w:rPr>
-        <w:t>omponentes</w:t>
-      </w:r>
-      <w:r>
-        <w:rPr>
-          <w:color w:val="002060"/>
-          <w:sz w:val="24"/>
-          <w:szCs w:val="24"/>
-        </w:rPr>
-        <w:t xml:space="preserve"> </w:t>
-      </w:r>
-      <w:r>
-        <w:rPr>
-          <w:color w:val="002060"/>
-          <w:sz w:val="24"/>
-          <w:szCs w:val="24"/>
-        </w:rPr>
-        <w:t xml:space="preserve">de </w:t>
-      </w:r>
-      <w:r>
-        <w:rPr>
-          <w:color w:val="002060"/>
-          <w:sz w:val="24"/>
-          <w:szCs w:val="24"/>
-        </w:rPr>
-        <w:t xml:space="preserve">una </w:t>
-      </w:r>
-      <w:r>
-        <w:rPr>
-          <w:color w:val="002060"/>
-          <w:sz w:val="24"/>
-          <w:szCs w:val="24"/>
-        </w:rPr>
-        <w:t>arquitectura en capas</w:t>
-      </w:r>
-      <w:bookmarkEnd w:id="13"/>
-    </w:p>
-    <w:p>
-      <w:pPr>
-        <w:pStyle w:val="Ttulo2"/>
-        <w:ind w:left="-851"/>
-        <w:rPr>
-          <w:color w:val="002060"/>
-          <w:sz w:val="24"/>
-          <w:szCs w:val="24"/>
-        </w:rPr>
-      </w:pPr>
-      <w:bookmarkStart w:id="14" w:name="_Toc230192325"/>
-      <w:r>
-        <w:rPr>
-          <w:color w:val="002060"/>
-          <w:sz w:val="24"/>
-          <w:szCs w:val="24"/>
-        </w:rPr>
-        <w:t>Diagrama de Flujo de Autenticación JWT</w:t>
-      </w:r>
-      <w:bookmarkEnd w:id="14"/>
-    </w:p>
-    <w:p/>
-    <w:p>
-      <w:pPr>
-        <w:pStyle w:val="Ttulo1"/>
-        <w:spacing w:before="0"/>
-        <w:ind w:left="-851"/>
+          <w:lang w:val="pt-PT"/>
+        </w:rPr>
+        <w:t>Diseño de API R</w:t>
+      </w:r>
+      <w:r>
         <w:rPr>
           <w:b/>
           <w:bCs/>
           <w:color w:val="002060"/>
           <w:sz w:val="28"/>
           <w:szCs w:val="28"/>
-        </w:rPr>
-      </w:pPr>
-      <w:bookmarkStart w:id="15" w:name="_Toc230192326"/>
+          <w:lang w:val="pt-PT"/>
+        </w:rPr>
+        <w:t>EST</w:t>
+      </w:r>
+      <w:bookmarkEnd w:id="15"/>
       <w:r>
         <w:rPr>
           <w:b/>
@@ -3684,32 +5182,18 @@
           <w:color w:val="002060"/>
           <w:sz w:val="28"/>
           <w:szCs w:val="28"/>
-        </w:rPr>
-        <w:t>Diseño de API R</w:t>
-      </w:r>
-      <w:r>
-        <w:rPr>
-          <w:b/>
-          <w:bCs/>
-          <w:color w:val="002060"/>
-          <w:sz w:val="28"/>
-          <w:szCs w:val="28"/>
-        </w:rPr>
-        <w:t>EST</w:t>
-      </w:r>
-      <w:bookmarkEnd w:id="15"/>
-      <w:r>
-        <w:rPr>
-          <w:b/>
-          <w:bCs/>
-          <w:color w:val="002060"/>
-          <w:sz w:val="28"/>
-          <w:szCs w:val="28"/>
+          <w:lang w:val="pt-PT"/>
         </w:rPr>
         <w:t xml:space="preserve"> </w:t>
       </w:r>
     </w:p>
-    <w:p/>
+    <w:p>
+      <w:pPr>
+        <w:rPr>
+          <w:lang w:val="pt-PT"/>
+        </w:rPr>
+      </w:pPr>
+    </w:p>
     <w:tbl>
       <w:tblPr>
         <w:tblStyle w:val="Tablaconcuadrcula"/>
@@ -3718,12 +5202,12 @@
         <w:tblLook w:val="04A0" w:firstRow="1" w:lastRow="0" w:firstColumn="1" w:lastColumn="0" w:noHBand="0" w:noVBand="1"/>
       </w:tblPr>
       <w:tblGrid>
-        <w:gridCol w:w="1619"/>
-        <w:gridCol w:w="2062"/>
-        <w:gridCol w:w="2268"/>
-        <w:gridCol w:w="1134"/>
-        <w:gridCol w:w="1701"/>
-        <w:gridCol w:w="2127"/>
+        <w:gridCol w:w="950"/>
+        <w:gridCol w:w="2734"/>
+        <w:gridCol w:w="1535"/>
+        <w:gridCol w:w="814"/>
+        <w:gridCol w:w="2688"/>
+        <w:gridCol w:w="2763"/>
       </w:tblGrid>
       <w:tr>
         <w:trPr>
@@ -3731,7 +5215,7 @@
         </w:trPr>
         <w:tc>
           <w:tcPr>
-            <w:tcW w:w="1619" w:type="dxa"/>
+            <w:tcW w:w="972" w:type="dxa"/>
             <w:shd w:val="clear" w:color="auto" w:fill="002060"/>
           </w:tcPr>
           <w:p>
@@ -3755,7 +5239,7 @@
         </w:tc>
         <w:tc>
           <w:tcPr>
-            <w:tcW w:w="2062" w:type="dxa"/>
+            <w:tcW w:w="2734" w:type="dxa"/>
             <w:shd w:val="clear" w:color="auto" w:fill="002060"/>
           </w:tcPr>
           <w:p>
@@ -3781,7 +5265,7 @@
         </w:tc>
         <w:tc>
           <w:tcPr>
-            <w:tcW w:w="2268" w:type="dxa"/>
+            <w:tcW w:w="2073" w:type="dxa"/>
             <w:shd w:val="clear" w:color="auto" w:fill="002060"/>
           </w:tcPr>
           <w:p>
@@ -3805,7 +5289,7 @@
         </w:tc>
         <w:tc>
           <w:tcPr>
-            <w:tcW w:w="1134" w:type="dxa"/>
+            <w:tcW w:w="824" w:type="dxa"/>
             <w:shd w:val="clear" w:color="auto" w:fill="002060"/>
           </w:tcPr>
           <w:p>
@@ -3829,7 +5313,7 @@
         </w:tc>
         <w:tc>
           <w:tcPr>
-            <w:tcW w:w="1701" w:type="dxa"/>
+            <w:tcW w:w="2465" w:type="dxa"/>
             <w:shd w:val="clear" w:color="auto" w:fill="002060"/>
           </w:tcPr>
           <w:p>
@@ -3855,7 +5339,7 @@
         </w:tc>
         <w:tc>
           <w:tcPr>
-            <w:tcW w:w="2127" w:type="dxa"/>
+            <w:tcW w:w="1843" w:type="dxa"/>
             <w:shd w:val="clear" w:color="auto" w:fill="002060"/>
           </w:tcPr>
           <w:p>
@@ -3884,37 +5368,37 @@
         </w:trPr>
         <w:tc>
           <w:tcPr>
-            <w:tcW w:w="1619" w:type="dxa"/>
+            <w:tcW w:w="972" w:type="dxa"/>
           </w:tcPr>
           <w:p/>
         </w:tc>
         <w:tc>
           <w:tcPr>
-            <w:tcW w:w="2062" w:type="dxa"/>
+            <w:tcW w:w="2734" w:type="dxa"/>
           </w:tcPr>
           <w:p/>
         </w:tc>
         <w:tc>
           <w:tcPr>
-            <w:tcW w:w="2268" w:type="dxa"/>
+            <w:tcW w:w="2073" w:type="dxa"/>
           </w:tcPr>
           <w:p/>
         </w:tc>
         <w:tc>
           <w:tcPr>
-            <w:tcW w:w="1134" w:type="dxa"/>
+            <w:tcW w:w="824" w:type="dxa"/>
           </w:tcPr>
           <w:p/>
         </w:tc>
         <w:tc>
           <w:tcPr>
-            <w:tcW w:w="1701" w:type="dxa"/>
+            <w:tcW w:w="2465" w:type="dxa"/>
           </w:tcPr>
           <w:p/>
         </w:tc>
         <w:tc>
           <w:tcPr>
-            <w:tcW w:w="2127" w:type="dxa"/>
+            <w:tcW w:w="1843" w:type="dxa"/>
           </w:tcPr>
           <w:p/>
         </w:tc>
@@ -3925,37 +5409,887 @@
         </w:trPr>
         <w:tc>
           <w:tcPr>
-            <w:tcW w:w="1619" w:type="dxa"/>
+            <w:tcW w:w="972" w:type="dxa"/>
           </w:tcPr>
           <w:p/>
         </w:tc>
         <w:tc>
           <w:tcPr>
-            <w:tcW w:w="2062" w:type="dxa"/>
+            <w:tcW w:w="2734" w:type="dxa"/>
           </w:tcPr>
           <w:p/>
         </w:tc>
         <w:tc>
           <w:tcPr>
-            <w:tcW w:w="2268" w:type="dxa"/>
+            <w:tcW w:w="2073" w:type="dxa"/>
           </w:tcPr>
           <w:p/>
         </w:tc>
         <w:tc>
           <w:tcPr>
-            <w:tcW w:w="1134" w:type="dxa"/>
+            <w:tcW w:w="824" w:type="dxa"/>
           </w:tcPr>
           <w:p/>
         </w:tc>
         <w:tc>
           <w:tcPr>
-            <w:tcW w:w="1701" w:type="dxa"/>
+            <w:tcW w:w="2465" w:type="dxa"/>
           </w:tcPr>
           <w:p/>
         </w:tc>
         <w:tc>
           <w:tcPr>
-            <w:tcW w:w="2127" w:type="dxa"/>
+            <w:tcW w:w="1843" w:type="dxa"/>
+          </w:tcPr>
+          <w:p/>
+        </w:tc>
+      </w:tr>
+      <w:tr>
+        <w:trPr>
+          <w:trHeight w:val="278"/>
+        </w:trPr>
+        <w:tc>
+          <w:tcPr>
+            <w:tcW w:w="972" w:type="dxa"/>
+          </w:tcPr>
+          <w:p/>
+        </w:tc>
+        <w:tc>
+          <w:tcPr>
+            <w:tcW w:w="2734" w:type="dxa"/>
+          </w:tcPr>
+          <w:p/>
+        </w:tc>
+        <w:tc>
+          <w:tcPr>
+            <w:tcW w:w="2073" w:type="dxa"/>
+          </w:tcPr>
+          <w:p/>
+        </w:tc>
+        <w:tc>
+          <w:tcPr>
+            <w:tcW w:w="824" w:type="dxa"/>
+          </w:tcPr>
+          <w:p/>
+        </w:tc>
+        <w:tc>
+          <w:tcPr>
+            <w:tcW w:w="2465" w:type="dxa"/>
+          </w:tcPr>
+          <w:p/>
+        </w:tc>
+        <w:tc>
+          <w:tcPr>
+            <w:tcW w:w="1843" w:type="dxa"/>
+          </w:tcPr>
+          <w:p/>
+        </w:tc>
+      </w:tr>
+      <w:tr>
+        <w:trPr>
+          <w:trHeight w:val="278"/>
+        </w:trPr>
+        <w:tc>
+          <w:tcPr>
+            <w:tcW w:w="972" w:type="dxa"/>
+          </w:tcPr>
+          <w:p>
+            <w:r>
+              <w:t>POST</w:t>
+            </w:r>
+          </w:p>
+        </w:tc>
+        <w:tc>
+          <w:tcPr>
+            <w:tcW w:w="2734" w:type="dxa"/>
+          </w:tcPr>
+          <w:p>
+            <w:r>
+              <w:t>/usuarios/agregar</w:t>
+            </w:r>
+          </w:p>
+        </w:tc>
+        <w:tc>
+          <w:tcPr>
+            <w:tcW w:w="2073" w:type="dxa"/>
+          </w:tcPr>
+          <w:p>
+            <w:r>
+              <w:t>Permite registrar un nuevo usuario en el sistema. Solo lo puede hacer un administrador con token válido.</w:t>
+            </w:r>
+          </w:p>
+        </w:tc>
+        <w:tc>
+          <w:tcPr>
+            <w:tcW w:w="824" w:type="dxa"/>
+          </w:tcPr>
+          <w:p>
+            <w:r>
+              <w:t>Bearer Token</w:t>
+            </w:r>
+          </w:p>
+        </w:tc>
+        <w:tc>
+          <w:tcPr>
+            <w:tcW w:w="2465" w:type="dxa"/>
+          </w:tcPr>
+          <w:p>
+            <w:r>
+              <w:t>{</w:t>
+            </w:r>
+          </w:p>
+          <w:p>
+            <w:r>
+              <w:t>  "</w:t>
+            </w:r>
+            <w:proofErr w:type="spellStart"/>
+            <w:r>
+              <w:t>idRol</w:t>
+            </w:r>
+            <w:proofErr w:type="spellEnd"/>
+            <w:r>
+              <w:t>": 2,</w:t>
+            </w:r>
+          </w:p>
+          <w:p>
+            <w:r>
+              <w:t>  "</w:t>
+            </w:r>
+            <w:proofErr w:type="spellStart"/>
+            <w:r>
+              <w:t>idTipoUsuario</w:t>
+            </w:r>
+            <w:proofErr w:type="spellEnd"/>
+            <w:r>
+              <w:t>": 1,</w:t>
+            </w:r>
+          </w:p>
+          <w:p>
+            <w:r>
+              <w:t>  "</w:t>
+            </w:r>
+            <w:proofErr w:type="spellStart"/>
+            <w:r>
+              <w:t>idProgramaEducativo</w:t>
+            </w:r>
+            <w:proofErr w:type="spellEnd"/>
+            <w:r>
+              <w:t>": 1,</w:t>
+            </w:r>
+          </w:p>
+          <w:p>
+            <w:r>
+              <w:t>  "nombre": "Johan",</w:t>
+            </w:r>
+          </w:p>
+          <w:p>
+            <w:pPr>
+              <w:rPr>
+                <w:lang w:val="pt-PT"/>
+              </w:rPr>
+            </w:pPr>
+            <w:r>
+              <w:t xml:space="preserve">  </w:t>
+            </w:r>
+            <w:r>
+              <w:rPr>
+                <w:lang w:val="pt-PT"/>
+              </w:rPr>
+              <w:t>"apellidoPaterno": "Andrade",</w:t>
+            </w:r>
+          </w:p>
+          <w:p>
+            <w:pPr>
+              <w:rPr>
+                <w:lang w:val="pt-PT"/>
+              </w:rPr>
+            </w:pPr>
+            <w:r>
+              <w:rPr>
+                <w:lang w:val="pt-PT"/>
+              </w:rPr>
+              <w:t>  "apellidoMaterno": "Merino",</w:t>
+            </w:r>
+          </w:p>
+          <w:p>
+            <w:pPr>
+              <w:rPr>
+                <w:lang w:val="pt-PT"/>
+              </w:rPr>
+            </w:pPr>
+            <w:r>
+              <w:rPr>
+                <w:lang w:val="pt-PT"/>
+              </w:rPr>
+              <w:t>  "email": "johan@j2rp.com",</w:t>
+            </w:r>
+          </w:p>
+          <w:p>
+            <w:pPr>
+              <w:rPr>
+                <w:lang w:val="pt-PT"/>
+              </w:rPr>
+            </w:pPr>
+            <w:r>
+              <w:rPr>
+                <w:lang w:val="pt-PT"/>
+              </w:rPr>
+              <w:lastRenderedPageBreak/>
+              <w:t>  "telefono": "2281234567",</w:t>
+            </w:r>
+          </w:p>
+          <w:p>
+            <w:pPr>
+              <w:rPr>
+                <w:lang w:val="pt-PT"/>
+              </w:rPr>
+            </w:pPr>
+            <w:r>
+              <w:rPr>
+                <w:lang w:val="pt-PT"/>
+              </w:rPr>
+              <w:t>  "username": "johandrade",</w:t>
+            </w:r>
+          </w:p>
+          <w:p>
+            <w:pPr>
+              <w:rPr>
+                <w:lang w:val="pt-PT"/>
+              </w:rPr>
+            </w:pPr>
+            <w:r>
+              <w:rPr>
+                <w:lang w:val="pt-PT"/>
+              </w:rPr>
+              <w:t>  "password":"123!"</w:t>
+            </w:r>
+          </w:p>
+          <w:p>
+            <w:r>
+              <w:t>}</w:t>
+            </w:r>
+          </w:p>
+          <w:p/>
+        </w:tc>
+        <w:tc>
+          <w:tcPr>
+            <w:tcW w:w="1843" w:type="dxa"/>
+          </w:tcPr>
+          <w:p>
+            <w:r>
+              <w:lastRenderedPageBreak/>
+              <w:t>Operación realizada correctamente: El usuario se agregó con éxito</w:t>
+            </w:r>
+          </w:p>
+        </w:tc>
+      </w:tr>
+      <w:tr>
+        <w:trPr>
+          <w:trHeight w:val="278"/>
+        </w:trPr>
+        <w:tc>
+          <w:tcPr>
+            <w:tcW w:w="972" w:type="dxa"/>
+          </w:tcPr>
+          <w:p>
+            <w:r>
+              <w:t>PUT</w:t>
+            </w:r>
+          </w:p>
+        </w:tc>
+        <w:tc>
+          <w:tcPr>
+            <w:tcW w:w="2734" w:type="dxa"/>
+          </w:tcPr>
+          <w:p>
+            <w:r>
+              <w:t>/usuarios/editar/</w:t>
+            </w:r>
+          </w:p>
+          <w:p>
+            <w:r>
+              <w:t>{</w:t>
+            </w:r>
+            <w:proofErr w:type="spellStart"/>
+            <w:r>
+              <w:t>idUsuario</w:t>
+            </w:r>
+            <w:proofErr w:type="spellEnd"/>
+            <w:r>
+              <w:t>}</w:t>
+            </w:r>
+          </w:p>
+        </w:tc>
+        <w:tc>
+          <w:tcPr>
+            <w:tcW w:w="2073" w:type="dxa"/>
+          </w:tcPr>
+          <w:p>
+            <w:r>
+              <w:t xml:space="preserve">Permite editar la información de un usuario existente. Se manda el id del usuario en la URL y los datos nuevos en el </w:t>
+            </w:r>
+            <w:proofErr w:type="spellStart"/>
+            <w:r>
+              <w:t>body</w:t>
+            </w:r>
+            <w:proofErr w:type="spellEnd"/>
+          </w:p>
+        </w:tc>
+        <w:tc>
+          <w:tcPr>
+            <w:tcW w:w="824" w:type="dxa"/>
+          </w:tcPr>
+          <w:p/>
+        </w:tc>
+        <w:tc>
+          <w:tcPr>
+            <w:tcW w:w="2465" w:type="dxa"/>
+          </w:tcPr>
+          <w:p>
+            <w:r>
+              <w:t>{</w:t>
+            </w:r>
+          </w:p>
+          <w:p>
+            <w:r>
+              <w:t>  "</w:t>
+            </w:r>
+            <w:proofErr w:type="spellStart"/>
+            <w:r>
+              <w:t>idRol</w:t>
+            </w:r>
+            <w:proofErr w:type="spellEnd"/>
+            <w:r>
+              <w:t>": 2,</w:t>
+            </w:r>
+          </w:p>
+          <w:p>
+            <w:r>
+              <w:t>  "</w:t>
+            </w:r>
+            <w:proofErr w:type="spellStart"/>
+            <w:r>
+              <w:t>idTipoUsuario</w:t>
+            </w:r>
+            <w:proofErr w:type="spellEnd"/>
+            <w:r>
+              <w:t>": 1,</w:t>
+            </w:r>
+          </w:p>
+          <w:p>
+            <w:r>
+              <w:t>  "</w:t>
+            </w:r>
+            <w:proofErr w:type="spellStart"/>
+            <w:r>
+              <w:t>idProgramaEducativo</w:t>
+            </w:r>
+            <w:proofErr w:type="spellEnd"/>
+            <w:r>
+              <w:t>": 1,</w:t>
+            </w:r>
+          </w:p>
+          <w:p>
+            <w:r>
+              <w:t>  "nombre": "Johan Editado",</w:t>
+            </w:r>
+          </w:p>
+          <w:p>
+            <w:r>
+              <w:t>  "</w:t>
+            </w:r>
+            <w:proofErr w:type="spellStart"/>
+            <w:r>
+              <w:t>apellidoPaterno</w:t>
+            </w:r>
+            <w:proofErr w:type="spellEnd"/>
+            <w:r>
+              <w:t>": "Andrade",</w:t>
+            </w:r>
+          </w:p>
+          <w:p>
+            <w:r>
+              <w:t>  "</w:t>
+            </w:r>
+            <w:proofErr w:type="spellStart"/>
+            <w:r>
+              <w:t>apellidoMaterno</w:t>
+            </w:r>
+            <w:proofErr w:type="spellEnd"/>
+            <w:r>
+              <w:t>": "Merino",</w:t>
+            </w:r>
+          </w:p>
+          <w:p>
+            <w:r>
+              <w:t>  "email": "johan.editado@j2rp.com",</w:t>
+            </w:r>
+          </w:p>
+          <w:p>
+            <w:r>
+              <w:t>  "telefono": "2281234567"</w:t>
+            </w:r>
+          </w:p>
+          <w:p>
+            <w:r>
+              <w:t>}</w:t>
+            </w:r>
+          </w:p>
+          <w:p/>
+        </w:tc>
+        <w:tc>
+          <w:tcPr>
+            <w:tcW w:w="1843" w:type="dxa"/>
+          </w:tcPr>
+          <w:p>
+            <w:r>
+              <w:t>Operación realizada correctamente: El usuario se editó con éxito</w:t>
+            </w:r>
+          </w:p>
+        </w:tc>
+      </w:tr>
+      <w:tr>
+        <w:trPr>
+          <w:trHeight w:val="278"/>
+        </w:trPr>
+        <w:tc>
+          <w:tcPr>
+            <w:tcW w:w="972" w:type="dxa"/>
+          </w:tcPr>
+          <w:p>
+            <w:r>
+              <w:t>GET</w:t>
+            </w:r>
+          </w:p>
+        </w:tc>
+        <w:tc>
+          <w:tcPr>
+            <w:tcW w:w="2734" w:type="dxa"/>
+          </w:tcPr>
+          <w:p>
+            <w:r>
+              <w:t>/usuarios/</w:t>
+            </w:r>
+            <w:proofErr w:type="spellStart"/>
+            <w:r>
+              <w:t>verPerfil</w:t>
+            </w:r>
+            <w:proofErr w:type="spellEnd"/>
+            <w:r>
+              <w:t>/</w:t>
+            </w:r>
+          </w:p>
+          <w:p>
+            <w:r>
+              <w:t>{</w:t>
+            </w:r>
+            <w:proofErr w:type="spellStart"/>
+            <w:r>
+              <w:t>idUsuario</w:t>
+            </w:r>
+            <w:proofErr w:type="spellEnd"/>
+            <w:r>
+              <w:t>}</w:t>
+            </w:r>
+          </w:p>
+        </w:tc>
+        <w:tc>
+          <w:tcPr>
+            <w:tcW w:w="2073" w:type="dxa"/>
+          </w:tcPr>
+          <w:p>
+            <w:r>
+              <w:t xml:space="preserve">Permite consultar la información completa de un usuario usando su </w:t>
+            </w:r>
+            <w:proofErr w:type="spellStart"/>
+            <w:r>
+              <w:t>idUsuario</w:t>
+            </w:r>
+            <w:proofErr w:type="spellEnd"/>
+            <w:r>
+              <w:t>.</w:t>
+            </w:r>
+          </w:p>
+        </w:tc>
+        <w:tc>
+          <w:tcPr>
+            <w:tcW w:w="824" w:type="dxa"/>
+          </w:tcPr>
+          <w:p/>
+        </w:tc>
+        <w:tc>
+          <w:tcPr>
+            <w:tcW w:w="2465" w:type="dxa"/>
+          </w:tcPr>
+          <w:p>
+            <w:r>
+              <w:t xml:space="preserve">Sin </w:t>
+            </w:r>
+            <w:proofErr w:type="spellStart"/>
+            <w:r>
+              <w:t>body</w:t>
+            </w:r>
+            <w:proofErr w:type="spellEnd"/>
+            <w:r>
+              <w:t>, solo el IdUsuario en la URL</w:t>
+            </w:r>
+          </w:p>
+          <w:p/>
+          <w:p>
+            <w:r>
+              <w:t xml:space="preserve">Ejemplo: </w:t>
+            </w:r>
+            <w:r>
+              <w:t>/usuarios/</w:t>
+            </w:r>
+            <w:proofErr w:type="spellStart"/>
+            <w:r>
+              <w:t>verPerfil</w:t>
+            </w:r>
+            <w:proofErr w:type="spellEnd"/>
+            <w:r>
+              <w:t>/</w:t>
+            </w:r>
+          </w:p>
+        </w:tc>
+        <w:tc>
+          <w:tcPr>
+            <w:tcW w:w="1843" w:type="dxa"/>
+          </w:tcPr>
+          <w:p>
+            <w:r>
+              <w:t>{</w:t>
+            </w:r>
+          </w:p>
+          <w:p>
+            <w:r>
+              <w:t>    "</w:t>
+            </w:r>
+            <w:proofErr w:type="spellStart"/>
+            <w:r>
+              <w:t>idUsuario</w:t>
+            </w:r>
+            <w:proofErr w:type="spellEnd"/>
+            <w:r>
+              <w:t>": 4,</w:t>
+            </w:r>
+          </w:p>
+          <w:p>
+            <w:r>
+              <w:t>    "rol": 2,</w:t>
+            </w:r>
+          </w:p>
+          <w:p>
+            <w:r>
+              <w:t>    "nombre": "Carlos Alberto",</w:t>
+            </w:r>
+          </w:p>
+          <w:p>
+            <w:r>
+              <w:t>    "</w:t>
+            </w:r>
+            <w:proofErr w:type="spellStart"/>
+            <w:r>
+              <w:t>apellidoPaterno</w:t>
+            </w:r>
+            <w:proofErr w:type="spellEnd"/>
+            <w:r>
+              <w:t>": "</w:t>
+            </w:r>
+            <w:proofErr w:type="spellStart"/>
+            <w:r>
+              <w:t>Ramirez</w:t>
+            </w:r>
+            <w:proofErr w:type="spellEnd"/>
+            <w:r>
+              <w:t>",</w:t>
+            </w:r>
+          </w:p>
+          <w:p>
+            <w:r>
+              <w:t>    "</w:t>
+            </w:r>
+            <w:proofErr w:type="spellStart"/>
+            <w:r>
+              <w:t>apellidoMaterno</w:t>
+            </w:r>
+            <w:proofErr w:type="spellEnd"/>
+            <w:r>
+              <w:t>": "</w:t>
+            </w:r>
+            <w:proofErr w:type="spellStart"/>
+            <w:r>
+              <w:t>Lopez</w:t>
+            </w:r>
+            <w:proofErr w:type="spellEnd"/>
+            <w:r>
+              <w:t>",</w:t>
+            </w:r>
+          </w:p>
+          <w:p>
+            <w:r>
+              <w:t>    "</w:t>
+            </w:r>
+            <w:proofErr w:type="spellStart"/>
+            <w:r>
+              <w:t>tipoUsuario</w:t>
+            </w:r>
+            <w:proofErr w:type="spellEnd"/>
+            <w:r>
+              <w:t>": 3,</w:t>
+            </w:r>
+          </w:p>
+          <w:p>
+            <w:r>
+              <w:t>    "</w:t>
+            </w:r>
+            <w:proofErr w:type="spellStart"/>
+            <w:r>
+              <w:t>programaEducativo</w:t>
+            </w:r>
+            <w:proofErr w:type="spellEnd"/>
+            <w:r>
+              <w:t>": 5,</w:t>
+            </w:r>
+          </w:p>
+          <w:p>
+            <w:r>
+              <w:t>    "usuario": "</w:t>
+            </w:r>
+            <w:proofErr w:type="spellStart"/>
+            <w:r>
+              <w:t>Changolokoyosoy</w:t>
+            </w:r>
+            <w:proofErr w:type="spellEnd"/>
+            <w:r>
+              <w:t>",</w:t>
+            </w:r>
+          </w:p>
+          <w:p>
+            <w:r>
+              <w:t>    "correo": "carlos.edicion@sicae.com",</w:t>
+            </w:r>
+          </w:p>
+          <w:p>
+            <w:r>
+              <w:t>    "telefono": "2281112233",</w:t>
+            </w:r>
+          </w:p>
+          <w:p>
+            <w:r>
+              <w:t xml:space="preserve">    "estatus": </w:t>
+            </w:r>
+            <w:r>
+              <w:rPr>
+                <w:b/>
+                <w:bCs/>
+              </w:rPr>
+              <w:t>true</w:t>
+            </w:r>
+            <w:r>
+              <w:t>,</w:t>
+            </w:r>
+          </w:p>
+          <w:p>
+            <w:r>
+              <w:t>    "</w:t>
+            </w:r>
+            <w:proofErr w:type="spellStart"/>
+            <w:r>
+              <w:t>claveUsuario</w:t>
+            </w:r>
+            <w:proofErr w:type="spellEnd"/>
+            <w:r>
+              <w:t>": "PRU-125",</w:t>
+            </w:r>
+          </w:p>
+          <w:p>
+            <w:r>
+              <w:t>    "</w:t>
+            </w:r>
+            <w:proofErr w:type="spellStart"/>
+            <w:r>
+              <w:t>tiempoCreacion</w:t>
+            </w:r>
+            <w:proofErr w:type="spellEnd"/>
+            <w:r>
+              <w:t>": "2026-06-12T06:13:47.476322",</w:t>
+            </w:r>
+          </w:p>
+          <w:p>
+            <w:r>
+              <w:t>    "</w:t>
+            </w:r>
+            <w:proofErr w:type="spellStart"/>
+            <w:r>
+              <w:t>tiempoActualizacion</w:t>
+            </w:r>
+            <w:proofErr w:type="spellEnd"/>
+            <w:r>
+              <w:t xml:space="preserve">": </w:t>
+            </w:r>
+            <w:proofErr w:type="spellStart"/>
+            <w:r>
+              <w:rPr>
+                <w:b/>
+                <w:bCs/>
+              </w:rPr>
+              <w:t>null</w:t>
+            </w:r>
+            <w:proofErr w:type="spellEnd"/>
+          </w:p>
+          <w:p>
+            <w:r>
+              <w:t>}</w:t>
+            </w:r>
+          </w:p>
+          <w:p/>
+        </w:tc>
+      </w:tr>
+      <w:tr>
+        <w:trPr>
+          <w:trHeight w:val="278"/>
+        </w:trPr>
+        <w:tc>
+          <w:tcPr>
+            <w:tcW w:w="972" w:type="dxa"/>
+          </w:tcPr>
+          <w:p>
+            <w:r>
+              <w:lastRenderedPageBreak/>
+              <w:t>PATCH</w:t>
+            </w:r>
+          </w:p>
+        </w:tc>
+        <w:tc>
+          <w:tcPr>
+            <w:tcW w:w="2734" w:type="dxa"/>
+          </w:tcPr>
+          <w:p>
+            <w:r>
+              <w:t>/usuarios/</w:t>
+            </w:r>
+            <w:proofErr w:type="spellStart"/>
+            <w:r>
+              <w:t>actualizarEstatus</w:t>
+            </w:r>
+            <w:proofErr w:type="spellEnd"/>
+            <w:r>
+              <w:t>/</w:t>
+            </w:r>
+          </w:p>
+          <w:p>
+            <w:r>
+              <w:t>{</w:t>
+            </w:r>
+            <w:proofErr w:type="spellStart"/>
+            <w:r>
+              <w:t>idUsuario</w:t>
+            </w:r>
+            <w:proofErr w:type="spellEnd"/>
+            <w:r>
+              <w:t>}/{</w:t>
+            </w:r>
+            <w:proofErr w:type="spellStart"/>
+            <w:r>
+              <w:t>idRol</w:t>
+            </w:r>
+            <w:proofErr w:type="spellEnd"/>
+            <w:r>
+              <w:t>}</w:t>
+            </w:r>
+          </w:p>
+        </w:tc>
+        <w:tc>
+          <w:tcPr>
+            <w:tcW w:w="2073" w:type="dxa"/>
+          </w:tcPr>
+          <w:p>
+            <w:r>
+              <w:t>Permite cambiar el estatus de un usuario de activo a inactivo o de inactivo a activo. Solo lo puede hacer un administrador.</w:t>
+            </w:r>
+          </w:p>
+        </w:tc>
+        <w:tc>
+          <w:tcPr>
+            <w:tcW w:w="824" w:type="dxa"/>
+          </w:tcPr>
+          <w:p/>
+        </w:tc>
+        <w:tc>
+          <w:tcPr>
+            <w:tcW w:w="2465" w:type="dxa"/>
+          </w:tcPr>
+          <w:p>
+            <w:r>
+              <w:t xml:space="preserve">Sin </w:t>
+            </w:r>
+            <w:proofErr w:type="spellStart"/>
+            <w:r>
+              <w:t>body</w:t>
+            </w:r>
+            <w:proofErr w:type="spellEnd"/>
+            <w:r>
+              <w:t xml:space="preserve">, solo IdUsuario e </w:t>
+            </w:r>
+            <w:proofErr w:type="spellStart"/>
+            <w:r>
+              <w:t>idRol</w:t>
+            </w:r>
+            <w:proofErr w:type="spellEnd"/>
+            <w:r>
+              <w:t xml:space="preserve"> en la URL</w:t>
+            </w:r>
+          </w:p>
+        </w:tc>
+        <w:tc>
+          <w:tcPr>
+            <w:tcW w:w="1843" w:type="dxa"/>
+          </w:tcPr>
+          <w:p>
+            <w:r>
+              <w:t>Operación realizada correctamente: El estatus del usuario se actualizó con éxito</w:t>
+            </w:r>
+          </w:p>
+        </w:tc>
+      </w:tr>
+      <w:tr>
+        <w:trPr>
+          <w:trHeight w:val="278"/>
+        </w:trPr>
+        <w:tc>
+          <w:tcPr>
+            <w:tcW w:w="972" w:type="dxa"/>
+          </w:tcPr>
+          <w:p/>
+        </w:tc>
+        <w:tc>
+          <w:tcPr>
+            <w:tcW w:w="2734" w:type="dxa"/>
+          </w:tcPr>
+          <w:p/>
+        </w:tc>
+        <w:tc>
+          <w:tcPr>
+            <w:tcW w:w="2073" w:type="dxa"/>
+          </w:tcPr>
+          <w:p/>
+        </w:tc>
+        <w:tc>
+          <w:tcPr>
+            <w:tcW w:w="824" w:type="dxa"/>
+          </w:tcPr>
+          <w:p/>
+        </w:tc>
+        <w:tc>
+          <w:tcPr>
+            <w:tcW w:w="2465" w:type="dxa"/>
+          </w:tcPr>
+          <w:p/>
+        </w:tc>
+        <w:tc>
+          <w:tcPr>
+            <w:tcW w:w="1843" w:type="dxa"/>
           </w:tcPr>
           <w:p/>
         </w:tc>
@@ -4165,6 +6499,219 @@
       <w:bookmarkEnd w:id="22"/>
     </w:p>
     <w:p>
+      <w:r>
+        <w:t>AUTHSERVICE</w:t>
+      </w:r>
+    </w:p>
+    <w:p/>
+    <w:p/>
+    <w:p>
+      <w:r>
+        <w:t>USERSERVICE</w:t>
+      </w:r>
+    </w:p>
+    <w:p>
+      <w:r>
+        <w:t>Agregar usuario:</w:t>
+      </w:r>
+    </w:p>
+    <w:p>
+      <w:r>
+        <w:rPr>
+          <w:noProof/>
+        </w:rPr>
+        <w:drawing>
+          <wp:inline distT="0" distB="0" distL="0" distR="0" wp14:anchorId="417340E3" wp14:editId="2B5E68E6">
+            <wp:extent cx="6151880" cy="2636520"/>
+            <wp:effectExtent l="0" t="0" r="1270" b="0"/>
+            <wp:docPr id="589333684" name="Imagen 1"/>
+            <wp:cNvGraphicFramePr>
+              <a:graphicFrameLocks xmlns:a="http://schemas.openxmlformats.org/drawingml/2006/main" noChangeAspect="1"/>
+            </wp:cNvGraphicFramePr>
+            <a:graphic xmlns:a="http://schemas.openxmlformats.org/drawingml/2006/main">
+              <a:graphicData uri="http://schemas.openxmlformats.org/drawingml/2006/picture">
+                <pic:pic xmlns:pic="http://schemas.openxmlformats.org/drawingml/2006/picture">
+                  <pic:nvPicPr>
+                    <pic:cNvPr id="589333684" name=""/>
+                    <pic:cNvPicPr/>
+                  </pic:nvPicPr>
+                  <pic:blipFill rotWithShape="1">
+                    <a:blip r:embed="rId8"/>
+                    <a:srcRect l="23647" t="8886" r="1" b="29934"/>
+                    <a:stretch>
+                      <a:fillRect/>
+                    </a:stretch>
+                  </pic:blipFill>
+                  <pic:spPr bwMode="auto">
+                    <a:xfrm>
+                      <a:off x="0" y="0"/>
+                      <a:ext cx="6152191" cy="2636653"/>
+                    </a:xfrm>
+                    <a:prstGeom prst="rect">
+                      <a:avLst/>
+                    </a:prstGeom>
+                    <a:ln>
+                      <a:noFill/>
+                    </a:ln>
+                    <a:extLst>
+                      <a:ext uri="{53640926-AAD7-44D8-BBD7-CCE9431645EC}">
+                        <a14:shadowObscured xmlns:a14="http://schemas.microsoft.com/office/drawing/2010/main"/>
+                      </a:ext>
+                    </a:extLst>
+                  </pic:spPr>
+                </pic:pic>
+              </a:graphicData>
+            </a:graphic>
+          </wp:inline>
+        </w:drawing>
+      </w:r>
+    </w:p>
+    <w:p>
+      <w:r>
+        <w:lastRenderedPageBreak/>
+        <w:t>Editar usuario:</w:t>
+      </w:r>
+    </w:p>
+    <w:p>
+      <w:r>
+        <w:rPr>
+          <w:noProof/>
+        </w:rPr>
+        <w:drawing>
+          <wp:inline distT="0" distB="0" distL="0" distR="0" wp14:anchorId="3BC09578" wp14:editId="68839E38">
+            <wp:extent cx="5612130" cy="2761615"/>
+            <wp:effectExtent l="0" t="0" r="7620" b="635"/>
+            <wp:docPr id="244092663" name="Imagen 1"/>
+            <wp:cNvGraphicFramePr>
+              <a:graphicFrameLocks xmlns:a="http://schemas.openxmlformats.org/drawingml/2006/main" noChangeAspect="1"/>
+            </wp:cNvGraphicFramePr>
+            <a:graphic xmlns:a="http://schemas.openxmlformats.org/drawingml/2006/main">
+              <a:graphicData uri="http://schemas.openxmlformats.org/drawingml/2006/picture">
+                <pic:pic xmlns:pic="http://schemas.openxmlformats.org/drawingml/2006/picture">
+                  <pic:nvPicPr>
+                    <pic:cNvPr id="244092663" name=""/>
+                    <pic:cNvPicPr/>
+                  </pic:nvPicPr>
+                  <pic:blipFill>
+                    <a:blip r:embed="rId9"/>
+                    <a:stretch>
+                      <a:fillRect/>
+                    </a:stretch>
+                  </pic:blipFill>
+                  <pic:spPr>
+                    <a:xfrm>
+                      <a:off x="0" y="0"/>
+                      <a:ext cx="5612130" cy="2761615"/>
+                    </a:xfrm>
+                    <a:prstGeom prst="rect">
+                      <a:avLst/>
+                    </a:prstGeom>
+                  </pic:spPr>
+                </pic:pic>
+              </a:graphicData>
+            </a:graphic>
+          </wp:inline>
+        </w:drawing>
+      </w:r>
+    </w:p>
+    <w:p>
+      <w:r>
+        <w:t>Ver perfil de usuario:</w:t>
+      </w:r>
+    </w:p>
+    <w:p>
+      <w:r>
+        <w:rPr>
+          <w:noProof/>
+        </w:rPr>
+        <w:drawing>
+          <wp:inline distT="0" distB="0" distL="0" distR="0" wp14:anchorId="376E0795" wp14:editId="7EB13D50">
+            <wp:extent cx="5612130" cy="2780665"/>
+            <wp:effectExtent l="0" t="0" r="7620" b="635"/>
+            <wp:docPr id="1817960434" name="Imagen 1"/>
+            <wp:cNvGraphicFramePr>
+              <a:graphicFrameLocks xmlns:a="http://schemas.openxmlformats.org/drawingml/2006/main" noChangeAspect="1"/>
+            </wp:cNvGraphicFramePr>
+            <a:graphic xmlns:a="http://schemas.openxmlformats.org/drawingml/2006/main">
+              <a:graphicData uri="http://schemas.openxmlformats.org/drawingml/2006/picture">
+                <pic:pic xmlns:pic="http://schemas.openxmlformats.org/drawingml/2006/picture">
+                  <pic:nvPicPr>
+                    <pic:cNvPr id="1817960434" name=""/>
+                    <pic:cNvPicPr/>
+                  </pic:nvPicPr>
+                  <pic:blipFill>
+                    <a:blip r:embed="rId10"/>
+                    <a:stretch>
+                      <a:fillRect/>
+                    </a:stretch>
+                  </pic:blipFill>
+                  <pic:spPr>
+                    <a:xfrm>
+                      <a:off x="0" y="0"/>
+                      <a:ext cx="5612130" cy="2780665"/>
+                    </a:xfrm>
+                    <a:prstGeom prst="rect">
+                      <a:avLst/>
+                    </a:prstGeom>
+                  </pic:spPr>
+                </pic:pic>
+              </a:graphicData>
+            </a:graphic>
+          </wp:inline>
+        </w:drawing>
+      </w:r>
+    </w:p>
+    <w:p/>
+    <w:p>
+      <w:r>
+        <w:t>Cambiar estatus de usuario:</w:t>
+      </w:r>
+    </w:p>
+    <w:p>
+      <w:r>
+        <w:rPr>
+          <w:noProof/>
+        </w:rPr>
+        <w:lastRenderedPageBreak/>
+        <w:drawing>
+          <wp:inline distT="0" distB="0" distL="0" distR="0" wp14:anchorId="34B8DB44" wp14:editId="3368E1F9">
+            <wp:extent cx="5612130" cy="1962150"/>
+            <wp:effectExtent l="0" t="0" r="7620" b="0"/>
+            <wp:docPr id="1863765501" name="Imagen 1"/>
+            <wp:cNvGraphicFramePr>
+              <a:graphicFrameLocks xmlns:a="http://schemas.openxmlformats.org/drawingml/2006/main" noChangeAspect="1"/>
+            </wp:cNvGraphicFramePr>
+            <a:graphic xmlns:a="http://schemas.openxmlformats.org/drawingml/2006/main">
+              <a:graphicData uri="http://schemas.openxmlformats.org/drawingml/2006/picture">
+                <pic:pic xmlns:pic="http://schemas.openxmlformats.org/drawingml/2006/picture">
+                  <pic:nvPicPr>
+                    <pic:cNvPr id="1863765501" name=""/>
+                    <pic:cNvPicPr/>
+                  </pic:nvPicPr>
+                  <pic:blipFill>
+                    <a:blip r:embed="rId11"/>
+                    <a:stretch>
+                      <a:fillRect/>
+                    </a:stretch>
+                  </pic:blipFill>
+                  <pic:spPr>
+                    <a:xfrm>
+                      <a:off x="0" y="0"/>
+                      <a:ext cx="5612130" cy="1962150"/>
+                    </a:xfrm>
+                    <a:prstGeom prst="rect">
+                      <a:avLst/>
+                    </a:prstGeom>
+                  </pic:spPr>
+                </pic:pic>
+              </a:graphicData>
+            </a:graphic>
+          </wp:inline>
+        </w:drawing>
+      </w:r>
+    </w:p>
+    <w:p/>
+    <w:p>
       <w:pPr>
         <w:pStyle w:val="Ttulo2"/>
         <w:ind w:left="-851"/>
@@ -4185,6 +6732,20 @@
       </w:r>
       <w:bookmarkEnd w:id="23"/>
     </w:p>
+    <w:p>
+      <w:r>
+        <w:t>AUTHSERVICE</w:t>
+      </w:r>
+    </w:p>
+    <w:p/>
+    <w:p/>
+    <w:p>
+      <w:r>
+        <w:t>USERSERVICE</w:t>
+      </w:r>
+    </w:p>
+    <w:p/>
+    <w:p/>
     <w:p>
       <w:pPr>
         <w:pStyle w:val="Ttulo2"/>
@@ -4229,7 +6790,6 @@
           <w:sz w:val="28"/>
           <w:szCs w:val="28"/>
         </w:rPr>
-        <w:lastRenderedPageBreak/>
         <w:t>Conclusiones</w:t>
       </w:r>
       <w:bookmarkEnd w:id="25"/>
@@ -4298,8 +6858,8 @@
       <w:bookmarkEnd w:id="28"/>
     </w:p>
     <w:sectPr>
-      <w:headerReference w:type="default" r:id="rId8"/>
-      <w:footerReference w:type="default" r:id="rId9"/>
+      <w:headerReference w:type="default" r:id="rId12"/>
+      <w:footerReference w:type="default" r:id="rId13"/>
       <w:pgSz w:w="12240" w:h="15840"/>
       <w:pgMar w:top="1957" w:right="1701" w:bottom="567" w:left="1701" w:header="142" w:footer="0" w:gutter="0"/>
       <w:cols w:space="708"/>
@@ -4344,7 +6904,6 @@
         <w:docPartUnique/>
       </w:docPartObj>
     </w:sdtPr>
-    <w:sdtEndPr/>
     <w:sdtContent>
       <w:p>
         <w:pPr>
@@ -5750,6 +8309,118 @@
     </w:lvl>
   </w:abstractNum>
   <w:abstractNum w:abstractNumId="8" w15:restartNumberingAfterBreak="0">
+    <w:nsid w:val="24FA419B"/>
+    <w:multiLevelType w:val="hybridMultilevel"/>
+    <w:tmpl w:val="B922E89C"/>
+    <w:lvl w:ilvl="0" w:tplc="B2B2EF24">
+      <w:numFmt w:val="bullet"/>
+      <w:lvlText w:val="-"/>
+      <w:lvlJc w:val="left"/>
+      <w:pPr>
+        <w:ind w:left="720" w:hanging="360"/>
+      </w:pPr>
+      <w:rPr>
+        <w:rFonts w:ascii="Calibri" w:eastAsiaTheme="minorHAnsi" w:hAnsi="Calibri" w:cs="Calibri" w:hint="default"/>
+      </w:rPr>
+    </w:lvl>
+    <w:lvl w:ilvl="1" w:tplc="080A0003" w:tentative="1">
+      <w:start w:val="1"/>
+      <w:numFmt w:val="bullet"/>
+      <w:lvlText w:val="o"/>
+      <w:lvlJc w:val="left"/>
+      <w:pPr>
+        <w:ind w:left="1440" w:hanging="360"/>
+      </w:pPr>
+      <w:rPr>
+        <w:rFonts w:ascii="Courier New" w:hAnsi="Courier New" w:cs="Courier New" w:hint="default"/>
+      </w:rPr>
+    </w:lvl>
+    <w:lvl w:ilvl="2" w:tplc="080A0005" w:tentative="1">
+      <w:start w:val="1"/>
+      <w:numFmt w:val="bullet"/>
+      <w:lvlText w:val=""/>
+      <w:lvlJc w:val="left"/>
+      <w:pPr>
+        <w:ind w:left="2160" w:hanging="360"/>
+      </w:pPr>
+      <w:rPr>
+        <w:rFonts w:ascii="Wingdings" w:hAnsi="Wingdings" w:hint="default"/>
+      </w:rPr>
+    </w:lvl>
+    <w:lvl w:ilvl="3" w:tplc="080A0001" w:tentative="1">
+      <w:start w:val="1"/>
+      <w:numFmt w:val="bullet"/>
+      <w:lvlText w:val=""/>
+      <w:lvlJc w:val="left"/>
+      <w:pPr>
+        <w:ind w:left="2880" w:hanging="360"/>
+      </w:pPr>
+      <w:rPr>
+        <w:rFonts w:ascii="Symbol" w:hAnsi="Symbol" w:hint="default"/>
+      </w:rPr>
+    </w:lvl>
+    <w:lvl w:ilvl="4" w:tplc="080A0003" w:tentative="1">
+      <w:start w:val="1"/>
+      <w:numFmt w:val="bullet"/>
+      <w:lvlText w:val="o"/>
+      <w:lvlJc w:val="left"/>
+      <w:pPr>
+        <w:ind w:left="3600" w:hanging="360"/>
+      </w:pPr>
+      <w:rPr>
+        <w:rFonts w:ascii="Courier New" w:hAnsi="Courier New" w:cs="Courier New" w:hint="default"/>
+      </w:rPr>
+    </w:lvl>
+    <w:lvl w:ilvl="5" w:tplc="080A0005" w:tentative="1">
+      <w:start w:val="1"/>
+      <w:numFmt w:val="bullet"/>
+      <w:lvlText w:val=""/>
+      <w:lvlJc w:val="left"/>
+      <w:pPr>
+        <w:ind w:left="4320" w:hanging="360"/>
+      </w:pPr>
+      <w:rPr>
+        <w:rFonts w:ascii="Wingdings" w:hAnsi="Wingdings" w:hint="default"/>
+      </w:rPr>
+    </w:lvl>
+    <w:lvl w:ilvl="6" w:tplc="080A0001" w:tentative="1">
+      <w:start w:val="1"/>
+      <w:numFmt w:val="bullet"/>
+      <w:lvlText w:val=""/>
+      <w:lvlJc w:val="left"/>
+      <w:pPr>
+        <w:ind w:left="5040" w:hanging="360"/>
+      </w:pPr>
+      <w:rPr>
+        <w:rFonts w:ascii="Symbol" w:hAnsi="Symbol" w:hint="default"/>
+      </w:rPr>
+    </w:lvl>
+    <w:lvl w:ilvl="7" w:tplc="080A0003" w:tentative="1">
+      <w:start w:val="1"/>
+      <w:numFmt w:val="bullet"/>
+      <w:lvlText w:val="o"/>
+      <w:lvlJc w:val="left"/>
+      <w:pPr>
+        <w:ind w:left="5760" w:hanging="360"/>
+      </w:pPr>
+      <w:rPr>
+        <w:rFonts w:ascii="Courier New" w:hAnsi="Courier New" w:cs="Courier New" w:hint="default"/>
+      </w:rPr>
+    </w:lvl>
+    <w:lvl w:ilvl="8" w:tplc="080A0005" w:tentative="1">
+      <w:start w:val="1"/>
+      <w:numFmt w:val="bullet"/>
+      <w:lvlText w:val=""/>
+      <w:lvlJc w:val="left"/>
+      <w:pPr>
+        <w:ind w:left="6480" w:hanging="360"/>
+      </w:pPr>
+      <w:rPr>
+        <w:rFonts w:ascii="Wingdings" w:hAnsi="Wingdings" w:hint="default"/>
+      </w:rPr>
+    </w:lvl>
+  </w:abstractNum>
+  <w:abstractNum w:abstractNumId="9" w15:restartNumberingAfterBreak="0">
     <w:nsid w:val="254C1965"/>
     <w:multiLevelType w:val="multilevel"/>
     <w:tmpl w:val="DDF2143C"/>
@@ -5898,7 +8569,7 @@
       </w:rPr>
     </w:lvl>
   </w:abstractNum>
-  <w:abstractNum w:abstractNumId="9" w15:restartNumberingAfterBreak="0">
+  <w:abstractNum w:abstractNumId="10" w15:restartNumberingAfterBreak="0">
     <w:nsid w:val="2A677C27"/>
     <w:multiLevelType w:val="hybridMultilevel"/>
     <w:tmpl w:val="95ECFA58"/>
@@ -6011,7 +8682,7 @@
       </w:rPr>
     </w:lvl>
   </w:abstractNum>
-  <w:abstractNum w:abstractNumId="10" w15:restartNumberingAfterBreak="0">
+  <w:abstractNum w:abstractNumId="11" w15:restartNumberingAfterBreak="0">
     <w:nsid w:val="2D012B9A"/>
     <w:multiLevelType w:val="hybridMultilevel"/>
     <w:tmpl w:val="C5CA7C48"/>
@@ -6124,7 +8795,7 @@
       </w:rPr>
     </w:lvl>
   </w:abstractNum>
-  <w:abstractNum w:abstractNumId="11" w15:restartNumberingAfterBreak="0">
+  <w:abstractNum w:abstractNumId="12" w15:restartNumberingAfterBreak="0">
     <w:nsid w:val="2EEA03CF"/>
     <w:multiLevelType w:val="hybridMultilevel"/>
     <w:tmpl w:val="A27E3FBC"/>
@@ -6236,7 +8907,7 @@
       </w:rPr>
     </w:lvl>
   </w:abstractNum>
-  <w:abstractNum w:abstractNumId="12" w15:restartNumberingAfterBreak="0">
+  <w:abstractNum w:abstractNumId="13" w15:restartNumberingAfterBreak="0">
     <w:nsid w:val="375D32BA"/>
     <w:multiLevelType w:val="multilevel"/>
     <w:tmpl w:val="0570049E"/>
@@ -6356,7 +9027,7 @@
       </w:pPr>
     </w:lvl>
   </w:abstractNum>
-  <w:abstractNum w:abstractNumId="13" w15:restartNumberingAfterBreak="0">
+  <w:abstractNum w:abstractNumId="14" w15:restartNumberingAfterBreak="0">
     <w:nsid w:val="3A4240C9"/>
     <w:multiLevelType w:val="multilevel"/>
     <w:tmpl w:val="6354EC4A"/>
@@ -6505,7 +9176,119 @@
       </w:rPr>
     </w:lvl>
   </w:abstractNum>
-  <w:abstractNum w:abstractNumId="14" w15:restartNumberingAfterBreak="0">
+  <w:abstractNum w:abstractNumId="15" w15:restartNumberingAfterBreak="0">
+    <w:nsid w:val="3FB9531B"/>
+    <w:multiLevelType w:val="hybridMultilevel"/>
+    <w:tmpl w:val="D9DC7BFA"/>
+    <w:lvl w:ilvl="0" w:tplc="EE34C584">
+      <w:numFmt w:val="bullet"/>
+      <w:lvlText w:val="-"/>
+      <w:lvlJc w:val="left"/>
+      <w:pPr>
+        <w:ind w:left="720" w:hanging="360"/>
+      </w:pPr>
+      <w:rPr>
+        <w:rFonts w:ascii="Calibri" w:eastAsiaTheme="minorHAnsi" w:hAnsi="Calibri" w:cs="Calibri" w:hint="default"/>
+      </w:rPr>
+    </w:lvl>
+    <w:lvl w:ilvl="1" w:tplc="080A0003" w:tentative="1">
+      <w:start w:val="1"/>
+      <w:numFmt w:val="bullet"/>
+      <w:lvlText w:val="o"/>
+      <w:lvlJc w:val="left"/>
+      <w:pPr>
+        <w:ind w:left="1440" w:hanging="360"/>
+      </w:pPr>
+      <w:rPr>
+        <w:rFonts w:ascii="Courier New" w:hAnsi="Courier New" w:cs="Courier New" w:hint="default"/>
+      </w:rPr>
+    </w:lvl>
+    <w:lvl w:ilvl="2" w:tplc="080A0005" w:tentative="1">
+      <w:start w:val="1"/>
+      <w:numFmt w:val="bullet"/>
+      <w:lvlText w:val=""/>
+      <w:lvlJc w:val="left"/>
+      <w:pPr>
+        <w:ind w:left="2160" w:hanging="360"/>
+      </w:pPr>
+      <w:rPr>
+        <w:rFonts w:ascii="Wingdings" w:hAnsi="Wingdings" w:hint="default"/>
+      </w:rPr>
+    </w:lvl>
+    <w:lvl w:ilvl="3" w:tplc="080A0001" w:tentative="1">
+      <w:start w:val="1"/>
+      <w:numFmt w:val="bullet"/>
+      <w:lvlText w:val=""/>
+      <w:lvlJc w:val="left"/>
+      <w:pPr>
+        <w:ind w:left="2880" w:hanging="360"/>
+      </w:pPr>
+      <w:rPr>
+        <w:rFonts w:ascii="Symbol" w:hAnsi="Symbol" w:hint="default"/>
+      </w:rPr>
+    </w:lvl>
+    <w:lvl w:ilvl="4" w:tplc="080A0003" w:tentative="1">
+      <w:start w:val="1"/>
+      <w:numFmt w:val="bullet"/>
+      <w:lvlText w:val="o"/>
+      <w:lvlJc w:val="left"/>
+      <w:pPr>
+        <w:ind w:left="3600" w:hanging="360"/>
+      </w:pPr>
+      <w:rPr>
+        <w:rFonts w:ascii="Courier New" w:hAnsi="Courier New" w:cs="Courier New" w:hint="default"/>
+      </w:rPr>
+    </w:lvl>
+    <w:lvl w:ilvl="5" w:tplc="080A0005" w:tentative="1">
+      <w:start w:val="1"/>
+      <w:numFmt w:val="bullet"/>
+      <w:lvlText w:val=""/>
+      <w:lvlJc w:val="left"/>
+      <w:pPr>
+        <w:ind w:left="4320" w:hanging="360"/>
+      </w:pPr>
+      <w:rPr>
+        <w:rFonts w:ascii="Wingdings" w:hAnsi="Wingdings" w:hint="default"/>
+      </w:rPr>
+    </w:lvl>
+    <w:lvl w:ilvl="6" w:tplc="080A0001" w:tentative="1">
+      <w:start w:val="1"/>
+      <w:numFmt w:val="bullet"/>
+      <w:lvlText w:val=""/>
+      <w:lvlJc w:val="left"/>
+      <w:pPr>
+        <w:ind w:left="5040" w:hanging="360"/>
+      </w:pPr>
+      <w:rPr>
+        <w:rFonts w:ascii="Symbol" w:hAnsi="Symbol" w:hint="default"/>
+      </w:rPr>
+    </w:lvl>
+    <w:lvl w:ilvl="7" w:tplc="080A0003" w:tentative="1">
+      <w:start w:val="1"/>
+      <w:numFmt w:val="bullet"/>
+      <w:lvlText w:val="o"/>
+      <w:lvlJc w:val="left"/>
+      <w:pPr>
+        <w:ind w:left="5760" w:hanging="360"/>
+      </w:pPr>
+      <w:rPr>
+        <w:rFonts w:ascii="Courier New" w:hAnsi="Courier New" w:cs="Courier New" w:hint="default"/>
+      </w:rPr>
+    </w:lvl>
+    <w:lvl w:ilvl="8" w:tplc="080A0005" w:tentative="1">
+      <w:start w:val="1"/>
+      <w:numFmt w:val="bullet"/>
+      <w:lvlText w:val=""/>
+      <w:lvlJc w:val="left"/>
+      <w:pPr>
+        <w:ind w:left="6480" w:hanging="360"/>
+      </w:pPr>
+      <w:rPr>
+        <w:rFonts w:ascii="Wingdings" w:hAnsi="Wingdings" w:hint="default"/>
+      </w:rPr>
+    </w:lvl>
+  </w:abstractNum>
+  <w:abstractNum w:abstractNumId="16" w15:restartNumberingAfterBreak="0">
     <w:nsid w:val="46BA1CF2"/>
     <w:multiLevelType w:val="hybridMultilevel"/>
     <w:tmpl w:val="B1CEB21C"/>
@@ -6618,7 +9401,7 @@
       </w:rPr>
     </w:lvl>
   </w:abstractNum>
-  <w:abstractNum w:abstractNumId="15" w15:restartNumberingAfterBreak="0">
+  <w:abstractNum w:abstractNumId="17" w15:restartNumberingAfterBreak="0">
     <w:nsid w:val="470D71F4"/>
     <w:multiLevelType w:val="hybridMultilevel"/>
     <w:tmpl w:val="66E843EC"/>
@@ -6731,7 +9514,7 @@
       </w:rPr>
     </w:lvl>
   </w:abstractNum>
-  <w:abstractNum w:abstractNumId="16" w15:restartNumberingAfterBreak="0">
+  <w:abstractNum w:abstractNumId="18" w15:restartNumberingAfterBreak="0">
     <w:nsid w:val="4C157B06"/>
     <w:multiLevelType w:val="multilevel"/>
     <w:tmpl w:val="D5BAC89E"/>
@@ -6880,7 +9663,7 @@
       </w:rPr>
     </w:lvl>
   </w:abstractNum>
-  <w:abstractNum w:abstractNumId="17" w15:restartNumberingAfterBreak="0">
+  <w:abstractNum w:abstractNumId="19" w15:restartNumberingAfterBreak="0">
     <w:nsid w:val="4C7B49C7"/>
     <w:multiLevelType w:val="hybridMultilevel"/>
     <w:tmpl w:val="7DF48810"/>
@@ -6993,7 +9776,7 @@
       </w:rPr>
     </w:lvl>
   </w:abstractNum>
-  <w:abstractNum w:abstractNumId="18" w15:restartNumberingAfterBreak="0">
+  <w:abstractNum w:abstractNumId="20" w15:restartNumberingAfterBreak="0">
     <w:nsid w:val="4D532FF4"/>
     <w:multiLevelType w:val="multilevel"/>
     <w:tmpl w:val="A820737E"/>
@@ -7142,7 +9925,7 @@
       </w:rPr>
     </w:lvl>
   </w:abstractNum>
-  <w:abstractNum w:abstractNumId="19" w15:restartNumberingAfterBreak="0">
+  <w:abstractNum w:abstractNumId="21" w15:restartNumberingAfterBreak="0">
     <w:nsid w:val="4F3C703B"/>
     <w:multiLevelType w:val="multilevel"/>
     <w:tmpl w:val="CF56CF20"/>
@@ -7291,7 +10074,7 @@
       </w:rPr>
     </w:lvl>
   </w:abstractNum>
-  <w:abstractNum w:abstractNumId="20" w15:restartNumberingAfterBreak="0">
+  <w:abstractNum w:abstractNumId="22" w15:restartNumberingAfterBreak="0">
     <w:nsid w:val="51C54884"/>
     <w:multiLevelType w:val="hybridMultilevel"/>
     <w:tmpl w:val="C9E6242A"/>
@@ -7404,7 +10187,7 @@
       </w:rPr>
     </w:lvl>
   </w:abstractNum>
-  <w:abstractNum w:abstractNumId="21" w15:restartNumberingAfterBreak="0">
+  <w:abstractNum w:abstractNumId="23" w15:restartNumberingAfterBreak="0">
     <w:nsid w:val="55432E4D"/>
     <w:multiLevelType w:val="multilevel"/>
     <w:tmpl w:val="04AA3EB8"/>
@@ -7553,7 +10336,7 @@
       </w:rPr>
     </w:lvl>
   </w:abstractNum>
-  <w:abstractNum w:abstractNumId="22" w15:restartNumberingAfterBreak="0">
+  <w:abstractNum w:abstractNumId="24" w15:restartNumberingAfterBreak="0">
     <w:nsid w:val="5D4D2E5B"/>
     <w:multiLevelType w:val="multilevel"/>
     <w:tmpl w:val="10725832"/>
@@ -7670,7 +10453,7 @@
       </w:pPr>
     </w:lvl>
   </w:abstractNum>
-  <w:abstractNum w:abstractNumId="23" w15:restartNumberingAfterBreak="0">
+  <w:abstractNum w:abstractNumId="25" w15:restartNumberingAfterBreak="0">
     <w:nsid w:val="620701ED"/>
     <w:multiLevelType w:val="multilevel"/>
     <w:tmpl w:val="FCBA2526"/>
@@ -7790,7 +10573,7 @@
       </w:pPr>
     </w:lvl>
   </w:abstractNum>
-  <w:abstractNum w:abstractNumId="24" w15:restartNumberingAfterBreak="0">
+  <w:abstractNum w:abstractNumId="26" w15:restartNumberingAfterBreak="0">
     <w:nsid w:val="642E16BE"/>
     <w:multiLevelType w:val="multilevel"/>
     <w:tmpl w:val="4C942AF4"/>
@@ -7939,7 +10722,7 @@
       </w:rPr>
     </w:lvl>
   </w:abstractNum>
-  <w:abstractNum w:abstractNumId="25" w15:restartNumberingAfterBreak="0">
+  <w:abstractNum w:abstractNumId="27" w15:restartNumberingAfterBreak="0">
     <w:nsid w:val="64AA08CB"/>
     <w:multiLevelType w:val="multilevel"/>
     <w:tmpl w:val="0820EE9A"/>
@@ -8059,7 +10842,7 @@
       </w:pPr>
     </w:lvl>
   </w:abstractNum>
-  <w:abstractNum w:abstractNumId="26" w15:restartNumberingAfterBreak="0">
+  <w:abstractNum w:abstractNumId="28" w15:restartNumberingAfterBreak="0">
     <w:nsid w:val="65791412"/>
     <w:multiLevelType w:val="multilevel"/>
     <w:tmpl w:val="53A8BDD4"/>
@@ -8208,7 +10991,7 @@
       </w:rPr>
     </w:lvl>
   </w:abstractNum>
-  <w:abstractNum w:abstractNumId="27" w15:restartNumberingAfterBreak="0">
+  <w:abstractNum w:abstractNumId="29" w15:restartNumberingAfterBreak="0">
     <w:nsid w:val="6BA67B47"/>
     <w:multiLevelType w:val="multilevel"/>
     <w:tmpl w:val="45A8C340"/>
@@ -8321,7 +11104,7 @@
       </w:pPr>
     </w:lvl>
   </w:abstractNum>
-  <w:abstractNum w:abstractNumId="28" w15:restartNumberingAfterBreak="0">
+  <w:abstractNum w:abstractNumId="30" w15:restartNumberingAfterBreak="0">
     <w:nsid w:val="6EFA40EA"/>
     <w:multiLevelType w:val="hybridMultilevel"/>
     <w:tmpl w:val="6702287A"/>
@@ -8434,7 +11217,7 @@
       </w:rPr>
     </w:lvl>
   </w:abstractNum>
-  <w:abstractNum w:abstractNumId="29" w15:restartNumberingAfterBreak="0">
+  <w:abstractNum w:abstractNumId="31" w15:restartNumberingAfterBreak="0">
     <w:nsid w:val="70A41BDC"/>
     <w:multiLevelType w:val="hybridMultilevel"/>
     <w:tmpl w:val="2C0403BA"/>
@@ -8547,7 +11330,7 @@
       </w:rPr>
     </w:lvl>
   </w:abstractNum>
-  <w:abstractNum w:abstractNumId="30" w15:restartNumberingAfterBreak="0">
+  <w:abstractNum w:abstractNumId="32" w15:restartNumberingAfterBreak="0">
     <w:nsid w:val="73FD724D"/>
     <w:multiLevelType w:val="hybridMultilevel"/>
     <w:tmpl w:val="76FAC20A"/>
@@ -8660,7 +11443,7 @@
       </w:rPr>
     </w:lvl>
   </w:abstractNum>
-  <w:abstractNum w:abstractNumId="31" w15:restartNumberingAfterBreak="0">
+  <w:abstractNum w:abstractNumId="33" w15:restartNumberingAfterBreak="0">
     <w:nsid w:val="740E1DCB"/>
     <w:multiLevelType w:val="hybridMultilevel"/>
     <w:tmpl w:val="97620E36"/>
@@ -8773,7 +11556,7 @@
       </w:rPr>
     </w:lvl>
   </w:abstractNum>
-  <w:abstractNum w:abstractNumId="32" w15:restartNumberingAfterBreak="0">
+  <w:abstractNum w:abstractNumId="34" w15:restartNumberingAfterBreak="0">
     <w:nsid w:val="776D652F"/>
     <w:multiLevelType w:val="multilevel"/>
     <w:tmpl w:val="34FE48D4"/>
@@ -8922,7 +11705,7 @@
       </w:rPr>
     </w:lvl>
   </w:abstractNum>
-  <w:abstractNum w:abstractNumId="33" w15:restartNumberingAfterBreak="0">
+  <w:abstractNum w:abstractNumId="35" w15:restartNumberingAfterBreak="0">
     <w:nsid w:val="78565272"/>
     <w:multiLevelType w:val="hybridMultilevel"/>
     <w:tmpl w:val="9CFAC584"/>
@@ -9035,7 +11818,7 @@
       </w:rPr>
     </w:lvl>
   </w:abstractNum>
-  <w:abstractNum w:abstractNumId="34" w15:restartNumberingAfterBreak="0">
+  <w:abstractNum w:abstractNumId="36" w15:restartNumberingAfterBreak="0">
     <w:nsid w:val="7CBE54C7"/>
     <w:multiLevelType w:val="hybridMultilevel"/>
     <w:tmpl w:val="AE9401AA"/>
@@ -9148,7 +11931,7 @@
       </w:rPr>
     </w:lvl>
   </w:abstractNum>
-  <w:abstractNum w:abstractNumId="35" w15:restartNumberingAfterBreak="0">
+  <w:abstractNum w:abstractNumId="37" w15:restartNumberingAfterBreak="0">
     <w:nsid w:val="7CFC1821"/>
     <w:multiLevelType w:val="hybridMultilevel"/>
     <w:tmpl w:val="043605D0"/>
@@ -9262,112 +12045,118 @@
     </w:lvl>
   </w:abstractNum>
   <w:num w:numId="1" w16cid:durableId="851841570">
-    <w:abstractNumId w:val="15"/>
+    <w:abstractNumId w:val="17"/>
   </w:num>
   <w:num w:numId="2" w16cid:durableId="972708761">
-    <w:abstractNumId w:val="14"/>
+    <w:abstractNumId w:val="16"/>
   </w:num>
   <w:num w:numId="3" w16cid:durableId="2103332877">
-    <w:abstractNumId w:val="29"/>
+    <w:abstractNumId w:val="31"/>
   </w:num>
   <w:num w:numId="4" w16cid:durableId="169561854">
-    <w:abstractNumId w:val="17"/>
+    <w:abstractNumId w:val="19"/>
   </w:num>
   <w:num w:numId="5" w16cid:durableId="1930573993">
-    <w:abstractNumId w:val="10"/>
+    <w:abstractNumId w:val="11"/>
   </w:num>
   <w:num w:numId="6" w16cid:durableId="272054072">
     <w:abstractNumId w:val="6"/>
   </w:num>
   <w:num w:numId="7" w16cid:durableId="586382936">
-    <w:abstractNumId w:val="28"/>
+    <w:abstractNumId w:val="30"/>
   </w:num>
   <w:num w:numId="8" w16cid:durableId="595601518">
-    <w:abstractNumId w:val="33"/>
+    <w:abstractNumId w:val="35"/>
   </w:num>
   <w:num w:numId="9" w16cid:durableId="732241970">
     <w:abstractNumId w:val="5"/>
   </w:num>
   <w:num w:numId="10" w16cid:durableId="899245808">
-    <w:abstractNumId w:val="20"/>
+    <w:abstractNumId w:val="22"/>
   </w:num>
   <w:num w:numId="11" w16cid:durableId="293293633">
     <w:abstractNumId w:val="1"/>
   </w:num>
   <w:num w:numId="12" w16cid:durableId="567225957">
-    <w:abstractNumId w:val="18"/>
+    <w:abstractNumId w:val="20"/>
   </w:num>
   <w:num w:numId="13" w16cid:durableId="296955089">
     <w:abstractNumId w:val="2"/>
   </w:num>
   <w:num w:numId="14" w16cid:durableId="1058164162">
-    <w:abstractNumId w:val="32"/>
+    <w:abstractNumId w:val="34"/>
   </w:num>
   <w:num w:numId="15" w16cid:durableId="2026056034">
-    <w:abstractNumId w:val="16"/>
+    <w:abstractNumId w:val="18"/>
   </w:num>
   <w:num w:numId="16" w16cid:durableId="968779610">
-    <w:abstractNumId w:val="19"/>
+    <w:abstractNumId w:val="21"/>
   </w:num>
   <w:num w:numId="17" w16cid:durableId="40634886">
     <w:abstractNumId w:val="3"/>
   </w:num>
   <w:num w:numId="18" w16cid:durableId="209928642">
+    <w:abstractNumId w:val="28"/>
+  </w:num>
+  <w:num w:numId="19" w16cid:durableId="551384275">
     <w:abstractNumId w:val="26"/>
   </w:num>
-  <w:num w:numId="19" w16cid:durableId="551384275">
+  <w:num w:numId="20" w16cid:durableId="1014724494">
+    <w:abstractNumId w:val="10"/>
+  </w:num>
+  <w:num w:numId="21" w16cid:durableId="596328034">
+    <w:abstractNumId w:val="32"/>
+  </w:num>
+  <w:num w:numId="22" w16cid:durableId="496767328">
+    <w:abstractNumId w:val="12"/>
+  </w:num>
+  <w:num w:numId="23" w16cid:durableId="852455553">
+    <w:abstractNumId w:val="14"/>
+  </w:num>
+  <w:num w:numId="24" w16cid:durableId="1268923957">
+    <w:abstractNumId w:val="23"/>
+  </w:num>
+  <w:num w:numId="25" w16cid:durableId="1324358573">
+    <w:abstractNumId w:val="37"/>
+  </w:num>
+  <w:num w:numId="26" w16cid:durableId="691419161">
+    <w:abstractNumId w:val="36"/>
+  </w:num>
+  <w:num w:numId="27" w16cid:durableId="681008582">
+    <w:abstractNumId w:val="33"/>
+  </w:num>
+  <w:num w:numId="28" w16cid:durableId="84545536">
     <w:abstractNumId w:val="24"/>
   </w:num>
-  <w:num w:numId="20" w16cid:durableId="1014724494">
+  <w:num w:numId="29" w16cid:durableId="833692411">
+    <w:abstractNumId w:val="29"/>
+  </w:num>
+  <w:num w:numId="30" w16cid:durableId="1580141178">
     <w:abstractNumId w:val="9"/>
   </w:num>
-  <w:num w:numId="21" w16cid:durableId="596328034">
-    <w:abstractNumId w:val="30"/>
-  </w:num>
-  <w:num w:numId="22" w16cid:durableId="496767328">
-    <w:abstractNumId w:val="11"/>
-  </w:num>
-  <w:num w:numId="23" w16cid:durableId="852455553">
-    <w:abstractNumId w:val="13"/>
-  </w:num>
-  <w:num w:numId="24" w16cid:durableId="1268923957">
-    <w:abstractNumId w:val="21"/>
-  </w:num>
-  <w:num w:numId="25" w16cid:durableId="1324358573">
-    <w:abstractNumId w:val="35"/>
-  </w:num>
-  <w:num w:numId="26" w16cid:durableId="691419161">
-    <w:abstractNumId w:val="34"/>
-  </w:num>
-  <w:num w:numId="27" w16cid:durableId="681008582">
-    <w:abstractNumId w:val="31"/>
-  </w:num>
-  <w:num w:numId="28" w16cid:durableId="84545536">
-    <w:abstractNumId w:val="22"/>
-  </w:num>
-  <w:num w:numId="29" w16cid:durableId="833692411">
-    <w:abstractNumId w:val="27"/>
-  </w:num>
-  <w:num w:numId="30" w16cid:durableId="1580141178">
-    <w:abstractNumId w:val="8"/>
-  </w:num>
   <w:num w:numId="31" w16cid:durableId="225796856">
-    <w:abstractNumId w:val="23"/>
+    <w:abstractNumId w:val="25"/>
   </w:num>
   <w:num w:numId="32" w16cid:durableId="146678342">
-    <w:abstractNumId w:val="25"/>
+    <w:abstractNumId w:val="27"/>
   </w:num>
   <w:num w:numId="33" w16cid:durableId="1948613444">
     <w:abstractNumId w:val="7"/>
   </w:num>
   <w:num w:numId="34" w16cid:durableId="1085223356">
-    <w:abstractNumId w:val="12"/>
+    <w:abstractNumId w:val="13"/>
   </w:num>
   <w:num w:numId="35" w16cid:durableId="271860377">
     <w:abstractNumId w:val="0"/>
   </w:num>
   <w:num w:numId="36" w16cid:durableId="690569937">
     <w:abstractNumId w:val="4"/>
+  </w:num>
+  <w:num w:numId="37" w16cid:durableId="308751171">
+    <w:abstractNumId w:val="15"/>
+  </w:num>
+  <w:num w:numId="38" w16cid:durableId="2017224632">
+    <w:abstractNumId w:val="8"/>
   </w:num>
   <w:numIdMacAtCleanup w:val="10"/>
 </w:numbering>
@@ -10156,6 +12945,19 @@
       <w:ind w:left="220"/>
     </w:pPr>
   </w:style>
+  <w:style w:type="character" w:styleId="CdigoHTML">
+    <w:name w:val="HTML Code"/>
+    <w:basedOn w:val="Fuentedeprrafopredeter"/>
+    <w:uiPriority w:val="99"/>
+    <w:semiHidden/>
+    <w:unhideWhenUsed/>
+    <w:rsid w:val="005555FB"/>
+    <w:rPr>
+      <w:rFonts w:ascii="Courier New" w:eastAsia="Times New Roman" w:hAnsi="Courier New" w:cs="Courier New"/>
+      <w:sz w:val="20"/>
+      <w:szCs w:val="20"/>
+    </w:rPr>
+  </w:style>
 </w:styles>
 </file>
 

--- a/Documentos iniciales/Proyecto_Final_Doc_EquipoX.docx
+++ b/Documentos iniciales/Proyecto_Final_Doc_EquipoX.docx
@@ -3146,15 +3146,7 @@
     <w:p>
       <w:bookmarkStart w:id="1" w:name="_Toc230192312"/>
       <w:r>
-        <w:t xml:space="preserve">Los microservicios son un enfoque arquitectónico nativo de la nube en el que una sola aplicación se conforma de muchos componentes o servicios más pequeños, poco acoplados y que se pueden desplegar de forma independiente. Una arquitectura de microservicios es un tipo de arquitectura de aplicaciones en la que se desarrolla la aplicación como un conjunto de servicios. Este modelo proporciona el </w:t>
-      </w:r>
-      <w:proofErr w:type="spellStart"/>
-      <w:r>
-        <w:t>framework</w:t>
-      </w:r>
-      <w:proofErr w:type="spellEnd"/>
-      <w:r>
-        <w:t xml:space="preserve"> para desarrollar, desplegar y mantener aplicaciones y servicios de arquitectura de microservicios de forma independiente, pero ¿quién los usa?, ¿qué necesitan?, ¿cuándo ocuparlos?, ¿dónde nos benefician? y ¿por qué utilizarlos?</w:t>
+        <w:t>Los microservicios son un enfoque arquitectónico nativo de la nube en el que una sola aplicación se conforma de muchos componentes o servicios más pequeños, poco acoplados y que se pueden desplegar de forma independiente. Una arquitectura de microservicios es un tipo de arquitectura de aplicaciones en la que se desarrolla la aplicación como un conjunto de servicios. Este modelo proporciona el framework para desarrollar, desplegar y mantener aplicaciones y servicios de arquitectura de microservicios de forma independiente, pero ¿quién los usa?, ¿qué necesitan?, ¿cuándo ocuparlos?, ¿dónde nos benefician? y ¿por qué utilizarlos?</w:t>
       </w:r>
     </w:p>
     <w:p>
@@ -3165,23 +3157,7 @@
         <w:t xml:space="preserve">ste </w:t>
       </w:r>
       <w:r>
-        <w:t>proyecto final de la experiencia educativa de “Tecnologías para la Integración de Soluciones” nos ha ayudado a resolver a forma de cierre de esta materia. El presente documento muestra el trabajo de nuestro equipo ante una problemática: desarrollar un sistema distribuido de control de acceso para un estacionamiento privado basado en una arquitectura de microservicios orientada al dominio (Domain-</w:t>
-      </w:r>
-      <w:proofErr w:type="spellStart"/>
-      <w:r>
-        <w:t>Oriented</w:t>
-      </w:r>
-      <w:proofErr w:type="spellEnd"/>
-      <w:r>
-        <w:t xml:space="preserve"> </w:t>
-      </w:r>
-      <w:proofErr w:type="spellStart"/>
-      <w:r>
-        <w:t>Microservices</w:t>
-      </w:r>
-      <w:proofErr w:type="spellEnd"/>
-      <w:r>
-        <w:t>), con separación funcional de servicios para la administración de usuarios, vehículos y registros de estacionamiento.</w:t>
+        <w:t>proyecto final de la experiencia educativa de “Tecnologías para la Integración de Soluciones” nos ha ayudado a resolver a forma de cierre de esta materia. El presente documento muestra el trabajo de nuestro equipo ante una problemática: desarrollar un sistema distribuido de control de acceso para un estacionamiento privado basado en una arquitectura de microservicios orientada al dominio (Domain-Oriented Microservices), con separación funcional de servicios para la administración de usuarios, vehículos y registros de estacionamiento.</w:t>
       </w:r>
     </w:p>
     <w:p>
@@ -3191,23 +3167,7 @@
     </w:p>
     <w:p>
       <w:r>
-        <w:t xml:space="preserve">También se explica la arquitectura general del sistema, la arquitectura por capas utilizada dentro de cada microservicio, los diagramas principales, el diseño de las </w:t>
-      </w:r>
-      <w:proofErr w:type="spellStart"/>
-      <w:r>
-        <w:t>APIs</w:t>
-      </w:r>
-      <w:proofErr w:type="spellEnd"/>
-      <w:r>
-        <w:t xml:space="preserve"> REST, las tecnologías utilizadas y las pruebas realizadas. Entre los elementos más importantes se encuentran el uso de JWT para la autenticación, </w:t>
-      </w:r>
-      <w:proofErr w:type="spellStart"/>
-      <w:r>
-        <w:t>bcrypt</w:t>
-      </w:r>
-      <w:proofErr w:type="spellEnd"/>
-      <w:r>
-        <w:t xml:space="preserve"> para el manejo seguro de contraseñas, bases de datos separadas por dominio y contenedores para facilitar el despliegue de los servicios.</w:t>
+        <w:t>También se explica la arquitectura general del sistema, la arquitectura por capas utilizada dentro de cada microservicio, los diagramas principales, el diseño de las APIs REST, las tecnologías utilizadas y las pruebas realizadas. Entre los elementos más importantes se encuentran el uso de JWT para la autenticación, bcrypt para el manejo seguro de contraseñas, bases de datos separadas por dominio y contenedores para facilitar el despliegue de los servicios.</w:t>
       </w:r>
     </w:p>
     <w:p>
@@ -3218,15 +3178,7 @@
         <w:t xml:space="preserve">recordar y usar </w:t>
       </w:r>
       <w:r>
-        <w:t xml:space="preserve">varios temas vistos durante el curso, como la separación de responsabilidades, la comunicación entre servicios, el uso de bases de datos independientes y la validación de reglas de negocio. Más allá de solo construir </w:t>
-      </w:r>
-      <w:proofErr w:type="spellStart"/>
-      <w:r>
-        <w:t>endpoints</w:t>
-      </w:r>
-      <w:proofErr w:type="spellEnd"/>
-      <w:r>
-        <w:t>, el objetivo fue entender cómo se puede organizar un sistema distribuido para que cada servicio cumpla una función clara y pueda integrarse con los demás de forma sencilla.</w:t>
+        <w:t>varios temas vistos durante el curso, como la separación de responsabilidades, la comunicación entre servicios, el uso de bases de datos independientes y la validación de reglas de negocio. Más allá de solo construir endpoints, el objetivo fue entender cómo se puede organizar un sistema distribuido para que cada servicio cumpla una función clara y pueda integrarse con los demás de forma sencilla.</w:t>
       </w:r>
     </w:p>
     <w:p/>
@@ -3432,15 +3384,7 @@
     </w:p>
     <w:p>
       <w:r>
-        <w:t xml:space="preserve">El servicio de usuario es el segundo microservicio de nuestro proyecto. </w:t>
-      </w:r>
-      <w:proofErr w:type="spellStart"/>
-      <w:r>
-        <w:t>UserService</w:t>
-      </w:r>
-      <w:proofErr w:type="spellEnd"/>
-      <w:r>
-        <w:t xml:space="preserve"> tiene como finalidad realizar todas las acciones que se pueden hacer dentro del sistema referentes a los usuarios. Con este microservicio podemos registrar usuarios, editarlos, ver su perfil y cambiar su estatus. De esta manera, separamos toda la lógica de los usuarios del resto del sistema, cumpliendo así con el propósito de trabajar con una arquitectura de microservicios.</w:t>
+        <w:t>El servicio de usuario es el segundo microservicio de nuestro proyecto. UserService tiene como finalidad realizar todas las acciones que se pueden hacer dentro del sistema referentes a los usuarios. Con este microservicio podemos registrar usuarios, editarlos, ver su perfil y cambiar su estatus. De esta manera, separamos toda la lógica de los usuarios del resto del sistema, cumpliendo así con el propósito de trabajar con una arquitectura de microservicios.</w:t>
       </w:r>
     </w:p>
     <w:p>
@@ -3470,15 +3414,7 @@
         </w:numPr>
       </w:pPr>
       <w:r>
-        <w:t>Editar usuarios: PUT /usuarios/editar/{</w:t>
-      </w:r>
-      <w:proofErr w:type="spellStart"/>
-      <w:r>
-        <w:t>idUsuario</w:t>
-      </w:r>
-      <w:proofErr w:type="spellEnd"/>
-      <w:r>
-        <w:t>}</w:t>
+        <w:t>Editar usuarios: PUT /usuarios/editar/{idUsuario}</w:t>
       </w:r>
     </w:p>
     <w:p>
@@ -3490,23 +3426,7 @@
         </w:numPr>
       </w:pPr>
       <w:r>
-        <w:t>Ver perfil de usuario: GET /usuarios/</w:t>
-      </w:r>
-      <w:proofErr w:type="spellStart"/>
-      <w:r>
-        <w:t>verPerfil</w:t>
-      </w:r>
-      <w:proofErr w:type="spellEnd"/>
-      <w:r>
-        <w:t>/{</w:t>
-      </w:r>
-      <w:proofErr w:type="spellStart"/>
-      <w:r>
-        <w:t>idUsuario</w:t>
-      </w:r>
-      <w:proofErr w:type="spellEnd"/>
-      <w:r>
-        <w:t>}</w:t>
+        <w:t>Ver perfil de usuario: GET /usuarios/verPerfil/{idUsuario}</w:t>
       </w:r>
     </w:p>
     <w:p>
@@ -3518,31 +3438,7 @@
         </w:numPr>
       </w:pPr>
       <w:r>
-        <w:t>Cambiar estatus de usuario: PATCH /usuarios/</w:t>
-      </w:r>
-      <w:proofErr w:type="spellStart"/>
-      <w:r>
-        <w:t>actualizarEstatus</w:t>
-      </w:r>
-      <w:proofErr w:type="spellEnd"/>
-      <w:r>
-        <w:t>/{</w:t>
-      </w:r>
-      <w:proofErr w:type="spellStart"/>
-      <w:r>
-        <w:t>idUsuario</w:t>
-      </w:r>
-      <w:proofErr w:type="spellEnd"/>
-      <w:r>
-        <w:t>}/{</w:t>
-      </w:r>
-      <w:proofErr w:type="spellStart"/>
-      <w:r>
-        <w:t>idRol</w:t>
-      </w:r>
-      <w:proofErr w:type="spellEnd"/>
-      <w:r>
-        <w:t>}</w:t>
+        <w:t>Cambiar estatus de usuario: PATCH /usuarios/actualizarEstatus/{idUsuario}/{idRol}</w:t>
       </w:r>
     </w:p>
     <w:p/>
@@ -3550,124 +3446,43 @@
       <w:r>
         <w:t xml:space="preserve">Comencemos desde el principio. Desde </w:t>
       </w:r>
-      <w:proofErr w:type="spellStart"/>
       <w:r>
         <w:t>postman</w:t>
       </w:r>
-      <w:proofErr w:type="spellEnd"/>
       <w:r>
         <w:t xml:space="preserve"> se manda una petición a http://localhost:8082/usuarios/ y, según el caso, se usa el método correspondiente. Para agregar se usa POST, para editar se usa PUT, para cambiar el estatus se usa PATCH y para ver el perfil se usa GET.</w:t>
       </w:r>
     </w:p>
     <w:p>
       <w:r>
-        <w:t xml:space="preserve">Todos los métodos necesitan un token proporcionado previamente por </w:t>
-      </w:r>
-      <w:proofErr w:type="spellStart"/>
-      <w:r>
-        <w:t>AuthService</w:t>
-      </w:r>
-      <w:proofErr w:type="spellEnd"/>
-      <w:r>
-        <w:t xml:space="preserve">. Este token debe mandarse en la autorización de tipo Bearer, dentro del </w:t>
-      </w:r>
-      <w:proofErr w:type="spellStart"/>
-      <w:r>
-        <w:t>header</w:t>
-      </w:r>
-      <w:proofErr w:type="spellEnd"/>
-      <w:r>
-        <w:t xml:space="preserve"> de la petición. Después, este token llega al </w:t>
-      </w:r>
-      <w:proofErr w:type="spellStart"/>
-      <w:r>
-        <w:t>endpoint</w:t>
-      </w:r>
-      <w:proofErr w:type="spellEnd"/>
-      <w:r>
-        <w:t xml:space="preserve"> correspondiente, dependiendo de la acción que se quiera realizar.</w:t>
-      </w:r>
-    </w:p>
-    <w:p>
-      <w:r>
-        <w:t xml:space="preserve">Cada token que llega se verifica para saber si es válido, si fue creado con la misma clave que usa </w:t>
-      </w:r>
-      <w:proofErr w:type="spellStart"/>
-      <w:r>
-        <w:t>AuthService</w:t>
-      </w:r>
-      <w:proofErr w:type="spellEnd"/>
-      <w:r>
-        <w:t xml:space="preserve"> y si todavía no ha caducado. Si el token no cumple con alguna de estas reglas, el sistema no permite continuar con la operación y se devuelve un mensaje indicando que el token es inválido o ya expiró.</w:t>
+        <w:t>Todos los métodos necesitan un token proporcionado previamente por AuthService. Este token debe mandarse en la autorización de tipo Bearer, dentro del header de la petición. Después, este token llega al endpoint correspondiente, dependiendo de la acción que se quiera realizar.</w:t>
+      </w:r>
+    </w:p>
+    <w:p>
+      <w:r>
+        <w:t>Cada token que llega se verifica para saber si es válido, si fue creado con la misma clave que usa AuthService y si todavía no ha caducado. Si el token no cumple con alguna de estas reglas, el sistema no permite continuar con la operación y se devuelve un mensaje indicando que el token es inválido o ya expiró.</w:t>
       </w:r>
     </w:p>
     <w:p/>
     <w:p>
       <w:r>
-        <w:t xml:space="preserve">Función </w:t>
-      </w:r>
-      <w:proofErr w:type="spellStart"/>
-      <w:r>
-        <w:t>agregarUsuario</w:t>
-      </w:r>
-      <w:proofErr w:type="spellEnd"/>
-    </w:p>
-    <w:p>
-      <w:r>
-        <w:t xml:space="preserve">La función </w:t>
-      </w:r>
-      <w:proofErr w:type="spellStart"/>
-      <w:r>
-        <w:t>agregarUsuario</w:t>
-      </w:r>
-      <w:proofErr w:type="spellEnd"/>
-      <w:r>
-        <w:t xml:space="preserve"> empieza cuando se manda una petición desde </w:t>
-      </w:r>
-      <w:proofErr w:type="spellStart"/>
+        <w:t>Función agregarUsuario</w:t>
+      </w:r>
+    </w:p>
+    <w:p>
+      <w:r>
+        <w:t xml:space="preserve">La función agregarUsuario empieza cuando se manda una petición desde </w:t>
+      </w:r>
       <w:r>
         <w:t>postman</w:t>
       </w:r>
-      <w:proofErr w:type="spellEnd"/>
-      <w:r>
-        <w:t xml:space="preserve"> al </w:t>
-      </w:r>
-      <w:proofErr w:type="spellStart"/>
-      <w:r>
-        <w:t>endpoint</w:t>
-      </w:r>
-      <w:proofErr w:type="spellEnd"/>
-      <w:r>
-        <w:t xml:space="preserve"> POST /usuarios/agregar. Esta petición debe traer el token en el </w:t>
-      </w:r>
-      <w:proofErr w:type="spellStart"/>
-      <w:r>
-        <w:t>header</w:t>
-      </w:r>
-      <w:proofErr w:type="spellEnd"/>
-      <w:r>
-        <w:t xml:space="preserve"> y el cuerpo de la petición con los datos del nuevo usuario que se quiere registrar.</w:t>
-      </w:r>
-    </w:p>
-    <w:p>
-      <w:r>
-        <w:t xml:space="preserve">Primero, la petición llega al </w:t>
-      </w:r>
-      <w:proofErr w:type="spellStart"/>
-      <w:r>
-        <w:t>controller</w:t>
-      </w:r>
-      <w:proofErr w:type="spellEnd"/>
-      <w:r>
-        <w:t xml:space="preserve"> de nuestro microservicio. Ahí se identifica que la ruta corresponde a agregar usuario y, antes de pasar a la clase </w:t>
-      </w:r>
-      <w:proofErr w:type="spellStart"/>
-      <w:r>
-        <w:t>service</w:t>
-      </w:r>
-      <w:proofErr w:type="spellEnd"/>
-      <w:r>
-        <w:t>, se revisa si la cabecera trae el token de autorización. Si no viene el token o no viene con el formato correcto de Bearer, se regresa un mensaje indicando que falta el token o que el formato es incorrecto.</w:t>
+      <w:r>
+        <w:t xml:space="preserve"> al endpoint POST /usuarios/agregar. Esta petición debe traer el token en el header y el cuerpo de la petición con los datos del nuevo usuario que se quiere registrar.</w:t>
+      </w:r>
+    </w:p>
+    <w:p>
+      <w:r>
+        <w:t>Primero, la petición llega al controller de nuestro microservicio. Ahí se identifica que la ruta corresponde a agregar usuario y, antes de pasar a la clase service, se revisa si la cabecera trae el token de autorización. Si no viene el token o no viene con el formato correcto de Bearer, se regresa un mensaje indicando que falta el token o que el formato es incorrecto.</w:t>
       </w:r>
     </w:p>
     <w:p>
@@ -3679,65 +3494,17 @@
         <w:t xml:space="preserve"> y d</w:t>
       </w:r>
       <w:r>
-        <w:t xml:space="preserve">espués, ese token se manda al método correspondiente de la clase </w:t>
-      </w:r>
-      <w:proofErr w:type="spellStart"/>
-      <w:r>
-        <w:t>service</w:t>
-      </w:r>
-      <w:proofErr w:type="spellEnd"/>
-      <w:r>
-        <w:t xml:space="preserve">, junto con el cuerpo de la petición. El cuerpo llega como un objeto </w:t>
-      </w:r>
-      <w:proofErr w:type="spellStart"/>
-      <w:r>
-        <w:t>UsuariosRequestDTO</w:t>
-      </w:r>
-      <w:proofErr w:type="spellEnd"/>
-      <w:r>
-        <w:t>, que contiene la información que se quiere usar para crear al nuevo usuario.</w:t>
-      </w:r>
-    </w:p>
-    <w:p>
-      <w:r>
-        <w:t xml:space="preserve">Una vez dentro del </w:t>
-      </w:r>
-      <w:proofErr w:type="spellStart"/>
-      <w:r>
-        <w:t>service</w:t>
-      </w:r>
-      <w:proofErr w:type="spellEnd"/>
-      <w:r>
-        <w:t xml:space="preserve">, primero se valida el token. Se revisa si el token es válido, si no está expirado y si fue creado con la misma clave que usa </w:t>
-      </w:r>
-      <w:proofErr w:type="spellStart"/>
-      <w:r>
-        <w:t>AuthService</w:t>
-      </w:r>
-      <w:proofErr w:type="spellEnd"/>
-      <w:r>
-        <w:t>. Si el token no es correcto, se detiene el proceso y se devuelve un mensaje de error.</w:t>
-      </w:r>
-    </w:p>
-    <w:p>
-      <w:r>
-        <w:t xml:space="preserve">Después de validar el token, se obtiene el </w:t>
-      </w:r>
-      <w:proofErr w:type="spellStart"/>
-      <w:r>
-        <w:t>username</w:t>
-      </w:r>
-      <w:proofErr w:type="spellEnd"/>
-      <w:r>
-        <w:t xml:space="preserve"> que viene dentro del token. Con ese </w:t>
-      </w:r>
-      <w:proofErr w:type="spellStart"/>
-      <w:r>
-        <w:t>username</w:t>
-      </w:r>
-      <w:proofErr w:type="spellEnd"/>
-      <w:r>
-        <w:t xml:space="preserve"> se busca al usuario en la base de datos para saber quién está intentando hacer la operación</w:t>
+        <w:t>espués, ese token se manda al método correspondiente de la clase service, junto con el cuerpo de la petición. El cuerpo llega como un objeto UsuariosRequestDTO, que contiene la información que se quiere usar para crear al nuevo usuario.</w:t>
+      </w:r>
+    </w:p>
+    <w:p>
+      <w:r>
+        <w:t>Una vez dentro del service, primero se valida el token. Se revisa si el token es válido, si no está expirado y si fue creado con la misma clave que usa AuthService. Si el token no es correcto, se detiene el proceso y se devuelve un mensaje de error.</w:t>
+      </w:r>
+    </w:p>
+    <w:p>
+      <w:r>
+        <w:t>Después de validar el token, se obtiene el username que viene dentro del token. Con ese username se busca al usuario en la base de datos para saber quién está intentando hacer la operación</w:t>
       </w:r>
       <w:r>
         <w:t xml:space="preserve"> porque solo un</w:t>
@@ -3748,28 +3515,12 @@
     </w:p>
     <w:p>
       <w:r>
-        <w:t xml:space="preserve">Después de eso, se empieza a trabajar con el cuerpo de la petición. Los datos que llegaron en el </w:t>
-      </w:r>
-      <w:proofErr w:type="spellStart"/>
-      <w:r>
-        <w:t>UsuariosRequestDTO</w:t>
-      </w:r>
-      <w:proofErr w:type="spellEnd"/>
-      <w:r>
-        <w:t xml:space="preserve"> se pasan a un objeto de tipo Usuario, que representa la estructura que se maneja en la base de datos.</w:t>
-      </w:r>
-    </w:p>
-    <w:p>
-      <w:r>
-        <w:t xml:space="preserve">Luego se realizan las validaciones de los datos obligatorios. Se revisa que venga el rol, el tipo de usuario, el nombre, el apellido paterno, el programa educativo, el </w:t>
-      </w:r>
-      <w:proofErr w:type="spellStart"/>
-      <w:r>
-        <w:t>username</w:t>
-      </w:r>
-      <w:proofErr w:type="spellEnd"/>
-      <w:r>
-        <w:t>, la contraseña, el correo y el teléfono. También se valida que el correo tenga un formato correcto.</w:t>
+        <w:t>Después de eso, se empieza a trabajar con el cuerpo de la petición. Los datos que llegaron en el UsuariosRequestDTO se pasan a un objeto de tipo Usuario, que representa la estructura que se maneja en la base de datos.</w:t>
+      </w:r>
+    </w:p>
+    <w:p>
+      <w:r>
+        <w:t>Luego se realizan las validaciones de los datos obligatorios. Se revisa que venga el rol, el tipo de usuario, el nombre, el apellido paterno, el programa educativo, el username, la contraseña, el correo y el teléfono. También se valida que el correo tenga un formato correcto.</w:t>
       </w:r>
     </w:p>
     <w:p>
@@ -3780,28 +3531,12 @@
         <w:t>Postman</w:t>
       </w:r>
       <w:r>
-        <w:t xml:space="preserve">. En este microservicio se generan dentro del </w:t>
-      </w:r>
-      <w:proofErr w:type="spellStart"/>
-      <w:r>
-        <w:t>service</w:t>
-      </w:r>
-      <w:proofErr w:type="spellEnd"/>
-      <w:r>
-        <w:t>. La clave de usuario se crea de forma interna siguiendo un patrón, y el tiempo de creación se asigna con la fecha y hora actual.</w:t>
-      </w:r>
-    </w:p>
-    <w:p>
-      <w:r>
-        <w:t xml:space="preserve">Después se revisa que no existan usuarios repetidos. Primero se busca si ya existe un usuario con el mismo </w:t>
-      </w:r>
-      <w:proofErr w:type="spellStart"/>
-      <w:r>
-        <w:t>username</w:t>
-      </w:r>
-      <w:proofErr w:type="spellEnd"/>
-      <w:r>
-        <w:t xml:space="preserve">. Si ya existe, se regresa un mensaje diciendo que el nombre de usuario ya está en uso. Luego se busca si ya existe un usuario con el mismo correo. Si el correo ya está registrado, también se </w:t>
+        <w:t>. En este microservicio se generan dentro del service. La clave de usuario se crea de forma interna siguiendo un patrón, y el tiempo de creación se asigna con la fecha y hora actual.</w:t>
+      </w:r>
+    </w:p>
+    <w:p>
+      <w:r>
+        <w:t xml:space="preserve">Después se revisa que no existan usuarios repetidos. Primero se busca si ya existe un usuario con el mismo username. Si ya existe, se regresa un mensaje diciendo que el nombre de usuario ya está en uso. Luego se busca si ya existe un usuario con el mismo correo. Si el correo ya está registrado, también se </w:t>
       </w:r>
       <w:r>
         <w:t>retorna un mensaje de error</w:t>
@@ -3815,15 +3550,7 @@
         <w:t>También se validan los catálogos</w:t>
       </w:r>
       <w:r>
-        <w:t xml:space="preserve"> para hacer uso del resto de tablas de </w:t>
-      </w:r>
-      <w:proofErr w:type="spellStart"/>
-      <w:r>
-        <w:t>nusestra</w:t>
-      </w:r>
-      <w:proofErr w:type="spellEnd"/>
-      <w:r>
-        <w:t xml:space="preserve"> base de datos , el </w:t>
+        <w:t xml:space="preserve"> para hacer uso del resto de tablas de nusestra base de datos , el </w:t>
       </w:r>
       <w:r>
         <w:t>sistema revisa si el id del programa educativo, el id del rol y el id del tipo de usuario existen realmente en sus tablas correspondientes</w:t>
@@ -3837,15 +3564,7 @@
     </w:p>
     <w:p>
       <w:r>
-        <w:t xml:space="preserve">Si todo está correcto, se cifra la contraseña con </w:t>
-      </w:r>
-      <w:proofErr w:type="spellStart"/>
-      <w:r>
-        <w:t>BCrypt</w:t>
-      </w:r>
-      <w:proofErr w:type="spellEnd"/>
-      <w:r>
-        <w:t xml:space="preserve"> antes de guardarla en la base de datos. </w:t>
+        <w:t xml:space="preserve">Si todo está correcto, se cifra la contraseña con BCrypt antes de guardarla en la base de datos. </w:t>
       </w:r>
       <w:r>
         <w:t>Y de</w:t>
@@ -3856,87 +3575,18 @@
     </w:p>
     <w:p>
       <w:r>
-        <w:t xml:space="preserve">Cuando ya está construido el objeto completo, se manda al </w:t>
-      </w:r>
-      <w:proofErr w:type="spellStart"/>
-      <w:r>
-        <w:t>repository</w:t>
-      </w:r>
-      <w:proofErr w:type="spellEnd"/>
-      <w:r>
-        <w:t>. Esta es la última capa del flujo, porque aquí es donde se ejecuta la consulta hacia</w:t>
-      </w:r>
-      <w:r>
-        <w:t xml:space="preserve"> </w:t>
-      </w:r>
-      <w:proofErr w:type="spellStart"/>
-      <w:r>
-        <w:t>postgres</w:t>
-      </w:r>
-      <w:proofErr w:type="spellEnd"/>
-      <w:r>
-        <w:t xml:space="preserve">. En este caso, se llama al método </w:t>
-      </w:r>
-      <w:proofErr w:type="spellStart"/>
-      <w:r>
-        <w:t>registrarUsuario</w:t>
-      </w:r>
-      <w:proofErr w:type="spellEnd"/>
-      <w:r>
-        <w:t>, que hace el INSERT en la tabla usuario.</w:t>
-      </w:r>
-    </w:p>
-    <w:p>
-      <w:r>
-        <w:t xml:space="preserve">Si la consulta se ejecuta bien, el </w:t>
-      </w:r>
-      <w:proofErr w:type="spellStart"/>
-      <w:r>
-        <w:t>repository</w:t>
-      </w:r>
-      <w:proofErr w:type="spellEnd"/>
-      <w:r>
-        <w:t xml:space="preserve"> termina su trabajo y el resultado regresa al </w:t>
-      </w:r>
-      <w:proofErr w:type="spellStart"/>
-      <w:r>
-        <w:t>service</w:t>
-      </w:r>
-      <w:proofErr w:type="spellEnd"/>
-      <w:r>
-        <w:t xml:space="preserve">. Después, el </w:t>
-      </w:r>
-      <w:proofErr w:type="spellStart"/>
-      <w:r>
-        <w:t>service</w:t>
-      </w:r>
-      <w:proofErr w:type="spellEnd"/>
-      <w:r>
-        <w:t xml:space="preserve"> devuelve un mensaje de operación exitosa. Ese mensaje sube de nuevo al </w:t>
-      </w:r>
-      <w:proofErr w:type="spellStart"/>
-      <w:r>
-        <w:t>controller</w:t>
-      </w:r>
-      <w:proofErr w:type="spellEnd"/>
-      <w:r>
-        <w:t xml:space="preserve"> y el </w:t>
-      </w:r>
-      <w:proofErr w:type="spellStart"/>
-      <w:r>
-        <w:t>controller</w:t>
-      </w:r>
-      <w:proofErr w:type="spellEnd"/>
-      <w:r>
-        <w:t xml:space="preserve"> lo responde con un </w:t>
-      </w:r>
-      <w:proofErr w:type="spellStart"/>
-      <w:r>
-        <w:t>ResponseEntity.ok</w:t>
-      </w:r>
-      <w:proofErr w:type="spellEnd"/>
-      <w:r>
-        <w:t xml:space="preserve">, </w:t>
+        <w:t>Cuando ya está construido el objeto completo, se manda al repository. Esta es la última capa del flujo, porque aquí es donde se ejecuta la consulta hacia</w:t>
+      </w:r>
+      <w:r>
+        <w:t xml:space="preserve"> postgres</w:t>
+      </w:r>
+      <w:r>
+        <w:t>. En este caso, se llama al método registrarUsuario, que hace el INSERT en la tabla usuario.</w:t>
+      </w:r>
+    </w:p>
+    <w:p>
+      <w:r>
+        <w:t xml:space="preserve">Si la consulta se ejecuta bien, el repository termina su trabajo y el resultado regresa al service. Después, el service devuelve un mensaje de operación exitosa. Ese mensaje sube de nuevo al controller y el controller lo responde con un ResponseEntity.ok, </w:t>
       </w:r>
       <w:r>
         <w:t>en el cual va un mensaje de 200 positivo junto con el mensaje que nosotros pusimos</w:t>
@@ -3954,146 +3604,102 @@
     <w:p/>
     <w:p>
       <w:r>
-        <w:t xml:space="preserve">Función </w:t>
-      </w:r>
-      <w:proofErr w:type="spellStart"/>
-      <w:r>
-        <w:t>editarUsuario</w:t>
-      </w:r>
-      <w:proofErr w:type="spellEnd"/>
-    </w:p>
-    <w:p>
-      <w:r>
-        <w:t xml:space="preserve">La función </w:t>
-      </w:r>
-      <w:proofErr w:type="spellStart"/>
-      <w:r>
-        <w:t>editarUsuario</w:t>
-      </w:r>
-      <w:proofErr w:type="spellEnd"/>
-      <w:r>
-        <w:t xml:space="preserve"> permite actualizar la información de un usuario que ya existe. Esta función se prueba desde </w:t>
-      </w:r>
-      <w:proofErr w:type="spellStart"/>
+        <w:t>Función editarUsuario</w:t>
+      </w:r>
+    </w:p>
+    <w:p>
+      <w:r>
+        <w:t xml:space="preserve">La función editarUsuario permite actualizar la información de un usuario que ya existe. Esta función se prueba desde </w:t>
+      </w:r>
       <w:r>
         <w:t>postman</w:t>
       </w:r>
-      <w:proofErr w:type="spellEnd"/>
-      <w:r>
-        <w:t xml:space="preserve"> con el método PUT y la ruta http://localhost:8082/usuarios/editar/{idUsuario}. En la URL se manda el id del usuario que se quiere editar y en el </w:t>
-      </w:r>
-      <w:proofErr w:type="spellStart"/>
-      <w:r>
-        <w:t>body</w:t>
-      </w:r>
-      <w:proofErr w:type="spellEnd"/>
-      <w:r>
-        <w:t xml:space="preserve"> se mandan los nuevos datos.</w:t>
-      </w:r>
-    </w:p>
-    <w:p>
-      <w:r>
-        <w:t xml:space="preserve">Igual que en las demás funciones, primero la petición llega al </w:t>
-      </w:r>
-      <w:proofErr w:type="spellStart"/>
-      <w:r>
-        <w:t>controller</w:t>
-      </w:r>
-      <w:proofErr w:type="spellEnd"/>
-      <w:r>
-        <w:t xml:space="preserve">. El </w:t>
-      </w:r>
-      <w:proofErr w:type="spellStart"/>
-      <w:r>
-        <w:t>controller</w:t>
-      </w:r>
-      <w:proofErr w:type="spellEnd"/>
-      <w:r>
-        <w:t xml:space="preserve"> revisa que venga el token </w:t>
-      </w:r>
-      <w:r>
-        <w:t xml:space="preserve">y hace todas las validaciones como en el </w:t>
-      </w:r>
-      <w:proofErr w:type="spellStart"/>
-      <w:r>
-        <w:t>serivicio</w:t>
-      </w:r>
-      <w:proofErr w:type="spellEnd"/>
-      <w:r>
-        <w:t xml:space="preserve"> anterior y d</w:t>
-      </w:r>
-      <w:r>
-        <w:t xml:space="preserve">espués, el </w:t>
-      </w:r>
-      <w:proofErr w:type="spellStart"/>
-      <w:r>
-        <w:t>controller</w:t>
-      </w:r>
-      <w:proofErr w:type="spellEnd"/>
-      <w:r>
-        <w:t xml:space="preserve"> manda el token limpio, el id del usuario y el </w:t>
-      </w:r>
-      <w:proofErr w:type="spellStart"/>
-      <w:r>
-        <w:t>body</w:t>
-      </w:r>
-      <w:proofErr w:type="spellEnd"/>
-      <w:r>
-        <w:t xml:space="preserve"> de la petición al método </w:t>
-      </w:r>
-      <w:proofErr w:type="spellStart"/>
-      <w:r>
-        <w:t>editarUsuario</w:t>
-      </w:r>
-      <w:proofErr w:type="spellEnd"/>
-      <w:r>
-        <w:t xml:space="preserve"> del </w:t>
-      </w:r>
-      <w:proofErr w:type="spellStart"/>
-      <w:r>
-        <w:t>service</w:t>
-      </w:r>
-      <w:proofErr w:type="spellEnd"/>
+      <w:r>
+        <w:t xml:space="preserve"> con el método PUT y la ruta http://localhost:8082/usuarios/editar/{idUsuario}. En la URL se manda el id del usuario que se quiere editar y en el body se mandan los nuevos datos.</w:t>
+      </w:r>
+    </w:p>
+    <w:p>
+      <w:r>
+        <w:t xml:space="preserve">Igual que en las demás funciones, primero la petición llega al controller. El controller revisa que venga el token </w:t>
+      </w:r>
+      <w:r>
+        <w:t>y hace todas las validaciones como en el serivicio anterior y d</w:t>
+      </w:r>
+      <w:r>
+        <w:t>espués, el controller manda el token limpio, el id del usuario y el body de la petición al método editarUsuario del service.</w:t>
+      </w:r>
+    </w:p>
+    <w:p>
+      <w:r>
+        <w:t>Ya dentro del service, primero se valida que el idUsuario venga presente. Luego se valida el token</w:t>
+      </w:r>
+      <w:r>
+        <w:t xml:space="preserve"> y si hacen las mismas acciones que el metodo anterior si es correcto o incorrecto y también se </w:t>
+      </w:r>
+      <w:r>
+        <w:t>obtiene el username que viene dentro del token y se busca en la base de datos</w:t>
+      </w:r>
+      <w:r>
+        <w:t xml:space="preserve"> para saber si el usuario que quiere editar está dentro del sistema</w:t>
+      </w:r>
       <w:r>
         <w:t>.</w:t>
       </w:r>
     </w:p>
     <w:p>
       <w:r>
-        <w:t xml:space="preserve">Ya dentro del </w:t>
-      </w:r>
-      <w:proofErr w:type="spellStart"/>
-      <w:r>
-        <w:t>service</w:t>
-      </w:r>
-      <w:proofErr w:type="spellEnd"/>
-      <w:r>
-        <w:t xml:space="preserve">, primero se valida que el </w:t>
-      </w:r>
-      <w:proofErr w:type="spellStart"/>
-      <w:r>
-        <w:t>idUsuario</w:t>
-      </w:r>
-      <w:proofErr w:type="spellEnd"/>
-      <w:r>
-        <w:t xml:space="preserve"> venga presente. Luego se valida el token</w:t>
-      </w:r>
-      <w:r>
-        <w:t xml:space="preserve"> y si hacen las mismas acciones que el metodo anterior si es correcto o incorrecto y también se </w:t>
-      </w:r>
-      <w:r>
-        <w:t xml:space="preserve">obtiene el </w:t>
-      </w:r>
-      <w:proofErr w:type="spellStart"/>
-      <w:r>
-        <w:t>username</w:t>
-      </w:r>
-      <w:proofErr w:type="spellEnd"/>
-      <w:r>
-        <w:t xml:space="preserve"> que viene dentro del token y se busca en la base de datos</w:t>
-      </w:r>
-      <w:r>
-        <w:t xml:space="preserve"> para saber si el usuario que quiere editar está dentro del sistema</w:t>
+        <w:t>Después se busca al usuario que se quiere editar usando el idUsuario que llegó en la URL. Si ese usuario no existe, se devuelve un mensaje diciendo que el usuario que se quiere editar no existe.</w:t>
+      </w:r>
+    </w:p>
+    <w:p>
+      <w:r>
+        <w:t>Cuando el usuario sí existe, se crea un nuevo objeto de tipo Usuario llamado usuarioEditado. A este objeto se le asignan los datos que sí se pueden modificar, como el rol, tipo de usuario, programa educativo, nombre, apellido paterno, apellido materno, correo y teléfono.</w:t>
+      </w:r>
+    </w:p>
+    <w:p>
+      <w:r>
+        <w:t xml:space="preserve">Hay campos que no se pueden editar directamente desde este endpoint. Estos campos son el username, la contraseña y la clave de usuario. Por eso, aunque alguien los mande desde </w:t>
+      </w:r>
+      <w:r>
+        <w:t>Postman</w:t>
+      </w:r>
+      <w:r>
+        <w:t>, el service no los toma como datos nuevos</w:t>
+      </w:r>
+      <w:r>
+        <w:t xml:space="preserve"> porque ya estan definidos a tomarse del usuario a editar original</w:t>
+      </w:r>
+      <w:r>
+        <w:t xml:space="preserve">. </w:t>
+      </w:r>
+    </w:p>
+    <w:p>
+      <w:r>
+        <w:t>También se conserva el estatus y el tiempo de creación del usuario. El único tiempo que sí cambia es el tiempo de actualización, porque al editar el registro se le asigna la fecha y hora actual.</w:t>
+      </w:r>
+    </w:p>
+    <w:p>
+      <w:r>
+        <w:t>Después se hacen las validaciones. Se revisa que vengan los datos obligatorios como rol, tipo de usuario, nombre, apellido paterno, programa educativo, correo y teléfono. También se valida el formato del correo, el tamaño del nombre, el tamaño de los apellidos, el tamaño del correo y el tamaño del teléfono.</w:t>
+      </w:r>
+    </w:p>
+    <w:p>
+      <w:r>
+        <w:t xml:space="preserve">Luego se revisa que el correo no esté repetido. Aquí hay una validación importante: si el correo ya existe, pero pertenece al mismo usuario que </w:t>
+      </w:r>
+      <w:r>
+        <w:t>está siendo e</w:t>
+      </w:r>
+      <w:r>
+        <w:t>ditando, no hay problema. Pero si el correo pertenece a otro usuario, entonces se detiene la operación y se avisa que el correo electrónico ya está registrado.</w:t>
+      </w:r>
+    </w:p>
+    <w:p>
+      <w:r>
+        <w:t xml:space="preserve">También se vuelven a validar </w:t>
+      </w:r>
+      <w:r>
+        <w:t>los parámetros de idRol, idTipoUsuario e idprogramaEducativo</w:t>
       </w:r>
       <w:r>
         <w:t>.</w:t>
@@ -4101,376 +3707,101 @@
     </w:p>
     <w:p>
       <w:r>
-        <w:t xml:space="preserve">Después se busca al usuario que se quiere editar usando el </w:t>
-      </w:r>
-      <w:proofErr w:type="spellStart"/>
-      <w:r>
-        <w:t>idUsuario</w:t>
-      </w:r>
-      <w:proofErr w:type="spellEnd"/>
-      <w:r>
-        <w:t xml:space="preserve"> que llegó en la URL. Si ese usuario no existe, se devuelve un mensaje diciendo que el usuario que se quiere editar no existe.</w:t>
-      </w:r>
-    </w:p>
-    <w:p>
-      <w:r>
-        <w:t xml:space="preserve">Cuando el usuario sí existe, se crea un nuevo objeto de tipo Usuario llamado </w:t>
-      </w:r>
-      <w:proofErr w:type="spellStart"/>
-      <w:r>
-        <w:t>usuarioEditado</w:t>
-      </w:r>
-      <w:proofErr w:type="spellEnd"/>
-      <w:r>
-        <w:t>. A este objeto se le asignan los datos que sí se pueden modificar, como el rol, tipo de usuario, programa educativo, nombre, apellido paterno, apellido materno, correo y teléfono.</w:t>
-      </w:r>
-    </w:p>
-    <w:p>
-      <w:r>
-        <w:t xml:space="preserve">Hay campos que no se pueden editar directamente desde este </w:t>
-      </w:r>
-      <w:proofErr w:type="spellStart"/>
-      <w:r>
-        <w:t>endpoint</w:t>
-      </w:r>
-      <w:proofErr w:type="spellEnd"/>
-      <w:r>
-        <w:t xml:space="preserve">. Estos campos son el </w:t>
-      </w:r>
-      <w:proofErr w:type="spellStart"/>
-      <w:r>
-        <w:t>username</w:t>
-      </w:r>
-      <w:proofErr w:type="spellEnd"/>
-      <w:r>
-        <w:t xml:space="preserve">, la contraseña y la clave de usuario. Por eso, aunque alguien los mande desde </w:t>
+        <w:t xml:space="preserve">Si todo sale bien, se llama al repository y se ejecuta el método editarUsuario. Este método hace el UPDATE en la tabla usuario, cambiando solamente los campos permitidos. Finalmente, el resultado regresa al service, el service devuelve un mensaje de éxito y el controller responde a </w:t>
       </w:r>
       <w:r>
         <w:t>Postman</w:t>
       </w:r>
       <w:r>
-        <w:t xml:space="preserve">, el </w:t>
-      </w:r>
-      <w:proofErr w:type="spellStart"/>
-      <w:r>
-        <w:t>service</w:t>
-      </w:r>
-      <w:proofErr w:type="spellEnd"/>
-      <w:r>
-        <w:t xml:space="preserve"> no los toma como datos nuevos</w:t>
-      </w:r>
-      <w:r>
-        <w:t xml:space="preserve"> porque ya estan definidos a tomarse del usuario a editar original</w:t>
-      </w:r>
-      <w:r>
-        <w:t xml:space="preserve">. </w:t>
-      </w:r>
-    </w:p>
-    <w:p>
-      <w:r>
-        <w:t>También se conserva el estatus y el tiempo de creación del usuario. El único tiempo que sí cambia es el tiempo de actualización, porque al editar el registro se le asigna la fecha y hora actual.</w:t>
-      </w:r>
-    </w:p>
-    <w:p>
-      <w:r>
-        <w:t>Después se hacen las validaciones. Se revisa que vengan los datos obligatorios como rol, tipo de usuario, nombre, apellido paterno, programa educativo, correo y teléfono. También se valida el formato del correo, el tamaño del nombre, el tamaño de los apellidos, el tamaño del correo y el tamaño del teléfono.</w:t>
-      </w:r>
-    </w:p>
-    <w:p>
-      <w:r>
-        <w:t xml:space="preserve">Luego se revisa que el correo no esté repetido. Aquí hay una validación importante: si el correo ya existe, pero pertenece al mismo usuario que </w:t>
-      </w:r>
-      <w:r>
-        <w:t>está siendo e</w:t>
-      </w:r>
-      <w:r>
-        <w:t>ditando, no hay problema. Pero si el correo pertenece a otro usuario, entonces se detiene la operación y se avisa que el correo electrónico ya está registrado.</w:t>
-      </w:r>
-    </w:p>
-    <w:p>
-      <w:r>
-        <w:t xml:space="preserve">También se vuelven a validar </w:t>
-      </w:r>
-      <w:r>
-        <w:t xml:space="preserve">los parámetros de </w:t>
-      </w:r>
-      <w:proofErr w:type="spellStart"/>
-      <w:r>
-        <w:t>idRol</w:t>
-      </w:r>
-      <w:proofErr w:type="spellEnd"/>
-      <w:r>
-        <w:t xml:space="preserve">, </w:t>
-      </w:r>
-      <w:proofErr w:type="spellStart"/>
-      <w:r>
-        <w:t>idTipoUsuario</w:t>
-      </w:r>
-      <w:proofErr w:type="spellEnd"/>
-      <w:r>
-        <w:t xml:space="preserve"> e </w:t>
-      </w:r>
-      <w:proofErr w:type="spellStart"/>
-      <w:r>
-        <w:t>idprogramaEducativo</w:t>
-      </w:r>
-      <w:proofErr w:type="spellEnd"/>
+        <w:t xml:space="preserve"> con un ResponseEntity.ok.</w:t>
+      </w:r>
+    </w:p>
+    <w:p/>
+    <w:p>
+      <w:r>
+        <w:t>Función verPerfil</w:t>
+      </w:r>
+    </w:p>
+    <w:p>
+      <w:r>
+        <w:t xml:space="preserve">La función verPerfil permite consultar la información completa de un usuario. Esta función se manda desde </w:t>
+      </w:r>
+      <w:r>
+        <w:t>postman</w:t>
+      </w:r>
+      <w:r>
+        <w:t xml:space="preserve"> con el método GET y la ruta http://localhost:8082/usuarios/verPerfil/{idUsuario}. En la URL se manda el id del usuario cuyo perfil se quiere </w:t>
+      </w:r>
+      <w:r>
+        <w:t>mostrar</w:t>
+      </w:r>
       <w:r>
         <w:t>.</w:t>
       </w:r>
     </w:p>
     <w:p>
       <w:r>
-        <w:t xml:space="preserve">Si todo sale bien, se llama al </w:t>
-      </w:r>
-      <w:proofErr w:type="spellStart"/>
-      <w:r>
-        <w:t>repository</w:t>
-      </w:r>
-      <w:proofErr w:type="spellEnd"/>
-      <w:r>
-        <w:t xml:space="preserve"> y se ejecuta el método </w:t>
-      </w:r>
-      <w:proofErr w:type="spellStart"/>
-      <w:r>
-        <w:t>editarUsuario</w:t>
-      </w:r>
-      <w:proofErr w:type="spellEnd"/>
-      <w:r>
-        <w:t xml:space="preserve">. Este método hace el UPDATE en la tabla usuario, cambiando solamente los campos permitidos. Finalmente, el resultado regresa al </w:t>
-      </w:r>
-      <w:proofErr w:type="spellStart"/>
-      <w:r>
-        <w:t>service</w:t>
-      </w:r>
-      <w:proofErr w:type="spellEnd"/>
-      <w:r>
-        <w:t xml:space="preserve">, el </w:t>
-      </w:r>
-      <w:proofErr w:type="spellStart"/>
-      <w:r>
-        <w:t>service</w:t>
-      </w:r>
-      <w:proofErr w:type="spellEnd"/>
-      <w:r>
-        <w:t xml:space="preserve"> devuelve un mensaje de éxito y el </w:t>
-      </w:r>
-      <w:proofErr w:type="spellStart"/>
-      <w:r>
-        <w:t>controller</w:t>
-      </w:r>
-      <w:proofErr w:type="spellEnd"/>
-      <w:r>
-        <w:t xml:space="preserve"> responde a </w:t>
+        <w:t>Primero, la petición llega al controller. Como en los demás casos, se revisa si viene el token en el header y</w:t>
+      </w:r>
+      <w:r>
+        <w:t xml:space="preserve"> se realiza todo como en anteriores casos,</w:t>
+      </w:r>
+      <w:r>
+        <w:t xml:space="preserve"> se manda al service junto con el </w:t>
+      </w:r>
+      <w:r>
+        <w:t>IdUsuario y e</w:t>
+      </w:r>
+      <w:r>
+        <w:t>n el service, primero se valida que el idUsuario no venga vacío</w:t>
+      </w:r>
+      <w:r>
+        <w:t>.</w:t>
+      </w:r>
+    </w:p>
+    <w:p>
+      <w:r>
+        <w:t>Se busca si el usuario existe o no, se manda un mensaje de error si no se encuentra o se continua con el flujo según el caso y</w:t>
+      </w:r>
+      <w:r>
+        <w:t xml:space="preserve"> se revisa el estatus del usuario. Si el usuario está inactivo, no se muestra su perfil. Esto se maneja como una baja lógica, por lo que el sistema devuelve un mensaje indicando que el usuario se encuentra inactivo.</w:t>
+      </w:r>
+    </w:p>
+    <w:p>
+      <w:r>
+        <w:t>Si el usuario existe y está activo, se empieza a construir un UsuariosResponseDTO</w:t>
+      </w:r>
+      <w:r>
+        <w:t xml:space="preserve"> con todos los datos de su perfil que queremos mostrar, no todos porque algunos no son necesarios</w:t>
+      </w:r>
+    </w:p>
+    <w:p>
+      <w:r>
+        <w:t xml:space="preserve">Una vez armado el DTO, el service lo regresa al controller. Luego, el controller responde con un ResponseEntity.ok, mandando el perfil completo a </w:t>
       </w:r>
       <w:r>
         <w:t>Postman</w:t>
       </w:r>
       <w:r>
-        <w:t xml:space="preserve"> con un </w:t>
-      </w:r>
-      <w:proofErr w:type="spellStart"/>
-      <w:r>
-        <w:t>ResponseEntity.ok</w:t>
-      </w:r>
-      <w:proofErr w:type="spellEnd"/>
-      <w:r>
-        <w:t>.</w:t>
+        <w:t>. Si algo falla durante el proceso, se devuelve un mensaje indicando la causa por la que no se pudo completar la operación.</w:t>
       </w:r>
     </w:p>
     <w:p/>
     <w:p>
       <w:r>
-        <w:t xml:space="preserve">Función </w:t>
-      </w:r>
-      <w:proofErr w:type="spellStart"/>
-      <w:r>
-        <w:t>verPerfil</w:t>
-      </w:r>
-      <w:proofErr w:type="spellEnd"/>
-    </w:p>
-    <w:p>
-      <w:r>
-        <w:t xml:space="preserve">La función </w:t>
-      </w:r>
-      <w:proofErr w:type="spellStart"/>
-      <w:r>
-        <w:t>verPerfil</w:t>
-      </w:r>
-      <w:proofErr w:type="spellEnd"/>
-      <w:r>
-        <w:t xml:space="preserve"> permite consultar la información completa de un usuario. Esta función se manda desde </w:t>
-      </w:r>
-      <w:proofErr w:type="spellStart"/>
-      <w:r>
-        <w:t>postman</w:t>
-      </w:r>
-      <w:proofErr w:type="spellEnd"/>
-      <w:r>
-        <w:t xml:space="preserve"> con el método GET y la ruta http://localhost:8082/usuarios/verPerfil/{idUsuario}. En la URL se manda el id del usuario cuyo perfil se quiere </w:t>
-      </w:r>
-      <w:r>
-        <w:t>mostrar</w:t>
-      </w:r>
-      <w:r>
-        <w:t>.</w:t>
-      </w:r>
-    </w:p>
-    <w:p>
-      <w:r>
-        <w:t xml:space="preserve">Primero, la petición llega al </w:t>
-      </w:r>
-      <w:proofErr w:type="spellStart"/>
-      <w:r>
-        <w:t>controller</w:t>
-      </w:r>
-      <w:proofErr w:type="spellEnd"/>
-      <w:r>
-        <w:t xml:space="preserve">. Como en los demás casos, se revisa si viene el token en el </w:t>
-      </w:r>
-      <w:proofErr w:type="spellStart"/>
-      <w:r>
-        <w:t>header</w:t>
-      </w:r>
-      <w:proofErr w:type="spellEnd"/>
-      <w:r>
-        <w:t xml:space="preserve"> y</w:t>
-      </w:r>
-      <w:r>
-        <w:t xml:space="preserve"> se realiza todo como en anteriores casos,</w:t>
-      </w:r>
-      <w:r>
-        <w:t xml:space="preserve"> se manda al </w:t>
-      </w:r>
-      <w:proofErr w:type="spellStart"/>
-      <w:r>
-        <w:t>service</w:t>
-      </w:r>
-      <w:proofErr w:type="spellEnd"/>
-      <w:r>
-        <w:t xml:space="preserve"> junto con el </w:t>
-      </w:r>
-      <w:r>
-        <w:t>IdUsuario y e</w:t>
-      </w:r>
-      <w:r>
-        <w:t xml:space="preserve">n el </w:t>
-      </w:r>
-      <w:proofErr w:type="spellStart"/>
-      <w:r>
-        <w:t>service</w:t>
-      </w:r>
-      <w:proofErr w:type="spellEnd"/>
-      <w:r>
-        <w:t xml:space="preserve">, primero se valida que el </w:t>
-      </w:r>
-      <w:proofErr w:type="spellStart"/>
-      <w:r>
-        <w:t>idUsuario</w:t>
-      </w:r>
-      <w:proofErr w:type="spellEnd"/>
-      <w:r>
-        <w:t xml:space="preserve"> no venga vacío</w:t>
-      </w:r>
-      <w:r>
-        <w:t>.</w:t>
-      </w:r>
-    </w:p>
-    <w:p>
-      <w:r>
-        <w:t>Se busca si el usuario existe o no, se manda un mensaje de error si no se encuentra o se continua con el flujo según el caso y</w:t>
-      </w:r>
-      <w:r>
-        <w:t xml:space="preserve"> se revisa el estatus del usuario. Si el usuario está inactivo, no se muestra su perfil. Esto se maneja como una baja lógica, por lo que el sistema devuelve un mensaje indicando que el usuario se encuentra inactivo.</w:t>
-      </w:r>
-    </w:p>
-    <w:p>
-      <w:r>
-        <w:t xml:space="preserve">Si el usuario existe y está activo, se empieza a construir un </w:t>
-      </w:r>
-      <w:proofErr w:type="spellStart"/>
-      <w:r>
-        <w:t>UsuariosResponseDTO</w:t>
-      </w:r>
-      <w:proofErr w:type="spellEnd"/>
-      <w:r>
-        <w:t xml:space="preserve"> con todos los datos de su perfil que queremos mostrar, no todos porque algunos no son necesarios</w:t>
-      </w:r>
-    </w:p>
-    <w:p>
-      <w:r>
-        <w:t xml:space="preserve">Una vez armado el DTO, el </w:t>
-      </w:r>
-      <w:proofErr w:type="spellStart"/>
-      <w:r>
-        <w:t>service</w:t>
-      </w:r>
-      <w:proofErr w:type="spellEnd"/>
-      <w:r>
-        <w:t xml:space="preserve"> lo regresa al </w:t>
-      </w:r>
-      <w:proofErr w:type="spellStart"/>
-      <w:r>
-        <w:t>controller</w:t>
-      </w:r>
-      <w:proofErr w:type="spellEnd"/>
-      <w:r>
-        <w:t xml:space="preserve">. Luego, el </w:t>
-      </w:r>
-      <w:proofErr w:type="spellStart"/>
-      <w:r>
-        <w:t>controller</w:t>
-      </w:r>
-      <w:proofErr w:type="spellEnd"/>
-      <w:r>
-        <w:t xml:space="preserve"> responde con un </w:t>
-      </w:r>
-      <w:proofErr w:type="spellStart"/>
-      <w:r>
-        <w:t>ResponseEntity.ok</w:t>
-      </w:r>
-      <w:proofErr w:type="spellEnd"/>
-      <w:r>
-        <w:t xml:space="preserve">, mandando el perfil completo a </w:t>
-      </w:r>
-      <w:r>
-        <w:t>Postman</w:t>
-      </w:r>
-      <w:r>
-        <w:t>. Si algo falla durante el proceso, se devuelve un mensaje indicando la causa por la que no se pudo completar la operación.</w:t>
-      </w:r>
-    </w:p>
-    <w:p/>
-    <w:p>
-      <w:r>
-        <w:t xml:space="preserve">Función </w:t>
-      </w:r>
-      <w:proofErr w:type="spellStart"/>
-      <w:r>
-        <w:t>actualizarEstatus</w:t>
-      </w:r>
-      <w:proofErr w:type="spellEnd"/>
-    </w:p>
-    <w:p>
-      <w:r>
-        <w:t xml:space="preserve">La función </w:t>
-      </w:r>
-      <w:proofErr w:type="spellStart"/>
-      <w:r>
-        <w:t>actualizarEstatus</w:t>
-      </w:r>
-      <w:proofErr w:type="spellEnd"/>
-      <w:r>
-        <w:t xml:space="preserve"> sirve para cambiar el estatus de un usuario, ya sea de activo a inactivo o de inactivo a activo. Esta función se manda desde </w:t>
-      </w:r>
-      <w:proofErr w:type="spellStart"/>
+        <w:t>Función actualizarEstatus</w:t>
+      </w:r>
+    </w:p>
+    <w:p>
+      <w:r>
+        <w:t xml:space="preserve">La función actualizarEstatus sirve para cambiar el estatus de un usuario, ya sea de activo a inactivo o de inactivo a activo. Esta función se manda desde </w:t>
+      </w:r>
       <w:r>
         <w:t>p</w:t>
       </w:r>
       <w:r>
         <w:t>ostman</w:t>
       </w:r>
-      <w:proofErr w:type="spellEnd"/>
       <w:r>
         <w:t xml:space="preserve"> con el método PATCH y la ruta http://localhost:8082/usuarios/actualizarEstatus/{idUsuario}/{idRol}.</w:t>
       </w:r>
@@ -4483,52 +3814,12 @@
         <w:t xml:space="preserve"> que son</w:t>
       </w:r>
       <w:r>
-        <w:t xml:space="preserve"> el </w:t>
-      </w:r>
-      <w:proofErr w:type="spellStart"/>
-      <w:r>
-        <w:t>idUsuario</w:t>
-      </w:r>
-      <w:proofErr w:type="spellEnd"/>
-      <w:r>
-        <w:t xml:space="preserve"> del usuario al que se le quiere cambiar el estatus y el </w:t>
-      </w:r>
-      <w:proofErr w:type="spellStart"/>
-      <w:r>
-        <w:t>idRol</w:t>
-      </w:r>
-      <w:proofErr w:type="spellEnd"/>
-      <w:r>
-        <w:t xml:space="preserve"> de ese mismo usuario. Además, como en las demás funciones, se debe mandar el token en el </w:t>
-      </w:r>
-      <w:proofErr w:type="spellStart"/>
-      <w:r>
-        <w:t>header</w:t>
-      </w:r>
-      <w:proofErr w:type="spellEnd"/>
-      <w:r>
-        <w:t xml:space="preserve"> con autorización Bearer.</w:t>
-      </w:r>
-    </w:p>
-    <w:p>
-      <w:r>
-        <w:t xml:space="preserve">Primero, la petición llega al </w:t>
-      </w:r>
-      <w:proofErr w:type="spellStart"/>
-      <w:r>
-        <w:t>controller</w:t>
-      </w:r>
-      <w:proofErr w:type="spellEnd"/>
-      <w:r>
-        <w:t xml:space="preserve">. El </w:t>
-      </w:r>
-      <w:proofErr w:type="spellStart"/>
-      <w:r>
-        <w:t>controller</w:t>
-      </w:r>
-      <w:proofErr w:type="spellEnd"/>
-      <w:r>
-        <w:t xml:space="preserve"> revisa si viene el token</w:t>
+        <w:t xml:space="preserve"> el idUsuario del usuario al que se le quiere cambiar el estatus y el idRol de ese mismo usuario. Además, como en las demás funciones, se debe mandar el token en el header con autorización Bearer.</w:t>
+      </w:r>
+    </w:p>
+    <w:p>
+      <w:r>
+        <w:t>Primero, la petición llega al controller. El controller revisa si viene el token</w:t>
       </w:r>
       <w:r>
         <w:t xml:space="preserve"> hace la validación como siempre</w:t>
@@ -4537,66 +3828,18 @@
         <w:t xml:space="preserve">, si todo bien con el token, se limpia y </w:t>
       </w:r>
       <w:r>
-        <w:t xml:space="preserve">manda al </w:t>
-      </w:r>
-      <w:proofErr w:type="spellStart"/>
-      <w:r>
-        <w:t>service</w:t>
-      </w:r>
-      <w:proofErr w:type="spellEnd"/>
-      <w:r>
-        <w:t xml:space="preserve"> </w:t>
+        <w:t xml:space="preserve">manda al service </w:t>
       </w:r>
       <w:r>
         <w:t xml:space="preserve">como siempre </w:t>
       </w:r>
       <w:r>
-        <w:t xml:space="preserve">junto con el </w:t>
-      </w:r>
-      <w:proofErr w:type="spellStart"/>
-      <w:r>
-        <w:t>idUsuario</w:t>
-      </w:r>
-      <w:proofErr w:type="spellEnd"/>
-      <w:r>
-        <w:t xml:space="preserve"> y el </w:t>
-      </w:r>
-      <w:proofErr w:type="spellStart"/>
-      <w:r>
-        <w:t>idRol</w:t>
-      </w:r>
-      <w:proofErr w:type="spellEnd"/>
-      <w:r>
-        <w:t>.</w:t>
-      </w:r>
-    </w:p>
-    <w:p>
-      <w:r>
-        <w:t xml:space="preserve">Dentro del </w:t>
-      </w:r>
-      <w:proofErr w:type="spellStart"/>
-      <w:r>
-        <w:t>service</w:t>
-      </w:r>
-      <w:proofErr w:type="spellEnd"/>
-      <w:r>
-        <w:t xml:space="preserve">, primero se valida que venga el </w:t>
-      </w:r>
-      <w:proofErr w:type="spellStart"/>
-      <w:r>
-        <w:t>idUsuario</w:t>
-      </w:r>
-      <w:proofErr w:type="spellEnd"/>
-      <w:r>
-        <w:t xml:space="preserve">. Después se valida que venga el </w:t>
-      </w:r>
-      <w:proofErr w:type="spellStart"/>
-      <w:r>
-        <w:t>idRol</w:t>
-      </w:r>
-      <w:proofErr w:type="spellEnd"/>
-      <w:r>
-        <w:t>. Si alguno de estos datos falta, se detiene la operación y se devuelve un mensaje indicando cuál dato falta</w:t>
+        <w:t>junto con el idUsuario y el idRol.</w:t>
+      </w:r>
+    </w:p>
+    <w:p>
+      <w:r>
+        <w:t>Dentro del service, primero se valida que venga el idUsuario. Después se valida que venga el idRol. Si alguno de estos datos falta, se detiene la operación y se devuelve un mensaje indicando cuál dato falta</w:t>
       </w:r>
       <w:r>
         <w:t>, l</w:t>
@@ -4605,31 +3848,7 @@
         <w:t>uego se valida el token</w:t>
       </w:r>
       <w:r>
-        <w:t xml:space="preserve"> y se hace lo de siempre si es </w:t>
-      </w:r>
-      <w:proofErr w:type="spellStart"/>
-      <w:r>
-        <w:t>valido</w:t>
-      </w:r>
-      <w:proofErr w:type="spellEnd"/>
-      <w:r>
-        <w:t xml:space="preserve">, invalido o ya expiró y se </w:t>
-      </w:r>
-      <w:proofErr w:type="spellStart"/>
-      <w:r>
-        <w:t>se</w:t>
-      </w:r>
-      <w:proofErr w:type="spellEnd"/>
-      <w:r>
-        <w:t xml:space="preserve"> extrae el </w:t>
-      </w:r>
-      <w:proofErr w:type="spellStart"/>
-      <w:r>
-        <w:t>username</w:t>
-      </w:r>
-      <w:proofErr w:type="spellEnd"/>
-      <w:r>
-        <w:t xml:space="preserve"> del usuario para saber si rol</w:t>
+        <w:t xml:space="preserve"> y se hace lo de siempre si es valido, invalido o ya expiró y se se extrae el username del usuario para saber si rol</w:t>
       </w:r>
       <w:r>
         <w:t>,</w:t>
@@ -4649,45 +3868,13 @@
         <w:t xml:space="preserve">Después </w:t>
       </w:r>
       <w:r>
-        <w:t xml:space="preserve">se validan tanto el </w:t>
-      </w:r>
-      <w:proofErr w:type="spellStart"/>
-      <w:r>
-        <w:t>idUsuario</w:t>
-      </w:r>
-      <w:proofErr w:type="spellEnd"/>
-      <w:r>
-        <w:t xml:space="preserve"> como el </w:t>
-      </w:r>
-      <w:proofErr w:type="spellStart"/>
-      <w:r>
-        <w:t>idRol</w:t>
-      </w:r>
-      <w:proofErr w:type="spellEnd"/>
-      <w:r>
-        <w:t>, s</w:t>
-      </w:r>
-      <w:r>
-        <w:t xml:space="preserve">e busca al usuario al que se le quiere cambiar el estatus usando el </w:t>
-      </w:r>
-      <w:proofErr w:type="spellStart"/>
-      <w:r>
-        <w:t>idUsuario</w:t>
-      </w:r>
-      <w:proofErr w:type="spellEnd"/>
-      <w:r>
-        <w:t xml:space="preserve"> que llegó en la URL</w:t>
-      </w:r>
-      <w:r>
-        <w:t xml:space="preserve"> y se valida que el </w:t>
-      </w:r>
-      <w:proofErr w:type="spellStart"/>
-      <w:r>
-        <w:t>idRol</w:t>
-      </w:r>
-      <w:proofErr w:type="spellEnd"/>
-      <w:r>
-        <w:t xml:space="preserve"> coincida.</w:t>
+        <w:t>se validan tanto el idUsuario como el idRol, s</w:t>
+      </w:r>
+      <w:r>
+        <w:t>e busca al usuario al que se le quiere cambiar el estatus usando el idUsuario que llegó en la URL</w:t>
+      </w:r>
+      <w:r>
+        <w:t xml:space="preserve"> y se valida que el idRol coincida.</w:t>
       </w:r>
     </w:p>
     <w:p>
@@ -4709,61 +3896,13 @@
     </w:p>
     <w:p>
       <w:r>
-        <w:t xml:space="preserve">Después se llama al </w:t>
-      </w:r>
-      <w:proofErr w:type="spellStart"/>
-      <w:r>
-        <w:t>repository</w:t>
-      </w:r>
-      <w:proofErr w:type="spellEnd"/>
-      <w:r>
-        <w:t xml:space="preserve"> y se ejecuta el método </w:t>
-      </w:r>
-      <w:proofErr w:type="spellStart"/>
-      <w:r>
-        <w:t>actualizarEstatus</w:t>
-      </w:r>
-      <w:proofErr w:type="spellEnd"/>
-      <w:r>
-        <w:t xml:space="preserve">, que hace el UPDATE en la tabla usuario. Si todo sale bien, el resultado regresa al </w:t>
-      </w:r>
-      <w:proofErr w:type="spellStart"/>
-      <w:r>
-        <w:t>service</w:t>
-      </w:r>
-      <w:proofErr w:type="spellEnd"/>
-      <w:r>
-        <w:t xml:space="preserve">, el </w:t>
-      </w:r>
-      <w:proofErr w:type="spellStart"/>
-      <w:r>
-        <w:t>service</w:t>
-      </w:r>
-      <w:proofErr w:type="spellEnd"/>
-      <w:r>
-        <w:t xml:space="preserve"> devuelve un mensaje de éxito y el </w:t>
-      </w:r>
-      <w:proofErr w:type="spellStart"/>
-      <w:r>
-        <w:t>controller</w:t>
-      </w:r>
-      <w:proofErr w:type="spellEnd"/>
-      <w:r>
-        <w:t xml:space="preserve"> responde a </w:t>
+        <w:t xml:space="preserve">Después se llama al repository y se ejecuta el método actualizarEstatus, que hace el UPDATE en la tabla usuario. Si todo sale bien, el resultado regresa al service, el service devuelve un mensaje de éxito y el controller responde a </w:t>
       </w:r>
       <w:r>
         <w:t>Postman</w:t>
       </w:r>
       <w:r>
-        <w:t xml:space="preserve"> con un </w:t>
-      </w:r>
-      <w:proofErr w:type="spellStart"/>
-      <w:r>
-        <w:t>ResponseEntity.ok</w:t>
-      </w:r>
-      <w:proofErr w:type="spellEnd"/>
-      <w:r>
-        <w:t>.</w:t>
+        <w:t xml:space="preserve"> con un ResponseEntity.ok.</w:t>
       </w:r>
     </w:p>
     <w:p>
@@ -4869,6 +4008,173 @@
       <w:bookmarkEnd w:id="6"/>
     </w:p>
     <w:p>
+      <w:r>
+        <w:t xml:space="preserve">El servicio de estacionamiento es el </w:t>
+      </w:r>
+      <w:r>
+        <w:t>cuarto</w:t>
+      </w:r>
+      <w:r>
+        <w:t xml:space="preserve"> microservicio de </w:t>
+      </w:r>
+      <w:r>
+        <w:t>este</w:t>
+      </w:r>
+      <w:r>
+        <w:t xml:space="preserve"> proyecto. ParkingService tiene como finalidad funcionar como el orquestador final del sistema, controlando todas las acciones referentes al acceso físico de los vehículos. Con este microservicio </w:t>
+      </w:r>
+      <w:r>
+        <w:t>se pueden</w:t>
+      </w:r>
+      <w:r>
+        <w:t xml:space="preserve"> registrar las entradas, calcular los cobros al registrar las salidas y consultar la disponibilidad del estacionamiento</w:t>
+      </w:r>
+      <w:r>
+        <w:t>, así</w:t>
+      </w:r>
+      <w:r>
+        <w:t xml:space="preserve"> centralizamos la lógica de ocupación y cobro,</w:t>
+      </w:r>
+      <w:r>
+        <w:t xml:space="preserve"> separando</w:t>
+      </w:r>
+      <w:r>
+        <w:t xml:space="preserve"> su base de datos del resto del sistema y cumpliendo con la arquitectura de microservicios orientada al dominio.</w:t>
+      </w:r>
+    </w:p>
+    <w:p>
+      <w:r>
+        <w:t>Este microservicio cuenta con 3 funcionalidades principales establecidas como requerimientos:</w:t>
+      </w:r>
+    </w:p>
+    <w:p>
+      <w:pPr>
+        <w:numPr>
+          <w:ilvl w:val="0"/>
+          <w:numId w:val="39"/>
+        </w:numPr>
+      </w:pPr>
+      <w:r>
+        <w:t>Registrar Entrada: POST /parking/entrada</w:t>
+      </w:r>
+    </w:p>
+    <w:p>
+      <w:pPr>
+        <w:numPr>
+          <w:ilvl w:val="0"/>
+          <w:numId w:val="39"/>
+        </w:numPr>
+      </w:pPr>
+      <w:r>
+        <w:t>Registrar Salida y Cobrar: POST /parking/salida/{placa}</w:t>
+      </w:r>
+    </w:p>
+    <w:p>
+      <w:pPr>
+        <w:numPr>
+          <w:ilvl w:val="0"/>
+          <w:numId w:val="39"/>
+        </w:numPr>
+      </w:pPr>
+      <w:r>
+        <w:t>Consultar espacios disponibles: GET /parking/espacios</w:t>
+      </w:r>
+    </w:p>
+    <w:p>
+      <w:r>
+        <w:t>Comencemos desde el principio. Desde Postman se manda una petición a http://localhost:8084/parking/ (o 8085 según la configuración de puertos) y, según el caso, se usa el método correspondiente. Para registrar entrada y salida se usa POST, y para consultar los lugares vacíos se usa GET. Todos los métodos necesitan un token proporcionado previamente por AuthService. Este token debe mandarse en la autorización de tipo Bearer, dentro del header de la petición. Después, este token llega al endpoint correspondiente, dependiendo de la acción que se quiera realizar.</w:t>
+      </w:r>
+    </w:p>
+    <w:p>
+      <w:r>
+        <w:t>Función registrarEntrada La función registrarEntrada empieza cuando se manda una petición desde Postman al endpoint POST /parking/entrada. Esta petición debe traer el token en el header y el cuerpo de la petición (un ParkingRequestDTO) con los datos necesarios: el idUsuario y la placa del vehículo que desea ingresar.</w:t>
+      </w:r>
+    </w:p>
+    <w:p>
+      <w:r>
+        <w:t>Primero, la petición llega al controller de nuestro microservicio. Ahí se revisa si la cabecera trae el token de autorización. Si no viene el token o no viene con el formato correcto de Bearer, se regresa un mensaje indicando que falta el token o que el formato es incorrecto. Si el token viene bien, se le quita la palabra Bearer para dejar el token limpio y se manda al método correspondiente de la clase service, pasándole el idUsuario, la placa y el token completo.</w:t>
+      </w:r>
+    </w:p>
+    <w:p>
+      <w:r>
+        <w:lastRenderedPageBreak/>
+        <w:t>Una vez dentro del service, se desencadenan las reglas de negocio estrictas. Primero se revisa la disponibilidad: el sistema busca en la base de datos si hay algún cajón libre; si el estacionamiento está lleno, se detiene la operación y se manda un mensaje de error. Después se valida el límite por usuario: se cuenta cuántos vehículos tiene ese usuario adentro actualmente; si ya tiene 2, no se le permite ingresar otro. Posteriormente se valida que la placa no tenga ya un registro abierto, evitando así que un mismo auto registre doble entrada.</w:t>
+      </w:r>
+    </w:p>
+    <w:p>
+      <w:r>
+        <w:t>Después de las validaciones locales, ocurre la integración. El ParkingService utiliza el token que recibió para salir y comunicarse con los otros microservicios. Primero le pregunta a UserService si el usuario existe y está activo. Luego, le pregunta a VehicleService si el vehículo existe, está activo y si realmente le pertenece a ese usuario. Si alguna de estas consultas externas falla (el token expiró, el usuario no existe o el auto no es suyo), la petición es rechazada de inmediato.</w:t>
+      </w:r>
+    </w:p>
+    <w:p>
+      <w:r>
+        <w:t>Si todo está correcto, el sistema trae las tarifas desde la tabla de configuración. Luego, crea un objeto de tipo Ticket y le asigna el usuario, la placa, el cajón disponible, la tarifa por hora y el tiempo exacto de entrada con la fecha y hora actual.</w:t>
+      </w:r>
+    </w:p>
+    <w:p>
+      <w:r>
+        <w:t>Finalmente, este objeto se manda al repository. Ahí se hace un INSERT en la tabla ticket y un UPDATE en la tabla cajon para marcar ese espacio como ocupado. El resultado regresa al service, el cual empaqueta los datos en un ParkingResponseDTO (para mostrar todo en un formato JSON limpio). Ese paquete sube al controller, que responde a Postman con un ResponseEntity.ok, mostrando los detalles del movimiento asignado.</w:t>
+      </w:r>
+    </w:p>
+    <w:p>
+      <w:r>
+        <w:t>Función registrarSalida La función registrarSalida permite registrar el momento en que un vehículo abandona el estacionamiento y calcular cuánto debe pagar. Esta función se prueba desde Postman con el método POST y la ruta http://localhost:8084/parking/salida/{placa}. A diferencia de la entrada, aquí no se usa un body; la placa del vehículo se manda directamente en la URL.</w:t>
+      </w:r>
+    </w:p>
+    <w:p>
+      <w:r>
+        <w:t>Igual que en el caso anterior, la petición llega al controller, donde se valida que exista el token Bearer. Luego, el controller manda la placa al método registrarSalida del service.</w:t>
+      </w:r>
+    </w:p>
+    <w:p>
+      <w:r>
+        <w:t>Ya dentro del service, lo primero que se hace es buscar en la base de datos si existe un ticket abierto (con estatus de "adentro") que corresponda a esa placa. Si el auto no se encuentra adentro, se devuelve un mensaje de error diciendo que no se encontró el vehículo.</w:t>
+      </w:r>
+    </w:p>
+    <w:p>
+      <w:r>
+        <w:t>Si el ticket existe, se captura la fecha y hora actual como el tiempo de salida. En este punto, se utiliza matemática pura de Java para calcular el tiempo transcurrido. Se obtiene la diferencia exacta entre la hora de entrada y la de salida en minutos totales. Para hacer el cobro de forma precisa, esos minutos se dividen para obtener las horas completas cobradas, y usando el módulo (el residuo de la división) se obtienen los minutos extra. Después, se trae la configuración de la base de datos y se multiplican las horas y los minutos por sus respectivas tarifas para obtener el costo total.</w:t>
+      </w:r>
+    </w:p>
+    <w:p>
+      <w:r>
+        <w:t>Con todos los cálculos hechos, se actualiza el objeto Ticket original poniéndole la hora de salida, el tiempo total, las horas cobradas y el costo total. Luego, se llama al repository para hacer dos cosas: un UPDATE en la tabla ticket (cambiando su estatus a 0 para cerrarlo y guardando los costos) y un UPDATE en la tabla cajon (para volver a marcar ese espacio como libre).</w:t>
+      </w:r>
+    </w:p>
+    <w:p>
+      <w:r>
+        <w:lastRenderedPageBreak/>
+        <w:t>Si todo sale bien, el service arma un ParkingResponseDTO con el desglose del cobro y los tiempos. El controller lo recibe y responde a Postman con un ResponseEntity.ok, finalizando el proceso de salida.</w:t>
+      </w:r>
+    </w:p>
+    <w:p>
+      <w:r>
+        <w:t>Función consultarEspacios La función consultarEspacios permite saber qué cajones del estacionamiento están libres en este momento. Esta función se manda desde Postman con el método GET y la ruta http://localhost:8084/parking/espacios.</w:t>
+      </w:r>
+    </w:p>
+    <w:p>
+      <w:r>
+        <w:t>Primero, la petición llega al controller, donde se hace la validación de rutina del token Bearer. Si todo está correcto, el controller llama al método consultarEspacios del service.</w:t>
+      </w:r>
+    </w:p>
+    <w:p>
+      <w:r>
+        <w:t>Dentro del service, la lógica es muy directa. Se manda a llamar al repository, el cual ejecuta una consulta SELECT hacia la tabla cajon en la base de datos, pidiendo que le devuelva únicamente los identificadores de los espacios que tienen el estatus de "desocupados" (ocupado = 0).</w:t>
+      </w:r>
+    </w:p>
+    <w:p>
+      <w:r>
+        <w:t>El repository devuelve esta información como una lista de números, la cual el service retorna intacta al controller. Finalmente, el controller responde a Postman con un ResponseEntity.ok, mostrando al usuario un arreglo en formato JSON con todos los cajones que se encuentran disponibles. Si algo falla durante la petición, el catch atrapa el error y devuelve un mensaje indicando por qué no se pudo completar la consulta.</w:t>
+      </w:r>
+    </w:p>
+    <w:p>
+      <w:pPr>
+        <w:rPr>
+          <w:lang w:val="pt-PT"/>
+        </w:rPr>
+      </w:pPr>
+    </w:p>
+    <w:p>
       <w:pPr>
         <w:rPr>
           <w:lang w:val="pt-PT"/>
@@ -5197,17 +4503,17 @@
     <w:tbl>
       <w:tblPr>
         <w:tblStyle w:val="Tablaconcuadrcula"/>
-        <w:tblW w:w="10911" w:type="dxa"/>
+        <w:tblW w:w="11484" w:type="dxa"/>
         <w:tblInd w:w="-851" w:type="dxa"/>
         <w:tblLook w:val="04A0" w:firstRow="1" w:lastRow="0" w:firstColumn="1" w:lastColumn="0" w:noHBand="0" w:noVBand="1"/>
       </w:tblPr>
       <w:tblGrid>
         <w:gridCol w:w="950"/>
         <w:gridCol w:w="2734"/>
-        <w:gridCol w:w="1535"/>
+        <w:gridCol w:w="1815"/>
         <w:gridCol w:w="814"/>
         <w:gridCol w:w="2688"/>
-        <w:gridCol w:w="2763"/>
+        <w:gridCol w:w="3271"/>
       </w:tblGrid>
       <w:tr>
         <w:trPr>
@@ -5215,7 +4521,7 @@
         </w:trPr>
         <w:tc>
           <w:tcPr>
-            <w:tcW w:w="972" w:type="dxa"/>
+            <w:tcW w:w="950" w:type="dxa"/>
             <w:shd w:val="clear" w:color="auto" w:fill="002060"/>
           </w:tcPr>
           <w:p>
@@ -5251,7 +4557,6 @@
                 <w:color w:val="FFFFFF" w:themeColor="background1"/>
               </w:rPr>
             </w:pPr>
-            <w:proofErr w:type="spellStart"/>
             <w:r>
               <w:rPr>
                 <w:b/>
@@ -5260,12 +4565,11 @@
               </w:rPr>
               <w:t>Endpoint</w:t>
             </w:r>
-            <w:proofErr w:type="spellEnd"/>
           </w:p>
         </w:tc>
         <w:tc>
           <w:tcPr>
-            <w:tcW w:w="2073" w:type="dxa"/>
+            <w:tcW w:w="1535" w:type="dxa"/>
             <w:shd w:val="clear" w:color="auto" w:fill="002060"/>
           </w:tcPr>
           <w:p>
@@ -5289,7 +4593,7 @@
         </w:tc>
         <w:tc>
           <w:tcPr>
-            <w:tcW w:w="824" w:type="dxa"/>
+            <w:tcW w:w="814" w:type="dxa"/>
             <w:shd w:val="clear" w:color="auto" w:fill="002060"/>
           </w:tcPr>
           <w:p>
@@ -5313,7 +4617,7 @@
         </w:tc>
         <w:tc>
           <w:tcPr>
-            <w:tcW w:w="2465" w:type="dxa"/>
+            <w:tcW w:w="2688" w:type="dxa"/>
             <w:shd w:val="clear" w:color="auto" w:fill="002060"/>
           </w:tcPr>
           <w:p>
@@ -5325,7 +4629,6 @@
                 <w:color w:val="FFFFFF" w:themeColor="background1"/>
               </w:rPr>
             </w:pPr>
-            <w:proofErr w:type="spellStart"/>
             <w:r>
               <w:rPr>
                 <w:b/>
@@ -5334,12 +4637,11 @@
               </w:rPr>
               <w:t>Request</w:t>
             </w:r>
-            <w:proofErr w:type="spellEnd"/>
           </w:p>
         </w:tc>
         <w:tc>
           <w:tcPr>
-            <w:tcW w:w="1843" w:type="dxa"/>
+            <w:tcW w:w="2763" w:type="dxa"/>
             <w:shd w:val="clear" w:color="auto" w:fill="002060"/>
           </w:tcPr>
           <w:p>
@@ -5368,7 +4670,7 @@
         </w:trPr>
         <w:tc>
           <w:tcPr>
-            <w:tcW w:w="972" w:type="dxa"/>
+            <w:tcW w:w="950" w:type="dxa"/>
           </w:tcPr>
           <w:p/>
         </w:tc>
@@ -5380,25 +4682,25 @@
         </w:tc>
         <w:tc>
           <w:tcPr>
-            <w:tcW w:w="2073" w:type="dxa"/>
+            <w:tcW w:w="1535" w:type="dxa"/>
           </w:tcPr>
           <w:p/>
         </w:tc>
         <w:tc>
           <w:tcPr>
-            <w:tcW w:w="824" w:type="dxa"/>
+            <w:tcW w:w="814" w:type="dxa"/>
           </w:tcPr>
           <w:p/>
         </w:tc>
         <w:tc>
           <w:tcPr>
-            <w:tcW w:w="2465" w:type="dxa"/>
+            <w:tcW w:w="2688" w:type="dxa"/>
           </w:tcPr>
           <w:p/>
         </w:tc>
         <w:tc>
           <w:tcPr>
-            <w:tcW w:w="1843" w:type="dxa"/>
+            <w:tcW w:w="2763" w:type="dxa"/>
           </w:tcPr>
           <w:p/>
         </w:tc>
@@ -5409,7 +4711,7 @@
         </w:trPr>
         <w:tc>
           <w:tcPr>
-            <w:tcW w:w="972" w:type="dxa"/>
+            <w:tcW w:w="950" w:type="dxa"/>
           </w:tcPr>
           <w:p/>
         </w:tc>
@@ -5421,25 +4723,25 @@
         </w:tc>
         <w:tc>
           <w:tcPr>
-            <w:tcW w:w="2073" w:type="dxa"/>
+            <w:tcW w:w="1535" w:type="dxa"/>
           </w:tcPr>
           <w:p/>
         </w:tc>
         <w:tc>
           <w:tcPr>
-            <w:tcW w:w="824" w:type="dxa"/>
+            <w:tcW w:w="814" w:type="dxa"/>
           </w:tcPr>
           <w:p/>
         </w:tc>
         <w:tc>
           <w:tcPr>
-            <w:tcW w:w="2465" w:type="dxa"/>
+            <w:tcW w:w="2688" w:type="dxa"/>
           </w:tcPr>
           <w:p/>
         </w:tc>
         <w:tc>
           <w:tcPr>
-            <w:tcW w:w="1843" w:type="dxa"/>
+            <w:tcW w:w="2763" w:type="dxa"/>
           </w:tcPr>
           <w:p/>
         </w:tc>
@@ -5450,7 +4752,7 @@
         </w:trPr>
         <w:tc>
           <w:tcPr>
-            <w:tcW w:w="972" w:type="dxa"/>
+            <w:tcW w:w="950" w:type="dxa"/>
           </w:tcPr>
           <w:p/>
         </w:tc>
@@ -5462,25 +4764,25 @@
         </w:tc>
         <w:tc>
           <w:tcPr>
-            <w:tcW w:w="2073" w:type="dxa"/>
+            <w:tcW w:w="1535" w:type="dxa"/>
           </w:tcPr>
           <w:p/>
         </w:tc>
         <w:tc>
           <w:tcPr>
-            <w:tcW w:w="824" w:type="dxa"/>
+            <w:tcW w:w="814" w:type="dxa"/>
           </w:tcPr>
           <w:p/>
         </w:tc>
         <w:tc>
           <w:tcPr>
-            <w:tcW w:w="2465" w:type="dxa"/>
+            <w:tcW w:w="2688" w:type="dxa"/>
           </w:tcPr>
           <w:p/>
         </w:tc>
         <w:tc>
           <w:tcPr>
-            <w:tcW w:w="1843" w:type="dxa"/>
+            <w:tcW w:w="2763" w:type="dxa"/>
           </w:tcPr>
           <w:p/>
         </w:tc>
@@ -5491,7 +4793,7 @@
         </w:trPr>
         <w:tc>
           <w:tcPr>
-            <w:tcW w:w="972" w:type="dxa"/>
+            <w:tcW w:w="950" w:type="dxa"/>
           </w:tcPr>
           <w:p>
             <w:r>
@@ -5511,27 +4813,32 @@
         </w:tc>
         <w:tc>
           <w:tcPr>
-            <w:tcW w:w="2073" w:type="dxa"/>
+            <w:tcW w:w="1535" w:type="dxa"/>
           </w:tcPr>
           <w:p>
             <w:r>
-              <w:t>Permite registrar un nuevo usuario en el sistema. Solo lo puede hacer un administrador con token válido.</w:t>
+              <w:t xml:space="preserve">Permite registrar un nuevo usuario en el sistema. Solo lo puede </w:t>
+            </w:r>
+            <w:r>
+              <w:lastRenderedPageBreak/>
+              <w:t>hacer un administrador con token válido.</w:t>
             </w:r>
           </w:p>
         </w:tc>
         <w:tc>
           <w:tcPr>
-            <w:tcW w:w="824" w:type="dxa"/>
+            <w:tcW w:w="814" w:type="dxa"/>
           </w:tcPr>
           <w:p>
             <w:r>
+              <w:lastRenderedPageBreak/>
               <w:t>Bearer Token</w:t>
             </w:r>
           </w:p>
         </w:tc>
         <w:tc>
           <w:tcPr>
-            <w:tcW w:w="2465" w:type="dxa"/>
+            <w:tcW w:w="2688" w:type="dxa"/>
           </w:tcPr>
           <w:p>
             <w:r>
@@ -5540,45 +4847,22 @@
           </w:p>
           <w:p>
             <w:r>
-              <w:t>  "</w:t>
-            </w:r>
-            <w:proofErr w:type="spellStart"/>
-            <w:r>
-              <w:t>idRol</w:t>
-            </w:r>
-            <w:proofErr w:type="spellEnd"/>
-            <w:r>
-              <w:t>": 2,</w:t>
+              <w:t>  "idRol": 2,</w:t>
             </w:r>
           </w:p>
           <w:p>
             <w:r>
-              <w:t>  "</w:t>
-            </w:r>
-            <w:proofErr w:type="spellStart"/>
-            <w:r>
-              <w:t>idTipoUsuario</w:t>
-            </w:r>
-            <w:proofErr w:type="spellEnd"/>
-            <w:r>
-              <w:t>": 1,</w:t>
+              <w:t>  "idTipoUsuario": 1,</w:t>
             </w:r>
           </w:p>
           <w:p>
             <w:r>
-              <w:t>  "</w:t>
-            </w:r>
-            <w:proofErr w:type="spellStart"/>
-            <w:r>
-              <w:t>idProgramaEducativo</w:t>
-            </w:r>
-            <w:proofErr w:type="spellEnd"/>
-            <w:r>
-              <w:t>": 1,</w:t>
+              <w:t>  "idProgramaEducativo": 1,</w:t>
             </w:r>
           </w:p>
           <w:p>
             <w:r>
+              <w:lastRenderedPageBreak/>
               <w:t>  "nombre": "Johan",</w:t>
             </w:r>
           </w:p>
@@ -5634,7 +4918,6 @@
               <w:rPr>
                 <w:lang w:val="pt-PT"/>
               </w:rPr>
-              <w:lastRenderedPageBreak/>
               <w:t>  "telefono": "2281234567",</w:t>
             </w:r>
           </w:p>
@@ -5673,7 +4956,7 @@
         </w:tc>
         <w:tc>
           <w:tcPr>
-            <w:tcW w:w="1843" w:type="dxa"/>
+            <w:tcW w:w="2763" w:type="dxa"/>
           </w:tcPr>
           <w:p>
             <w:r>
@@ -5689,7 +4972,7 @@
         </w:trPr>
         <w:tc>
           <w:tcPr>
-            <w:tcW w:w="972" w:type="dxa"/>
+            <w:tcW w:w="950" w:type="dxa"/>
           </w:tcPr>
           <w:p>
             <w:r>
@@ -5708,42 +4991,29 @@
           </w:p>
           <w:p>
             <w:r>
-              <w:t>{</w:t>
-            </w:r>
-            <w:proofErr w:type="spellStart"/>
-            <w:r>
-              <w:t>idUsuario</w:t>
-            </w:r>
-            <w:proofErr w:type="spellEnd"/>
-            <w:r>
-              <w:t>}</w:t>
+              <w:t>{idUsuario}</w:t>
             </w:r>
           </w:p>
         </w:tc>
         <w:tc>
           <w:tcPr>
-            <w:tcW w:w="2073" w:type="dxa"/>
+            <w:tcW w:w="1535" w:type="dxa"/>
           </w:tcPr>
           <w:p>
             <w:r>
-              <w:t xml:space="preserve">Permite editar la información de un usuario existente. Se manda el id del usuario en la URL y los datos nuevos en el </w:t>
-            </w:r>
-            <w:proofErr w:type="spellStart"/>
-            <w:r>
-              <w:t>body</w:t>
-            </w:r>
-            <w:proofErr w:type="spellEnd"/>
+              <w:t>Permite editar la información de un usuario existente. Se manda el id del usuario en la URL y los datos nuevos en el body</w:t>
+            </w:r>
           </w:p>
         </w:tc>
         <w:tc>
           <w:tcPr>
-            <w:tcW w:w="824" w:type="dxa"/>
+            <w:tcW w:w="814" w:type="dxa"/>
           </w:tcPr>
           <w:p/>
         </w:tc>
         <w:tc>
           <w:tcPr>
-            <w:tcW w:w="2465" w:type="dxa"/>
+            <w:tcW w:w="2688" w:type="dxa"/>
           </w:tcPr>
           <w:p>
             <w:r>
@@ -5752,41 +5022,17 @@
           </w:p>
           <w:p>
             <w:r>
-              <w:t>  "</w:t>
-            </w:r>
-            <w:proofErr w:type="spellStart"/>
-            <w:r>
-              <w:t>idRol</w:t>
-            </w:r>
-            <w:proofErr w:type="spellEnd"/>
-            <w:r>
-              <w:t>": 2,</w:t>
+              <w:t>  "idRol": 2,</w:t>
             </w:r>
           </w:p>
           <w:p>
             <w:r>
-              <w:t>  "</w:t>
-            </w:r>
-            <w:proofErr w:type="spellStart"/>
-            <w:r>
-              <w:t>idTipoUsuario</w:t>
-            </w:r>
-            <w:proofErr w:type="spellEnd"/>
-            <w:r>
-              <w:t>": 1,</w:t>
+              <w:t>  "idTipoUsuario": 1,</w:t>
             </w:r>
           </w:p>
           <w:p>
             <w:r>
-              <w:t>  "</w:t>
-            </w:r>
-            <w:proofErr w:type="spellStart"/>
-            <w:r>
-              <w:t>idProgramaEducativo</w:t>
-            </w:r>
-            <w:proofErr w:type="spellEnd"/>
-            <w:r>
-              <w:t>": 1,</w:t>
+              <w:t>  "idProgramaEducativo": 1,</w:t>
             </w:r>
           </w:p>
           <w:p>
@@ -5796,28 +5042,12 @@
           </w:p>
           <w:p>
             <w:r>
-              <w:t>  "</w:t>
-            </w:r>
-            <w:proofErr w:type="spellStart"/>
-            <w:r>
-              <w:t>apellidoPaterno</w:t>
-            </w:r>
-            <w:proofErr w:type="spellEnd"/>
-            <w:r>
-              <w:t>": "Andrade",</w:t>
+              <w:t>  "apellidoPaterno": "Andrade",</w:t>
             </w:r>
           </w:p>
           <w:p>
             <w:r>
-              <w:t>  "</w:t>
-            </w:r>
-            <w:proofErr w:type="spellStart"/>
-            <w:r>
-              <w:t>apellidoMaterno</w:t>
-            </w:r>
-            <w:proofErr w:type="spellEnd"/>
-            <w:r>
-              <w:t>": "Merino",</w:t>
+              <w:t>  "apellidoMaterno": "Merino",</w:t>
             </w:r>
           </w:p>
           <w:p>
@@ -5839,7 +5069,7 @@
         </w:tc>
         <w:tc>
           <w:tcPr>
-            <w:tcW w:w="1843" w:type="dxa"/>
+            <w:tcW w:w="2763" w:type="dxa"/>
           </w:tcPr>
           <w:p>
             <w:r>
@@ -5854,7 +5084,7 @@
         </w:trPr>
         <w:tc>
           <w:tcPr>
-            <w:tcW w:w="972" w:type="dxa"/>
+            <w:tcW w:w="950" w:type="dxa"/>
           </w:tcPr>
           <w:p>
             <w:r>
@@ -5868,70 +5098,38 @@
           </w:tcPr>
           <w:p>
             <w:r>
-              <w:t>/usuarios/</w:t>
-            </w:r>
-            <w:proofErr w:type="spellStart"/>
-            <w:r>
-              <w:t>verPerfil</w:t>
-            </w:r>
-            <w:proofErr w:type="spellEnd"/>
-            <w:r>
-              <w:t>/</w:t>
+              <w:t>/usuarios/verPerfil/</w:t>
             </w:r>
           </w:p>
           <w:p>
             <w:r>
-              <w:t>{</w:t>
-            </w:r>
-            <w:proofErr w:type="spellStart"/>
-            <w:r>
-              <w:t>idUsuario</w:t>
-            </w:r>
-            <w:proofErr w:type="spellEnd"/>
-            <w:r>
-              <w:t>}</w:t>
+              <w:t>{idUsuario}</w:t>
             </w:r>
           </w:p>
         </w:tc>
         <w:tc>
           <w:tcPr>
-            <w:tcW w:w="2073" w:type="dxa"/>
+            <w:tcW w:w="1535" w:type="dxa"/>
           </w:tcPr>
           <w:p>
             <w:r>
-              <w:t xml:space="preserve">Permite consultar la información completa de un usuario usando su </w:t>
-            </w:r>
-            <w:proofErr w:type="spellStart"/>
-            <w:r>
-              <w:t>idUsuario</w:t>
-            </w:r>
-            <w:proofErr w:type="spellEnd"/>
-            <w:r>
-              <w:t>.</w:t>
+              <w:t>Permite consultar la información completa de un usuario usando su idUsuario.</w:t>
             </w:r>
           </w:p>
         </w:tc>
         <w:tc>
           <w:tcPr>
-            <w:tcW w:w="824" w:type="dxa"/>
+            <w:tcW w:w="814" w:type="dxa"/>
           </w:tcPr>
           <w:p/>
         </w:tc>
         <w:tc>
           <w:tcPr>
-            <w:tcW w:w="2465" w:type="dxa"/>
+            <w:tcW w:w="2688" w:type="dxa"/>
           </w:tcPr>
           <w:p>
             <w:r>
-              <w:t xml:space="preserve">Sin </w:t>
-            </w:r>
-            <w:proofErr w:type="spellStart"/>
-            <w:r>
-              <w:t>body</w:t>
-            </w:r>
-            <w:proofErr w:type="spellEnd"/>
-            <w:r>
-              <w:t>, solo el IdUsuario en la URL</w:t>
+              <w:t>Sin body, solo el IdUsuario en la URL</w:t>
             </w:r>
           </w:p>
           <w:p/>
@@ -5940,21 +5138,13 @@
               <w:t xml:space="preserve">Ejemplo: </w:t>
             </w:r>
             <w:r>
-              <w:t>/usuarios/</w:t>
-            </w:r>
-            <w:proofErr w:type="spellStart"/>
-            <w:r>
-              <w:t>verPerfil</w:t>
-            </w:r>
-            <w:proofErr w:type="spellEnd"/>
-            <w:r>
-              <w:t>/</w:t>
+              <w:t>/usuarios/verPerfil/</w:t>
             </w:r>
           </w:p>
         </w:tc>
         <w:tc>
           <w:tcPr>
-            <w:tcW w:w="1843" w:type="dxa"/>
+            <w:tcW w:w="2763" w:type="dxa"/>
           </w:tcPr>
           <w:p>
             <w:r>
@@ -5963,15 +5153,7 @@
           </w:p>
           <w:p>
             <w:r>
-              <w:t>    "</w:t>
-            </w:r>
-            <w:proofErr w:type="spellStart"/>
-            <w:r>
-              <w:t>idUsuario</w:t>
-            </w:r>
-            <w:proofErr w:type="spellEnd"/>
-            <w:r>
-              <w:t>": 4,</w:t>
+              <w:t>    "idUsuario": 4,</w:t>
             </w:r>
           </w:p>
           <w:p>
@@ -5986,83 +5168,27 @@
           </w:p>
           <w:p>
             <w:r>
-              <w:t>    "</w:t>
-            </w:r>
-            <w:proofErr w:type="spellStart"/>
-            <w:r>
-              <w:t>apellidoPaterno</w:t>
-            </w:r>
-            <w:proofErr w:type="spellEnd"/>
-            <w:r>
-              <w:t>": "</w:t>
-            </w:r>
-            <w:proofErr w:type="spellStart"/>
-            <w:r>
-              <w:t>Ramirez</w:t>
-            </w:r>
-            <w:proofErr w:type="spellEnd"/>
-            <w:r>
-              <w:t>",</w:t>
+              <w:t>    "apellidoPaterno": "Ramirez",</w:t>
             </w:r>
           </w:p>
           <w:p>
             <w:r>
-              <w:t>    "</w:t>
-            </w:r>
-            <w:proofErr w:type="spellStart"/>
-            <w:r>
-              <w:t>apellidoMaterno</w:t>
-            </w:r>
-            <w:proofErr w:type="spellEnd"/>
-            <w:r>
-              <w:t>": "</w:t>
-            </w:r>
-            <w:proofErr w:type="spellStart"/>
-            <w:r>
-              <w:t>Lopez</w:t>
-            </w:r>
-            <w:proofErr w:type="spellEnd"/>
-            <w:r>
-              <w:t>",</w:t>
+              <w:t>    "apellidoMaterno": "Lopez",</w:t>
             </w:r>
           </w:p>
           <w:p>
             <w:r>
-              <w:t>    "</w:t>
-            </w:r>
-            <w:proofErr w:type="spellStart"/>
-            <w:r>
-              <w:t>tipoUsuario</w:t>
-            </w:r>
-            <w:proofErr w:type="spellEnd"/>
-            <w:r>
-              <w:t>": 3,</w:t>
+              <w:t>    "tipoUsuario": 3,</w:t>
             </w:r>
           </w:p>
           <w:p>
             <w:r>
-              <w:t>    "</w:t>
-            </w:r>
-            <w:proofErr w:type="spellStart"/>
-            <w:r>
-              <w:t>programaEducativo</w:t>
-            </w:r>
-            <w:proofErr w:type="spellEnd"/>
-            <w:r>
-              <w:t>": 5,</w:t>
+              <w:t>    "programaEducativo": 5,</w:t>
             </w:r>
           </w:p>
           <w:p>
             <w:r>
-              <w:t>    "usuario": "</w:t>
-            </w:r>
-            <w:proofErr w:type="spellStart"/>
-            <w:r>
-              <w:t>Changolokoyosoy</w:t>
-            </w:r>
-            <w:proofErr w:type="spellEnd"/>
-            <w:r>
-              <w:t>",</w:t>
+              <w:t>    "usuario": "Changolokoyosoy",</w:t>
             </w:r>
           </w:p>
           <w:p>
@@ -6092,43 +5218,18 @@
           </w:p>
           <w:p>
             <w:r>
-              <w:t>    "</w:t>
-            </w:r>
-            <w:proofErr w:type="spellStart"/>
-            <w:r>
-              <w:t>claveUsuario</w:t>
-            </w:r>
-            <w:proofErr w:type="spellEnd"/>
-            <w:r>
-              <w:t>": "PRU-125",</w:t>
+              <w:t>    "claveUsuario": "PRU-125",</w:t>
             </w:r>
           </w:p>
           <w:p>
             <w:r>
-              <w:t>    "</w:t>
-            </w:r>
-            <w:proofErr w:type="spellStart"/>
-            <w:r>
-              <w:t>tiempoCreacion</w:t>
-            </w:r>
-            <w:proofErr w:type="spellEnd"/>
-            <w:r>
-              <w:t>": "2026-06-12T06:13:47.476322",</w:t>
+              <w:t>    "tiempoCreacion": "2026-06-12T06:13:47.476322",</w:t>
             </w:r>
           </w:p>
           <w:p>
             <w:r>
-              <w:t>    "</w:t>
-            </w:r>
-            <w:proofErr w:type="spellStart"/>
-            <w:r>
-              <w:t>tiempoActualizacion</w:t>
-            </w:r>
-            <w:proofErr w:type="spellEnd"/>
-            <w:r>
-              <w:t xml:space="preserve">": </w:t>
-            </w:r>
-            <w:proofErr w:type="spellStart"/>
+              <w:t xml:space="preserve">    "tiempoActualizacion": </w:t>
+            </w:r>
             <w:r>
               <w:rPr>
                 <w:b/>
@@ -6136,7 +5237,6 @@
               </w:rPr>
               <w:t>null</w:t>
             </w:r>
-            <w:proofErr w:type="spellEnd"/>
           </w:p>
           <w:p>
             <w:r>
@@ -6152,7 +5252,7 @@
         </w:trPr>
         <w:tc>
           <w:tcPr>
-            <w:tcW w:w="972" w:type="dxa"/>
+            <w:tcW w:w="950" w:type="dxa"/>
           </w:tcPr>
           <w:p>
             <w:r>
@@ -6167,42 +5267,18 @@
           </w:tcPr>
           <w:p>
             <w:r>
-              <w:t>/usuarios/</w:t>
-            </w:r>
-            <w:proofErr w:type="spellStart"/>
-            <w:r>
-              <w:t>actualizarEstatus</w:t>
-            </w:r>
-            <w:proofErr w:type="spellEnd"/>
-            <w:r>
-              <w:t>/</w:t>
+              <w:t>/usuarios/actualizarEstatus/</w:t>
             </w:r>
           </w:p>
           <w:p>
             <w:r>
-              <w:t>{</w:t>
-            </w:r>
-            <w:proofErr w:type="spellStart"/>
-            <w:r>
-              <w:t>idUsuario</w:t>
-            </w:r>
-            <w:proofErr w:type="spellEnd"/>
-            <w:r>
-              <w:t>}/{</w:t>
-            </w:r>
-            <w:proofErr w:type="spellStart"/>
-            <w:r>
-              <w:t>idRol</w:t>
-            </w:r>
-            <w:proofErr w:type="spellEnd"/>
-            <w:r>
-              <w:t>}</w:t>
+              <w:t>{idUsuario}/{idRol}</w:t>
             </w:r>
           </w:p>
         </w:tc>
         <w:tc>
           <w:tcPr>
-            <w:tcW w:w="2073" w:type="dxa"/>
+            <w:tcW w:w="1535" w:type="dxa"/>
           </w:tcPr>
           <w:p>
             <w:r>
@@ -6212,39 +5288,23 @@
         </w:tc>
         <w:tc>
           <w:tcPr>
-            <w:tcW w:w="824" w:type="dxa"/>
+            <w:tcW w:w="814" w:type="dxa"/>
           </w:tcPr>
           <w:p/>
         </w:tc>
         <w:tc>
           <w:tcPr>
-            <w:tcW w:w="2465" w:type="dxa"/>
+            <w:tcW w:w="2688" w:type="dxa"/>
           </w:tcPr>
           <w:p>
             <w:r>
-              <w:t xml:space="preserve">Sin </w:t>
-            </w:r>
-            <w:proofErr w:type="spellStart"/>
-            <w:r>
-              <w:t>body</w:t>
-            </w:r>
-            <w:proofErr w:type="spellEnd"/>
-            <w:r>
-              <w:t xml:space="preserve">, solo IdUsuario e </w:t>
-            </w:r>
-            <w:proofErr w:type="spellStart"/>
-            <w:r>
-              <w:t>idRol</w:t>
-            </w:r>
-            <w:proofErr w:type="spellEnd"/>
-            <w:r>
-              <w:t xml:space="preserve"> en la URL</w:t>
+              <w:t>Sin body, solo IdUsuario e idRol en la URL</w:t>
             </w:r>
           </w:p>
         </w:tc>
         <w:tc>
           <w:tcPr>
-            <w:tcW w:w="1843" w:type="dxa"/>
+            <w:tcW w:w="2763" w:type="dxa"/>
           </w:tcPr>
           <w:p>
             <w:r>
@@ -6259,7 +5319,7 @@
         </w:trPr>
         <w:tc>
           <w:tcPr>
-            <w:tcW w:w="972" w:type="dxa"/>
+            <w:tcW w:w="950" w:type="dxa"/>
           </w:tcPr>
           <w:p/>
         </w:tc>
@@ -6271,29 +5331,357 @@
         </w:tc>
         <w:tc>
           <w:tcPr>
-            <w:tcW w:w="2073" w:type="dxa"/>
+            <w:tcW w:w="1535" w:type="dxa"/>
           </w:tcPr>
           <w:p/>
         </w:tc>
         <w:tc>
           <w:tcPr>
-            <w:tcW w:w="824" w:type="dxa"/>
+            <w:tcW w:w="814" w:type="dxa"/>
           </w:tcPr>
           <w:p/>
         </w:tc>
         <w:tc>
           <w:tcPr>
-            <w:tcW w:w="2465" w:type="dxa"/>
+            <w:tcW w:w="2688" w:type="dxa"/>
           </w:tcPr>
           <w:p/>
         </w:tc>
         <w:tc>
           <w:tcPr>
-            <w:tcW w:w="1843" w:type="dxa"/>
+            <w:tcW w:w="2763" w:type="dxa"/>
           </w:tcPr>
           <w:p/>
         </w:tc>
       </w:tr>
+      <w:tr>
+        <w:trPr>
+          <w:trHeight w:val="278"/>
+        </w:trPr>
+        <w:tc>
+          <w:tcPr>
+            <w:tcW w:w="950" w:type="dxa"/>
+          </w:tcPr>
+          <w:p/>
+        </w:tc>
+        <w:tc>
+          <w:tcPr>
+            <w:tcW w:w="2734" w:type="dxa"/>
+          </w:tcPr>
+          <w:p/>
+        </w:tc>
+        <w:tc>
+          <w:tcPr>
+            <w:tcW w:w="1535" w:type="dxa"/>
+          </w:tcPr>
+          <w:p/>
+        </w:tc>
+        <w:tc>
+          <w:tcPr>
+            <w:tcW w:w="814" w:type="dxa"/>
+          </w:tcPr>
+          <w:p/>
+        </w:tc>
+        <w:tc>
+          <w:tcPr>
+            <w:tcW w:w="2688" w:type="dxa"/>
+          </w:tcPr>
+          <w:p/>
+        </w:tc>
+        <w:tc>
+          <w:tcPr>
+            <w:tcW w:w="2763" w:type="dxa"/>
+          </w:tcPr>
+          <w:p/>
+        </w:tc>
+      </w:tr>
+      <w:tr>
+        <w:trPr>
+          <w:trHeight w:val="278"/>
+        </w:trPr>
+        <w:tc>
+          <w:tcPr>
+            <w:tcW w:w="950" w:type="dxa"/>
+          </w:tcPr>
+          <w:p>
+            <w:r>
+              <w:t>POST</w:t>
+            </w:r>
+          </w:p>
+        </w:tc>
+        <w:tc>
+          <w:tcPr>
+            <w:tcW w:w="2734" w:type="dxa"/>
+          </w:tcPr>
+          <w:p>
+            <w:r>
+              <w:t>/parking/entrada</w:t>
+            </w:r>
+          </w:p>
+        </w:tc>
+        <w:tc>
+          <w:tcPr>
+            <w:tcW w:w="1535" w:type="dxa"/>
+          </w:tcPr>
+          <w:p>
+            <w:r>
+              <w:t>R</w:t>
+            </w:r>
+            <w:r>
+              <w:t>egistra la entrada de un vehículo al estacionamiento. Valida que haya espacios, que el usuario no exceda su límite y que el vehículo esté asignado a él.</w:t>
+            </w:r>
+          </w:p>
+        </w:tc>
+        <w:tc>
+          <w:tcPr>
+            <w:tcW w:w="814" w:type="dxa"/>
+          </w:tcPr>
+          <w:p>
+            <w:r>
+              <w:t>Bearer Token</w:t>
+            </w:r>
+          </w:p>
+        </w:tc>
+        <w:tc>
+          <w:tcPr>
+            <w:tcW w:w="2688" w:type="dxa"/>
+          </w:tcPr>
+          <w:p>
+            <w:r>
+              <w:t>{</w:t>
+            </w:r>
+            <w:r>
+              <w:br/>
+            </w:r>
+            <w:r>
+              <w:t>"idUsuario": 2,</w:t>
+            </w:r>
+            <w:r>
+              <w:br/>
+            </w:r>
+            <w:r>
+              <w:t>"placa": "ABC1234"</w:t>
+            </w:r>
+            <w:r>
+              <w:br/>
+            </w:r>
+            <w:r>
+              <w:t>}</w:t>
+            </w:r>
+          </w:p>
+        </w:tc>
+        <w:tc>
+          <w:tcPr>
+            <w:tcW w:w="2763" w:type="dxa"/>
+          </w:tcPr>
+          <w:p>
+            <w:r>
+              <w:t>{"idMovimiento": 1,"tiempoEntrada": "2026-06-15T10:00:00.000","tiempoSalida": null,"espacioAsignado": 1,"tarifaHora": 15.0,"costoTotal": null,"horasCobradas": null}</w:t>
+            </w:r>
+          </w:p>
+        </w:tc>
+      </w:tr>
+      <w:tr>
+        <w:trPr>
+          <w:trHeight w:val="278"/>
+        </w:trPr>
+        <w:tc>
+          <w:tcPr>
+            <w:tcW w:w="950" w:type="dxa"/>
+          </w:tcPr>
+          <w:p>
+            <w:r>
+              <w:t>POST</w:t>
+            </w:r>
+          </w:p>
+        </w:tc>
+        <w:tc>
+          <w:tcPr>
+            <w:tcW w:w="2734" w:type="dxa"/>
+          </w:tcPr>
+          <w:p>
+            <w:r>
+              <w:t>/parking/salida/{placa}</w:t>
+            </w:r>
+          </w:p>
+        </w:tc>
+        <w:tc>
+          <w:tcPr>
+            <w:tcW w:w="1535" w:type="dxa"/>
+          </w:tcPr>
+          <w:p>
+            <w:r>
+              <w:t>R</w:t>
+            </w:r>
+            <w:r>
+              <w:t>egistra la salida de un vehículo del estacionamiento. Libera el cajón asignado y calcula automáticamente el tiempo transcurrido y el costo total a pagar.</w:t>
+            </w:r>
+          </w:p>
+        </w:tc>
+        <w:tc>
+          <w:tcPr>
+            <w:tcW w:w="814" w:type="dxa"/>
+          </w:tcPr>
+          <w:p>
+            <w:r>
+              <w:t>Bearer Token</w:t>
+            </w:r>
+          </w:p>
+        </w:tc>
+        <w:tc>
+          <w:tcPr>
+            <w:tcW w:w="2688" w:type="dxa"/>
+          </w:tcPr>
+          <w:p>
+            <w:r>
+              <w:t>No lleva body, pero si lleva la placa al final de la URL, por ejemplo:</w:t>
+            </w:r>
+          </w:p>
+          <w:p>
+            <w:r>
+              <w:t>/parking/salida/</w:t>
+            </w:r>
+            <w:r>
+              <w:t>ABC1234</w:t>
+            </w:r>
+          </w:p>
+          <w:p>
+            <w:r>
+              <w:br/>
+            </w:r>
+          </w:p>
+        </w:tc>
+        <w:tc>
+          <w:tcPr>
+            <w:tcW w:w="2763" w:type="dxa"/>
+          </w:tcPr>
+          <w:p>
+            <w:r>
+              <w:t>{</w:t>
+            </w:r>
+          </w:p>
+          <w:p>
+            <w:r>
+              <w:t>"idMovimiento": 1,</w:t>
+            </w:r>
+          </w:p>
+          <w:p>
+            <w:r>
+              <w:t>"tiempoEntrada": "2026-06-15T10:00:00.000",</w:t>
+            </w:r>
+          </w:p>
+          <w:p>
+            <w:r>
+              <w:t>"tiempoSalida": "2026-06-15T12:30:00.000",</w:t>
+            </w:r>
+          </w:p>
+          <w:p>
+            <w:r>
+              <w:t>"espacioAsignado":</w:t>
+            </w:r>
+            <w:r>
+              <w:t xml:space="preserve"> </w:t>
+            </w:r>
+            <w:r>
+              <w:t>1,</w:t>
+            </w:r>
+          </w:p>
+          <w:p>
+            <w:r>
+              <w:t>"tarifaHora": 15.0,</w:t>
+            </w:r>
+          </w:p>
+          <w:p>
+            <w:r>
+              <w:t>"costoTotal": 37.5,</w:t>
+            </w:r>
+          </w:p>
+          <w:p>
+            <w:r>
+              <w:t>"horasCobradas": 2</w:t>
+            </w:r>
+          </w:p>
+          <w:p>
+            <w:r>
+              <w:t>}</w:t>
+            </w:r>
+          </w:p>
+        </w:tc>
+      </w:tr>
+      <w:tr>
+        <w:trPr>
+          <w:trHeight w:val="278"/>
+        </w:trPr>
+        <w:tc>
+          <w:tcPr>
+            <w:tcW w:w="950" w:type="dxa"/>
+          </w:tcPr>
+          <w:p>
+            <w:r>
+              <w:t>GET</w:t>
+            </w:r>
+          </w:p>
+        </w:tc>
+        <w:tc>
+          <w:tcPr>
+            <w:tcW w:w="2734" w:type="dxa"/>
+          </w:tcPr>
+          <w:p>
+            <w:r>
+              <w:t>/parking/espacios</w:t>
+            </w:r>
+          </w:p>
+        </w:tc>
+        <w:tc>
+          <w:tcPr>
+            <w:tcW w:w="1535" w:type="dxa"/>
+          </w:tcPr>
+          <w:p>
+            <w:r>
+              <w:t>C</w:t>
+            </w:r>
+            <w:r>
+              <w:t>onsulta la lista de los cajones de estacionamiento que se encuentran disponibles (desocupados) en este momento.</w:t>
+            </w:r>
+          </w:p>
+        </w:tc>
+        <w:tc>
+          <w:tcPr>
+            <w:tcW w:w="814" w:type="dxa"/>
+          </w:tcPr>
+          <w:p>
+            <w:r>
+              <w:t>Bearer Token</w:t>
+            </w:r>
+          </w:p>
+        </w:tc>
+        <w:tc>
+          <w:tcPr>
+            <w:tcW w:w="2688" w:type="dxa"/>
+          </w:tcPr>
+          <w:p>
+            <w:r>
+              <w:t>Sin body</w:t>
+            </w:r>
+          </w:p>
+        </w:tc>
+        <w:tc>
+          <w:tcPr>
+            <w:tcW w:w="2763" w:type="dxa"/>
+          </w:tcPr>
+          <w:p>
+            <w:r>
+              <w:t>[1,2,3,4</w:t>
+            </w:r>
+            <w:r>
+              <w:t>,…,49, 50</w:t>
+            </w:r>
+            <w:r>
+              <w:t>]</w:t>
+            </w:r>
+          </w:p>
+        </w:tc>
+      </w:tr>
     </w:tbl>
     <w:p/>
     <w:p>
@@ -6442,6 +5830,7 @@
           <w:sz w:val="28"/>
           <w:szCs w:val="28"/>
         </w:rPr>
+        <w:lastRenderedPageBreak/>
         <w:t>Pruebas</w:t>
       </w:r>
       <w:bookmarkEnd w:id="20"/>
@@ -6463,19 +5852,9 @@
           <w:sz w:val="24"/>
           <w:szCs w:val="24"/>
         </w:rPr>
-        <w:t xml:space="preserve">Pruebas de </w:t>
-      </w:r>
-      <w:proofErr w:type="spellStart"/>
-      <w:r>
-        <w:rPr>
-          <w:color w:val="002060"/>
-          <w:sz w:val="24"/>
-          <w:szCs w:val="24"/>
-        </w:rPr>
-        <w:t>APIs</w:t>
+        <w:t>Pruebas de APIs</w:t>
       </w:r>
       <w:bookmarkEnd w:id="21"/>
-      <w:proofErr w:type="spellEnd"/>
     </w:p>
     <w:p>
       <w:pPr>
@@ -6568,7 +5947,6 @@
     </w:p>
     <w:p>
       <w:r>
-        <w:lastRenderedPageBreak/>
         <w:t>Editar usuario:</w:t>
       </w:r>
     </w:p>
@@ -6624,6 +6002,7 @@
         <w:rPr>
           <w:noProof/>
         </w:rPr>
+        <w:lastRenderedPageBreak/>
         <w:drawing>
           <wp:inline distT="0" distB="0" distL="0" distR="0" wp14:anchorId="376E0795" wp14:editId="7EB13D50">
             <wp:extent cx="5612130" cy="2780665"/>
@@ -6672,7 +6051,6 @@
         <w:rPr>
           <w:noProof/>
         </w:rPr>
-        <w:lastRenderedPageBreak/>
         <w:drawing>
           <wp:inline distT="0" distB="0" distL="0" distR="0" wp14:anchorId="34B8DB44" wp14:editId="3368E1F9">
             <wp:extent cx="5612130" cy="1962150"/>
@@ -6712,6 +6090,197 @@
     </w:p>
     <w:p/>
     <w:p>
+      <w:r>
+        <w:t>PARKINGSERVICE</w:t>
+      </w:r>
+    </w:p>
+    <w:p>
+      <w:r>
+        <w:t>Entrada de auto a estacionamiento:</w:t>
+      </w:r>
+    </w:p>
+    <w:p>
+      <w:r>
+        <w:lastRenderedPageBreak/>
+        <w:drawing>
+          <wp:inline distT="0" distB="0" distL="0" distR="0" wp14:anchorId="17E0F04E" wp14:editId="4579BDB8">
+            <wp:extent cx="5612130" cy="6186170"/>
+            <wp:effectExtent l="0" t="0" r="7620" b="5080"/>
+            <wp:docPr id="1912798812" name="Imagen 1"/>
+            <wp:cNvGraphicFramePr>
+              <a:graphicFrameLocks xmlns:a="http://schemas.openxmlformats.org/drawingml/2006/main" noChangeAspect="1"/>
+            </wp:cNvGraphicFramePr>
+            <a:graphic xmlns:a="http://schemas.openxmlformats.org/drawingml/2006/main">
+              <a:graphicData uri="http://schemas.openxmlformats.org/drawingml/2006/picture">
+                <pic:pic xmlns:pic="http://schemas.openxmlformats.org/drawingml/2006/picture">
+                  <pic:nvPicPr>
+                    <pic:cNvPr id="1912798812" name=""/>
+                    <pic:cNvPicPr/>
+                  </pic:nvPicPr>
+                  <pic:blipFill>
+                    <a:blip r:embed="rId12"/>
+                    <a:stretch>
+                      <a:fillRect/>
+                    </a:stretch>
+                  </pic:blipFill>
+                  <pic:spPr>
+                    <a:xfrm>
+                      <a:off x="0" y="0"/>
+                      <a:ext cx="5612130" cy="6186170"/>
+                    </a:xfrm>
+                    <a:prstGeom prst="rect">
+                      <a:avLst/>
+                    </a:prstGeom>
+                  </pic:spPr>
+                </pic:pic>
+              </a:graphicData>
+            </a:graphic>
+          </wp:inline>
+        </w:drawing>
+      </w:r>
+    </w:p>
+    <w:p>
+      <w:r>
+        <w:t>Ver los cajones disponibles después de agregar el auto:</w:t>
+      </w:r>
+    </w:p>
+    <w:p>
+      <w:r>
+        <w:lastRenderedPageBreak/>
+        <w:drawing>
+          <wp:inline distT="0" distB="0" distL="0" distR="0" wp14:anchorId="4FE23743" wp14:editId="3F881B91">
+            <wp:extent cx="5612130" cy="6318250"/>
+            <wp:effectExtent l="0" t="0" r="7620" b="6350"/>
+            <wp:docPr id="443268799" name="Imagen 1"/>
+            <wp:cNvGraphicFramePr>
+              <a:graphicFrameLocks xmlns:a="http://schemas.openxmlformats.org/drawingml/2006/main" noChangeAspect="1"/>
+            </wp:cNvGraphicFramePr>
+            <a:graphic xmlns:a="http://schemas.openxmlformats.org/drawingml/2006/main">
+              <a:graphicData uri="http://schemas.openxmlformats.org/drawingml/2006/picture">
+                <pic:pic xmlns:pic="http://schemas.openxmlformats.org/drawingml/2006/picture">
+                  <pic:nvPicPr>
+                    <pic:cNvPr id="443268799" name=""/>
+                    <pic:cNvPicPr/>
+                  </pic:nvPicPr>
+                  <pic:blipFill>
+                    <a:blip r:embed="rId13"/>
+                    <a:stretch>
+                      <a:fillRect/>
+                    </a:stretch>
+                  </pic:blipFill>
+                  <pic:spPr>
+                    <a:xfrm>
+                      <a:off x="0" y="0"/>
+                      <a:ext cx="5612130" cy="6318250"/>
+                    </a:xfrm>
+                    <a:prstGeom prst="rect">
+                      <a:avLst/>
+                    </a:prstGeom>
+                  </pic:spPr>
+                </pic:pic>
+              </a:graphicData>
+            </a:graphic>
+          </wp:inline>
+        </w:drawing>
+      </w:r>
+    </w:p>
+    <w:p/>
+    <w:p/>
+    <w:p>
+      <w:r>
+        <w:t>Salida de auto del estacionamiento:</w:t>
+      </w:r>
+    </w:p>
+    <w:p>
+      <w:r>
+        <w:lastRenderedPageBreak/>
+        <w:drawing>
+          <wp:inline distT="0" distB="0" distL="0" distR="0" wp14:anchorId="31497FA7" wp14:editId="30732CC2">
+            <wp:extent cx="5612130" cy="6343015"/>
+            <wp:effectExtent l="0" t="0" r="7620" b="635"/>
+            <wp:docPr id="724315448" name="Imagen 1"/>
+            <wp:cNvGraphicFramePr>
+              <a:graphicFrameLocks xmlns:a="http://schemas.openxmlformats.org/drawingml/2006/main" noChangeAspect="1"/>
+            </wp:cNvGraphicFramePr>
+            <a:graphic xmlns:a="http://schemas.openxmlformats.org/drawingml/2006/main">
+              <a:graphicData uri="http://schemas.openxmlformats.org/drawingml/2006/picture">
+                <pic:pic xmlns:pic="http://schemas.openxmlformats.org/drawingml/2006/picture">
+                  <pic:nvPicPr>
+                    <pic:cNvPr id="724315448" name=""/>
+                    <pic:cNvPicPr/>
+                  </pic:nvPicPr>
+                  <pic:blipFill>
+                    <a:blip r:embed="rId14"/>
+                    <a:stretch>
+                      <a:fillRect/>
+                    </a:stretch>
+                  </pic:blipFill>
+                  <pic:spPr>
+                    <a:xfrm>
+                      <a:off x="0" y="0"/>
+                      <a:ext cx="5612130" cy="6343015"/>
+                    </a:xfrm>
+                    <a:prstGeom prst="rect">
+                      <a:avLst/>
+                    </a:prstGeom>
+                  </pic:spPr>
+                </pic:pic>
+              </a:graphicData>
+            </a:graphic>
+          </wp:inline>
+        </w:drawing>
+      </w:r>
+    </w:p>
+    <w:p>
+      <w:r>
+        <w:t>Ver los cajones disponibles después de salida de estacionamiento:</w:t>
+      </w:r>
+    </w:p>
+    <w:p>
+      <w:r>
+        <w:lastRenderedPageBreak/>
+        <w:drawing>
+          <wp:inline distT="0" distB="0" distL="0" distR="0" wp14:anchorId="0DE60921" wp14:editId="3DFE4D55">
+            <wp:extent cx="5612130" cy="6352540"/>
+            <wp:effectExtent l="0" t="0" r="7620" b="0"/>
+            <wp:docPr id="48168439" name="Imagen 1"/>
+            <wp:cNvGraphicFramePr>
+              <a:graphicFrameLocks xmlns:a="http://schemas.openxmlformats.org/drawingml/2006/main" noChangeAspect="1"/>
+            </wp:cNvGraphicFramePr>
+            <a:graphic xmlns:a="http://schemas.openxmlformats.org/drawingml/2006/main">
+              <a:graphicData uri="http://schemas.openxmlformats.org/drawingml/2006/picture">
+                <pic:pic xmlns:pic="http://schemas.openxmlformats.org/drawingml/2006/picture">
+                  <pic:nvPicPr>
+                    <pic:cNvPr id="48168439" name=""/>
+                    <pic:cNvPicPr/>
+                  </pic:nvPicPr>
+                  <pic:blipFill>
+                    <a:blip r:embed="rId15"/>
+                    <a:stretch>
+                      <a:fillRect/>
+                    </a:stretch>
+                  </pic:blipFill>
+                  <pic:spPr>
+                    <a:xfrm>
+                      <a:off x="0" y="0"/>
+                      <a:ext cx="5612130" cy="6352540"/>
+                    </a:xfrm>
+                    <a:prstGeom prst="rect">
+                      <a:avLst/>
+                    </a:prstGeom>
+                  </pic:spPr>
+                </pic:pic>
+              </a:graphicData>
+            </a:graphic>
+          </wp:inline>
+        </w:drawing>
+      </w:r>
+    </w:p>
+    <w:p/>
+    <w:p/>
+    <w:p/>
+    <w:p/>
+    <w:p>
       <w:pPr>
         <w:pStyle w:val="Ttulo2"/>
         <w:ind w:left="-851"/>
@@ -6737,6 +6306,7 @@
         <w:t>AUTHSERVICE</w:t>
       </w:r>
     </w:p>
+    <w:p/>
     <w:p/>
     <w:p/>
     <w:p>
@@ -6858,8 +6428,8 @@
       <w:bookmarkEnd w:id="28"/>
     </w:p>
     <w:sectPr>
-      <w:headerReference w:type="default" r:id="rId12"/>
-      <w:footerReference w:type="default" r:id="rId13"/>
+      <w:headerReference w:type="default" r:id="rId16"/>
+      <w:footerReference w:type="default" r:id="rId17"/>
       <w:pgSz w:w="12240" w:h="15840"/>
       <w:pgMar w:top="1957" w:right="1701" w:bottom="567" w:left="1701" w:header="142" w:footer="0" w:gutter="0"/>
       <w:cols w:space="708"/>
@@ -7814,6 +7384,155 @@
     </w:lvl>
   </w:abstractNum>
   <w:abstractNum w:abstractNumId="4" w15:restartNumberingAfterBreak="0">
+    <w:nsid w:val="1C773047"/>
+    <w:multiLevelType w:val="multilevel"/>
+    <w:tmpl w:val="84400480"/>
+    <w:lvl w:ilvl="0">
+      <w:start w:val="1"/>
+      <w:numFmt w:val="bullet"/>
+      <w:lvlText w:val=""/>
+      <w:lvlJc w:val="left"/>
+      <w:pPr>
+        <w:tabs>
+          <w:tab w:val="num" w:pos="720"/>
+        </w:tabs>
+        <w:ind w:left="720" w:hanging="360"/>
+      </w:pPr>
+      <w:rPr>
+        <w:rFonts w:ascii="Symbol" w:hAnsi="Symbol" w:hint="default"/>
+        <w:sz w:val="20"/>
+      </w:rPr>
+    </w:lvl>
+    <w:lvl w:ilvl="1" w:tentative="1">
+      <w:start w:val="1"/>
+      <w:numFmt w:val="bullet"/>
+      <w:lvlText w:val="o"/>
+      <w:lvlJc w:val="left"/>
+      <w:pPr>
+        <w:tabs>
+          <w:tab w:val="num" w:pos="1440"/>
+        </w:tabs>
+        <w:ind w:left="1440" w:hanging="360"/>
+      </w:pPr>
+      <w:rPr>
+        <w:rFonts w:ascii="Courier New" w:hAnsi="Courier New" w:hint="default"/>
+        <w:sz w:val="20"/>
+      </w:rPr>
+    </w:lvl>
+    <w:lvl w:ilvl="2" w:tentative="1">
+      <w:start w:val="1"/>
+      <w:numFmt w:val="bullet"/>
+      <w:lvlText w:val=""/>
+      <w:lvlJc w:val="left"/>
+      <w:pPr>
+        <w:tabs>
+          <w:tab w:val="num" w:pos="2160"/>
+        </w:tabs>
+        <w:ind w:left="2160" w:hanging="360"/>
+      </w:pPr>
+      <w:rPr>
+        <w:rFonts w:ascii="Wingdings" w:hAnsi="Wingdings" w:hint="default"/>
+        <w:sz w:val="20"/>
+      </w:rPr>
+    </w:lvl>
+    <w:lvl w:ilvl="3" w:tentative="1">
+      <w:start w:val="1"/>
+      <w:numFmt w:val="bullet"/>
+      <w:lvlText w:val=""/>
+      <w:lvlJc w:val="left"/>
+      <w:pPr>
+        <w:tabs>
+          <w:tab w:val="num" w:pos="2880"/>
+        </w:tabs>
+        <w:ind w:left="2880" w:hanging="360"/>
+      </w:pPr>
+      <w:rPr>
+        <w:rFonts w:ascii="Wingdings" w:hAnsi="Wingdings" w:hint="default"/>
+        <w:sz w:val="20"/>
+      </w:rPr>
+    </w:lvl>
+    <w:lvl w:ilvl="4" w:tentative="1">
+      <w:start w:val="1"/>
+      <w:numFmt w:val="bullet"/>
+      <w:lvlText w:val=""/>
+      <w:lvlJc w:val="left"/>
+      <w:pPr>
+        <w:tabs>
+          <w:tab w:val="num" w:pos="3600"/>
+        </w:tabs>
+        <w:ind w:left="3600" w:hanging="360"/>
+      </w:pPr>
+      <w:rPr>
+        <w:rFonts w:ascii="Wingdings" w:hAnsi="Wingdings" w:hint="default"/>
+        <w:sz w:val="20"/>
+      </w:rPr>
+    </w:lvl>
+    <w:lvl w:ilvl="5" w:tentative="1">
+      <w:start w:val="1"/>
+      <w:numFmt w:val="bullet"/>
+      <w:lvlText w:val=""/>
+      <w:lvlJc w:val="left"/>
+      <w:pPr>
+        <w:tabs>
+          <w:tab w:val="num" w:pos="4320"/>
+        </w:tabs>
+        <w:ind w:left="4320" w:hanging="360"/>
+      </w:pPr>
+      <w:rPr>
+        <w:rFonts w:ascii="Wingdings" w:hAnsi="Wingdings" w:hint="default"/>
+        <w:sz w:val="20"/>
+      </w:rPr>
+    </w:lvl>
+    <w:lvl w:ilvl="6" w:tentative="1">
+      <w:start w:val="1"/>
+      <w:numFmt w:val="bullet"/>
+      <w:lvlText w:val=""/>
+      <w:lvlJc w:val="left"/>
+      <w:pPr>
+        <w:tabs>
+          <w:tab w:val="num" w:pos="5040"/>
+        </w:tabs>
+        <w:ind w:left="5040" w:hanging="360"/>
+      </w:pPr>
+      <w:rPr>
+        <w:rFonts w:ascii="Wingdings" w:hAnsi="Wingdings" w:hint="default"/>
+        <w:sz w:val="20"/>
+      </w:rPr>
+    </w:lvl>
+    <w:lvl w:ilvl="7" w:tentative="1">
+      <w:start w:val="1"/>
+      <w:numFmt w:val="bullet"/>
+      <w:lvlText w:val=""/>
+      <w:lvlJc w:val="left"/>
+      <w:pPr>
+        <w:tabs>
+          <w:tab w:val="num" w:pos="5760"/>
+        </w:tabs>
+        <w:ind w:left="5760" w:hanging="360"/>
+      </w:pPr>
+      <w:rPr>
+        <w:rFonts w:ascii="Wingdings" w:hAnsi="Wingdings" w:hint="default"/>
+        <w:sz w:val="20"/>
+      </w:rPr>
+    </w:lvl>
+    <w:lvl w:ilvl="8" w:tentative="1">
+      <w:start w:val="1"/>
+      <w:numFmt w:val="bullet"/>
+      <w:lvlText w:val=""/>
+      <w:lvlJc w:val="left"/>
+      <w:pPr>
+        <w:tabs>
+          <w:tab w:val="num" w:pos="6480"/>
+        </w:tabs>
+        <w:ind w:left="6480" w:hanging="360"/>
+      </w:pPr>
+      <w:rPr>
+        <w:rFonts w:ascii="Wingdings" w:hAnsi="Wingdings" w:hint="default"/>
+        <w:sz w:val="20"/>
+      </w:rPr>
+    </w:lvl>
+  </w:abstractNum>
+  <w:abstractNum w:abstractNumId="5" w15:restartNumberingAfterBreak="0">
     <w:nsid w:val="1DA03249"/>
     <w:multiLevelType w:val="multilevel"/>
     <w:tmpl w:val="9BA46CE6"/>
@@ -7962,7 +7681,7 @@
       </w:rPr>
     </w:lvl>
   </w:abstractNum>
-  <w:abstractNum w:abstractNumId="5" w15:restartNumberingAfterBreak="0">
+  <w:abstractNum w:abstractNumId="6" w15:restartNumberingAfterBreak="0">
     <w:nsid w:val="1E2C39D7"/>
     <w:multiLevelType w:val="hybridMultilevel"/>
     <w:tmpl w:val="B70250D8"/>
@@ -8075,7 +7794,7 @@
       </w:rPr>
     </w:lvl>
   </w:abstractNum>
-  <w:abstractNum w:abstractNumId="6" w15:restartNumberingAfterBreak="0">
+  <w:abstractNum w:abstractNumId="7" w15:restartNumberingAfterBreak="0">
     <w:nsid w:val="21EE5B37"/>
     <w:multiLevelType w:val="hybridMultilevel"/>
     <w:tmpl w:val="30824F74"/>
@@ -8188,7 +7907,7 @@
       </w:rPr>
     </w:lvl>
   </w:abstractNum>
-  <w:abstractNum w:abstractNumId="7" w15:restartNumberingAfterBreak="0">
+  <w:abstractNum w:abstractNumId="8" w15:restartNumberingAfterBreak="0">
     <w:nsid w:val="2209774B"/>
     <w:multiLevelType w:val="multilevel"/>
     <w:tmpl w:val="0570049E"/>
@@ -8308,7 +8027,7 @@
       </w:pPr>
     </w:lvl>
   </w:abstractNum>
-  <w:abstractNum w:abstractNumId="8" w15:restartNumberingAfterBreak="0">
+  <w:abstractNum w:abstractNumId="9" w15:restartNumberingAfterBreak="0">
     <w:nsid w:val="24FA419B"/>
     <w:multiLevelType w:val="hybridMultilevel"/>
     <w:tmpl w:val="B922E89C"/>
@@ -8420,7 +8139,7 @@
       </w:rPr>
     </w:lvl>
   </w:abstractNum>
-  <w:abstractNum w:abstractNumId="9" w15:restartNumberingAfterBreak="0">
+  <w:abstractNum w:abstractNumId="10" w15:restartNumberingAfterBreak="0">
     <w:nsid w:val="254C1965"/>
     <w:multiLevelType w:val="multilevel"/>
     <w:tmpl w:val="DDF2143C"/>
@@ -8569,7 +8288,7 @@
       </w:rPr>
     </w:lvl>
   </w:abstractNum>
-  <w:abstractNum w:abstractNumId="10" w15:restartNumberingAfterBreak="0">
+  <w:abstractNum w:abstractNumId="11" w15:restartNumberingAfterBreak="0">
     <w:nsid w:val="2A677C27"/>
     <w:multiLevelType w:val="hybridMultilevel"/>
     <w:tmpl w:val="95ECFA58"/>
@@ -8682,7 +8401,7 @@
       </w:rPr>
     </w:lvl>
   </w:abstractNum>
-  <w:abstractNum w:abstractNumId="11" w15:restartNumberingAfterBreak="0">
+  <w:abstractNum w:abstractNumId="12" w15:restartNumberingAfterBreak="0">
     <w:nsid w:val="2D012B9A"/>
     <w:multiLevelType w:val="hybridMultilevel"/>
     <w:tmpl w:val="C5CA7C48"/>
@@ -8795,7 +8514,7 @@
       </w:rPr>
     </w:lvl>
   </w:abstractNum>
-  <w:abstractNum w:abstractNumId="12" w15:restartNumberingAfterBreak="0">
+  <w:abstractNum w:abstractNumId="13" w15:restartNumberingAfterBreak="0">
     <w:nsid w:val="2EEA03CF"/>
     <w:multiLevelType w:val="hybridMultilevel"/>
     <w:tmpl w:val="A27E3FBC"/>
@@ -8907,7 +8626,7 @@
       </w:rPr>
     </w:lvl>
   </w:abstractNum>
-  <w:abstractNum w:abstractNumId="13" w15:restartNumberingAfterBreak="0">
+  <w:abstractNum w:abstractNumId="14" w15:restartNumberingAfterBreak="0">
     <w:nsid w:val="375D32BA"/>
     <w:multiLevelType w:val="multilevel"/>
     <w:tmpl w:val="0570049E"/>
@@ -9027,7 +8746,7 @@
       </w:pPr>
     </w:lvl>
   </w:abstractNum>
-  <w:abstractNum w:abstractNumId="14" w15:restartNumberingAfterBreak="0">
+  <w:abstractNum w:abstractNumId="15" w15:restartNumberingAfterBreak="0">
     <w:nsid w:val="3A4240C9"/>
     <w:multiLevelType w:val="multilevel"/>
     <w:tmpl w:val="6354EC4A"/>
@@ -9176,7 +8895,7 @@
       </w:rPr>
     </w:lvl>
   </w:abstractNum>
-  <w:abstractNum w:abstractNumId="15" w15:restartNumberingAfterBreak="0">
+  <w:abstractNum w:abstractNumId="16" w15:restartNumberingAfterBreak="0">
     <w:nsid w:val="3FB9531B"/>
     <w:multiLevelType w:val="hybridMultilevel"/>
     <w:tmpl w:val="D9DC7BFA"/>
@@ -9288,7 +9007,7 @@
       </w:rPr>
     </w:lvl>
   </w:abstractNum>
-  <w:abstractNum w:abstractNumId="16" w15:restartNumberingAfterBreak="0">
+  <w:abstractNum w:abstractNumId="17" w15:restartNumberingAfterBreak="0">
     <w:nsid w:val="46BA1CF2"/>
     <w:multiLevelType w:val="hybridMultilevel"/>
     <w:tmpl w:val="B1CEB21C"/>
@@ -9401,7 +9120,7 @@
       </w:rPr>
     </w:lvl>
   </w:abstractNum>
-  <w:abstractNum w:abstractNumId="17" w15:restartNumberingAfterBreak="0">
+  <w:abstractNum w:abstractNumId="18" w15:restartNumberingAfterBreak="0">
     <w:nsid w:val="470D71F4"/>
     <w:multiLevelType w:val="hybridMultilevel"/>
     <w:tmpl w:val="66E843EC"/>
@@ -9514,7 +9233,7 @@
       </w:rPr>
     </w:lvl>
   </w:abstractNum>
-  <w:abstractNum w:abstractNumId="18" w15:restartNumberingAfterBreak="0">
+  <w:abstractNum w:abstractNumId="19" w15:restartNumberingAfterBreak="0">
     <w:nsid w:val="4C157B06"/>
     <w:multiLevelType w:val="multilevel"/>
     <w:tmpl w:val="D5BAC89E"/>
@@ -9663,7 +9382,7 @@
       </w:rPr>
     </w:lvl>
   </w:abstractNum>
-  <w:abstractNum w:abstractNumId="19" w15:restartNumberingAfterBreak="0">
+  <w:abstractNum w:abstractNumId="20" w15:restartNumberingAfterBreak="0">
     <w:nsid w:val="4C7B49C7"/>
     <w:multiLevelType w:val="hybridMultilevel"/>
     <w:tmpl w:val="7DF48810"/>
@@ -9776,7 +9495,7 @@
       </w:rPr>
     </w:lvl>
   </w:abstractNum>
-  <w:abstractNum w:abstractNumId="20" w15:restartNumberingAfterBreak="0">
+  <w:abstractNum w:abstractNumId="21" w15:restartNumberingAfterBreak="0">
     <w:nsid w:val="4D532FF4"/>
     <w:multiLevelType w:val="multilevel"/>
     <w:tmpl w:val="A820737E"/>
@@ -9925,7 +9644,7 @@
       </w:rPr>
     </w:lvl>
   </w:abstractNum>
-  <w:abstractNum w:abstractNumId="21" w15:restartNumberingAfterBreak="0">
+  <w:abstractNum w:abstractNumId="22" w15:restartNumberingAfterBreak="0">
     <w:nsid w:val="4F3C703B"/>
     <w:multiLevelType w:val="multilevel"/>
     <w:tmpl w:val="CF56CF20"/>
@@ -10074,7 +9793,7 @@
       </w:rPr>
     </w:lvl>
   </w:abstractNum>
-  <w:abstractNum w:abstractNumId="22" w15:restartNumberingAfterBreak="0">
+  <w:abstractNum w:abstractNumId="23" w15:restartNumberingAfterBreak="0">
     <w:nsid w:val="51C54884"/>
     <w:multiLevelType w:val="hybridMultilevel"/>
     <w:tmpl w:val="C9E6242A"/>
@@ -10187,7 +9906,7 @@
       </w:rPr>
     </w:lvl>
   </w:abstractNum>
-  <w:abstractNum w:abstractNumId="23" w15:restartNumberingAfterBreak="0">
+  <w:abstractNum w:abstractNumId="24" w15:restartNumberingAfterBreak="0">
     <w:nsid w:val="55432E4D"/>
     <w:multiLevelType w:val="multilevel"/>
     <w:tmpl w:val="04AA3EB8"/>
@@ -10336,7 +10055,7 @@
       </w:rPr>
     </w:lvl>
   </w:abstractNum>
-  <w:abstractNum w:abstractNumId="24" w15:restartNumberingAfterBreak="0">
+  <w:abstractNum w:abstractNumId="25" w15:restartNumberingAfterBreak="0">
     <w:nsid w:val="5D4D2E5B"/>
     <w:multiLevelType w:val="multilevel"/>
     <w:tmpl w:val="10725832"/>
@@ -10453,7 +10172,7 @@
       </w:pPr>
     </w:lvl>
   </w:abstractNum>
-  <w:abstractNum w:abstractNumId="25" w15:restartNumberingAfterBreak="0">
+  <w:abstractNum w:abstractNumId="26" w15:restartNumberingAfterBreak="0">
     <w:nsid w:val="620701ED"/>
     <w:multiLevelType w:val="multilevel"/>
     <w:tmpl w:val="FCBA2526"/>
@@ -10573,7 +10292,7 @@
       </w:pPr>
     </w:lvl>
   </w:abstractNum>
-  <w:abstractNum w:abstractNumId="26" w15:restartNumberingAfterBreak="0">
+  <w:abstractNum w:abstractNumId="27" w15:restartNumberingAfterBreak="0">
     <w:nsid w:val="642E16BE"/>
     <w:multiLevelType w:val="multilevel"/>
     <w:tmpl w:val="4C942AF4"/>
@@ -10722,7 +10441,7 @@
       </w:rPr>
     </w:lvl>
   </w:abstractNum>
-  <w:abstractNum w:abstractNumId="27" w15:restartNumberingAfterBreak="0">
+  <w:abstractNum w:abstractNumId="28" w15:restartNumberingAfterBreak="0">
     <w:nsid w:val="64AA08CB"/>
     <w:multiLevelType w:val="multilevel"/>
     <w:tmpl w:val="0820EE9A"/>
@@ -10842,7 +10561,7 @@
       </w:pPr>
     </w:lvl>
   </w:abstractNum>
-  <w:abstractNum w:abstractNumId="28" w15:restartNumberingAfterBreak="0">
+  <w:abstractNum w:abstractNumId="29" w15:restartNumberingAfterBreak="0">
     <w:nsid w:val="65791412"/>
     <w:multiLevelType w:val="multilevel"/>
     <w:tmpl w:val="53A8BDD4"/>
@@ -10991,7 +10710,7 @@
       </w:rPr>
     </w:lvl>
   </w:abstractNum>
-  <w:abstractNum w:abstractNumId="29" w15:restartNumberingAfterBreak="0">
+  <w:abstractNum w:abstractNumId="30" w15:restartNumberingAfterBreak="0">
     <w:nsid w:val="6BA67B47"/>
     <w:multiLevelType w:val="multilevel"/>
     <w:tmpl w:val="45A8C340"/>
@@ -11104,7 +10823,7 @@
       </w:pPr>
     </w:lvl>
   </w:abstractNum>
-  <w:abstractNum w:abstractNumId="30" w15:restartNumberingAfterBreak="0">
+  <w:abstractNum w:abstractNumId="31" w15:restartNumberingAfterBreak="0">
     <w:nsid w:val="6EFA40EA"/>
     <w:multiLevelType w:val="hybridMultilevel"/>
     <w:tmpl w:val="6702287A"/>
@@ -11217,7 +10936,7 @@
       </w:rPr>
     </w:lvl>
   </w:abstractNum>
-  <w:abstractNum w:abstractNumId="31" w15:restartNumberingAfterBreak="0">
+  <w:abstractNum w:abstractNumId="32" w15:restartNumberingAfterBreak="0">
     <w:nsid w:val="70A41BDC"/>
     <w:multiLevelType w:val="hybridMultilevel"/>
     <w:tmpl w:val="2C0403BA"/>
@@ -11330,7 +11049,7 @@
       </w:rPr>
     </w:lvl>
   </w:abstractNum>
-  <w:abstractNum w:abstractNumId="32" w15:restartNumberingAfterBreak="0">
+  <w:abstractNum w:abstractNumId="33" w15:restartNumberingAfterBreak="0">
     <w:nsid w:val="73FD724D"/>
     <w:multiLevelType w:val="hybridMultilevel"/>
     <w:tmpl w:val="76FAC20A"/>
@@ -11443,7 +11162,7 @@
       </w:rPr>
     </w:lvl>
   </w:abstractNum>
-  <w:abstractNum w:abstractNumId="33" w15:restartNumberingAfterBreak="0">
+  <w:abstractNum w:abstractNumId="34" w15:restartNumberingAfterBreak="0">
     <w:nsid w:val="740E1DCB"/>
     <w:multiLevelType w:val="hybridMultilevel"/>
     <w:tmpl w:val="97620E36"/>
@@ -11556,7 +11275,7 @@
       </w:rPr>
     </w:lvl>
   </w:abstractNum>
-  <w:abstractNum w:abstractNumId="34" w15:restartNumberingAfterBreak="0">
+  <w:abstractNum w:abstractNumId="35" w15:restartNumberingAfterBreak="0">
     <w:nsid w:val="776D652F"/>
     <w:multiLevelType w:val="multilevel"/>
     <w:tmpl w:val="34FE48D4"/>
@@ -11705,7 +11424,7 @@
       </w:rPr>
     </w:lvl>
   </w:abstractNum>
-  <w:abstractNum w:abstractNumId="35" w15:restartNumberingAfterBreak="0">
+  <w:abstractNum w:abstractNumId="36" w15:restartNumberingAfterBreak="0">
     <w:nsid w:val="78565272"/>
     <w:multiLevelType w:val="hybridMultilevel"/>
     <w:tmpl w:val="9CFAC584"/>
@@ -11818,7 +11537,7 @@
       </w:rPr>
     </w:lvl>
   </w:abstractNum>
-  <w:abstractNum w:abstractNumId="36" w15:restartNumberingAfterBreak="0">
+  <w:abstractNum w:abstractNumId="37" w15:restartNumberingAfterBreak="0">
     <w:nsid w:val="7CBE54C7"/>
     <w:multiLevelType w:val="hybridMultilevel"/>
     <w:tmpl w:val="AE9401AA"/>
@@ -11931,7 +11650,7 @@
       </w:rPr>
     </w:lvl>
   </w:abstractNum>
-  <w:abstractNum w:abstractNumId="37" w15:restartNumberingAfterBreak="0">
+  <w:abstractNum w:abstractNumId="38" w15:restartNumberingAfterBreak="0">
     <w:nsid w:val="7CFC1821"/>
     <w:multiLevelType w:val="hybridMultilevel"/>
     <w:tmpl w:val="043605D0"/>
@@ -12045,118 +11764,121 @@
     </w:lvl>
   </w:abstractNum>
   <w:num w:numId="1" w16cid:durableId="851841570">
+    <w:abstractNumId w:val="18"/>
+  </w:num>
+  <w:num w:numId="2" w16cid:durableId="972708761">
     <w:abstractNumId w:val="17"/>
   </w:num>
-  <w:num w:numId="2" w16cid:durableId="972708761">
-    <w:abstractNumId w:val="16"/>
+  <w:num w:numId="3" w16cid:durableId="2103332877">
+    <w:abstractNumId w:val="32"/>
   </w:num>
-  <w:num w:numId="3" w16cid:durableId="2103332877">
+  <w:num w:numId="4" w16cid:durableId="169561854">
+    <w:abstractNumId w:val="20"/>
+  </w:num>
+  <w:num w:numId="5" w16cid:durableId="1930573993">
+    <w:abstractNumId w:val="12"/>
+  </w:num>
+  <w:num w:numId="6" w16cid:durableId="272054072">
+    <w:abstractNumId w:val="7"/>
+  </w:num>
+  <w:num w:numId="7" w16cid:durableId="586382936">
     <w:abstractNumId w:val="31"/>
   </w:num>
-  <w:num w:numId="4" w16cid:durableId="169561854">
-    <w:abstractNumId w:val="19"/>
+  <w:num w:numId="8" w16cid:durableId="595601518">
+    <w:abstractNumId w:val="36"/>
   </w:num>
-  <w:num w:numId="5" w16cid:durableId="1930573993">
-    <w:abstractNumId w:val="11"/>
-  </w:num>
-  <w:num w:numId="6" w16cid:durableId="272054072">
+  <w:num w:numId="9" w16cid:durableId="732241970">
     <w:abstractNumId w:val="6"/>
   </w:num>
-  <w:num w:numId="7" w16cid:durableId="586382936">
-    <w:abstractNumId w:val="30"/>
-  </w:num>
-  <w:num w:numId="8" w16cid:durableId="595601518">
-    <w:abstractNumId w:val="35"/>
-  </w:num>
-  <w:num w:numId="9" w16cid:durableId="732241970">
-    <w:abstractNumId w:val="5"/>
-  </w:num>
   <w:num w:numId="10" w16cid:durableId="899245808">
-    <w:abstractNumId w:val="22"/>
+    <w:abstractNumId w:val="23"/>
   </w:num>
   <w:num w:numId="11" w16cid:durableId="293293633">
     <w:abstractNumId w:val="1"/>
   </w:num>
   <w:num w:numId="12" w16cid:durableId="567225957">
-    <w:abstractNumId w:val="20"/>
+    <w:abstractNumId w:val="21"/>
   </w:num>
   <w:num w:numId="13" w16cid:durableId="296955089">
     <w:abstractNumId w:val="2"/>
   </w:num>
   <w:num w:numId="14" w16cid:durableId="1058164162">
-    <w:abstractNumId w:val="34"/>
+    <w:abstractNumId w:val="35"/>
   </w:num>
   <w:num w:numId="15" w16cid:durableId="2026056034">
-    <w:abstractNumId w:val="18"/>
+    <w:abstractNumId w:val="19"/>
   </w:num>
   <w:num w:numId="16" w16cid:durableId="968779610">
-    <w:abstractNumId w:val="21"/>
+    <w:abstractNumId w:val="22"/>
   </w:num>
   <w:num w:numId="17" w16cid:durableId="40634886">
     <w:abstractNumId w:val="3"/>
   </w:num>
   <w:num w:numId="18" w16cid:durableId="209928642">
+    <w:abstractNumId w:val="29"/>
+  </w:num>
+  <w:num w:numId="19" w16cid:durableId="551384275">
+    <w:abstractNumId w:val="27"/>
+  </w:num>
+  <w:num w:numId="20" w16cid:durableId="1014724494">
+    <w:abstractNumId w:val="11"/>
+  </w:num>
+  <w:num w:numId="21" w16cid:durableId="596328034">
+    <w:abstractNumId w:val="33"/>
+  </w:num>
+  <w:num w:numId="22" w16cid:durableId="496767328">
+    <w:abstractNumId w:val="13"/>
+  </w:num>
+  <w:num w:numId="23" w16cid:durableId="852455553">
+    <w:abstractNumId w:val="15"/>
+  </w:num>
+  <w:num w:numId="24" w16cid:durableId="1268923957">
+    <w:abstractNumId w:val="24"/>
+  </w:num>
+  <w:num w:numId="25" w16cid:durableId="1324358573">
+    <w:abstractNumId w:val="38"/>
+  </w:num>
+  <w:num w:numId="26" w16cid:durableId="691419161">
+    <w:abstractNumId w:val="37"/>
+  </w:num>
+  <w:num w:numId="27" w16cid:durableId="681008582">
+    <w:abstractNumId w:val="34"/>
+  </w:num>
+  <w:num w:numId="28" w16cid:durableId="84545536">
+    <w:abstractNumId w:val="25"/>
+  </w:num>
+  <w:num w:numId="29" w16cid:durableId="833692411">
+    <w:abstractNumId w:val="30"/>
+  </w:num>
+  <w:num w:numId="30" w16cid:durableId="1580141178">
+    <w:abstractNumId w:val="10"/>
+  </w:num>
+  <w:num w:numId="31" w16cid:durableId="225796856">
+    <w:abstractNumId w:val="26"/>
+  </w:num>
+  <w:num w:numId="32" w16cid:durableId="146678342">
     <w:abstractNumId w:val="28"/>
   </w:num>
-  <w:num w:numId="19" w16cid:durableId="551384275">
-    <w:abstractNumId w:val="26"/>
-  </w:num>
-  <w:num w:numId="20" w16cid:durableId="1014724494">
-    <w:abstractNumId w:val="10"/>
-  </w:num>
-  <w:num w:numId="21" w16cid:durableId="596328034">
-    <w:abstractNumId w:val="32"/>
-  </w:num>
-  <w:num w:numId="22" w16cid:durableId="496767328">
-    <w:abstractNumId w:val="12"/>
-  </w:num>
-  <w:num w:numId="23" w16cid:durableId="852455553">
-    <w:abstractNumId w:val="14"/>
-  </w:num>
-  <w:num w:numId="24" w16cid:durableId="1268923957">
-    <w:abstractNumId w:val="23"/>
-  </w:num>
-  <w:num w:numId="25" w16cid:durableId="1324358573">
-    <w:abstractNumId w:val="37"/>
-  </w:num>
-  <w:num w:numId="26" w16cid:durableId="691419161">
-    <w:abstractNumId w:val="36"/>
-  </w:num>
-  <w:num w:numId="27" w16cid:durableId="681008582">
-    <w:abstractNumId w:val="33"/>
-  </w:num>
-  <w:num w:numId="28" w16cid:durableId="84545536">
-    <w:abstractNumId w:val="24"/>
-  </w:num>
-  <w:num w:numId="29" w16cid:durableId="833692411">
-    <w:abstractNumId w:val="29"/>
-  </w:num>
-  <w:num w:numId="30" w16cid:durableId="1580141178">
-    <w:abstractNumId w:val="9"/>
-  </w:num>
-  <w:num w:numId="31" w16cid:durableId="225796856">
-    <w:abstractNumId w:val="25"/>
-  </w:num>
-  <w:num w:numId="32" w16cid:durableId="146678342">
-    <w:abstractNumId w:val="27"/>
-  </w:num>
   <w:num w:numId="33" w16cid:durableId="1948613444">
-    <w:abstractNumId w:val="7"/>
+    <w:abstractNumId w:val="8"/>
   </w:num>
   <w:num w:numId="34" w16cid:durableId="1085223356">
-    <w:abstractNumId w:val="13"/>
+    <w:abstractNumId w:val="14"/>
   </w:num>
   <w:num w:numId="35" w16cid:durableId="271860377">
     <w:abstractNumId w:val="0"/>
   </w:num>
   <w:num w:numId="36" w16cid:durableId="690569937">
-    <w:abstractNumId w:val="4"/>
+    <w:abstractNumId w:val="5"/>
   </w:num>
   <w:num w:numId="37" w16cid:durableId="308751171">
-    <w:abstractNumId w:val="15"/>
+    <w:abstractNumId w:val="16"/>
   </w:num>
   <w:num w:numId="38" w16cid:durableId="2017224632">
-    <w:abstractNumId w:val="8"/>
+    <w:abstractNumId w:val="9"/>
+  </w:num>
+  <w:num w:numId="39" w16cid:durableId="129251916">
+    <w:abstractNumId w:val="4"/>
   </w:num>
   <w:numIdMacAtCleanup w:val="10"/>
 </w:numbering>
@@ -12652,7 +12374,6 @@
   <w:style w:type="character" w:default="1" w:styleId="Fuentedeprrafopredeter">
     <w:name w:val="Default Paragraph Font"/>
     <w:uiPriority w:val="1"/>
-    <w:semiHidden/>
     <w:unhideWhenUsed/>
   </w:style>
   <w:style w:type="table" w:default="1" w:styleId="Tablanormal">

--- a/Documentos iniciales/Proyecto_Final_Doc_EquipoX.docx
+++ b/Documentos iniciales/Proyecto_Final_Doc_EquipoX.docx
@@ -3146,7 +3146,15 @@
     <w:p>
       <w:bookmarkStart w:id="1" w:name="_Toc230192312"/>
       <w:r>
-        <w:t>Los microservicios son un enfoque arquitectónico nativo de la nube en el que una sola aplicación se conforma de muchos componentes o servicios más pequeños, poco acoplados y que se pueden desplegar de forma independiente. Una arquitectura de microservicios es un tipo de arquitectura de aplicaciones en la que se desarrolla la aplicación como un conjunto de servicios. Este modelo proporciona el framework para desarrollar, desplegar y mantener aplicaciones y servicios de arquitectura de microservicios de forma independiente, pero ¿quién los usa?, ¿qué necesitan?, ¿cuándo ocuparlos?, ¿dónde nos benefician? y ¿por qué utilizarlos?</w:t>
+        <w:t xml:space="preserve">Los microservicios son un enfoque arquitectónico nativo de la nube en el que una sola aplicación se conforma de muchos componentes o servicios más pequeños, poco acoplados y que se pueden desplegar de forma independiente. Una arquitectura de microservicios es un tipo de arquitectura de aplicaciones en la que se desarrolla la aplicación como un conjunto de servicios. Este modelo proporciona el </w:t>
+      </w:r>
+      <w:proofErr w:type="spellStart"/>
+      <w:r>
+        <w:t>framework</w:t>
+      </w:r>
+      <w:proofErr w:type="spellEnd"/>
+      <w:r>
+        <w:t xml:space="preserve"> para desarrollar, desplegar y mantener aplicaciones y servicios de arquitectura de microservicios de forma independiente, pero ¿quién los usa?, ¿qué necesitan?, ¿cuándo ocuparlos?, ¿dónde nos benefician? y ¿por qué utilizarlos?</w:t>
       </w:r>
     </w:p>
     <w:p>
@@ -3157,7 +3165,23 @@
         <w:t xml:space="preserve">ste </w:t>
       </w:r>
       <w:r>
-        <w:t>proyecto final de la experiencia educativa de “Tecnologías para la Integración de Soluciones” nos ha ayudado a resolver a forma de cierre de esta materia. El presente documento muestra el trabajo de nuestro equipo ante una problemática: desarrollar un sistema distribuido de control de acceso para un estacionamiento privado basado en una arquitectura de microservicios orientada al dominio (Domain-Oriented Microservices), con separación funcional de servicios para la administración de usuarios, vehículos y registros de estacionamiento.</w:t>
+        <w:t>proyecto final de la experiencia educativa de “Tecnologías para la Integración de Soluciones” nos ha ayudado a resolver a forma de cierre de esta materia. El presente documento muestra el trabajo de nuestro equipo ante una problemática: desarrollar un sistema distribuido de control de acceso para un estacionamiento privado basado en una arquitectura de microservicios orientada al dominio (Domain-</w:t>
+      </w:r>
+      <w:proofErr w:type="spellStart"/>
+      <w:r>
+        <w:t>Oriented</w:t>
+      </w:r>
+      <w:proofErr w:type="spellEnd"/>
+      <w:r>
+        <w:t xml:space="preserve"> </w:t>
+      </w:r>
+      <w:proofErr w:type="spellStart"/>
+      <w:r>
+        <w:t>Microservices</w:t>
+      </w:r>
+      <w:proofErr w:type="spellEnd"/>
+      <w:r>
+        <w:t>), con separación funcional de servicios para la administración de usuarios, vehículos y registros de estacionamiento.</w:t>
       </w:r>
     </w:p>
     <w:p>
@@ -3167,7 +3191,23 @@
     </w:p>
     <w:p>
       <w:r>
-        <w:t>También se explica la arquitectura general del sistema, la arquitectura por capas utilizada dentro de cada microservicio, los diagramas principales, el diseño de las APIs REST, las tecnologías utilizadas y las pruebas realizadas. Entre los elementos más importantes se encuentran el uso de JWT para la autenticación, bcrypt para el manejo seguro de contraseñas, bases de datos separadas por dominio y contenedores para facilitar el despliegue de los servicios.</w:t>
+        <w:t xml:space="preserve">También se explica la arquitectura general del sistema, la arquitectura por capas utilizada dentro de cada microservicio, los diagramas principales, el diseño de las </w:t>
+      </w:r>
+      <w:proofErr w:type="spellStart"/>
+      <w:r>
+        <w:t>APIs</w:t>
+      </w:r>
+      <w:proofErr w:type="spellEnd"/>
+      <w:r>
+        <w:t xml:space="preserve"> REST, las tecnologías utilizadas y las pruebas realizadas. Entre los elementos más importantes se encuentran el uso de JWT para la autenticación, </w:t>
+      </w:r>
+      <w:proofErr w:type="spellStart"/>
+      <w:r>
+        <w:t>bcrypt</w:t>
+      </w:r>
+      <w:proofErr w:type="spellEnd"/>
+      <w:r>
+        <w:t xml:space="preserve"> para el manejo seguro de contraseñas, bases de datos separadas por dominio y contenedores para facilitar el despliegue de los servicios.</w:t>
       </w:r>
     </w:p>
     <w:p>
@@ -3178,7 +3218,15 @@
         <w:t xml:space="preserve">recordar y usar </w:t>
       </w:r>
       <w:r>
-        <w:t>varios temas vistos durante el curso, como la separación de responsabilidades, la comunicación entre servicios, el uso de bases de datos independientes y la validación de reglas de negocio. Más allá de solo construir endpoints, el objetivo fue entender cómo se puede organizar un sistema distribuido para que cada servicio cumpla una función clara y pueda integrarse con los demás de forma sencilla.</w:t>
+        <w:t xml:space="preserve">varios temas vistos durante el curso, como la separación de responsabilidades, la comunicación entre servicios, el uso de bases de datos independientes y la validación de reglas de negocio. Más allá de solo construir </w:t>
+      </w:r>
+      <w:proofErr w:type="spellStart"/>
+      <w:r>
+        <w:t>endpoints</w:t>
+      </w:r>
+      <w:proofErr w:type="spellEnd"/>
+      <w:r>
+        <w:t>, el objetivo fue entender cómo se puede organizar un sistema distribuido para que cada servicio cumpla una función clara y pueda integrarse con los demás de forma sencilla.</w:t>
       </w:r>
     </w:p>
     <w:p/>
@@ -3311,6 +3359,7 @@
         </w:rPr>
         <w:t>(</w:t>
       </w:r>
+      <w:proofErr w:type="spellStart"/>
       <w:r>
         <w:rPr>
           <w:color w:val="002060"/>
@@ -3319,6 +3368,7 @@
         </w:rPr>
         <w:t>AuthService</w:t>
       </w:r>
+      <w:proofErr w:type="spellEnd"/>
       <w:r>
         <w:rPr>
           <w:color w:val="002060"/>
@@ -3356,6 +3406,7 @@
         </w:rPr>
         <w:t>(</w:t>
       </w:r>
+      <w:proofErr w:type="spellStart"/>
       <w:r>
         <w:rPr>
           <w:color w:val="002060"/>
@@ -3372,6 +3423,7 @@
         </w:rPr>
         <w:t>Service</w:t>
       </w:r>
+      <w:proofErr w:type="spellEnd"/>
       <w:r>
         <w:rPr>
           <w:color w:val="002060"/>
@@ -3384,7 +3436,15 @@
     </w:p>
     <w:p>
       <w:r>
-        <w:t>El servicio de usuario es el segundo microservicio de nuestro proyecto. UserService tiene como finalidad realizar todas las acciones que se pueden hacer dentro del sistema referentes a los usuarios. Con este microservicio podemos registrar usuarios, editarlos, ver su perfil y cambiar su estatus. De esta manera, separamos toda la lógica de los usuarios del resto del sistema, cumpliendo así con el propósito de trabajar con una arquitectura de microservicios.</w:t>
+        <w:t xml:space="preserve">El servicio de usuario es el segundo microservicio de nuestro proyecto. </w:t>
+      </w:r>
+      <w:proofErr w:type="spellStart"/>
+      <w:r>
+        <w:t>UserService</w:t>
+      </w:r>
+      <w:proofErr w:type="spellEnd"/>
+      <w:r>
+        <w:t xml:space="preserve"> tiene como finalidad realizar todas las acciones que se pueden hacer dentro del sistema referentes a los usuarios. Con este microservicio podemos registrar usuarios, editarlos, ver su perfil y cambiar su estatus. De esta manera, separamos toda la lógica de los usuarios del resto del sistema, cumpliendo así con el propósito de trabajar con una arquitectura de microservicios.</w:t>
       </w:r>
     </w:p>
     <w:p>
@@ -3414,7 +3474,15 @@
         </w:numPr>
       </w:pPr>
       <w:r>
-        <w:t>Editar usuarios: PUT /usuarios/editar/{idUsuario}</w:t>
+        <w:t>Editar usuarios: PUT /usuarios/editar/{</w:t>
+      </w:r>
+      <w:proofErr w:type="spellStart"/>
+      <w:r>
+        <w:t>idUsuario</w:t>
+      </w:r>
+      <w:proofErr w:type="spellEnd"/>
+      <w:r>
+        <w:t>}</w:t>
       </w:r>
     </w:p>
     <w:p>
@@ -3426,7 +3494,23 @@
         </w:numPr>
       </w:pPr>
       <w:r>
-        <w:t>Ver perfil de usuario: GET /usuarios/verPerfil/{idUsuario}</w:t>
+        <w:t>Ver perfil de usuario: GET /usuarios/</w:t>
+      </w:r>
+      <w:proofErr w:type="spellStart"/>
+      <w:r>
+        <w:t>verPerfil</w:t>
+      </w:r>
+      <w:proofErr w:type="spellEnd"/>
+      <w:r>
+        <w:t>/{</w:t>
+      </w:r>
+      <w:proofErr w:type="spellStart"/>
+      <w:r>
+        <w:t>idUsuario</w:t>
+      </w:r>
+      <w:proofErr w:type="spellEnd"/>
+      <w:r>
+        <w:t>}</w:t>
       </w:r>
     </w:p>
     <w:p>
@@ -3438,7 +3522,31 @@
         </w:numPr>
       </w:pPr>
       <w:r>
-        <w:t>Cambiar estatus de usuario: PATCH /usuarios/actualizarEstatus/{idUsuario}/{idRol}</w:t>
+        <w:t>Cambiar estatus de usuario: PATCH /usuarios/</w:t>
+      </w:r>
+      <w:proofErr w:type="spellStart"/>
+      <w:r>
+        <w:t>actualizarEstatus</w:t>
+      </w:r>
+      <w:proofErr w:type="spellEnd"/>
+      <w:r>
+        <w:t>/{</w:t>
+      </w:r>
+      <w:proofErr w:type="spellStart"/>
+      <w:r>
+        <w:t>idUsuario</w:t>
+      </w:r>
+      <w:proofErr w:type="spellEnd"/>
+      <w:r>
+        <w:t>}/{</w:t>
+      </w:r>
+      <w:proofErr w:type="spellStart"/>
+      <w:r>
+        <w:t>idRol</w:t>
+      </w:r>
+      <w:proofErr w:type="spellEnd"/>
+      <w:r>
+        <w:t>}</w:t>
       </w:r>
     </w:p>
     <w:p/>
@@ -3446,43 +3554,124 @@
       <w:r>
         <w:t xml:space="preserve">Comencemos desde el principio. Desde </w:t>
       </w:r>
+      <w:proofErr w:type="spellStart"/>
       <w:r>
         <w:t>postman</w:t>
       </w:r>
+      <w:proofErr w:type="spellEnd"/>
       <w:r>
         <w:t xml:space="preserve"> se manda una petición a http://localhost:8082/usuarios/ y, según el caso, se usa el método correspondiente. Para agregar se usa POST, para editar se usa PUT, para cambiar el estatus se usa PATCH y para ver el perfil se usa GET.</w:t>
       </w:r>
     </w:p>
     <w:p>
       <w:r>
-        <w:t>Todos los métodos necesitan un token proporcionado previamente por AuthService. Este token debe mandarse en la autorización de tipo Bearer, dentro del header de la petición. Después, este token llega al endpoint correspondiente, dependiendo de la acción que se quiera realizar.</w:t>
-      </w:r>
-    </w:p>
-    <w:p>
-      <w:r>
-        <w:t>Cada token que llega se verifica para saber si es válido, si fue creado con la misma clave que usa AuthService y si todavía no ha caducado. Si el token no cumple con alguna de estas reglas, el sistema no permite continuar con la operación y se devuelve un mensaje indicando que el token es inválido o ya expiró.</w:t>
+        <w:t xml:space="preserve">Todos los métodos necesitan un token proporcionado previamente por </w:t>
+      </w:r>
+      <w:proofErr w:type="spellStart"/>
+      <w:r>
+        <w:t>AuthService</w:t>
+      </w:r>
+      <w:proofErr w:type="spellEnd"/>
+      <w:r>
+        <w:t xml:space="preserve">. Este token debe mandarse en la autorización de tipo Bearer, dentro del </w:t>
+      </w:r>
+      <w:proofErr w:type="spellStart"/>
+      <w:r>
+        <w:t>header</w:t>
+      </w:r>
+      <w:proofErr w:type="spellEnd"/>
+      <w:r>
+        <w:t xml:space="preserve"> de la petición. Después, este token llega al </w:t>
+      </w:r>
+      <w:proofErr w:type="spellStart"/>
+      <w:r>
+        <w:t>endpoint</w:t>
+      </w:r>
+      <w:proofErr w:type="spellEnd"/>
+      <w:r>
+        <w:t xml:space="preserve"> correspondiente, dependiendo de la acción que se quiera realizar.</w:t>
+      </w:r>
+    </w:p>
+    <w:p>
+      <w:r>
+        <w:t xml:space="preserve">Cada token que llega se verifica para saber si es válido, si fue creado con la misma clave que usa </w:t>
+      </w:r>
+      <w:proofErr w:type="spellStart"/>
+      <w:r>
+        <w:t>AuthService</w:t>
+      </w:r>
+      <w:proofErr w:type="spellEnd"/>
+      <w:r>
+        <w:t xml:space="preserve"> y si todavía no ha caducado. Si el token no cumple con alguna de estas reglas, el sistema no permite continuar con la operación y se devuelve un mensaje indicando que el token es inválido o ya expiró.</w:t>
       </w:r>
     </w:p>
     <w:p/>
     <w:p>
       <w:r>
-        <w:t>Función agregarUsuario</w:t>
-      </w:r>
-    </w:p>
-    <w:p>
-      <w:r>
-        <w:t xml:space="preserve">La función agregarUsuario empieza cuando se manda una petición desde </w:t>
-      </w:r>
+        <w:t xml:space="preserve">Función </w:t>
+      </w:r>
+      <w:proofErr w:type="spellStart"/>
+      <w:r>
+        <w:t>agregarUsuario</w:t>
+      </w:r>
+      <w:proofErr w:type="spellEnd"/>
+    </w:p>
+    <w:p>
+      <w:r>
+        <w:t xml:space="preserve">La función </w:t>
+      </w:r>
+      <w:proofErr w:type="spellStart"/>
+      <w:r>
+        <w:t>agregarUsuario</w:t>
+      </w:r>
+      <w:proofErr w:type="spellEnd"/>
+      <w:r>
+        <w:t xml:space="preserve"> empieza cuando se manda una petición desde </w:t>
+      </w:r>
+      <w:proofErr w:type="spellStart"/>
       <w:r>
         <w:t>postman</w:t>
       </w:r>
-      <w:r>
-        <w:t xml:space="preserve"> al endpoint POST /usuarios/agregar. Esta petición debe traer el token en el header y el cuerpo de la petición con los datos del nuevo usuario que se quiere registrar.</w:t>
-      </w:r>
-    </w:p>
-    <w:p>
-      <w:r>
-        <w:t>Primero, la petición llega al controller de nuestro microservicio. Ahí se identifica que la ruta corresponde a agregar usuario y, antes de pasar a la clase service, se revisa si la cabecera trae el token de autorización. Si no viene el token o no viene con el formato correcto de Bearer, se regresa un mensaje indicando que falta el token o que el formato es incorrecto.</w:t>
+      <w:proofErr w:type="spellEnd"/>
+      <w:r>
+        <w:t xml:space="preserve"> al </w:t>
+      </w:r>
+      <w:proofErr w:type="spellStart"/>
+      <w:r>
+        <w:t>endpoint</w:t>
+      </w:r>
+      <w:proofErr w:type="spellEnd"/>
+      <w:r>
+        <w:t xml:space="preserve"> POST /usuarios/agregar. Esta petición debe traer el token en el </w:t>
+      </w:r>
+      <w:proofErr w:type="spellStart"/>
+      <w:r>
+        <w:t>header</w:t>
+      </w:r>
+      <w:proofErr w:type="spellEnd"/>
+      <w:r>
+        <w:t xml:space="preserve"> y el cuerpo de la petición con los datos del nuevo usuario que se quiere registrar.</w:t>
+      </w:r>
+    </w:p>
+    <w:p>
+      <w:r>
+        <w:t xml:space="preserve">Primero, la petición llega al </w:t>
+      </w:r>
+      <w:proofErr w:type="spellStart"/>
+      <w:r>
+        <w:t>controller</w:t>
+      </w:r>
+      <w:proofErr w:type="spellEnd"/>
+      <w:r>
+        <w:t xml:space="preserve"> de nuestro microservicio. Ahí se identifica que la ruta corresponde a agregar usuario y, antes de pasar a la clase </w:t>
+      </w:r>
+      <w:proofErr w:type="spellStart"/>
+      <w:r>
+        <w:t>service</w:t>
+      </w:r>
+      <w:proofErr w:type="spellEnd"/>
+      <w:r>
+        <w:t>, se revisa si la cabecera trae el token de autorización. Si no viene el token o no viene con el formato correcto de Bearer, se regresa un mensaje indicando que falta el token o que el formato es incorrecto.</w:t>
       </w:r>
     </w:p>
     <w:p>
@@ -3494,17 +3683,65 @@
         <w:t xml:space="preserve"> y d</w:t>
       </w:r>
       <w:r>
-        <w:t>espués, ese token se manda al método correspondiente de la clase service, junto con el cuerpo de la petición. El cuerpo llega como un objeto UsuariosRequestDTO, que contiene la información que se quiere usar para crear al nuevo usuario.</w:t>
-      </w:r>
-    </w:p>
-    <w:p>
-      <w:r>
-        <w:t>Una vez dentro del service, primero se valida el token. Se revisa si el token es válido, si no está expirado y si fue creado con la misma clave que usa AuthService. Si el token no es correcto, se detiene el proceso y se devuelve un mensaje de error.</w:t>
-      </w:r>
-    </w:p>
-    <w:p>
-      <w:r>
-        <w:t>Después de validar el token, se obtiene el username que viene dentro del token. Con ese username se busca al usuario en la base de datos para saber quién está intentando hacer la operación</w:t>
+        <w:t xml:space="preserve">espués, ese token se manda al método correspondiente de la clase </w:t>
+      </w:r>
+      <w:proofErr w:type="spellStart"/>
+      <w:r>
+        <w:t>service</w:t>
+      </w:r>
+      <w:proofErr w:type="spellEnd"/>
+      <w:r>
+        <w:t xml:space="preserve">, junto con el cuerpo de la petición. El cuerpo llega como un objeto </w:t>
+      </w:r>
+      <w:proofErr w:type="spellStart"/>
+      <w:r>
+        <w:t>UsuariosRequestDTO</w:t>
+      </w:r>
+      <w:proofErr w:type="spellEnd"/>
+      <w:r>
+        <w:t>, que contiene la información que se quiere usar para crear al nuevo usuario.</w:t>
+      </w:r>
+    </w:p>
+    <w:p>
+      <w:r>
+        <w:t xml:space="preserve">Una vez dentro del </w:t>
+      </w:r>
+      <w:proofErr w:type="spellStart"/>
+      <w:r>
+        <w:t>service</w:t>
+      </w:r>
+      <w:proofErr w:type="spellEnd"/>
+      <w:r>
+        <w:t xml:space="preserve">, primero se valida el token. Se revisa si el token es válido, si no está expirado y si fue creado con la misma clave que usa </w:t>
+      </w:r>
+      <w:proofErr w:type="spellStart"/>
+      <w:r>
+        <w:t>AuthService</w:t>
+      </w:r>
+      <w:proofErr w:type="spellEnd"/>
+      <w:r>
+        <w:t>. Si el token no es correcto, se detiene el proceso y se devuelve un mensaje de error.</w:t>
+      </w:r>
+    </w:p>
+    <w:p>
+      <w:r>
+        <w:t xml:space="preserve">Después de validar el token, se obtiene el </w:t>
+      </w:r>
+      <w:proofErr w:type="spellStart"/>
+      <w:r>
+        <w:t>username</w:t>
+      </w:r>
+      <w:proofErr w:type="spellEnd"/>
+      <w:r>
+        <w:t xml:space="preserve"> que viene dentro del token. Con ese </w:t>
+      </w:r>
+      <w:proofErr w:type="spellStart"/>
+      <w:r>
+        <w:t>username</w:t>
+      </w:r>
+      <w:proofErr w:type="spellEnd"/>
+      <w:r>
+        <w:t xml:space="preserve"> se busca al usuario en la base de datos para saber quién está intentando hacer la operación</w:t>
       </w:r>
       <w:r>
         <w:t xml:space="preserve"> porque solo un</w:t>
@@ -3515,12 +3752,28 @@
     </w:p>
     <w:p>
       <w:r>
-        <w:t>Después de eso, se empieza a trabajar con el cuerpo de la petición. Los datos que llegaron en el UsuariosRequestDTO se pasan a un objeto de tipo Usuario, que representa la estructura que se maneja en la base de datos.</w:t>
-      </w:r>
-    </w:p>
-    <w:p>
-      <w:r>
-        <w:t>Luego se realizan las validaciones de los datos obligatorios. Se revisa que venga el rol, el tipo de usuario, el nombre, el apellido paterno, el programa educativo, el username, la contraseña, el correo y el teléfono. También se valida que el correo tenga un formato correcto.</w:t>
+        <w:t xml:space="preserve">Después de eso, se empieza a trabajar con el cuerpo de la petición. Los datos que llegaron en el </w:t>
+      </w:r>
+      <w:proofErr w:type="spellStart"/>
+      <w:r>
+        <w:t>UsuariosRequestDTO</w:t>
+      </w:r>
+      <w:proofErr w:type="spellEnd"/>
+      <w:r>
+        <w:t xml:space="preserve"> se pasan a un objeto de tipo Usuario, que representa la estructura que se maneja en la base de datos.</w:t>
+      </w:r>
+    </w:p>
+    <w:p>
+      <w:r>
+        <w:t xml:space="preserve">Luego se realizan las validaciones de los datos obligatorios. Se revisa que venga el rol, el tipo de usuario, el nombre, el apellido paterno, el programa educativo, el </w:t>
+      </w:r>
+      <w:proofErr w:type="spellStart"/>
+      <w:r>
+        <w:t>username</w:t>
+      </w:r>
+      <w:proofErr w:type="spellEnd"/>
+      <w:r>
+        <w:t>, la contraseña, el correo y el teléfono. También se valida que el correo tenga un formato correcto.</w:t>
       </w:r>
     </w:p>
     <w:p>
@@ -3531,12 +3784,28 @@
         <w:t>Postman</w:t>
       </w:r>
       <w:r>
-        <w:t>. En este microservicio se generan dentro del service. La clave de usuario se crea de forma interna siguiendo un patrón, y el tiempo de creación se asigna con la fecha y hora actual.</w:t>
-      </w:r>
-    </w:p>
-    <w:p>
-      <w:r>
-        <w:t xml:space="preserve">Después se revisa que no existan usuarios repetidos. Primero se busca si ya existe un usuario con el mismo username. Si ya existe, se regresa un mensaje diciendo que el nombre de usuario ya está en uso. Luego se busca si ya existe un usuario con el mismo correo. Si el correo ya está registrado, también se </w:t>
+        <w:t xml:space="preserve">. En este microservicio se generan dentro del </w:t>
+      </w:r>
+      <w:proofErr w:type="spellStart"/>
+      <w:r>
+        <w:t>service</w:t>
+      </w:r>
+      <w:proofErr w:type="spellEnd"/>
+      <w:r>
+        <w:t>. La clave de usuario se crea de forma interna siguiendo un patrón, y el tiempo de creación se asigna con la fecha y hora actual.</w:t>
+      </w:r>
+    </w:p>
+    <w:p>
+      <w:r>
+        <w:t xml:space="preserve">Después se revisa que no existan usuarios repetidos. Primero se busca si ya existe un usuario con el mismo </w:t>
+      </w:r>
+      <w:proofErr w:type="spellStart"/>
+      <w:r>
+        <w:t>username</w:t>
+      </w:r>
+      <w:proofErr w:type="spellEnd"/>
+      <w:r>
+        <w:t xml:space="preserve">. Si ya existe, se regresa un mensaje diciendo que el nombre de usuario ya está en uso. Luego se busca si ya existe un usuario con el mismo correo. Si el correo ya está registrado, también se </w:t>
       </w:r>
       <w:r>
         <w:t>retorna un mensaje de error</w:t>
@@ -3550,7 +3819,23 @@
         <w:t>También se validan los catálogos</w:t>
       </w:r>
       <w:r>
-        <w:t xml:space="preserve"> para hacer uso del resto de tablas de nusestra base de datos , el </w:t>
+        <w:t xml:space="preserve"> para hacer uso del resto de tablas de </w:t>
+      </w:r>
+      <w:proofErr w:type="spellStart"/>
+      <w:r>
+        <w:t>nusestra</w:t>
+      </w:r>
+      <w:proofErr w:type="spellEnd"/>
+      <w:r>
+        <w:t xml:space="preserve"> base de </w:t>
+      </w:r>
+      <w:proofErr w:type="gramStart"/>
+      <w:r>
+        <w:t>datos ,</w:t>
+      </w:r>
+      <w:proofErr w:type="gramEnd"/>
+      <w:r>
+        <w:t xml:space="preserve"> el </w:t>
       </w:r>
       <w:r>
         <w:t>sistema revisa si el id del programa educativo, el id del rol y el id del tipo de usuario existen realmente en sus tablas correspondientes</w:t>
@@ -3564,7 +3849,15 @@
     </w:p>
     <w:p>
       <w:r>
-        <w:t xml:space="preserve">Si todo está correcto, se cifra la contraseña con BCrypt antes de guardarla en la base de datos. </w:t>
+        <w:t xml:space="preserve">Si todo está correcto, se cifra la contraseña con </w:t>
+      </w:r>
+      <w:proofErr w:type="spellStart"/>
+      <w:r>
+        <w:t>BCrypt</w:t>
+      </w:r>
+      <w:proofErr w:type="spellEnd"/>
+      <w:r>
+        <w:t xml:space="preserve"> antes de guardarla en la base de datos. </w:t>
       </w:r>
       <w:r>
         <w:t>Y de</w:t>
@@ -3575,18 +3868,87 @@
     </w:p>
     <w:p>
       <w:r>
-        <w:t>Cuando ya está construido el objeto completo, se manda al repository. Esta es la última capa del flujo, porque aquí es donde se ejecuta la consulta hacia</w:t>
-      </w:r>
-      <w:r>
-        <w:t xml:space="preserve"> postgres</w:t>
-      </w:r>
-      <w:r>
-        <w:t>. En este caso, se llama al método registrarUsuario, que hace el INSERT en la tabla usuario.</w:t>
-      </w:r>
-    </w:p>
-    <w:p>
-      <w:r>
-        <w:t xml:space="preserve">Si la consulta se ejecuta bien, el repository termina su trabajo y el resultado regresa al service. Después, el service devuelve un mensaje de operación exitosa. Ese mensaje sube de nuevo al controller y el controller lo responde con un ResponseEntity.ok, </w:t>
+        <w:t xml:space="preserve">Cuando ya está construido el objeto completo, se manda al </w:t>
+      </w:r>
+      <w:proofErr w:type="spellStart"/>
+      <w:r>
+        <w:t>repository</w:t>
+      </w:r>
+      <w:proofErr w:type="spellEnd"/>
+      <w:r>
+        <w:t>. Esta es la última capa del flujo, porque aquí es donde se ejecuta la consulta hacia</w:t>
+      </w:r>
+      <w:r>
+        <w:t xml:space="preserve"> </w:t>
+      </w:r>
+      <w:proofErr w:type="spellStart"/>
+      <w:r>
+        <w:t>postgres</w:t>
+      </w:r>
+      <w:proofErr w:type="spellEnd"/>
+      <w:r>
+        <w:t xml:space="preserve">. En este caso, se llama al método </w:t>
+      </w:r>
+      <w:proofErr w:type="spellStart"/>
+      <w:r>
+        <w:t>registrarUsuario</w:t>
+      </w:r>
+      <w:proofErr w:type="spellEnd"/>
+      <w:r>
+        <w:t>, que hace el INSERT en la tabla usuario.</w:t>
+      </w:r>
+    </w:p>
+    <w:p>
+      <w:r>
+        <w:t xml:space="preserve">Si la consulta se ejecuta bien, el </w:t>
+      </w:r>
+      <w:proofErr w:type="spellStart"/>
+      <w:r>
+        <w:t>repository</w:t>
+      </w:r>
+      <w:proofErr w:type="spellEnd"/>
+      <w:r>
+        <w:t xml:space="preserve"> termina su trabajo y el resultado regresa al </w:t>
+      </w:r>
+      <w:proofErr w:type="spellStart"/>
+      <w:r>
+        <w:t>service</w:t>
+      </w:r>
+      <w:proofErr w:type="spellEnd"/>
+      <w:r>
+        <w:t xml:space="preserve">. Después, el </w:t>
+      </w:r>
+      <w:proofErr w:type="spellStart"/>
+      <w:r>
+        <w:t>service</w:t>
+      </w:r>
+      <w:proofErr w:type="spellEnd"/>
+      <w:r>
+        <w:t xml:space="preserve"> devuelve un mensaje de operación exitosa. Ese mensaje sube de nuevo al </w:t>
+      </w:r>
+      <w:proofErr w:type="spellStart"/>
+      <w:r>
+        <w:t>controller</w:t>
+      </w:r>
+      <w:proofErr w:type="spellEnd"/>
+      <w:r>
+        <w:t xml:space="preserve"> y el </w:t>
+      </w:r>
+      <w:proofErr w:type="spellStart"/>
+      <w:r>
+        <w:t>controller</w:t>
+      </w:r>
+      <w:proofErr w:type="spellEnd"/>
+      <w:r>
+        <w:t xml:space="preserve"> lo responde con un </w:t>
+      </w:r>
+      <w:proofErr w:type="spellStart"/>
+      <w:r>
+        <w:t>ResponseEntity.ok</w:t>
+      </w:r>
+      <w:proofErr w:type="spellEnd"/>
+      <w:r>
+        <w:t xml:space="preserve">, </w:t>
       </w:r>
       <w:r>
         <w:t>en el cual va un mensaje de 200 positivo junto con el mensaje que nosotros pusimos</w:t>
@@ -3604,40 +3966,143 @@
     <w:p/>
     <w:p>
       <w:r>
-        <w:t>Función editarUsuario</w:t>
-      </w:r>
-    </w:p>
-    <w:p>
-      <w:r>
-        <w:t xml:space="preserve">La función editarUsuario permite actualizar la información de un usuario que ya existe. Esta función se prueba desde </w:t>
-      </w:r>
+        <w:t xml:space="preserve">Función </w:t>
+      </w:r>
+      <w:proofErr w:type="spellStart"/>
+      <w:r>
+        <w:t>editarUsuario</w:t>
+      </w:r>
+      <w:proofErr w:type="spellEnd"/>
+    </w:p>
+    <w:p>
+      <w:r>
+        <w:t xml:space="preserve">La función </w:t>
+      </w:r>
+      <w:proofErr w:type="spellStart"/>
+      <w:r>
+        <w:t>editarUsuario</w:t>
+      </w:r>
+      <w:proofErr w:type="spellEnd"/>
+      <w:r>
+        <w:t xml:space="preserve"> permite actualizar la información de un usuario que ya existe. Esta función se prueba desde </w:t>
+      </w:r>
+      <w:proofErr w:type="spellStart"/>
       <w:r>
         <w:t>postman</w:t>
       </w:r>
-      <w:r>
-        <w:t xml:space="preserve"> con el método PUT y la ruta http://localhost:8082/usuarios/editar/{idUsuario}. En la URL se manda el id del usuario que se quiere editar y en el body se mandan los nuevos datos.</w:t>
-      </w:r>
-    </w:p>
-    <w:p>
-      <w:r>
-        <w:t xml:space="preserve">Igual que en las demás funciones, primero la petición llega al controller. El controller revisa que venga el token </w:t>
-      </w:r>
-      <w:r>
-        <w:t>y hace todas las validaciones como en el serivicio anterior y d</w:t>
-      </w:r>
-      <w:r>
-        <w:t>espués, el controller manda el token limpio, el id del usuario y el body de la petición al método editarUsuario del service.</w:t>
-      </w:r>
-    </w:p>
-    <w:p>
-      <w:r>
-        <w:t>Ya dentro del service, primero se valida que el idUsuario venga presente. Luego se valida el token</w:t>
+      <w:proofErr w:type="spellEnd"/>
+      <w:r>
+        <w:t xml:space="preserve"> con el método PUT y la ruta http://localhost:8082/usuarios/editar/{idUsuario}. En la URL se manda el id del usuario que se quiere editar y en el </w:t>
+      </w:r>
+      <w:proofErr w:type="spellStart"/>
+      <w:r>
+        <w:t>body</w:t>
+      </w:r>
+      <w:proofErr w:type="spellEnd"/>
+      <w:r>
+        <w:t xml:space="preserve"> se mandan los nuevos datos.</w:t>
+      </w:r>
+    </w:p>
+    <w:p>
+      <w:r>
+        <w:t xml:space="preserve">Igual que en las demás funciones, primero la petición llega al </w:t>
+      </w:r>
+      <w:proofErr w:type="spellStart"/>
+      <w:r>
+        <w:t>controller</w:t>
+      </w:r>
+      <w:proofErr w:type="spellEnd"/>
+      <w:r>
+        <w:t xml:space="preserve">. El </w:t>
+      </w:r>
+      <w:proofErr w:type="spellStart"/>
+      <w:r>
+        <w:t>controller</w:t>
+      </w:r>
+      <w:proofErr w:type="spellEnd"/>
+      <w:r>
+        <w:t xml:space="preserve"> revisa que venga el token </w:t>
+      </w:r>
+      <w:r>
+        <w:t xml:space="preserve">y hace todas las validaciones como en el </w:t>
+      </w:r>
+      <w:proofErr w:type="spellStart"/>
+      <w:r>
+        <w:t>serivicio</w:t>
+      </w:r>
+      <w:proofErr w:type="spellEnd"/>
+      <w:r>
+        <w:t xml:space="preserve"> anterior y d</w:t>
+      </w:r>
+      <w:r>
+        <w:t xml:space="preserve">espués, el </w:t>
+      </w:r>
+      <w:proofErr w:type="spellStart"/>
+      <w:r>
+        <w:t>controller</w:t>
+      </w:r>
+      <w:proofErr w:type="spellEnd"/>
+      <w:r>
+        <w:t xml:space="preserve"> manda el token limpio, el id del usuario y el </w:t>
+      </w:r>
+      <w:proofErr w:type="spellStart"/>
+      <w:r>
+        <w:t>body</w:t>
+      </w:r>
+      <w:proofErr w:type="spellEnd"/>
+      <w:r>
+        <w:t xml:space="preserve"> de la petición al método </w:t>
+      </w:r>
+      <w:proofErr w:type="spellStart"/>
+      <w:r>
+        <w:t>editarUsuario</w:t>
+      </w:r>
+      <w:proofErr w:type="spellEnd"/>
+      <w:r>
+        <w:t xml:space="preserve"> del </w:t>
+      </w:r>
+      <w:proofErr w:type="spellStart"/>
+      <w:r>
+        <w:t>service</w:t>
+      </w:r>
+      <w:proofErr w:type="spellEnd"/>
+      <w:r>
+        <w:t>.</w:t>
+      </w:r>
+    </w:p>
+    <w:p>
+      <w:r>
+        <w:t xml:space="preserve">Ya dentro del </w:t>
+      </w:r>
+      <w:proofErr w:type="spellStart"/>
+      <w:r>
+        <w:t>service</w:t>
+      </w:r>
+      <w:proofErr w:type="spellEnd"/>
+      <w:r>
+        <w:t xml:space="preserve">, primero se valida que el </w:t>
+      </w:r>
+      <w:proofErr w:type="spellStart"/>
+      <w:r>
+        <w:t>idUsuario</w:t>
+      </w:r>
+      <w:proofErr w:type="spellEnd"/>
+      <w:r>
+        <w:t xml:space="preserve"> venga presente. Luego se valida el token</w:t>
       </w:r>
       <w:r>
         <w:t xml:space="preserve"> y si hacen las mismas acciones que el metodo anterior si es correcto o incorrecto y también se </w:t>
       </w:r>
       <w:r>
-        <w:t>obtiene el username que viene dentro del token y se busca en la base de datos</w:t>
+        <w:t xml:space="preserve">obtiene el </w:t>
+      </w:r>
+      <w:proofErr w:type="spellStart"/>
+      <w:r>
+        <w:t>username</w:t>
+      </w:r>
+      <w:proofErr w:type="spellEnd"/>
+      <w:r>
+        <w:t xml:space="preserve"> que viene dentro del token y se busca en la base de datos</w:t>
       </w:r>
       <w:r>
         <w:t xml:space="preserve"> para saber si el usuario que quiere editar está dentro del sistema</w:t>
@@ -3648,23 +4113,63 @@
     </w:p>
     <w:p>
       <w:r>
-        <w:t>Después se busca al usuario que se quiere editar usando el idUsuario que llegó en la URL. Si ese usuario no existe, se devuelve un mensaje diciendo que el usuario que se quiere editar no existe.</w:t>
-      </w:r>
-    </w:p>
-    <w:p>
-      <w:r>
-        <w:t>Cuando el usuario sí existe, se crea un nuevo objeto de tipo Usuario llamado usuarioEditado. A este objeto se le asignan los datos que sí se pueden modificar, como el rol, tipo de usuario, programa educativo, nombre, apellido paterno, apellido materno, correo y teléfono.</w:t>
-      </w:r>
-    </w:p>
-    <w:p>
-      <w:r>
-        <w:t xml:space="preserve">Hay campos que no se pueden editar directamente desde este endpoint. Estos campos son el username, la contraseña y la clave de usuario. Por eso, aunque alguien los mande desde </w:t>
+        <w:t xml:space="preserve">Después se busca al usuario que se quiere editar usando el </w:t>
+      </w:r>
+      <w:proofErr w:type="spellStart"/>
+      <w:r>
+        <w:t>idUsuario</w:t>
+      </w:r>
+      <w:proofErr w:type="spellEnd"/>
+      <w:r>
+        <w:t xml:space="preserve"> que llegó en la URL. Si ese usuario no existe, se devuelve un mensaje diciendo que el usuario que se quiere editar no existe.</w:t>
+      </w:r>
+    </w:p>
+    <w:p>
+      <w:r>
+        <w:t xml:space="preserve">Cuando el usuario sí existe, se crea un nuevo objeto de tipo Usuario llamado </w:t>
+      </w:r>
+      <w:proofErr w:type="spellStart"/>
+      <w:r>
+        <w:t>usuarioEditado</w:t>
+      </w:r>
+      <w:proofErr w:type="spellEnd"/>
+      <w:r>
+        <w:t>. A este objeto se le asignan los datos que sí se pueden modificar, como el rol, tipo de usuario, programa educativo, nombre, apellido paterno, apellido materno, correo y teléfono.</w:t>
+      </w:r>
+    </w:p>
+    <w:p>
+      <w:r>
+        <w:t xml:space="preserve">Hay campos que no se pueden editar directamente desde este </w:t>
+      </w:r>
+      <w:proofErr w:type="spellStart"/>
+      <w:r>
+        <w:t>endpoint</w:t>
+      </w:r>
+      <w:proofErr w:type="spellEnd"/>
+      <w:r>
+        <w:t xml:space="preserve">. Estos campos son el </w:t>
+      </w:r>
+      <w:proofErr w:type="spellStart"/>
+      <w:r>
+        <w:t>username</w:t>
+      </w:r>
+      <w:proofErr w:type="spellEnd"/>
+      <w:r>
+        <w:t xml:space="preserve">, la contraseña y la clave de usuario. Por eso, aunque alguien los mande desde </w:t>
       </w:r>
       <w:r>
         <w:t>Postman</w:t>
       </w:r>
       <w:r>
-        <w:t>, el service no los toma como datos nuevos</w:t>
+        <w:t xml:space="preserve">, el </w:t>
+      </w:r>
+      <w:proofErr w:type="spellStart"/>
+      <w:r>
+        <w:t>service</w:t>
+      </w:r>
+      <w:proofErr w:type="spellEnd"/>
+      <w:r>
+        <w:t xml:space="preserve"> no los toma como datos nuevos</w:t>
       </w:r>
       <w:r>
         <w:t xml:space="preserve"> porque ya estan definidos a tomarse del usuario a editar original</w:t>
@@ -3688,10 +4193,18 @@
         <w:t xml:space="preserve">Luego se revisa que el correo no esté repetido. Aquí hay una validación importante: si el correo ya existe, pero pertenece al mismo usuario que </w:t>
       </w:r>
       <w:r>
-        <w:t>está siendo e</w:t>
-      </w:r>
-      <w:r>
-        <w:t>ditando, no hay problema. Pero si el correo pertenece a otro usuario, entonces se detiene la operación y se avisa que el correo electrónico ya está registrado.</w:t>
+        <w:t xml:space="preserve">está siendo </w:t>
+      </w:r>
+      <w:proofErr w:type="gramStart"/>
+      <w:r>
+        <w:t>e</w:t>
+      </w:r>
+      <w:r>
+        <w:t>ditando</w:t>
+      </w:r>
+      <w:proofErr w:type="gramEnd"/>
+      <w:r>
+        <w:t>, no hay problema. Pero si el correo pertenece a otro usuario, entonces se detiene la operación y se avisa que el correo electrónico ya está registrado.</w:t>
       </w:r>
     </w:p>
     <w:p>
@@ -3699,36 +4212,120 @@
         <w:t xml:space="preserve">También se vuelven a validar </w:t>
       </w:r>
       <w:r>
-        <w:t>los parámetros de idRol, idTipoUsuario e idprogramaEducativo</w:t>
-      </w:r>
+        <w:t xml:space="preserve">los parámetros de </w:t>
+      </w:r>
+      <w:proofErr w:type="spellStart"/>
+      <w:r>
+        <w:t>idRol</w:t>
+      </w:r>
+      <w:proofErr w:type="spellEnd"/>
+      <w:r>
+        <w:t xml:space="preserve">, </w:t>
+      </w:r>
+      <w:proofErr w:type="spellStart"/>
+      <w:r>
+        <w:t>idTipoUsuario</w:t>
+      </w:r>
+      <w:proofErr w:type="spellEnd"/>
+      <w:r>
+        <w:t xml:space="preserve"> e </w:t>
+      </w:r>
+      <w:proofErr w:type="spellStart"/>
+      <w:r>
+        <w:t>idprogramaEducativo</w:t>
+      </w:r>
+      <w:proofErr w:type="spellEnd"/>
       <w:r>
         <w:t>.</w:t>
       </w:r>
     </w:p>
     <w:p>
       <w:r>
-        <w:t xml:space="preserve">Si todo sale bien, se llama al repository y se ejecuta el método editarUsuario. Este método hace el UPDATE en la tabla usuario, cambiando solamente los campos permitidos. Finalmente, el resultado regresa al service, el service devuelve un mensaje de éxito y el controller responde a </w:t>
+        <w:t xml:space="preserve">Si todo sale bien, se llama al </w:t>
+      </w:r>
+      <w:proofErr w:type="spellStart"/>
+      <w:r>
+        <w:t>repository</w:t>
+      </w:r>
+      <w:proofErr w:type="spellEnd"/>
+      <w:r>
+        <w:t xml:space="preserve"> y se ejecuta el método </w:t>
+      </w:r>
+      <w:proofErr w:type="spellStart"/>
+      <w:r>
+        <w:t>editarUsuario</w:t>
+      </w:r>
+      <w:proofErr w:type="spellEnd"/>
+      <w:r>
+        <w:t xml:space="preserve">. Este método hace el UPDATE en la tabla usuario, cambiando solamente los campos permitidos. Finalmente, el resultado regresa al </w:t>
+      </w:r>
+      <w:proofErr w:type="spellStart"/>
+      <w:r>
+        <w:t>service</w:t>
+      </w:r>
+      <w:proofErr w:type="spellEnd"/>
+      <w:r>
+        <w:t xml:space="preserve">, el </w:t>
+      </w:r>
+      <w:proofErr w:type="spellStart"/>
+      <w:r>
+        <w:t>service</w:t>
+      </w:r>
+      <w:proofErr w:type="spellEnd"/>
+      <w:r>
+        <w:t xml:space="preserve"> devuelve un mensaje de éxito y el </w:t>
+      </w:r>
+      <w:proofErr w:type="spellStart"/>
+      <w:r>
+        <w:t>controller</w:t>
+      </w:r>
+      <w:proofErr w:type="spellEnd"/>
+      <w:r>
+        <w:t xml:space="preserve"> responde a </w:t>
       </w:r>
       <w:r>
         <w:t>Postman</w:t>
       </w:r>
       <w:r>
-        <w:t xml:space="preserve"> con un ResponseEntity.ok.</w:t>
+        <w:t xml:space="preserve"> con un </w:t>
+      </w:r>
+      <w:proofErr w:type="spellStart"/>
+      <w:r>
+        <w:t>ResponseEntity.ok</w:t>
+      </w:r>
+      <w:proofErr w:type="spellEnd"/>
+      <w:r>
+        <w:t>.</w:t>
       </w:r>
     </w:p>
     <w:p/>
     <w:p>
       <w:r>
-        <w:t>Función verPerfil</w:t>
-      </w:r>
-    </w:p>
-    <w:p>
-      <w:r>
-        <w:t xml:space="preserve">La función verPerfil permite consultar la información completa de un usuario. Esta función se manda desde </w:t>
-      </w:r>
+        <w:t xml:space="preserve">Función </w:t>
+      </w:r>
+      <w:proofErr w:type="spellStart"/>
+      <w:r>
+        <w:t>verPerfil</w:t>
+      </w:r>
+      <w:proofErr w:type="spellEnd"/>
+    </w:p>
+    <w:p>
+      <w:r>
+        <w:t xml:space="preserve">La función </w:t>
+      </w:r>
+      <w:proofErr w:type="spellStart"/>
+      <w:r>
+        <w:t>verPerfil</w:t>
+      </w:r>
+      <w:proofErr w:type="spellEnd"/>
+      <w:r>
+        <w:t xml:space="preserve"> permite consultar la información completa de un usuario. Esta función se manda desde </w:t>
+      </w:r>
+      <w:proofErr w:type="spellStart"/>
       <w:r>
         <w:t>postman</w:t>
       </w:r>
+      <w:proofErr w:type="spellEnd"/>
       <w:r>
         <w:t xml:space="preserve"> con el método GET y la ruta http://localhost:8082/usuarios/verPerfil/{idUsuario}. En la URL se manda el id del usuario cuyo perfil se quiere </w:t>
       </w:r>
@@ -3741,19 +4338,59 @@
     </w:p>
     <w:p>
       <w:r>
-        <w:t>Primero, la petición llega al controller. Como en los demás casos, se revisa si viene el token en el header y</w:t>
+        <w:t xml:space="preserve">Primero, la petición llega al </w:t>
+      </w:r>
+      <w:proofErr w:type="spellStart"/>
+      <w:r>
+        <w:t>controller</w:t>
+      </w:r>
+      <w:proofErr w:type="spellEnd"/>
+      <w:r>
+        <w:t xml:space="preserve">. Como en los demás casos, se revisa si viene el token en el </w:t>
+      </w:r>
+      <w:proofErr w:type="spellStart"/>
+      <w:r>
+        <w:t>header</w:t>
+      </w:r>
+      <w:proofErr w:type="spellEnd"/>
+      <w:r>
+        <w:t xml:space="preserve"> y</w:t>
       </w:r>
       <w:r>
         <w:t xml:space="preserve"> se realiza todo como en anteriores casos,</w:t>
       </w:r>
       <w:r>
-        <w:t xml:space="preserve"> se manda al service junto con el </w:t>
+        <w:t xml:space="preserve"> se manda al </w:t>
+      </w:r>
+      <w:proofErr w:type="spellStart"/>
+      <w:r>
+        <w:t>service</w:t>
+      </w:r>
+      <w:proofErr w:type="spellEnd"/>
+      <w:r>
+        <w:t xml:space="preserve"> junto con el </w:t>
       </w:r>
       <w:r>
         <w:t>IdUsuario y e</w:t>
       </w:r>
       <w:r>
-        <w:t>n el service, primero se valida que el idUsuario no venga vacío</w:t>
+        <w:t xml:space="preserve">n el </w:t>
+      </w:r>
+      <w:proofErr w:type="spellStart"/>
+      <w:r>
+        <w:t>service</w:t>
+      </w:r>
+      <w:proofErr w:type="spellEnd"/>
+      <w:r>
+        <w:t xml:space="preserve">, primero se valida que el </w:t>
+      </w:r>
+      <w:proofErr w:type="spellStart"/>
+      <w:r>
+        <w:t>idUsuario</w:t>
+      </w:r>
+      <w:proofErr w:type="spellEnd"/>
+      <w:r>
+        <w:t xml:space="preserve"> no venga vacío</w:t>
       </w:r>
       <w:r>
         <w:t>.</w:t>
@@ -3769,15 +4406,52 @@
     </w:p>
     <w:p>
       <w:r>
-        <w:t>Si el usuario existe y está activo, se empieza a construir un UsuariosResponseDTO</w:t>
-      </w:r>
+        <w:t xml:space="preserve">Si el usuario existe y está activo, se empieza a construir un </w:t>
+      </w:r>
+      <w:proofErr w:type="spellStart"/>
+      <w:r>
+        <w:t>UsuariosResponseDTO</w:t>
+      </w:r>
+      <w:proofErr w:type="spellEnd"/>
       <w:r>
         <w:t xml:space="preserve"> con todos los datos de su perfil que queremos mostrar, no todos porque algunos no son necesarios</w:t>
       </w:r>
     </w:p>
     <w:p>
       <w:r>
-        <w:t xml:space="preserve">Una vez armado el DTO, el service lo regresa al controller. Luego, el controller responde con un ResponseEntity.ok, mandando el perfil completo a </w:t>
+        <w:t xml:space="preserve">Una vez armado el DTO, el </w:t>
+      </w:r>
+      <w:proofErr w:type="spellStart"/>
+      <w:r>
+        <w:t>service</w:t>
+      </w:r>
+      <w:proofErr w:type="spellEnd"/>
+      <w:r>
+        <w:t xml:space="preserve"> lo regresa al </w:t>
+      </w:r>
+      <w:proofErr w:type="spellStart"/>
+      <w:r>
+        <w:t>controller</w:t>
+      </w:r>
+      <w:proofErr w:type="spellEnd"/>
+      <w:r>
+        <w:t xml:space="preserve">. Luego, el </w:t>
+      </w:r>
+      <w:proofErr w:type="spellStart"/>
+      <w:r>
+        <w:t>controller</w:t>
+      </w:r>
+      <w:proofErr w:type="spellEnd"/>
+      <w:r>
+        <w:t xml:space="preserve"> responde con un </w:t>
+      </w:r>
+      <w:proofErr w:type="spellStart"/>
+      <w:r>
+        <w:t>ResponseEntity.ok</w:t>
+      </w:r>
+      <w:proofErr w:type="spellEnd"/>
+      <w:r>
+        <w:t xml:space="preserve">, mandando el perfil completo a </w:t>
       </w:r>
       <w:r>
         <w:t>Postman</w:t>
@@ -3789,19 +4463,34 @@
     <w:p/>
     <w:p>
       <w:r>
-        <w:t>Función actualizarEstatus</w:t>
-      </w:r>
-    </w:p>
-    <w:p>
-      <w:r>
-        <w:t xml:space="preserve">La función actualizarEstatus sirve para cambiar el estatus de un usuario, ya sea de activo a inactivo o de inactivo a activo. Esta función se manda desde </w:t>
-      </w:r>
+        <w:t xml:space="preserve">Función </w:t>
+      </w:r>
+      <w:proofErr w:type="spellStart"/>
+      <w:r>
+        <w:t>actualizarEstatus</w:t>
+      </w:r>
+      <w:proofErr w:type="spellEnd"/>
+    </w:p>
+    <w:p>
+      <w:r>
+        <w:t xml:space="preserve">La función </w:t>
+      </w:r>
+      <w:proofErr w:type="spellStart"/>
+      <w:r>
+        <w:t>actualizarEstatus</w:t>
+      </w:r>
+      <w:proofErr w:type="spellEnd"/>
+      <w:r>
+        <w:t xml:space="preserve"> sirve para cambiar el estatus de un usuario, ya sea de activo a inactivo o de inactivo a activo. Esta función se manda desde </w:t>
+      </w:r>
+      <w:proofErr w:type="spellStart"/>
       <w:r>
         <w:t>p</w:t>
       </w:r>
       <w:r>
         <w:t>ostman</w:t>
       </w:r>
+      <w:proofErr w:type="spellEnd"/>
       <w:r>
         <w:t xml:space="preserve"> con el método PATCH y la ruta http://localhost:8082/usuarios/actualizarEstatus/{idUsuario}/{idRol}.</w:t>
       </w:r>
@@ -3814,12 +4503,52 @@
         <w:t xml:space="preserve"> que son</w:t>
       </w:r>
       <w:r>
-        <w:t xml:space="preserve"> el idUsuario del usuario al que se le quiere cambiar el estatus y el idRol de ese mismo usuario. Además, como en las demás funciones, se debe mandar el token en el header con autorización Bearer.</w:t>
-      </w:r>
-    </w:p>
-    <w:p>
-      <w:r>
-        <w:t>Primero, la petición llega al controller. El controller revisa si viene el token</w:t>
+        <w:t xml:space="preserve"> el </w:t>
+      </w:r>
+      <w:proofErr w:type="spellStart"/>
+      <w:r>
+        <w:t>idUsuario</w:t>
+      </w:r>
+      <w:proofErr w:type="spellEnd"/>
+      <w:r>
+        <w:t xml:space="preserve"> del usuario al que se le quiere cambiar el estatus y el </w:t>
+      </w:r>
+      <w:proofErr w:type="spellStart"/>
+      <w:r>
+        <w:t>idRol</w:t>
+      </w:r>
+      <w:proofErr w:type="spellEnd"/>
+      <w:r>
+        <w:t xml:space="preserve"> de ese mismo usuario. Además, como en las demás funciones, se debe mandar el token en el </w:t>
+      </w:r>
+      <w:proofErr w:type="spellStart"/>
+      <w:r>
+        <w:t>header</w:t>
+      </w:r>
+      <w:proofErr w:type="spellEnd"/>
+      <w:r>
+        <w:t xml:space="preserve"> con autorización Bearer.</w:t>
+      </w:r>
+    </w:p>
+    <w:p>
+      <w:r>
+        <w:t xml:space="preserve">Primero, la petición llega al </w:t>
+      </w:r>
+      <w:proofErr w:type="spellStart"/>
+      <w:r>
+        <w:t>controller</w:t>
+      </w:r>
+      <w:proofErr w:type="spellEnd"/>
+      <w:r>
+        <w:t xml:space="preserve">. El </w:t>
+      </w:r>
+      <w:proofErr w:type="spellStart"/>
+      <w:r>
+        <w:t>controller</w:t>
+      </w:r>
+      <w:proofErr w:type="spellEnd"/>
+      <w:r>
+        <w:t xml:space="preserve"> revisa si viene el token</w:t>
       </w:r>
       <w:r>
         <w:t xml:space="preserve"> hace la validación como siempre</w:t>
@@ -3828,18 +4557,66 @@
         <w:t xml:space="preserve">, si todo bien con el token, se limpia y </w:t>
       </w:r>
       <w:r>
-        <w:t xml:space="preserve">manda al service </w:t>
+        <w:t xml:space="preserve">manda al </w:t>
+      </w:r>
+      <w:proofErr w:type="spellStart"/>
+      <w:r>
+        <w:t>service</w:t>
+      </w:r>
+      <w:proofErr w:type="spellEnd"/>
+      <w:r>
+        <w:t xml:space="preserve"> </w:t>
       </w:r>
       <w:r>
         <w:t xml:space="preserve">como siempre </w:t>
       </w:r>
       <w:r>
-        <w:t>junto con el idUsuario y el idRol.</w:t>
-      </w:r>
-    </w:p>
-    <w:p>
-      <w:r>
-        <w:t>Dentro del service, primero se valida que venga el idUsuario. Después se valida que venga el idRol. Si alguno de estos datos falta, se detiene la operación y se devuelve un mensaje indicando cuál dato falta</w:t>
+        <w:t xml:space="preserve">junto con el </w:t>
+      </w:r>
+      <w:proofErr w:type="spellStart"/>
+      <w:r>
+        <w:t>idUsuario</w:t>
+      </w:r>
+      <w:proofErr w:type="spellEnd"/>
+      <w:r>
+        <w:t xml:space="preserve"> y el </w:t>
+      </w:r>
+      <w:proofErr w:type="spellStart"/>
+      <w:r>
+        <w:t>idRol</w:t>
+      </w:r>
+      <w:proofErr w:type="spellEnd"/>
+      <w:r>
+        <w:t>.</w:t>
+      </w:r>
+    </w:p>
+    <w:p>
+      <w:r>
+        <w:t xml:space="preserve">Dentro del </w:t>
+      </w:r>
+      <w:proofErr w:type="spellStart"/>
+      <w:r>
+        <w:t>service</w:t>
+      </w:r>
+      <w:proofErr w:type="spellEnd"/>
+      <w:r>
+        <w:t xml:space="preserve">, primero se valida que venga el </w:t>
+      </w:r>
+      <w:proofErr w:type="spellStart"/>
+      <w:r>
+        <w:t>idUsuario</w:t>
+      </w:r>
+      <w:proofErr w:type="spellEnd"/>
+      <w:r>
+        <w:t xml:space="preserve">. Después se valida que venga el </w:t>
+      </w:r>
+      <w:proofErr w:type="spellStart"/>
+      <w:r>
+        <w:t>idRol</w:t>
+      </w:r>
+      <w:proofErr w:type="spellEnd"/>
+      <w:r>
+        <w:t>. Si alguno de estos datos falta, se detiene la operación y se devuelve un mensaje indicando cuál dato falta</w:t>
       </w:r>
       <w:r>
         <w:t>, l</w:t>
@@ -3848,7 +4625,31 @@
         <w:t>uego se valida el token</w:t>
       </w:r>
       <w:r>
-        <w:t xml:space="preserve"> y se hace lo de siempre si es valido, invalido o ya expiró y se se extrae el username del usuario para saber si rol</w:t>
+        <w:t xml:space="preserve"> y se hace lo de siempre si es </w:t>
+      </w:r>
+      <w:proofErr w:type="spellStart"/>
+      <w:r>
+        <w:t>valido</w:t>
+      </w:r>
+      <w:proofErr w:type="spellEnd"/>
+      <w:r>
+        <w:t xml:space="preserve">, invalido o ya expiró y se </w:t>
+      </w:r>
+      <w:proofErr w:type="spellStart"/>
+      <w:r>
+        <w:t>se</w:t>
+      </w:r>
+      <w:proofErr w:type="spellEnd"/>
+      <w:r>
+        <w:t xml:space="preserve"> extrae el </w:t>
+      </w:r>
+      <w:proofErr w:type="spellStart"/>
+      <w:r>
+        <w:t>username</w:t>
+      </w:r>
+      <w:proofErr w:type="spellEnd"/>
+      <w:r>
+        <w:t xml:space="preserve"> del usuario para saber si rol</w:t>
       </w:r>
       <w:r>
         <w:t>,</w:t>
@@ -3868,13 +4669,45 @@
         <w:t xml:space="preserve">Después </w:t>
       </w:r>
       <w:r>
-        <w:t>se validan tanto el idUsuario como el idRol, s</w:t>
-      </w:r>
-      <w:r>
-        <w:t>e busca al usuario al que se le quiere cambiar el estatus usando el idUsuario que llegó en la URL</w:t>
-      </w:r>
-      <w:r>
-        <w:t xml:space="preserve"> y se valida que el idRol coincida.</w:t>
+        <w:t xml:space="preserve">se validan tanto el </w:t>
+      </w:r>
+      <w:proofErr w:type="spellStart"/>
+      <w:r>
+        <w:t>idUsuario</w:t>
+      </w:r>
+      <w:proofErr w:type="spellEnd"/>
+      <w:r>
+        <w:t xml:space="preserve"> como el </w:t>
+      </w:r>
+      <w:proofErr w:type="spellStart"/>
+      <w:r>
+        <w:t>idRol</w:t>
+      </w:r>
+      <w:proofErr w:type="spellEnd"/>
+      <w:r>
+        <w:t>, s</w:t>
+      </w:r>
+      <w:r>
+        <w:t xml:space="preserve">e busca al usuario al que se le quiere cambiar el estatus usando el </w:t>
+      </w:r>
+      <w:proofErr w:type="spellStart"/>
+      <w:r>
+        <w:t>idUsuario</w:t>
+      </w:r>
+      <w:proofErr w:type="spellEnd"/>
+      <w:r>
+        <w:t xml:space="preserve"> que llegó en la URL</w:t>
+      </w:r>
+      <w:r>
+        <w:t xml:space="preserve"> y se valida que el </w:t>
+      </w:r>
+      <w:proofErr w:type="spellStart"/>
+      <w:r>
+        <w:t>idRol</w:t>
+      </w:r>
+      <w:proofErr w:type="spellEnd"/>
+      <w:r>
+        <w:t xml:space="preserve"> coincida.</w:t>
       </w:r>
     </w:p>
     <w:p>
@@ -3882,7 +4715,15 @@
         <w:t>También se</w:t>
       </w:r>
       <w:r>
-        <w:t xml:space="preserve"> añadió una condición extra que evita que el administrador se pueda cambiar el estatus a si mismo, para evitar errores.</w:t>
+        <w:t xml:space="preserve"> añadió una condición extra que evita que el administrador se pueda cambiar el estatus a </w:t>
+      </w:r>
+      <w:proofErr w:type="spellStart"/>
+      <w:r>
+        <w:t>si</w:t>
+      </w:r>
+      <w:proofErr w:type="spellEnd"/>
+      <w:r>
+        <w:t xml:space="preserve"> mismo, para evitar errores.</w:t>
       </w:r>
     </w:p>
     <w:p>
@@ -3896,13 +4737,61 @@
     </w:p>
     <w:p>
       <w:r>
-        <w:t xml:space="preserve">Después se llama al repository y se ejecuta el método actualizarEstatus, que hace el UPDATE en la tabla usuario. Si todo sale bien, el resultado regresa al service, el service devuelve un mensaje de éxito y el controller responde a </w:t>
+        <w:t xml:space="preserve">Después se llama al </w:t>
+      </w:r>
+      <w:proofErr w:type="spellStart"/>
+      <w:r>
+        <w:t>repository</w:t>
+      </w:r>
+      <w:proofErr w:type="spellEnd"/>
+      <w:r>
+        <w:t xml:space="preserve"> y se ejecuta el método </w:t>
+      </w:r>
+      <w:proofErr w:type="spellStart"/>
+      <w:r>
+        <w:t>actualizarEstatus</w:t>
+      </w:r>
+      <w:proofErr w:type="spellEnd"/>
+      <w:r>
+        <w:t xml:space="preserve">, que hace el UPDATE en la tabla usuario. Si todo sale bien, el resultado regresa al </w:t>
+      </w:r>
+      <w:proofErr w:type="spellStart"/>
+      <w:r>
+        <w:t>service</w:t>
+      </w:r>
+      <w:proofErr w:type="spellEnd"/>
+      <w:r>
+        <w:t xml:space="preserve">, el </w:t>
+      </w:r>
+      <w:proofErr w:type="spellStart"/>
+      <w:r>
+        <w:t>service</w:t>
+      </w:r>
+      <w:proofErr w:type="spellEnd"/>
+      <w:r>
+        <w:t xml:space="preserve"> devuelve un mensaje de éxito y el </w:t>
+      </w:r>
+      <w:proofErr w:type="spellStart"/>
+      <w:r>
+        <w:t>controller</w:t>
+      </w:r>
+      <w:proofErr w:type="spellEnd"/>
+      <w:r>
+        <w:t xml:space="preserve"> responde a </w:t>
       </w:r>
       <w:r>
         <w:t>Postman</w:t>
       </w:r>
       <w:r>
-        <w:t xml:space="preserve"> con un ResponseEntity.ok.</w:t>
+        <w:t xml:space="preserve"> con un </w:t>
+      </w:r>
+      <w:proofErr w:type="spellStart"/>
+      <w:r>
+        <w:t>ResponseEntity.ok</w:t>
+      </w:r>
+      <w:proofErr w:type="spellEnd"/>
+      <w:r>
+        <w:t>.</w:t>
       </w:r>
     </w:p>
     <w:p>
@@ -3924,7 +4813,6 @@
           <w:color w:val="002060"/>
           <w:sz w:val="24"/>
           <w:szCs w:val="24"/>
-          <w:lang w:val="pt-PT"/>
         </w:rPr>
       </w:pPr>
       <w:bookmarkStart w:id="5" w:name="_Toc230192316"/>
@@ -3933,7 +4821,6 @@
           <w:color w:val="002060"/>
           <w:sz w:val="24"/>
           <w:szCs w:val="24"/>
-          <w:lang w:val="pt-PT"/>
         </w:rPr>
         <w:t xml:space="preserve">Vehículo </w:t>
       </w:r>
@@ -3942,7 +4829,6 @@
           <w:color w:val="002060"/>
           <w:sz w:val="24"/>
           <w:szCs w:val="24"/>
-          <w:lang w:val="pt-PT"/>
         </w:rPr>
         <w:t>(</w:t>
       </w:r>
@@ -3951,7 +4837,6 @@
           <w:color w:val="002060"/>
           <w:sz w:val="24"/>
           <w:szCs w:val="24"/>
-          <w:lang w:val="pt-PT"/>
         </w:rPr>
         <w:t>Vehicle</w:t>
       </w:r>
@@ -3960,7 +4845,6 @@
           <w:color w:val="002060"/>
           <w:sz w:val="24"/>
           <w:szCs w:val="24"/>
-          <w:lang w:val="pt-PT"/>
         </w:rPr>
         <w:t>Service)</w:t>
       </w:r>
@@ -3974,7 +4858,6 @@
           <w:color w:val="002060"/>
           <w:sz w:val="24"/>
           <w:szCs w:val="24"/>
-          <w:lang w:val="pt-PT"/>
         </w:rPr>
       </w:pPr>
       <w:bookmarkStart w:id="6" w:name="_Toc230192317"/>
@@ -3983,16 +4866,15 @@
           <w:color w:val="002060"/>
           <w:sz w:val="24"/>
           <w:szCs w:val="24"/>
-          <w:lang w:val="pt-PT"/>
         </w:rPr>
         <w:t>Estacionamiento (</w:t>
       </w:r>
+      <w:proofErr w:type="spellStart"/>
       <w:r>
         <w:rPr>
           <w:color w:val="002060"/>
           <w:sz w:val="24"/>
           <w:szCs w:val="24"/>
-          <w:lang w:val="pt-PT"/>
         </w:rPr>
         <w:t>Parking</w:t>
       </w:r>
@@ -4001,9 +4883,17 @@
           <w:color w:val="002060"/>
           <w:sz w:val="24"/>
           <w:szCs w:val="24"/>
-          <w:lang w:val="pt-PT"/>
-        </w:rPr>
-        <w:t>Service)</w:t>
+        </w:rPr>
+        <w:t>Service</w:t>
+      </w:r>
+      <w:proofErr w:type="spellEnd"/>
+      <w:r>
+        <w:rPr>
+          <w:color w:val="002060"/>
+          <w:sz w:val="24"/>
+          <w:szCs w:val="24"/>
+        </w:rPr>
+        <w:t>)</w:t>
       </w:r>
       <w:bookmarkEnd w:id="6"/>
     </w:p>
@@ -4021,7 +4911,15 @@
         <w:t>este</w:t>
       </w:r>
       <w:r>
-        <w:t xml:space="preserve"> proyecto. ParkingService tiene como finalidad funcionar como el orquestador final del sistema, controlando todas las acciones referentes al acceso físico de los vehículos. Con este microservicio </w:t>
+        <w:t xml:space="preserve"> proyecto. </w:t>
+      </w:r>
+      <w:proofErr w:type="spellStart"/>
+      <w:r>
+        <w:t>ParkingService</w:t>
+      </w:r>
+      <w:proofErr w:type="spellEnd"/>
+      <w:r>
+        <w:t xml:space="preserve"> tiene como finalidad funcionar como el orquestador final del sistema, controlando todas las acciones referentes al acceso físico de los vehículos. Con este microservicio </w:t>
       </w:r>
       <w:r>
         <w:t>se pueden</w:t>
@@ -4055,7 +4953,15 @@
         </w:numPr>
       </w:pPr>
       <w:r>
-        <w:t>Registrar Entrada: POST /parking/entrada</w:t>
+        <w:t>Registrar Entrada: POST /</w:t>
+      </w:r>
+      <w:proofErr w:type="gramStart"/>
+      <w:r>
+        <w:t>parking</w:t>
+      </w:r>
+      <w:proofErr w:type="gramEnd"/>
+      <w:r>
+        <w:t>/entrada</w:t>
       </w:r>
     </w:p>
     <w:p>
@@ -4066,7 +4972,15 @@
         </w:numPr>
       </w:pPr>
       <w:r>
-        <w:t>Registrar Salida y Cobrar: POST /parking/salida/{placa}</w:t>
+        <w:t>Registrar Salida y Cobrar: POST /</w:t>
+      </w:r>
+      <w:proofErr w:type="gramStart"/>
+      <w:r>
+        <w:t>parking</w:t>
+      </w:r>
+      <w:proofErr w:type="gramEnd"/>
+      <w:r>
+        <w:t>/salida/{placa}</w:t>
       </w:r>
     </w:p>
     <w:p>
@@ -4077,110 +4991,562 @@
         </w:numPr>
       </w:pPr>
       <w:r>
-        <w:t>Consultar espacios disponibles: GET /parking/espacios</w:t>
-      </w:r>
-    </w:p>
-    <w:p>
-      <w:r>
-        <w:t>Comencemos desde el principio. Desde Postman se manda una petición a http://localhost:8084/parking/ (o 8085 según la configuración de puertos) y, según el caso, se usa el método correspondiente. Para registrar entrada y salida se usa POST, y para consultar los lugares vacíos se usa GET. Todos los métodos necesitan un token proporcionado previamente por AuthService. Este token debe mandarse en la autorización de tipo Bearer, dentro del header de la petición. Después, este token llega al endpoint correspondiente, dependiendo de la acción que se quiera realizar.</w:t>
-      </w:r>
-    </w:p>
-    <w:p>
-      <w:r>
-        <w:t>Función registrarEntrada La función registrarEntrada empieza cuando se manda una petición desde Postman al endpoint POST /parking/entrada. Esta petición debe traer el token en el header y el cuerpo de la petición (un ParkingRequestDTO) con los datos necesarios: el idUsuario y la placa del vehículo que desea ingresar.</w:t>
-      </w:r>
-    </w:p>
-    <w:p>
-      <w:r>
-        <w:t>Primero, la petición llega al controller de nuestro microservicio. Ahí se revisa si la cabecera trae el token de autorización. Si no viene el token o no viene con el formato correcto de Bearer, se regresa un mensaje indicando que falta el token o que el formato es incorrecto. Si el token viene bien, se le quita la palabra Bearer para dejar el token limpio y se manda al método correspondiente de la clase service, pasándole el idUsuario, la placa y el token completo.</w:t>
+        <w:t>Consultar espacios disponibles: GET /</w:t>
+      </w:r>
+      <w:proofErr w:type="gramStart"/>
+      <w:r>
+        <w:t>parking</w:t>
+      </w:r>
+      <w:proofErr w:type="gramEnd"/>
+      <w:r>
+        <w:t>/espacios</w:t>
+      </w:r>
+    </w:p>
+    <w:p>
+      <w:r>
+        <w:t xml:space="preserve">Comencemos desde el principio. Desde Postman se manda una petición a http://localhost:8084/parking/ (o 8085 según la configuración de puertos) y, según el caso, se usa el método correspondiente. Para registrar entrada y salida se usa POST, y para consultar los lugares vacíos se usa GET. Todos los métodos necesitan un token proporcionado previamente por </w:t>
+      </w:r>
+      <w:proofErr w:type="spellStart"/>
+      <w:r>
+        <w:t>AuthService</w:t>
+      </w:r>
+      <w:proofErr w:type="spellEnd"/>
+      <w:r>
+        <w:t xml:space="preserve">. Este token debe mandarse en la autorización de tipo Bearer, dentro del </w:t>
+      </w:r>
+      <w:proofErr w:type="spellStart"/>
+      <w:r>
+        <w:t>header</w:t>
+      </w:r>
+      <w:proofErr w:type="spellEnd"/>
+      <w:r>
+        <w:t xml:space="preserve"> de la petición. Después, este token llega al </w:t>
+      </w:r>
+      <w:proofErr w:type="spellStart"/>
+      <w:r>
+        <w:t>endpoint</w:t>
+      </w:r>
+      <w:proofErr w:type="spellEnd"/>
+      <w:r>
+        <w:t xml:space="preserve"> correspondiente, dependiendo de la acción que se quiera realizar.</w:t>
+      </w:r>
+    </w:p>
+    <w:p>
+      <w:r>
+        <w:t xml:space="preserve">Función </w:t>
+      </w:r>
+      <w:proofErr w:type="spellStart"/>
+      <w:r>
+        <w:t>registrarEntrada</w:t>
+      </w:r>
+      <w:proofErr w:type="spellEnd"/>
+      <w:r>
+        <w:t xml:space="preserve"> La función </w:t>
+      </w:r>
+      <w:proofErr w:type="spellStart"/>
+      <w:r>
+        <w:t>registrarEntrada</w:t>
+      </w:r>
+      <w:proofErr w:type="spellEnd"/>
+      <w:r>
+        <w:t xml:space="preserve"> empieza cuando se manda una petición desde Postman al </w:t>
+      </w:r>
+      <w:proofErr w:type="spellStart"/>
+      <w:r>
+        <w:t>endpoint</w:t>
+      </w:r>
+      <w:proofErr w:type="spellEnd"/>
+      <w:r>
+        <w:t xml:space="preserve"> POST /</w:t>
+      </w:r>
+      <w:proofErr w:type="gramStart"/>
+      <w:r>
+        <w:t>parking</w:t>
+      </w:r>
+      <w:proofErr w:type="gramEnd"/>
+      <w:r>
+        <w:t xml:space="preserve">/entrada. Esta petición debe traer el token en el </w:t>
+      </w:r>
+      <w:proofErr w:type="spellStart"/>
+      <w:r>
+        <w:t>header</w:t>
+      </w:r>
+      <w:proofErr w:type="spellEnd"/>
+      <w:r>
+        <w:t xml:space="preserve"> y el cuerpo de la petición (un </w:t>
+      </w:r>
+      <w:proofErr w:type="spellStart"/>
+      <w:r>
+        <w:t>ParkingRequestDTO</w:t>
+      </w:r>
+      <w:proofErr w:type="spellEnd"/>
+      <w:r>
+        <w:t xml:space="preserve">) con los datos necesarios: el </w:t>
+      </w:r>
+      <w:proofErr w:type="spellStart"/>
+      <w:r>
+        <w:t>idUsuario</w:t>
+      </w:r>
+      <w:proofErr w:type="spellEnd"/>
+      <w:r>
+        <w:t xml:space="preserve"> y la placa del vehículo que desea ingresar.</w:t>
+      </w:r>
+    </w:p>
+    <w:p>
+      <w:r>
+        <w:t xml:space="preserve">Primero, la petición llega al </w:t>
+      </w:r>
+      <w:proofErr w:type="spellStart"/>
+      <w:r>
+        <w:t>controller</w:t>
+      </w:r>
+      <w:proofErr w:type="spellEnd"/>
+      <w:r>
+        <w:t xml:space="preserve"> de nuestro microservicio. Ahí se revisa si la cabecera trae el token de autorización. Si no viene el token o no viene con el formato correcto de Bearer, se regresa un mensaje indicando que falta el token o que el formato es incorrecto. Si el token viene bien, se le quita la palabra Bearer para dejar el token limpio y se manda al método correspondiente de la clase </w:t>
+      </w:r>
+      <w:proofErr w:type="spellStart"/>
+      <w:r>
+        <w:t>service</w:t>
+      </w:r>
+      <w:proofErr w:type="spellEnd"/>
+      <w:r>
+        <w:t xml:space="preserve">, pasándole el </w:t>
+      </w:r>
+      <w:proofErr w:type="spellStart"/>
+      <w:r>
+        <w:t>idUsuario</w:t>
+      </w:r>
+      <w:proofErr w:type="spellEnd"/>
+      <w:r>
+        <w:t>, la placa y el token completo.</w:t>
       </w:r>
     </w:p>
     <w:p>
       <w:r>
         <w:lastRenderedPageBreak/>
-        <w:t>Una vez dentro del service, se desencadenan las reglas de negocio estrictas. Primero se revisa la disponibilidad: el sistema busca en la base de datos si hay algún cajón libre; si el estacionamiento está lleno, se detiene la operación y se manda un mensaje de error. Después se valida el límite por usuario: se cuenta cuántos vehículos tiene ese usuario adentro actualmente; si ya tiene 2, no se le permite ingresar otro. Posteriormente se valida que la placa no tenga ya un registro abierto, evitando así que un mismo auto registre doble entrada.</w:t>
-      </w:r>
-    </w:p>
-    <w:p>
-      <w:r>
-        <w:t>Después de las validaciones locales, ocurre la integración. El ParkingService utiliza el token que recibió para salir y comunicarse con los otros microservicios. Primero le pregunta a UserService si el usuario existe y está activo. Luego, le pregunta a VehicleService si el vehículo existe, está activo y si realmente le pertenece a ese usuario. Si alguna de estas consultas externas falla (el token expiró, el usuario no existe o el auto no es suyo), la petición es rechazada de inmediato.</w:t>
-      </w:r>
-    </w:p>
-    <w:p>
-      <w:r>
-        <w:t>Si todo está correcto, el sistema trae las tarifas desde la tabla de configuración. Luego, crea un objeto de tipo Ticket y le asigna el usuario, la placa, el cajón disponible, la tarifa por hora y el tiempo exacto de entrada con la fecha y hora actual.</w:t>
-      </w:r>
-    </w:p>
-    <w:p>
-      <w:r>
-        <w:t>Finalmente, este objeto se manda al repository. Ahí se hace un INSERT en la tabla ticket y un UPDATE en la tabla cajon para marcar ese espacio como ocupado. El resultado regresa al service, el cual empaqueta los datos en un ParkingResponseDTO (para mostrar todo en un formato JSON limpio). Ese paquete sube al controller, que responde a Postman con un ResponseEntity.ok, mostrando los detalles del movimiento asignado.</w:t>
-      </w:r>
-    </w:p>
-    <w:p>
-      <w:r>
-        <w:t>Función registrarSalida La función registrarSalida permite registrar el momento en que un vehículo abandona el estacionamiento y calcular cuánto debe pagar. Esta función se prueba desde Postman con el método POST y la ruta http://localhost:8084/parking/salida/{placa}. A diferencia de la entrada, aquí no se usa un body; la placa del vehículo se manda directamente en la URL.</w:t>
-      </w:r>
-    </w:p>
-    <w:p>
-      <w:r>
-        <w:t>Igual que en el caso anterior, la petición llega al controller, donde se valida que exista el token Bearer. Luego, el controller manda la placa al método registrarSalida del service.</w:t>
-      </w:r>
-    </w:p>
-    <w:p>
-      <w:r>
-        <w:t>Ya dentro del service, lo primero que se hace es buscar en la base de datos si existe un ticket abierto (con estatus de "adentro") que corresponda a esa placa. Si el auto no se encuentra adentro, se devuelve un mensaje de error diciendo que no se encontró el vehículo.</w:t>
-      </w:r>
-    </w:p>
-    <w:p>
-      <w:r>
-        <w:t>Si el ticket existe, se captura la fecha y hora actual como el tiempo de salida. En este punto, se utiliza matemática pura de Java para calcular el tiempo transcurrido. Se obtiene la diferencia exacta entre la hora de entrada y la de salida en minutos totales. Para hacer el cobro de forma precisa, esos minutos se dividen para obtener las horas completas cobradas, y usando el módulo (el residuo de la división) se obtienen los minutos extra. Después, se trae la configuración de la base de datos y se multiplican las horas y los minutos por sus respectivas tarifas para obtener el costo total.</w:t>
-      </w:r>
-    </w:p>
-    <w:p>
-      <w:r>
-        <w:t>Con todos los cálculos hechos, se actualiza el objeto Ticket original poniéndole la hora de salida, el tiempo total, las horas cobradas y el costo total. Luego, se llama al repository para hacer dos cosas: un UPDATE en la tabla ticket (cambiando su estatus a 0 para cerrarlo y guardando los costos) y un UPDATE en la tabla cajon (para volver a marcar ese espacio como libre).</w:t>
+        <w:t xml:space="preserve">Una vez dentro del </w:t>
+      </w:r>
+      <w:proofErr w:type="spellStart"/>
+      <w:r>
+        <w:t>service</w:t>
+      </w:r>
+      <w:proofErr w:type="spellEnd"/>
+      <w:r>
+        <w:t>, se desencadenan las reglas de negocio estrictas. Primero se revisa la disponibilidad: el sistema busca en la base de datos si hay algún cajón libre; si el estacionamiento está lleno, se detiene la operación y se manda un mensaje de error. Después se valida el límite por usuario: se cuenta cuántos vehículos tiene ese usuario adentro actualmente; si ya tiene 2, no se le permite ingresar otro. Posteriormente se valida que la placa no tenga ya un registro abierto, evitando así que un mismo auto registre doble entrada.</w:t>
+      </w:r>
+    </w:p>
+    <w:p>
+      <w:r>
+        <w:t xml:space="preserve">Después de las validaciones locales, ocurre la integración. El </w:t>
+      </w:r>
+      <w:proofErr w:type="spellStart"/>
+      <w:r>
+        <w:t>ParkingService</w:t>
+      </w:r>
+      <w:proofErr w:type="spellEnd"/>
+      <w:r>
+        <w:t xml:space="preserve"> utiliza el token que recibió para salir y comunicarse con los otros microservicios. Primero le pregunta a </w:t>
+      </w:r>
+      <w:proofErr w:type="spellStart"/>
+      <w:r>
+        <w:t>UserService</w:t>
+      </w:r>
+      <w:proofErr w:type="spellEnd"/>
+      <w:r>
+        <w:t xml:space="preserve"> si el usuario existe y está activo. Luego, le pregunta a VehicleService si el vehículo existe, está activo y si realmente le pertenece a ese usuario. Si alguna de estas consultas externas falla (el token expiró, el usuario no existe o el auto no es suyo), la petición es rechazada de inmediato.</w:t>
+      </w:r>
+    </w:p>
+    <w:p>
+      <w:r>
+        <w:t xml:space="preserve">Si todo está correcto, el sistema trae las tarifas desde la tabla de configuración. Luego, crea un objeto de tipo </w:t>
+      </w:r>
+      <w:proofErr w:type="gramStart"/>
+      <w:r>
+        <w:t>Ticket</w:t>
+      </w:r>
+      <w:proofErr w:type="gramEnd"/>
+      <w:r>
+        <w:t xml:space="preserve"> y le asigna el usuario, la placa, el cajón disponible, la tarifa por hora y el tiempo exacto de entrada con la fecha y hora actual.</w:t>
+      </w:r>
+    </w:p>
+    <w:p>
+      <w:r>
+        <w:t xml:space="preserve">Finalmente, este objeto se manda al </w:t>
+      </w:r>
+      <w:proofErr w:type="spellStart"/>
+      <w:r>
+        <w:t>repository</w:t>
+      </w:r>
+      <w:proofErr w:type="spellEnd"/>
+      <w:r>
+        <w:t xml:space="preserve">. Ahí se hace un INSERT en la tabla </w:t>
+      </w:r>
+      <w:proofErr w:type="gramStart"/>
+      <w:r>
+        <w:t>ticket</w:t>
+      </w:r>
+      <w:proofErr w:type="gramEnd"/>
+      <w:r>
+        <w:t xml:space="preserve"> y un UPDATE en la tabla </w:t>
+      </w:r>
+      <w:proofErr w:type="spellStart"/>
+      <w:r>
+        <w:t>cajon</w:t>
+      </w:r>
+      <w:proofErr w:type="spellEnd"/>
+      <w:r>
+        <w:t xml:space="preserve"> para marcar ese espacio como ocupado. El resultado regresa al </w:t>
+      </w:r>
+      <w:proofErr w:type="spellStart"/>
+      <w:r>
+        <w:t>service</w:t>
+      </w:r>
+      <w:proofErr w:type="spellEnd"/>
+      <w:r>
+        <w:t xml:space="preserve">, el cual empaqueta los datos en un </w:t>
+      </w:r>
+      <w:proofErr w:type="spellStart"/>
+      <w:r>
+        <w:t>ParkingResponseDTO</w:t>
+      </w:r>
+      <w:proofErr w:type="spellEnd"/>
+      <w:r>
+        <w:t xml:space="preserve"> (para mostrar todo en un formato JSON limpio). Ese paquete sube al </w:t>
+      </w:r>
+      <w:proofErr w:type="spellStart"/>
+      <w:r>
+        <w:t>controller</w:t>
+      </w:r>
+      <w:proofErr w:type="spellEnd"/>
+      <w:r>
+        <w:t xml:space="preserve">, que responde a Postman con un </w:t>
+      </w:r>
+      <w:proofErr w:type="spellStart"/>
+      <w:r>
+        <w:t>ResponseEntity.ok</w:t>
+      </w:r>
+      <w:proofErr w:type="spellEnd"/>
+      <w:r>
+        <w:t>, mostrando los detalles del movimiento asignado.</w:t>
+      </w:r>
+    </w:p>
+    <w:p>
+      <w:r>
+        <w:t xml:space="preserve">Función </w:t>
+      </w:r>
+      <w:proofErr w:type="spellStart"/>
+      <w:r>
+        <w:t>registrarSalida</w:t>
+      </w:r>
+      <w:proofErr w:type="spellEnd"/>
+      <w:r>
+        <w:t xml:space="preserve"> La función </w:t>
+      </w:r>
+      <w:proofErr w:type="spellStart"/>
+      <w:r>
+        <w:t>registrarSalida</w:t>
+      </w:r>
+      <w:proofErr w:type="spellEnd"/>
+      <w:r>
+        <w:t xml:space="preserve"> permite registrar el momento en que un vehículo abandona el estacionamiento y calcular cuánto debe pagar. Esta función se prueba desde Postman con el método POST y la ruta http://localhost:8084/parking/salida/{placa}. A diferencia de la entrada, aquí no se usa un </w:t>
+      </w:r>
+      <w:proofErr w:type="spellStart"/>
+      <w:r>
+        <w:t>body</w:t>
+      </w:r>
+      <w:proofErr w:type="spellEnd"/>
+      <w:r>
+        <w:t>; la placa del vehículo se manda directamente en la URL.</w:t>
+      </w:r>
+    </w:p>
+    <w:p>
+      <w:r>
+        <w:t xml:space="preserve">Igual que en el caso anterior, la petición llega al </w:t>
+      </w:r>
+      <w:proofErr w:type="spellStart"/>
+      <w:r>
+        <w:t>controller</w:t>
+      </w:r>
+      <w:proofErr w:type="spellEnd"/>
+      <w:r>
+        <w:t xml:space="preserve">, donde se valida que exista el token Bearer. Luego, el </w:t>
+      </w:r>
+      <w:proofErr w:type="spellStart"/>
+      <w:r>
+        <w:t>controller</w:t>
+      </w:r>
+      <w:proofErr w:type="spellEnd"/>
+      <w:r>
+        <w:t xml:space="preserve"> manda la placa al método </w:t>
+      </w:r>
+      <w:proofErr w:type="spellStart"/>
+      <w:r>
+        <w:t>registrarSalida</w:t>
+      </w:r>
+      <w:proofErr w:type="spellEnd"/>
+      <w:r>
+        <w:t xml:space="preserve"> del </w:t>
+      </w:r>
+      <w:proofErr w:type="spellStart"/>
+      <w:r>
+        <w:t>service</w:t>
+      </w:r>
+      <w:proofErr w:type="spellEnd"/>
+      <w:r>
+        <w:t>.</w:t>
+      </w:r>
+    </w:p>
+    <w:p>
+      <w:r>
+        <w:t xml:space="preserve">Ya dentro del </w:t>
+      </w:r>
+      <w:proofErr w:type="spellStart"/>
+      <w:r>
+        <w:t>service</w:t>
+      </w:r>
+      <w:proofErr w:type="spellEnd"/>
+      <w:r>
+        <w:t xml:space="preserve">, lo primero que se hace es buscar en la base de datos si existe un </w:t>
+      </w:r>
+      <w:proofErr w:type="gramStart"/>
+      <w:r>
+        <w:t>ticket</w:t>
+      </w:r>
+      <w:proofErr w:type="gramEnd"/>
+      <w:r>
+        <w:t xml:space="preserve"> abierto (con estatus de "adentro") que corresponda a esa placa. Si el auto no se encuentra adentro, se devuelve un mensaje de error diciendo que no se encontró el vehículo.</w:t>
+      </w:r>
+    </w:p>
+    <w:p>
+      <w:r>
+        <w:t xml:space="preserve">Si el </w:t>
+      </w:r>
+      <w:proofErr w:type="gramStart"/>
+      <w:r>
+        <w:t>ticket</w:t>
+      </w:r>
+      <w:proofErr w:type="gramEnd"/>
+      <w:r>
+        <w:t xml:space="preserve"> existe, se captura la fecha y hora actual como el tiempo de salida. En este punto, se utiliza matemática pura de Java para calcular el tiempo transcurrido. Se obtiene la diferencia exacta entre la hora de entrada y la de salida en minutos totales. Para hacer el cobro de forma precisa, esos minutos se dividen para obtener las horas completas cobradas, y usando el módulo (el residuo de la división) se obtienen los minutos extra. Después, se trae la configuración de la base de datos y se multiplican las horas y los minutos por sus respectivas tarifas para obtener el costo total.</w:t>
+      </w:r>
+    </w:p>
+    <w:p>
+      <w:r>
+        <w:t xml:space="preserve">Con todos los cálculos hechos, se actualiza el objeto </w:t>
+      </w:r>
+      <w:proofErr w:type="gramStart"/>
+      <w:r>
+        <w:t>Ticket</w:t>
+      </w:r>
+      <w:proofErr w:type="gramEnd"/>
+      <w:r>
+        <w:t xml:space="preserve"> original poniéndole la hora de salida, el tiempo total, las horas cobradas y el costo total. Luego, se llama al </w:t>
+      </w:r>
+      <w:proofErr w:type="spellStart"/>
+      <w:r>
+        <w:t>repository</w:t>
+      </w:r>
+      <w:proofErr w:type="spellEnd"/>
+      <w:r>
+        <w:t xml:space="preserve"> para hacer dos cosas: un UPDATE en la tabla </w:t>
+      </w:r>
+      <w:proofErr w:type="gramStart"/>
+      <w:r>
+        <w:t>ticket</w:t>
+      </w:r>
+      <w:proofErr w:type="gramEnd"/>
+      <w:r>
+        <w:t xml:space="preserve"> (cambiando su estatus a 0 para cerrarlo y guardando los costos) y un UPDATE en la tabla </w:t>
+      </w:r>
+      <w:proofErr w:type="spellStart"/>
+      <w:r>
+        <w:t>cajon</w:t>
+      </w:r>
+      <w:proofErr w:type="spellEnd"/>
+      <w:r>
+        <w:t xml:space="preserve"> (para volver a marcar ese espacio como libre).</w:t>
       </w:r>
     </w:p>
     <w:p>
       <w:r>
         <w:lastRenderedPageBreak/>
-        <w:t>Si todo sale bien, el service arma un ParkingResponseDTO con el desglose del cobro y los tiempos. El controller lo recibe y responde a Postman con un ResponseEntity.ok, finalizando el proceso de salida.</w:t>
-      </w:r>
-    </w:p>
-    <w:p>
-      <w:r>
-        <w:t>Función consultarEspacios La función consultarEspacios permite saber qué cajones del estacionamiento están libres en este momento. Esta función se manda desde Postman con el método GET y la ruta http://localhost:8084/parking/espacios.</w:t>
-      </w:r>
-    </w:p>
-    <w:p>
-      <w:r>
-        <w:t>Primero, la petición llega al controller, donde se hace la validación de rutina del token Bearer. Si todo está correcto, el controller llama al método consultarEspacios del service.</w:t>
-      </w:r>
-    </w:p>
-    <w:p>
-      <w:r>
-        <w:t>Dentro del service, la lógica es muy directa. Se manda a llamar al repository, el cual ejecuta una consulta SELECT hacia la tabla cajon en la base de datos, pidiendo que le devuelva únicamente los identificadores de los espacios que tienen el estatus de "desocupados" (ocupado = 0).</w:t>
-      </w:r>
-    </w:p>
-    <w:p>
-      <w:r>
-        <w:t>El repository devuelve esta información como una lista de números, la cual el service retorna intacta al controller. Finalmente, el controller responde a Postman con un ResponseEntity.ok, mostrando al usuario un arreglo en formato JSON con todos los cajones que se encuentran disponibles. Si algo falla durante la petición, el catch atrapa el error y devuelve un mensaje indicando por qué no se pudo completar la consulta.</w:t>
-      </w:r>
-    </w:p>
-    <w:p>
-      <w:pPr>
-        <w:rPr>
-          <w:lang w:val="pt-PT"/>
-        </w:rPr>
-      </w:pPr>
-    </w:p>
-    <w:p>
-      <w:pPr>
-        <w:rPr>
-          <w:lang w:val="pt-PT"/>
-        </w:rPr>
-      </w:pPr>
-    </w:p>
+        <w:t xml:space="preserve">Si todo sale bien, el </w:t>
+      </w:r>
+      <w:proofErr w:type="spellStart"/>
+      <w:r>
+        <w:t>service</w:t>
+      </w:r>
+      <w:proofErr w:type="spellEnd"/>
+      <w:r>
+        <w:t xml:space="preserve"> arma un </w:t>
+      </w:r>
+      <w:proofErr w:type="spellStart"/>
+      <w:r>
+        <w:t>ParkingResponseDTO</w:t>
+      </w:r>
+      <w:proofErr w:type="spellEnd"/>
+      <w:r>
+        <w:t xml:space="preserve"> con el desglose del cobro y los tiempos. El </w:t>
+      </w:r>
+      <w:proofErr w:type="spellStart"/>
+      <w:r>
+        <w:t>controller</w:t>
+      </w:r>
+      <w:proofErr w:type="spellEnd"/>
+      <w:r>
+        <w:t xml:space="preserve"> lo recibe y responde a Postman con un </w:t>
+      </w:r>
+      <w:proofErr w:type="spellStart"/>
+      <w:r>
+        <w:t>ResponseEntity.ok</w:t>
+      </w:r>
+      <w:proofErr w:type="spellEnd"/>
+      <w:r>
+        <w:t>, finalizando el proceso de salida.</w:t>
+      </w:r>
+    </w:p>
+    <w:p>
+      <w:r>
+        <w:t xml:space="preserve">Función </w:t>
+      </w:r>
+      <w:proofErr w:type="spellStart"/>
+      <w:r>
+        <w:t>consultarEspacios</w:t>
+      </w:r>
+      <w:proofErr w:type="spellEnd"/>
+      <w:r>
+        <w:t xml:space="preserve"> La función </w:t>
+      </w:r>
+      <w:proofErr w:type="spellStart"/>
+      <w:r>
+        <w:t>consultarEspacios</w:t>
+      </w:r>
+      <w:proofErr w:type="spellEnd"/>
+      <w:r>
+        <w:t xml:space="preserve"> permite saber qué cajones </w:t>
+      </w:r>
+      <w:proofErr w:type="spellStart"/>
+      <w:r>
+        <w:t>del</w:t>
+      </w:r>
+      <w:proofErr w:type="spellEnd"/>
+      <w:r>
+        <w:t xml:space="preserve"> estacionamiento están libres en este momento. Esta función se manda desde Postman con el método GET y la ruta http://localhost:8084/parking/espacios.</w:t>
+      </w:r>
+    </w:p>
+    <w:p>
+      <w:r>
+        <w:t xml:space="preserve">Primero, la petición llega al </w:t>
+      </w:r>
+      <w:proofErr w:type="spellStart"/>
+      <w:r>
+        <w:t>controller</w:t>
+      </w:r>
+      <w:proofErr w:type="spellEnd"/>
+      <w:r>
+        <w:t xml:space="preserve">, donde se hace la validación de rutina del token Bearer. Si todo está correcto, el </w:t>
+      </w:r>
+      <w:proofErr w:type="spellStart"/>
+      <w:r>
+        <w:t>controller</w:t>
+      </w:r>
+      <w:proofErr w:type="spellEnd"/>
+      <w:r>
+        <w:t xml:space="preserve"> llama al método </w:t>
+      </w:r>
+      <w:proofErr w:type="spellStart"/>
+      <w:r>
+        <w:t>consultarEspacios</w:t>
+      </w:r>
+      <w:proofErr w:type="spellEnd"/>
+      <w:r>
+        <w:t xml:space="preserve"> del </w:t>
+      </w:r>
+      <w:proofErr w:type="spellStart"/>
+      <w:r>
+        <w:t>service</w:t>
+      </w:r>
+      <w:proofErr w:type="spellEnd"/>
+      <w:r>
+        <w:t>.</w:t>
+      </w:r>
+    </w:p>
+    <w:p>
+      <w:r>
+        <w:t xml:space="preserve">Dentro del </w:t>
+      </w:r>
+      <w:proofErr w:type="spellStart"/>
+      <w:r>
+        <w:t>service</w:t>
+      </w:r>
+      <w:proofErr w:type="spellEnd"/>
+      <w:r>
+        <w:t xml:space="preserve">, la lógica es muy directa. Se manda a llamar al </w:t>
+      </w:r>
+      <w:proofErr w:type="spellStart"/>
+      <w:r>
+        <w:t>repository</w:t>
+      </w:r>
+      <w:proofErr w:type="spellEnd"/>
+      <w:r>
+        <w:t xml:space="preserve">, el cual ejecuta una consulta SELECT hacia la tabla </w:t>
+      </w:r>
+      <w:proofErr w:type="spellStart"/>
+      <w:r>
+        <w:t>cajon</w:t>
+      </w:r>
+      <w:proofErr w:type="spellEnd"/>
+      <w:r>
+        <w:t xml:space="preserve"> en la base de datos, pidiendo que le devuelva únicamente los identificadores de los espacios que tienen el estatus de "desocupados" (ocupado = 0).</w:t>
+      </w:r>
+    </w:p>
+    <w:p>
+      <w:r>
+        <w:t xml:space="preserve">El </w:t>
+      </w:r>
+      <w:proofErr w:type="spellStart"/>
+      <w:r>
+        <w:t>repository</w:t>
+      </w:r>
+      <w:proofErr w:type="spellEnd"/>
+      <w:r>
+        <w:t xml:space="preserve"> devuelve esta información como una lista de números, la cual el </w:t>
+      </w:r>
+      <w:proofErr w:type="spellStart"/>
+      <w:r>
+        <w:t>service</w:t>
+      </w:r>
+      <w:proofErr w:type="spellEnd"/>
+      <w:r>
+        <w:t xml:space="preserve"> retorna intacta al </w:t>
+      </w:r>
+      <w:proofErr w:type="spellStart"/>
+      <w:r>
+        <w:t>controller</w:t>
+      </w:r>
+      <w:proofErr w:type="spellEnd"/>
+      <w:r>
+        <w:t xml:space="preserve">. Finalmente, el </w:t>
+      </w:r>
+      <w:proofErr w:type="spellStart"/>
+      <w:r>
+        <w:t>controller</w:t>
+      </w:r>
+      <w:proofErr w:type="spellEnd"/>
+      <w:r>
+        <w:t xml:space="preserve"> responde a Postman con un </w:t>
+      </w:r>
+      <w:proofErr w:type="spellStart"/>
+      <w:r>
+        <w:t>ResponseEntity.ok</w:t>
+      </w:r>
+      <w:proofErr w:type="spellEnd"/>
+      <w:r>
+        <w:t>, mostrando al usuario un arreglo en formato JSON con todos los cajones que se encuentran disponibles. Si algo falla durante la petición, el catch atrapa el error y devuelve un mensaje indicando por qué no se pudo completar la consulta.</w:t>
+      </w:r>
+    </w:p>
+    <w:p/>
+    <w:p/>
     <w:p>
       <w:pPr>
         <w:pStyle w:val="Ttulo1"/>
@@ -4557,6 +5923,7 @@
                 <w:color w:val="FFFFFF" w:themeColor="background1"/>
               </w:rPr>
             </w:pPr>
+            <w:proofErr w:type="spellStart"/>
             <w:r>
               <w:rPr>
                 <w:b/>
@@ -4565,6 +5932,7 @@
               </w:rPr>
               <w:t>Endpoint</w:t>
             </w:r>
+            <w:proofErr w:type="spellEnd"/>
           </w:p>
         </w:tc>
         <w:tc>
@@ -4629,6 +5997,7 @@
                 <w:color w:val="FFFFFF" w:themeColor="background1"/>
               </w:rPr>
             </w:pPr>
+            <w:proofErr w:type="spellStart"/>
             <w:r>
               <w:rPr>
                 <w:b/>
@@ -4637,6 +6006,7 @@
               </w:rPr>
               <w:t>Request</w:t>
             </w:r>
+            <w:proofErr w:type="spellEnd"/>
           </w:p>
         </w:tc>
         <w:tc>
@@ -4847,17 +6217,41 @@
           </w:p>
           <w:p>
             <w:r>
-              <w:t>  "idRol": 2,</w:t>
+              <w:t>  "</w:t>
+            </w:r>
+            <w:proofErr w:type="spellStart"/>
+            <w:r>
+              <w:t>idRol</w:t>
+            </w:r>
+            <w:proofErr w:type="spellEnd"/>
+            <w:r>
+              <w:t>": 2,</w:t>
             </w:r>
           </w:p>
           <w:p>
             <w:r>
-              <w:t>  "idTipoUsuario": 1,</w:t>
+              <w:t>  "</w:t>
+            </w:r>
+            <w:proofErr w:type="spellStart"/>
+            <w:r>
+              <w:t>idTipoUsuario</w:t>
+            </w:r>
+            <w:proofErr w:type="spellEnd"/>
+            <w:r>
+              <w:t>": 1,</w:t>
             </w:r>
           </w:p>
           <w:p>
             <w:r>
-              <w:t>  "idProgramaEducativo": 1,</w:t>
+              <w:t>  "</w:t>
+            </w:r>
+            <w:proofErr w:type="spellStart"/>
+            <w:r>
+              <w:t>idProgramaEducativo</w:t>
+            </w:r>
+            <w:proofErr w:type="spellEnd"/>
+            <w:r>
+              <w:t>": 1,</w:t>
             </w:r>
           </w:p>
           <w:p>
@@ -4991,7 +6385,15 @@
           </w:p>
           <w:p>
             <w:r>
-              <w:t>{idUsuario}</w:t>
+              <w:t>{</w:t>
+            </w:r>
+            <w:proofErr w:type="spellStart"/>
+            <w:r>
+              <w:t>idUsuario</w:t>
+            </w:r>
+            <w:proofErr w:type="spellEnd"/>
+            <w:r>
+              <w:t>}</w:t>
             </w:r>
           </w:p>
         </w:tc>
@@ -5001,8 +6403,13 @@
           </w:tcPr>
           <w:p>
             <w:r>
-              <w:t>Permite editar la información de un usuario existente. Se manda el id del usuario en la URL y los datos nuevos en el body</w:t>
-            </w:r>
+              <w:t xml:space="preserve">Permite editar la información de un usuario existente. Se manda el id del usuario en la URL y los datos nuevos en el </w:t>
+            </w:r>
+            <w:proofErr w:type="spellStart"/>
+            <w:r>
+              <w:t>body</w:t>
+            </w:r>
+            <w:proofErr w:type="spellEnd"/>
           </w:p>
         </w:tc>
         <w:tc>
@@ -5022,17 +6429,41 @@
           </w:p>
           <w:p>
             <w:r>
-              <w:t>  "idRol": 2,</w:t>
+              <w:t>  "</w:t>
+            </w:r>
+            <w:proofErr w:type="spellStart"/>
+            <w:r>
+              <w:t>idRol</w:t>
+            </w:r>
+            <w:proofErr w:type="spellEnd"/>
+            <w:r>
+              <w:t>": 2,</w:t>
             </w:r>
           </w:p>
           <w:p>
             <w:r>
-              <w:t>  "idTipoUsuario": 1,</w:t>
+              <w:t>  "</w:t>
+            </w:r>
+            <w:proofErr w:type="spellStart"/>
+            <w:r>
+              <w:t>idTipoUsuario</w:t>
+            </w:r>
+            <w:proofErr w:type="spellEnd"/>
+            <w:r>
+              <w:t>": 1,</w:t>
             </w:r>
           </w:p>
           <w:p>
             <w:r>
-              <w:t>  "idProgramaEducativo": 1,</w:t>
+              <w:t>  "</w:t>
+            </w:r>
+            <w:proofErr w:type="spellStart"/>
+            <w:r>
+              <w:t>idProgramaEducativo</w:t>
+            </w:r>
+            <w:proofErr w:type="spellEnd"/>
+            <w:r>
+              <w:t>": 1,</w:t>
             </w:r>
           </w:p>
           <w:p>
@@ -5042,12 +6473,28 @@
           </w:p>
           <w:p>
             <w:r>
-              <w:t>  "apellidoPaterno": "Andrade",</w:t>
+              <w:t>  "</w:t>
+            </w:r>
+            <w:proofErr w:type="spellStart"/>
+            <w:r>
+              <w:t>apellidoPaterno</w:t>
+            </w:r>
+            <w:proofErr w:type="spellEnd"/>
+            <w:r>
+              <w:t>": "Andrade",</w:t>
             </w:r>
           </w:p>
           <w:p>
             <w:r>
-              <w:t>  "apellidoMaterno": "Merino",</w:t>
+              <w:t>  "</w:t>
+            </w:r>
+            <w:proofErr w:type="spellStart"/>
+            <w:r>
+              <w:t>apellidoMaterno</w:t>
+            </w:r>
+            <w:proofErr w:type="spellEnd"/>
+            <w:r>
+              <w:t>": "Merino",</w:t>
             </w:r>
           </w:p>
           <w:p>
@@ -5098,12 +6545,28 @@
           </w:tcPr>
           <w:p>
             <w:r>
-              <w:t>/usuarios/verPerfil/</w:t>
+              <w:t>/usuarios/</w:t>
+            </w:r>
+            <w:proofErr w:type="spellStart"/>
+            <w:r>
+              <w:t>verPerfil</w:t>
+            </w:r>
+            <w:proofErr w:type="spellEnd"/>
+            <w:r>
+              <w:t>/</w:t>
             </w:r>
           </w:p>
           <w:p>
             <w:r>
-              <w:t>{idUsuario}</w:t>
+              <w:t>{</w:t>
+            </w:r>
+            <w:proofErr w:type="spellStart"/>
+            <w:r>
+              <w:t>idUsuario</w:t>
+            </w:r>
+            <w:proofErr w:type="spellEnd"/>
+            <w:r>
+              <w:t>}</w:t>
             </w:r>
           </w:p>
         </w:tc>
@@ -5113,7 +6576,15 @@
           </w:tcPr>
           <w:p>
             <w:r>
-              <w:t>Permite consultar la información completa de un usuario usando su idUsuario.</w:t>
+              <w:t xml:space="preserve">Permite consultar la información completa de un usuario usando su </w:t>
+            </w:r>
+            <w:proofErr w:type="spellStart"/>
+            <w:r>
+              <w:t>idUsuario</w:t>
+            </w:r>
+            <w:proofErr w:type="spellEnd"/>
+            <w:r>
+              <w:t>.</w:t>
             </w:r>
           </w:p>
         </w:tc>
@@ -5129,7 +6600,15 @@
           </w:tcPr>
           <w:p>
             <w:r>
-              <w:t>Sin body, solo el IdUsuario en la URL</w:t>
+              <w:t xml:space="preserve">Sin </w:t>
+            </w:r>
+            <w:proofErr w:type="spellStart"/>
+            <w:r>
+              <w:t>body</w:t>
+            </w:r>
+            <w:proofErr w:type="spellEnd"/>
+            <w:r>
+              <w:t>, solo el IdUsuario en la URL</w:t>
             </w:r>
           </w:p>
           <w:p/>
@@ -5138,7 +6617,15 @@
               <w:t xml:space="preserve">Ejemplo: </w:t>
             </w:r>
             <w:r>
-              <w:t>/usuarios/verPerfil/</w:t>
+              <w:t>/usuarios/</w:t>
+            </w:r>
+            <w:proofErr w:type="spellStart"/>
+            <w:r>
+              <w:t>verPerfil</w:t>
+            </w:r>
+            <w:proofErr w:type="spellEnd"/>
+            <w:r>
+              <w:t>/</w:t>
             </w:r>
           </w:p>
         </w:tc>
@@ -5153,7 +6640,15 @@
           </w:p>
           <w:p>
             <w:r>
-              <w:t>    "idUsuario": 4,</w:t>
+              <w:t>    "</w:t>
+            </w:r>
+            <w:proofErr w:type="spellStart"/>
+            <w:r>
+              <w:t>idUsuario</w:t>
+            </w:r>
+            <w:proofErr w:type="spellEnd"/>
+            <w:r>
+              <w:t>": 4,</w:t>
             </w:r>
           </w:p>
           <w:p>
@@ -5168,27 +6663,83 @@
           </w:p>
           <w:p>
             <w:r>
-              <w:t>    "apellidoPaterno": "Ramirez",</w:t>
+              <w:t>    "</w:t>
+            </w:r>
+            <w:proofErr w:type="spellStart"/>
+            <w:r>
+              <w:t>apellidoPaterno</w:t>
+            </w:r>
+            <w:proofErr w:type="spellEnd"/>
+            <w:r>
+              <w:t>": "</w:t>
+            </w:r>
+            <w:proofErr w:type="spellStart"/>
+            <w:r>
+              <w:t>Ramirez</w:t>
+            </w:r>
+            <w:proofErr w:type="spellEnd"/>
+            <w:r>
+              <w:t>",</w:t>
             </w:r>
           </w:p>
           <w:p>
             <w:r>
-              <w:t>    "apellidoMaterno": "Lopez",</w:t>
+              <w:t>    "</w:t>
+            </w:r>
+            <w:proofErr w:type="spellStart"/>
+            <w:r>
+              <w:t>apellidoMaterno</w:t>
+            </w:r>
+            <w:proofErr w:type="spellEnd"/>
+            <w:r>
+              <w:t>": "</w:t>
+            </w:r>
+            <w:proofErr w:type="spellStart"/>
+            <w:r>
+              <w:t>Lopez</w:t>
+            </w:r>
+            <w:proofErr w:type="spellEnd"/>
+            <w:r>
+              <w:t>",</w:t>
             </w:r>
           </w:p>
           <w:p>
             <w:r>
-              <w:t>    "tipoUsuario": 3,</w:t>
+              <w:t>    "</w:t>
+            </w:r>
+            <w:proofErr w:type="spellStart"/>
+            <w:r>
+              <w:t>tipoUsuario</w:t>
+            </w:r>
+            <w:proofErr w:type="spellEnd"/>
+            <w:r>
+              <w:t>": 3,</w:t>
             </w:r>
           </w:p>
           <w:p>
             <w:r>
-              <w:t>    "programaEducativo": 5,</w:t>
+              <w:t>    "</w:t>
+            </w:r>
+            <w:proofErr w:type="spellStart"/>
+            <w:r>
+              <w:t>programaEducativo</w:t>
+            </w:r>
+            <w:proofErr w:type="spellEnd"/>
+            <w:r>
+              <w:t>": 5,</w:t>
             </w:r>
           </w:p>
           <w:p>
             <w:r>
-              <w:t>    "usuario": "Changolokoyosoy",</w:t>
+              <w:t>    "usuario": "</w:t>
+            </w:r>
+            <w:proofErr w:type="spellStart"/>
+            <w:r>
+              <w:t>Changolokoyosoy</w:t>
+            </w:r>
+            <w:proofErr w:type="spellEnd"/>
+            <w:r>
+              <w:t>",</w:t>
             </w:r>
           </w:p>
           <w:p>
@@ -5218,18 +6769,43 @@
           </w:p>
           <w:p>
             <w:r>
-              <w:t>    "claveUsuario": "PRU-125",</w:t>
+              <w:t>    "</w:t>
+            </w:r>
+            <w:proofErr w:type="spellStart"/>
+            <w:r>
+              <w:t>claveUsuario</w:t>
+            </w:r>
+            <w:proofErr w:type="spellEnd"/>
+            <w:r>
+              <w:t>": "PRU-125",</w:t>
             </w:r>
           </w:p>
           <w:p>
             <w:r>
-              <w:t>    "tiempoCreacion": "2026-06-12T06:13:47.476322",</w:t>
+              <w:t>    "</w:t>
+            </w:r>
+            <w:proofErr w:type="spellStart"/>
+            <w:r>
+              <w:t>tiempoCreacion</w:t>
+            </w:r>
+            <w:proofErr w:type="spellEnd"/>
+            <w:r>
+              <w:t>": "2026-06-12T06:13:47.476322",</w:t>
             </w:r>
           </w:p>
           <w:p>
             <w:r>
-              <w:t xml:space="preserve">    "tiempoActualizacion": </w:t>
-            </w:r>
+              <w:t>    "</w:t>
+            </w:r>
+            <w:proofErr w:type="spellStart"/>
+            <w:r>
+              <w:t>tiempoActualizacion</w:t>
+            </w:r>
+            <w:proofErr w:type="spellEnd"/>
+            <w:r>
+              <w:t xml:space="preserve">": </w:t>
+            </w:r>
+            <w:proofErr w:type="spellStart"/>
             <w:r>
               <w:rPr>
                 <w:b/>
@@ -5237,6 +6813,7 @@
               </w:rPr>
               <w:t>null</w:t>
             </w:r>
+            <w:proofErr w:type="spellEnd"/>
           </w:p>
           <w:p>
             <w:r>
@@ -5267,12 +6844,36 @@
           </w:tcPr>
           <w:p>
             <w:r>
-              <w:t>/usuarios/actualizarEstatus/</w:t>
+              <w:t>/usuarios/</w:t>
+            </w:r>
+            <w:proofErr w:type="spellStart"/>
+            <w:r>
+              <w:t>actualizarEstatus</w:t>
+            </w:r>
+            <w:proofErr w:type="spellEnd"/>
+            <w:r>
+              <w:t>/</w:t>
             </w:r>
           </w:p>
           <w:p>
             <w:r>
-              <w:t>{idUsuario}/{idRol}</w:t>
+              <w:t>{</w:t>
+            </w:r>
+            <w:proofErr w:type="spellStart"/>
+            <w:r>
+              <w:t>idUsuario</w:t>
+            </w:r>
+            <w:proofErr w:type="spellEnd"/>
+            <w:r>
+              <w:t>}/{</w:t>
+            </w:r>
+            <w:proofErr w:type="spellStart"/>
+            <w:r>
+              <w:t>idRol</w:t>
+            </w:r>
+            <w:proofErr w:type="spellEnd"/>
+            <w:r>
+              <w:t>}</w:t>
             </w:r>
           </w:p>
         </w:tc>
@@ -5298,7 +6899,23 @@
           </w:tcPr>
           <w:p>
             <w:r>
-              <w:t>Sin body, solo IdUsuario e idRol en la URL</w:t>
+              <w:t xml:space="preserve">Sin </w:t>
+            </w:r>
+            <w:proofErr w:type="spellStart"/>
+            <w:r>
+              <w:t>body</w:t>
+            </w:r>
+            <w:proofErr w:type="spellEnd"/>
+            <w:r>
+              <w:t xml:space="preserve">, solo IdUsuario e </w:t>
+            </w:r>
+            <w:proofErr w:type="spellStart"/>
+            <w:r>
+              <w:t>idRol</w:t>
+            </w:r>
+            <w:proofErr w:type="spellEnd"/>
+            <w:r>
+              <w:t xml:space="preserve"> en la URL</w:t>
             </w:r>
           </w:p>
         </w:tc>
@@ -5415,7 +7032,15 @@
           </w:tcPr>
           <w:p>
             <w:r>
-              <w:t>/parking/entrada</w:t>
+              <w:t>/</w:t>
+            </w:r>
+            <w:proofErr w:type="gramStart"/>
+            <w:r>
+              <w:t>parking</w:t>
+            </w:r>
+            <w:proofErr w:type="gramEnd"/>
+            <w:r>
+              <w:t>/entrada</w:t>
             </w:r>
           </w:p>
         </w:tc>
@@ -5454,7 +7079,15 @@
               <w:br/>
             </w:r>
             <w:r>
-              <w:t>"idUsuario": 2,</w:t>
+              <w:t>"</w:t>
+            </w:r>
+            <w:proofErr w:type="spellStart"/>
+            <w:r>
+              <w:t>idUsuario</w:t>
+            </w:r>
+            <w:proofErr w:type="spellEnd"/>
+            <w:r>
+              <w:t>": 2,</w:t>
             </w:r>
             <w:r>
               <w:br/>
@@ -5476,7 +7109,55 @@
           </w:tcPr>
           <w:p>
             <w:r>
-              <w:t>{"idMovimiento": 1,"tiempoEntrada": "2026-06-15T10:00:00.000","tiempoSalida": null,"espacioAsignado": 1,"tarifaHora": 15.0,"costoTotal": null,"horasCobradas": null}</w:t>
+              <w:t>{"</w:t>
+            </w:r>
+            <w:proofErr w:type="spellStart"/>
+            <w:r>
+              <w:t>idMovimiento</w:t>
+            </w:r>
+            <w:proofErr w:type="spellEnd"/>
+            <w:r>
+              <w:t xml:space="preserve">": 1,"tiempoEntrada": "2026-06-15T10:00:00.000","tiempoSalida": </w:t>
+            </w:r>
+            <w:proofErr w:type="spellStart"/>
+            <w:r>
+              <w:t>null</w:t>
+            </w:r>
+            <w:proofErr w:type="spellEnd"/>
+            <w:r>
+              <w:t>,"</w:t>
+            </w:r>
+            <w:proofErr w:type="spellStart"/>
+            <w:r>
+              <w:t>espacioAsignado</w:t>
+            </w:r>
+            <w:proofErr w:type="spellEnd"/>
+            <w:r>
+              <w:t xml:space="preserve">": 1,"tarifaHora": 15.0,"costoTotal": </w:t>
+            </w:r>
+            <w:proofErr w:type="spellStart"/>
+            <w:r>
+              <w:t>null</w:t>
+            </w:r>
+            <w:proofErr w:type="spellEnd"/>
+            <w:r>
+              <w:t>,"</w:t>
+            </w:r>
+            <w:proofErr w:type="spellStart"/>
+            <w:r>
+              <w:t>horasCobradas</w:t>
+            </w:r>
+            <w:proofErr w:type="spellEnd"/>
+            <w:r>
+              <w:t xml:space="preserve">": </w:t>
+            </w:r>
+            <w:proofErr w:type="spellStart"/>
+            <w:r>
+              <w:t>null</w:t>
+            </w:r>
+            <w:proofErr w:type="spellEnd"/>
+            <w:r>
+              <w:t>}</w:t>
             </w:r>
           </w:p>
         </w:tc>
@@ -5501,7 +7182,15 @@
           </w:tcPr>
           <w:p>
             <w:r>
-              <w:t>/parking/salida/{placa}</w:t>
+              <w:t>/</w:t>
+            </w:r>
+            <w:proofErr w:type="gramStart"/>
+            <w:r>
+              <w:t>parking</w:t>
+            </w:r>
+            <w:proofErr w:type="gramEnd"/>
+            <w:r>
+              <w:t>/salida/{placa}</w:t>
             </w:r>
           </w:p>
         </w:tc>
@@ -5534,12 +7223,28 @@
           </w:tcPr>
           <w:p>
             <w:r>
-              <w:t>No lleva body, pero si lleva la placa al final de la URL, por ejemplo:</w:t>
+              <w:t xml:space="preserve">No lleva </w:t>
+            </w:r>
+            <w:proofErr w:type="spellStart"/>
+            <w:r>
+              <w:t>body</w:t>
+            </w:r>
+            <w:proofErr w:type="spellEnd"/>
+            <w:r>
+              <w:t>, pero si lleva la placa al final de la URL, por ejemplo:</w:t>
             </w:r>
           </w:p>
           <w:p>
             <w:r>
-              <w:t>/parking/salida/</w:t>
+              <w:t>/</w:t>
+            </w:r>
+            <w:proofErr w:type="gramStart"/>
+            <w:r>
+              <w:t>parking</w:t>
+            </w:r>
+            <w:proofErr w:type="gramEnd"/>
+            <w:r>
+              <w:t>/salida/</w:t>
             </w:r>
             <w:r>
               <w:t>ABC1234</w:t>
@@ -5562,22 +7267,54 @@
           </w:p>
           <w:p>
             <w:r>
-              <w:t>"idMovimiento": 1,</w:t>
+              <w:t>"</w:t>
+            </w:r>
+            <w:proofErr w:type="spellStart"/>
+            <w:r>
+              <w:t>idMovimiento</w:t>
+            </w:r>
+            <w:proofErr w:type="spellEnd"/>
+            <w:r>
+              <w:t>": 1,</w:t>
             </w:r>
           </w:p>
           <w:p>
             <w:r>
-              <w:t>"tiempoEntrada": "2026-06-15T10:00:00.000",</w:t>
+              <w:t>"</w:t>
+            </w:r>
+            <w:proofErr w:type="spellStart"/>
+            <w:r>
+              <w:t>tiempoEntrada</w:t>
+            </w:r>
+            <w:proofErr w:type="spellEnd"/>
+            <w:r>
+              <w:t>": "2026-06-15T10:00:00.000",</w:t>
             </w:r>
           </w:p>
           <w:p>
             <w:r>
-              <w:t>"tiempoSalida": "2026-06-15T12:30:00.000",</w:t>
+              <w:t>"</w:t>
+            </w:r>
+            <w:proofErr w:type="spellStart"/>
+            <w:r>
+              <w:t>tiempoSalida</w:t>
+            </w:r>
+            <w:proofErr w:type="spellEnd"/>
+            <w:r>
+              <w:t>": "2026-06-15T12:30:00.000",</w:t>
             </w:r>
           </w:p>
           <w:p>
             <w:r>
-              <w:t>"espacioAsignado":</w:t>
+              <w:t>"</w:t>
+            </w:r>
+            <w:proofErr w:type="spellStart"/>
+            <w:r>
+              <w:t>espacioAsignado</w:t>
+            </w:r>
+            <w:proofErr w:type="spellEnd"/>
+            <w:r>
+              <w:t>":</w:t>
             </w:r>
             <w:r>
               <w:t xml:space="preserve"> </w:t>
@@ -5588,17 +7325,41 @@
           </w:p>
           <w:p>
             <w:r>
-              <w:t>"tarifaHora": 15.0,</w:t>
+              <w:t>"</w:t>
+            </w:r>
+            <w:proofErr w:type="spellStart"/>
+            <w:r>
+              <w:t>tarifaHora</w:t>
+            </w:r>
+            <w:proofErr w:type="spellEnd"/>
+            <w:r>
+              <w:t>": 15.0,</w:t>
             </w:r>
           </w:p>
           <w:p>
             <w:r>
-              <w:t>"costoTotal": 37.5,</w:t>
+              <w:t>"</w:t>
+            </w:r>
+            <w:proofErr w:type="spellStart"/>
+            <w:r>
+              <w:t>costoTotal</w:t>
+            </w:r>
+            <w:proofErr w:type="spellEnd"/>
+            <w:r>
+              <w:t>": 37.5,</w:t>
             </w:r>
           </w:p>
           <w:p>
             <w:r>
-              <w:t>"horasCobradas": 2</w:t>
+              <w:t>"</w:t>
+            </w:r>
+            <w:proofErr w:type="spellStart"/>
+            <w:r>
+              <w:t>horasCobradas</w:t>
+            </w:r>
+            <w:proofErr w:type="spellEnd"/>
+            <w:r>
+              <w:t>": 2</w:t>
             </w:r>
           </w:p>
           <w:p>
@@ -5628,7 +7389,15 @@
           </w:tcPr>
           <w:p>
             <w:r>
-              <w:t>/parking/espacios</w:t>
+              <w:t>/</w:t>
+            </w:r>
+            <w:proofErr w:type="gramStart"/>
+            <w:r>
+              <w:t>parking</w:t>
+            </w:r>
+            <w:proofErr w:type="gramEnd"/>
+            <w:r>
+              <w:t>/espacios</w:t>
             </w:r>
           </w:p>
         </w:tc>
@@ -5661,8 +7430,13 @@
           </w:tcPr>
           <w:p>
             <w:r>
-              <w:t>Sin body</w:t>
-            </w:r>
+              <w:t xml:space="preserve">Sin </w:t>
+            </w:r>
+            <w:proofErr w:type="spellStart"/>
+            <w:r>
+              <w:t>body</w:t>
+            </w:r>
+            <w:proofErr w:type="spellEnd"/>
           </w:p>
         </w:tc>
         <w:tc>
@@ -5671,10 +7445,18 @@
           </w:tcPr>
           <w:p>
             <w:r>
-              <w:t>[1,2,3,4</w:t>
-            </w:r>
-            <w:r>
-              <w:t>,…,49, 50</w:t>
+              <w:t>[1,2,</w:t>
+            </w:r>
+            <w:proofErr w:type="gramStart"/>
+            <w:r>
+              <w:t>3,4</w:t>
+            </w:r>
+            <w:r>
+              <w:t>,…</w:t>
+            </w:r>
+            <w:proofErr w:type="gramEnd"/>
+            <w:r>
+              <w:t>,49, 50</w:t>
             </w:r>
             <w:r>
               <w:t>]</w:t>
@@ -5728,6 +7510,7 @@
           <w:color w:val="002060"/>
           <w:sz w:val="24"/>
           <w:szCs w:val="24"/>
+          <w:u w:val="single"/>
         </w:rPr>
       </w:pPr>
       <w:bookmarkStart w:id="17" w:name="_Toc230192328"/>
@@ -5852,9 +7635,19 @@
           <w:sz w:val="24"/>
           <w:szCs w:val="24"/>
         </w:rPr>
-        <w:t>Pruebas de APIs</w:t>
+        <w:t xml:space="preserve">Pruebas de </w:t>
+      </w:r>
+      <w:proofErr w:type="spellStart"/>
+      <w:r>
+        <w:rPr>
+          <w:color w:val="002060"/>
+          <w:sz w:val="24"/>
+          <w:szCs w:val="24"/>
+        </w:rPr>
+        <w:t>APIs</w:t>
       </w:r>
       <w:bookmarkEnd w:id="21"/>
+      <w:proofErr w:type="spellEnd"/>
     </w:p>
     <w:p>
       <w:pPr>
@@ -6101,6 +7894,9 @@
     </w:p>
     <w:p>
       <w:r>
+        <w:rPr>
+          <w:noProof/>
+        </w:rPr>
         <w:lastRenderedPageBreak/>
         <w:drawing>
           <wp:inline distT="0" distB="0" distL="0" distR="0" wp14:anchorId="17E0F04E" wp14:editId="4579BDB8">
@@ -6146,6 +7942,9 @@
     </w:p>
     <w:p>
       <w:r>
+        <w:rPr>
+          <w:noProof/>
+        </w:rPr>
         <w:lastRenderedPageBreak/>
         <w:drawing>
           <wp:inline distT="0" distB="0" distL="0" distR="0" wp14:anchorId="4FE23743" wp14:editId="3F881B91">
@@ -6193,6 +7992,9 @@
     </w:p>
     <w:p>
       <w:r>
+        <w:rPr>
+          <w:noProof/>
+        </w:rPr>
         <w:lastRenderedPageBreak/>
         <w:drawing>
           <wp:inline distT="0" distB="0" distL="0" distR="0" wp14:anchorId="31497FA7" wp14:editId="30732CC2">
@@ -6238,6 +8040,9 @@
     </w:p>
     <w:p>
       <w:r>
+        <w:rPr>
+          <w:noProof/>
+        </w:rPr>
         <w:lastRenderedPageBreak/>
         <w:drawing>
           <wp:inline distT="0" distB="0" distL="0" distR="0" wp14:anchorId="0DE60921" wp14:editId="3DFE4D55">
@@ -6405,6 +8210,29 @@
         <w:t>Aprendizajes</w:t>
       </w:r>
       <w:bookmarkEnd w:id="27"/>
+    </w:p>
+    <w:p>
+      <w:r>
+        <w:t xml:space="preserve">Durante la realización de este proyecto aprendimos conceptos y habilidades fundamentales para nuestro perfil como ingenieros. En primer lugar, la elaboración de diagramas para representar toda nuestra arquitectura, cómo llegan, se tratan y envían tanto las peticiones como las respuestas en los servicios, y también saber representarla de forma gráfica. También aprendimos cómo es que la estructura de esta arquitectura facilita muchísimo tanto la codificación de las funciones que queremos realizar como la noción de cómo queremos que haya un flujo coherente para cada aspecto del negocio. A nivel de código, aprendimos aspectos fundamentales y rememoramos algunos otros, como el cómo solicitar una autenticación en una petición, cómo se trata dentro de nuestro servicio, aspectos como encriptar una contraseña con la herramienta </w:t>
+      </w:r>
+      <w:proofErr w:type="spellStart"/>
+      <w:r>
+        <w:t>Bcrypt</w:t>
+      </w:r>
+      <w:proofErr w:type="spellEnd"/>
+      <w:r>
+        <w:t xml:space="preserve"> y cómo pasamos de nuestro servicio a su base de datos.</w:t>
+      </w:r>
+    </w:p>
+    <w:p>
+      <w:r>
+        <w:t>En general, esto fue un vaivén tanto de aprendizajes viejos como nuevos. Tener el pensamiento de que sí hay cosas que sabemos, pero que podemos seguir aprendiendo e investigando, nos deja un grato sabor de boca.</w:t>
+      </w:r>
+    </w:p>
+    <w:p>
+      <w:r>
+        <w:t xml:space="preserve"> </w:t>
+      </w:r>
     </w:p>
     <w:p>
       <w:pPr>

--- a/Documentos iniciales/Proyecto_Final_Doc_EquipoX.docx
+++ b/Documentos iniciales/Proyecto_Final_Doc_EquipoX.docx
@@ -3827,15 +3827,7 @@
       </w:r>
       <w:proofErr w:type="spellEnd"/>
       <w:r>
-        <w:t xml:space="preserve"> base de </w:t>
-      </w:r>
-      <w:proofErr w:type="gramStart"/>
-      <w:r>
-        <w:t>datos ,</w:t>
-      </w:r>
-      <w:proofErr w:type="gramEnd"/>
-      <w:r>
-        <w:t xml:space="preserve"> el </w:t>
+        <w:t xml:space="preserve"> base de datos , el </w:t>
       </w:r>
       <w:r>
         <w:t>sistema revisa si el id del programa educativo, el id del rol y el id del tipo de usuario existen realmente en sus tablas correspondientes</w:t>
@@ -4193,18 +4185,10 @@
         <w:t xml:space="preserve">Luego se revisa que el correo no esté repetido. Aquí hay una validación importante: si el correo ya existe, pero pertenece al mismo usuario que </w:t>
       </w:r>
       <w:r>
-        <w:t xml:space="preserve">está siendo </w:t>
-      </w:r>
-      <w:proofErr w:type="gramStart"/>
-      <w:r>
-        <w:t>e</w:t>
-      </w:r>
-      <w:r>
-        <w:t>ditando</w:t>
-      </w:r>
-      <w:proofErr w:type="gramEnd"/>
-      <w:r>
-        <w:t>, no hay problema. Pero si el correo pertenece a otro usuario, entonces se detiene la operación y se avisa que el correo electrónico ya está registrado.</w:t>
+        <w:t>está siendo e</w:t>
+      </w:r>
+      <w:r>
+        <w:t>ditando, no hay problema. Pero si el correo pertenece a otro usuario, entonces se detiene la operación y se avisa que el correo electrónico ya está registrado.</w:t>
       </w:r>
     </w:p>
     <w:p>
@@ -4953,15 +4937,7 @@
         </w:numPr>
       </w:pPr>
       <w:r>
-        <w:t>Registrar Entrada: POST /</w:t>
-      </w:r>
-      <w:proofErr w:type="gramStart"/>
-      <w:r>
-        <w:t>parking</w:t>
-      </w:r>
-      <w:proofErr w:type="gramEnd"/>
-      <w:r>
-        <w:t>/entrada</w:t>
+        <w:t>Registrar Entrada: POST /parking/entrada</w:t>
       </w:r>
     </w:p>
     <w:p>
@@ -4972,15 +4948,7 @@
         </w:numPr>
       </w:pPr>
       <w:r>
-        <w:t>Registrar Salida y Cobrar: POST /</w:t>
-      </w:r>
-      <w:proofErr w:type="gramStart"/>
-      <w:r>
-        <w:t>parking</w:t>
-      </w:r>
-      <w:proofErr w:type="gramEnd"/>
-      <w:r>
-        <w:t>/salida/{placa}</w:t>
+        <w:t>Registrar Salida y Cobrar: POST /parking/salida/{placa}</w:t>
       </w:r>
     </w:p>
     <w:p>
@@ -4991,15 +4959,7 @@
         </w:numPr>
       </w:pPr>
       <w:r>
-        <w:t>Consultar espacios disponibles: GET /</w:t>
-      </w:r>
-      <w:proofErr w:type="gramStart"/>
-      <w:r>
-        <w:t>parking</w:t>
-      </w:r>
-      <w:proofErr w:type="gramEnd"/>
-      <w:r>
-        <w:t>/espacios</w:t>
+        <w:t>Consultar espacios disponibles: GET /parking/espacios</w:t>
       </w:r>
     </w:p>
     <w:p>
@@ -5057,15 +5017,7 @@
       </w:r>
       <w:proofErr w:type="spellEnd"/>
       <w:r>
-        <w:t xml:space="preserve"> POST /</w:t>
-      </w:r>
-      <w:proofErr w:type="gramStart"/>
-      <w:r>
-        <w:t>parking</w:t>
-      </w:r>
-      <w:proofErr w:type="gramEnd"/>
-      <w:r>
-        <w:t xml:space="preserve">/entrada. Esta petición debe traer el token en el </w:t>
+        <w:t xml:space="preserve"> POST /parking/entrada. Esta petición debe traer el token en el </w:t>
       </w:r>
       <w:proofErr w:type="spellStart"/>
       <w:r>
@@ -5158,15 +5110,7 @@
     </w:p>
     <w:p>
       <w:r>
-        <w:t xml:space="preserve">Si todo está correcto, el sistema trae las tarifas desde la tabla de configuración. Luego, crea un objeto de tipo </w:t>
-      </w:r>
-      <w:proofErr w:type="gramStart"/>
-      <w:r>
-        <w:t>Ticket</w:t>
-      </w:r>
-      <w:proofErr w:type="gramEnd"/>
-      <w:r>
-        <w:t xml:space="preserve"> y le asigna el usuario, la placa, el cajón disponible, la tarifa por hora y el tiempo exacto de entrada con la fecha y hora actual.</w:t>
+        <w:t>Si todo está correcto, el sistema trae las tarifas desde la tabla de configuración. Luego, crea un objeto de tipo Ticket y le asigna el usuario, la placa, el cajón disponible, la tarifa por hora y el tiempo exacto de entrada con la fecha y hora actual.</w:t>
       </w:r>
     </w:p>
     <w:p>
@@ -5179,15 +5123,7 @@
       </w:r>
       <w:proofErr w:type="spellEnd"/>
       <w:r>
-        <w:t xml:space="preserve">. Ahí se hace un INSERT en la tabla </w:t>
-      </w:r>
-      <w:proofErr w:type="gramStart"/>
-      <w:r>
-        <w:t>ticket</w:t>
-      </w:r>
-      <w:proofErr w:type="gramEnd"/>
-      <w:r>
-        <w:t xml:space="preserve"> y un UPDATE en la tabla </w:t>
+        <w:t xml:space="preserve">. Ahí se hace un INSERT en la tabla ticket y un UPDATE en la tabla </w:t>
       </w:r>
       <w:proofErr w:type="spellStart"/>
       <w:r>
@@ -5306,41 +5242,17 @@
       </w:r>
       <w:proofErr w:type="spellEnd"/>
       <w:r>
-        <w:t xml:space="preserve">, lo primero que se hace es buscar en la base de datos si existe un </w:t>
-      </w:r>
-      <w:proofErr w:type="gramStart"/>
-      <w:r>
-        <w:t>ticket</w:t>
-      </w:r>
-      <w:proofErr w:type="gramEnd"/>
-      <w:r>
-        <w:t xml:space="preserve"> abierto (con estatus de "adentro") que corresponda a esa placa. Si el auto no se encuentra adentro, se devuelve un mensaje de error diciendo que no se encontró el vehículo.</w:t>
-      </w:r>
-    </w:p>
-    <w:p>
-      <w:r>
-        <w:t xml:space="preserve">Si el </w:t>
-      </w:r>
-      <w:proofErr w:type="gramStart"/>
-      <w:r>
-        <w:t>ticket</w:t>
-      </w:r>
-      <w:proofErr w:type="gramEnd"/>
-      <w:r>
-        <w:t xml:space="preserve"> existe, se captura la fecha y hora actual como el tiempo de salida. En este punto, se utiliza matemática pura de Java para calcular el tiempo transcurrido. Se obtiene la diferencia exacta entre la hora de entrada y la de salida en minutos totales. Para hacer el cobro de forma precisa, esos minutos se dividen para obtener las horas completas cobradas, y usando el módulo (el residuo de la división) se obtienen los minutos extra. Después, se trae la configuración de la base de datos y se multiplican las horas y los minutos por sus respectivas tarifas para obtener el costo total.</w:t>
-      </w:r>
-    </w:p>
-    <w:p>
-      <w:r>
-        <w:t xml:space="preserve">Con todos los cálculos hechos, se actualiza el objeto </w:t>
-      </w:r>
-      <w:proofErr w:type="gramStart"/>
-      <w:r>
-        <w:t>Ticket</w:t>
-      </w:r>
-      <w:proofErr w:type="gramEnd"/>
-      <w:r>
-        <w:t xml:space="preserve"> original poniéndole la hora de salida, el tiempo total, las horas cobradas y el costo total. Luego, se llama al </w:t>
+        <w:t>, lo primero que se hace es buscar en la base de datos si existe un ticket abierto (con estatus de "adentro") que corresponda a esa placa. Si el auto no se encuentra adentro, se devuelve un mensaje de error diciendo que no se encontró el vehículo.</w:t>
+      </w:r>
+    </w:p>
+    <w:p>
+      <w:r>
+        <w:t>Si el ticket existe, se captura la fecha y hora actual como el tiempo de salida. En este punto, se utiliza matemática pura de Java para calcular el tiempo transcurrido. Se obtiene la diferencia exacta entre la hora de entrada y la de salida en minutos totales. Para hacer el cobro de forma precisa, esos minutos se dividen para obtener las horas completas cobradas, y usando el módulo (el residuo de la división) se obtienen los minutos extra. Después, se trae la configuración de la base de datos y se multiplican las horas y los minutos por sus respectivas tarifas para obtener el costo total.</w:t>
+      </w:r>
+    </w:p>
+    <w:p>
+      <w:r>
+        <w:t xml:space="preserve">Con todos los cálculos hechos, se actualiza el objeto Ticket original poniéndole la hora de salida, el tiempo total, las horas cobradas y el costo total. Luego, se llama al </w:t>
       </w:r>
       <w:proofErr w:type="spellStart"/>
       <w:r>
@@ -5348,15 +5260,7 @@
       </w:r>
       <w:proofErr w:type="spellEnd"/>
       <w:r>
-        <w:t xml:space="preserve"> para hacer dos cosas: un UPDATE en la tabla </w:t>
-      </w:r>
-      <w:proofErr w:type="gramStart"/>
-      <w:r>
-        <w:t>ticket</w:t>
-      </w:r>
-      <w:proofErr w:type="gramEnd"/>
-      <w:r>
-        <w:t xml:space="preserve"> (cambiando su estatus a 0 para cerrarlo y guardando los costos) y un UPDATE en la tabla </w:t>
+        <w:t xml:space="preserve"> para hacer dos cosas: un UPDATE en la tabla ticket (cambiando su estatus a 0 para cerrarlo y guardando los costos) y un UPDATE en la tabla </w:t>
       </w:r>
       <w:proofErr w:type="spellStart"/>
       <w:r>
@@ -7032,15 +6936,7 @@
           </w:tcPr>
           <w:p>
             <w:r>
-              <w:t>/</w:t>
-            </w:r>
-            <w:proofErr w:type="gramStart"/>
-            <w:r>
-              <w:t>parking</w:t>
-            </w:r>
-            <w:proofErr w:type="gramEnd"/>
-            <w:r>
-              <w:t>/entrada</w:t>
+              <w:t>/parking/entrada</w:t>
             </w:r>
           </w:p>
         </w:tc>
@@ -7182,15 +7078,7 @@
           </w:tcPr>
           <w:p>
             <w:r>
-              <w:t>/</w:t>
-            </w:r>
-            <w:proofErr w:type="gramStart"/>
-            <w:r>
-              <w:t>parking</w:t>
-            </w:r>
-            <w:proofErr w:type="gramEnd"/>
-            <w:r>
-              <w:t>/salida/{placa}</w:t>
+              <w:t>/parking/salida/{placa}</w:t>
             </w:r>
           </w:p>
         </w:tc>
@@ -7236,15 +7124,7 @@
           </w:p>
           <w:p>
             <w:r>
-              <w:t>/</w:t>
-            </w:r>
-            <w:proofErr w:type="gramStart"/>
-            <w:r>
-              <w:t>parking</w:t>
-            </w:r>
-            <w:proofErr w:type="gramEnd"/>
-            <w:r>
-              <w:t>/salida/</w:t>
+              <w:t>/parking/salida/</w:t>
             </w:r>
             <w:r>
               <w:t>ABC1234</w:t>
@@ -7389,15 +7269,7 @@
           </w:tcPr>
           <w:p>
             <w:r>
-              <w:t>/</w:t>
-            </w:r>
-            <w:proofErr w:type="gramStart"/>
-            <w:r>
-              <w:t>parking</w:t>
-            </w:r>
-            <w:proofErr w:type="gramEnd"/>
-            <w:r>
-              <w:t>/espacios</w:t>
+              <w:t>/parking/espacios</w:t>
             </w:r>
           </w:p>
         </w:tc>
@@ -7445,18 +7317,10 @@
           </w:tcPr>
           <w:p>
             <w:r>
-              <w:t>[1,2,</w:t>
-            </w:r>
-            <w:proofErr w:type="gramStart"/>
-            <w:r>
-              <w:t>3,4</w:t>
-            </w:r>
-            <w:r>
-              <w:t>,…</w:t>
-            </w:r>
-            <w:proofErr w:type="gramEnd"/>
-            <w:r>
-              <w:t>,49, 50</w:t>
+              <w:t>[1,2,3,4</w:t>
+            </w:r>
+            <w:r>
+              <w:t>,…,49, 50</w:t>
             </w:r>
             <w:r>
               <w:t>]</w:t>
@@ -7510,7 +7374,6 @@
           <w:color w:val="002060"/>
           <w:sz w:val="24"/>
           <w:szCs w:val="24"/>
-          <w:u w:val="single"/>
         </w:rPr>
       </w:pPr>
       <w:bookmarkStart w:id="17" w:name="_Toc230192328"/>
@@ -7533,6 +7396,431 @@
       <w:bookmarkEnd w:id="17"/>
     </w:p>
     <w:p>
+      <w:r>
+        <w:t xml:space="preserve">El proyecto fue desarrollado </w:t>
+      </w:r>
+      <w:r>
+        <w:t>en lenguaje</w:t>
+      </w:r>
+      <w:r>
+        <w:t xml:space="preserve"> Java</w:t>
+      </w:r>
+      <w:r>
+        <w:t xml:space="preserve">, que fue el </w:t>
+      </w:r>
+      <w:r>
+        <w:t xml:space="preserve">principal </w:t>
+      </w:r>
+      <w:r>
+        <w:t xml:space="preserve">para </w:t>
+      </w:r>
+      <w:r>
+        <w:t>todos los microservicios</w:t>
+      </w:r>
+      <w:r>
+        <w:t xml:space="preserve">, también utilizamos </w:t>
+      </w:r>
+      <w:r>
+        <w:t>Spring Boot para mantener una estructura parecida en todos los servicios</w:t>
+      </w:r>
+      <w:r>
+        <w:t xml:space="preserve"> y que fuera fácil la comunicación entre microservicios.</w:t>
+      </w:r>
+    </w:p>
+    <w:p>
+      <w:pPr>
+        <w:ind w:left="360"/>
+      </w:pPr>
+      <w:r>
+        <w:lastRenderedPageBreak/>
+        <w:t xml:space="preserve">Los microservicios desarrollados fueron </w:t>
+      </w:r>
+      <w:proofErr w:type="spellStart"/>
+      <w:r>
+        <w:t>AuthService</w:t>
+      </w:r>
+      <w:proofErr w:type="spellEnd"/>
+      <w:r>
+        <w:t xml:space="preserve">, </w:t>
+      </w:r>
+      <w:proofErr w:type="spellStart"/>
+      <w:r>
+        <w:t>UserService</w:t>
+      </w:r>
+      <w:proofErr w:type="spellEnd"/>
+      <w:r>
+        <w:t>, VehicleService y</w:t>
+      </w:r>
+      <w:r>
+        <w:t xml:space="preserve"> </w:t>
+      </w:r>
+      <w:proofErr w:type="spellStart"/>
+      <w:r>
+        <w:t>ParkingService</w:t>
+      </w:r>
+      <w:proofErr w:type="spellEnd"/>
+      <w:r>
+        <w:t xml:space="preserve">. </w:t>
+      </w:r>
+    </w:p>
+    <w:p>
+      <w:pPr>
+        <w:ind w:left="360"/>
+      </w:pPr>
+      <w:r>
+        <w:t xml:space="preserve">- </w:t>
+      </w:r>
+      <w:proofErr w:type="spellStart"/>
+      <w:r>
+        <w:t>AuthService</w:t>
+      </w:r>
+      <w:proofErr w:type="spellEnd"/>
+      <w:r>
+        <w:t xml:space="preserve"> se encarga de</w:t>
+      </w:r>
+      <w:r>
+        <w:t xml:space="preserve"> la generación de tokens validos e inicio de sesión de los usuarios.</w:t>
+      </w:r>
+    </w:p>
+    <w:p>
+      <w:pPr>
+        <w:pStyle w:val="Prrafodelista"/>
+        <w:numPr>
+          <w:ilvl w:val="0"/>
+          <w:numId w:val="38"/>
+        </w:numPr>
+      </w:pPr>
+      <w:proofErr w:type="spellStart"/>
+      <w:r>
+        <w:t>UserService</w:t>
+      </w:r>
+      <w:proofErr w:type="spellEnd"/>
+      <w:r>
+        <w:t xml:space="preserve"> </w:t>
+      </w:r>
+      <w:r>
+        <w:t>se encarga de operaciones con los usuarios, como su</w:t>
+      </w:r>
+      <w:r>
+        <w:t xml:space="preserve"> información</w:t>
+      </w:r>
+      <w:r>
+        <w:t>, estado y agregación.</w:t>
+      </w:r>
+    </w:p>
+    <w:p>
+      <w:pPr>
+        <w:pStyle w:val="Prrafodelista"/>
+        <w:numPr>
+          <w:ilvl w:val="0"/>
+          <w:numId w:val="38"/>
+        </w:numPr>
+      </w:pPr>
+      <w:r>
+        <w:t xml:space="preserve">VehicleService </w:t>
+      </w:r>
+      <w:r>
+        <w:t xml:space="preserve">Se encarga de </w:t>
+      </w:r>
+      <w:r>
+        <w:t xml:space="preserve">los vehículos </w:t>
+      </w:r>
+      <w:r>
+        <w:t>dentro del sistema</w:t>
+      </w:r>
+    </w:p>
+    <w:p>
+      <w:pPr>
+        <w:pStyle w:val="Prrafodelista"/>
+        <w:numPr>
+          <w:ilvl w:val="0"/>
+          <w:numId w:val="38"/>
+        </w:numPr>
+      </w:pPr>
+      <w:proofErr w:type="spellStart"/>
+      <w:r>
+        <w:t>ParkingService</w:t>
+      </w:r>
+      <w:proofErr w:type="spellEnd"/>
+      <w:r>
+        <w:t xml:space="preserve"> controla las entradas, salidas y espacios del estacionamiento.</w:t>
+      </w:r>
+    </w:p>
+    <w:p>
+      <w:r>
+        <w:t xml:space="preserve">Como </w:t>
+      </w:r>
+      <w:proofErr w:type="spellStart"/>
+      <w:r>
+        <w:t>framework</w:t>
+      </w:r>
+      <w:proofErr w:type="spellEnd"/>
+      <w:r>
+        <w:t xml:space="preserve"> principal</w:t>
+      </w:r>
+      <w:r>
+        <w:t xml:space="preserve"> usamos</w:t>
+      </w:r>
+      <w:r>
+        <w:t xml:space="preserve"> Spring Boot, ya que </w:t>
+      </w:r>
+      <w:r>
+        <w:t xml:space="preserve">por conocimiento previo, se nos facilitó crear un sistema </w:t>
+      </w:r>
+      <w:r>
+        <w:t xml:space="preserve">manera ordenada y </w:t>
+      </w:r>
+      <w:r>
+        <w:t>fácil al trabajar</w:t>
+      </w:r>
+      <w:r>
+        <w:t xml:space="preserve"> </w:t>
+      </w:r>
+      <w:r>
+        <w:t xml:space="preserve">con </w:t>
+      </w:r>
+      <w:proofErr w:type="spellStart"/>
+      <w:r>
+        <w:t>APIs</w:t>
+      </w:r>
+      <w:proofErr w:type="spellEnd"/>
+      <w:r>
+        <w:t xml:space="preserve"> REST. Dentro de cada microservicio se usaron controladores con @RestController, los cuales reciben las peticiones HTTP y las mandan a la capa </w:t>
+      </w:r>
+      <w:r>
+        <w:t xml:space="preserve">correspondiente </w:t>
+      </w:r>
+      <w:r>
+        <w:t>para aplicar la lógica</w:t>
+      </w:r>
+      <w:r>
+        <w:t xml:space="preserve"> de negocio</w:t>
+      </w:r>
+      <w:r>
+        <w:t>.</w:t>
+      </w:r>
+    </w:p>
+    <w:p>
+      <w:r>
+        <w:t xml:space="preserve">También se utilizó una arquitectura por capas, principalmente dividida en </w:t>
+      </w:r>
+      <w:proofErr w:type="spellStart"/>
+      <w:r>
+        <w:t>Controller</w:t>
+      </w:r>
+      <w:proofErr w:type="spellEnd"/>
+      <w:r>
+        <w:t xml:space="preserve">, Service y </w:t>
+      </w:r>
+      <w:proofErr w:type="spellStart"/>
+      <w:r>
+        <w:t>Repository</w:t>
+      </w:r>
+      <w:proofErr w:type="spellEnd"/>
+      <w:r>
+        <w:t xml:space="preserve">. La capa </w:t>
+      </w:r>
+      <w:proofErr w:type="spellStart"/>
+      <w:r>
+        <w:t>Controller</w:t>
+      </w:r>
+      <w:proofErr w:type="spellEnd"/>
+      <w:r>
+        <w:t xml:space="preserve"> recibe las peticiones, la capa Service contiene la lógica de negocio y la capa </w:t>
+      </w:r>
+      <w:proofErr w:type="spellStart"/>
+      <w:r>
+        <w:t>Repository</w:t>
+      </w:r>
+      <w:proofErr w:type="spellEnd"/>
+      <w:r>
+        <w:t xml:space="preserve"> se encarga de comunicarse con la base de datos.</w:t>
+      </w:r>
+    </w:p>
+    <w:p>
+      <w:r>
+        <w:t xml:space="preserve">Para la construcción y manejo de dependencias se utilizó Maven. Cada microservicio cuenta con su propio archivo pom.xml, donde se declaran Spring Web, </w:t>
+      </w:r>
+      <w:proofErr w:type="spellStart"/>
+      <w:r>
+        <w:t>MyBatis</w:t>
+      </w:r>
+      <w:proofErr w:type="spellEnd"/>
+      <w:r>
+        <w:t xml:space="preserve">, </w:t>
+      </w:r>
+      <w:r>
+        <w:t xml:space="preserve">las conexiones a la base de datos, </w:t>
+      </w:r>
+      <w:r>
+        <w:t>JWT</w:t>
+      </w:r>
+      <w:r>
+        <w:t xml:space="preserve">, </w:t>
+      </w:r>
+      <w:proofErr w:type="spellStart"/>
+      <w:r>
+        <w:t>Bcrypt</w:t>
+      </w:r>
+      <w:proofErr w:type="spellEnd"/>
+      <w:r>
+        <w:t xml:space="preserve"> y aparte </w:t>
+      </w:r>
+      <w:r>
+        <w:t xml:space="preserve">Maven </w:t>
+      </w:r>
+      <w:proofErr w:type="spellStart"/>
+      <w:r>
+        <w:t>Wrapper</w:t>
+      </w:r>
+      <w:proofErr w:type="spellEnd"/>
+      <w:r>
+        <w:t xml:space="preserve">, </w:t>
+      </w:r>
+      <w:r>
+        <w:t>para poder ejecutar comandos de Maven si hacer tanta configuración a cada equipo.</w:t>
+      </w:r>
+    </w:p>
+    <w:p>
+      <w:r>
+        <w:t xml:space="preserve">Para la persistencia de datos desde Java se utilizó </w:t>
+      </w:r>
+      <w:proofErr w:type="spellStart"/>
+      <w:r>
+        <w:t>MyBatis</w:t>
+      </w:r>
+      <w:proofErr w:type="spellEnd"/>
+      <w:r>
+        <w:t xml:space="preserve">. Esta herramienta </w:t>
+      </w:r>
+      <w:r>
+        <w:t xml:space="preserve">nos permite consultar a las bases de datos desde el repositorio y </w:t>
+      </w:r>
+      <w:r>
+        <w:t xml:space="preserve">permitió tener mayor control sobre las consultas </w:t>
+      </w:r>
+      <w:r>
+        <w:t>que hicimos a lo largo del proyecto</w:t>
+      </w:r>
+      <w:r>
+        <w:t>.</w:t>
+      </w:r>
+    </w:p>
+    <w:p>
+      <w:r>
+        <w:t xml:space="preserve">En cuanto a seguridad, se utilizó JWT para la autenticación y autorización de las peticiones. </w:t>
+      </w:r>
+      <w:proofErr w:type="spellStart"/>
+      <w:r>
+        <w:t>AuthService</w:t>
+      </w:r>
+      <w:proofErr w:type="spellEnd"/>
+      <w:r>
+        <w:t xml:space="preserve"> genera el token cuando el usuario inicia sesión</w:t>
+      </w:r>
+      <w:r>
+        <w:t xml:space="preserve"> con los datos correctos</w:t>
+      </w:r>
+      <w:r>
+        <w:t xml:space="preserve">, y los demás microservicios validan ese token antes de permitir ciertas operaciones. También se utilizó </w:t>
+      </w:r>
+      <w:proofErr w:type="spellStart"/>
+      <w:r>
+        <w:t>Bcrypt</w:t>
+      </w:r>
+      <w:proofErr w:type="spellEnd"/>
+      <w:r>
+        <w:t xml:space="preserve"> para cifrar las contraseñas antes de guardarlas en la base de datos</w:t>
+      </w:r>
+      <w:r>
+        <w:t xml:space="preserve"> para no guardarlas en texto plano</w:t>
+      </w:r>
+    </w:p>
+    <w:p>
+      <w:r>
+        <w:t xml:space="preserve">En </w:t>
+      </w:r>
+      <w:proofErr w:type="spellStart"/>
+      <w:r>
+        <w:t>ParkingService</w:t>
+      </w:r>
+      <w:proofErr w:type="spellEnd"/>
+      <w:r>
+        <w:t xml:space="preserve"> </w:t>
+      </w:r>
+      <w:r>
+        <w:t xml:space="preserve">utilizamos </w:t>
+      </w:r>
+      <w:proofErr w:type="spellStart"/>
+      <w:r>
+        <w:t>RestTemplate</w:t>
+      </w:r>
+      <w:proofErr w:type="spellEnd"/>
+      <w:r>
+        <w:t xml:space="preserve"> </w:t>
+      </w:r>
+      <w:r>
+        <w:t xml:space="preserve"> </w:t>
+      </w:r>
+      <w:r>
+        <w:t xml:space="preserve">para comunicarse con </w:t>
+      </w:r>
+      <w:r>
+        <w:t xml:space="preserve">los </w:t>
+      </w:r>
+      <w:r>
+        <w:t xml:space="preserve">otros microservicios. Esto se usa principalmente cuando se registra una entrada al estacionamiento, ya que </w:t>
+      </w:r>
+      <w:proofErr w:type="spellStart"/>
+      <w:r>
+        <w:t>ParkingService</w:t>
+      </w:r>
+      <w:proofErr w:type="spellEnd"/>
+      <w:r>
+        <w:t xml:space="preserve"> necesita validar que el usuario exista y esté activo en </w:t>
+      </w:r>
+      <w:proofErr w:type="spellStart"/>
+      <w:r>
+        <w:t>UserService</w:t>
+      </w:r>
+      <w:proofErr w:type="spellEnd"/>
+      <w:r>
+        <w:t>, además de validar que el vehículo exista y pertenezca al usuario en VehicleService.</w:t>
+      </w:r>
+    </w:p>
+    <w:p>
+      <w:r>
+        <w:t xml:space="preserve">Como herramientas de desarrollo y pruebas </w:t>
+      </w:r>
+      <w:r>
+        <w:t>usamos</w:t>
+      </w:r>
+      <w:r>
+        <w:t xml:space="preserve"> NetBeans y Postman. NetBeans fue el entorno </w:t>
+      </w:r>
+      <w:r>
+        <w:t xml:space="preserve">de desarrollo </w:t>
+      </w:r>
+      <w:r>
+        <w:t xml:space="preserve">usado para trabajar </w:t>
+      </w:r>
+      <w:r>
+        <w:t xml:space="preserve">con </w:t>
+      </w:r>
+      <w:r>
+        <w:t xml:space="preserve">los microservicios, mientras que Postman se usó para probar los </w:t>
+      </w:r>
+      <w:proofErr w:type="spellStart"/>
+      <w:r>
+        <w:t>endpoints</w:t>
+      </w:r>
+      <w:proofErr w:type="spellEnd"/>
+      <w:r>
+        <w:t>, enviar tokens en las peticiones y validar los casos exitosos y de error.</w:t>
+      </w:r>
+    </w:p>
+    <w:p/>
+    <w:p>
       <w:pPr>
         <w:pStyle w:val="Ttulo2"/>
         <w:ind w:left="-851"/>
@@ -7562,6 +7850,124 @@
       </w:r>
     </w:p>
     <w:p>
+      <w:r>
+        <w:t xml:space="preserve">Para </w:t>
+      </w:r>
+      <w:r>
+        <w:t xml:space="preserve">almacenar los datos se utilizaron </w:t>
+      </w:r>
+      <w:r>
+        <w:t>bases de datos separadas por dominio</w:t>
+      </w:r>
+      <w:r>
+        <w:t>, donde cada dominio controla y accede a su propia base de datos según se requiera</w:t>
+      </w:r>
+      <w:r>
+        <w:t xml:space="preserve">. </w:t>
+      </w:r>
+    </w:p>
+    <w:p>
+      <w:r>
+        <w:t xml:space="preserve">Para el dominio de usuarios se utilizó PostgreSQL. Esta base de datos se llama </w:t>
+      </w:r>
+      <w:proofErr w:type="spellStart"/>
+      <w:r>
+        <w:t>sicaeUsuario</w:t>
+      </w:r>
+      <w:proofErr w:type="spellEnd"/>
+      <w:r>
+        <w:t xml:space="preserve"> y contiene </w:t>
+      </w:r>
+      <w:r>
+        <w:t xml:space="preserve">las tablas de </w:t>
+      </w:r>
+      <w:r>
+        <w:t xml:space="preserve">usuarios, roles, tipos de usuario y programas educativos. Esta misma base es </w:t>
+      </w:r>
+      <w:r>
+        <w:lastRenderedPageBreak/>
+        <w:t xml:space="preserve">utilizada por </w:t>
+      </w:r>
+      <w:proofErr w:type="spellStart"/>
+      <w:r>
+        <w:t>AuthService</w:t>
+      </w:r>
+      <w:proofErr w:type="spellEnd"/>
+      <w:r>
+        <w:t xml:space="preserve"> para validar las credenciales del usuario y por </w:t>
+      </w:r>
+      <w:proofErr w:type="spellStart"/>
+      <w:r>
+        <w:t>UserService</w:t>
+      </w:r>
+      <w:proofErr w:type="spellEnd"/>
+      <w:r>
+        <w:t xml:space="preserve"> para registrar, editar, consultar y cambiar el estatus de los usuarios.</w:t>
+      </w:r>
+    </w:p>
+    <w:p>
+      <w:r>
+        <w:t xml:space="preserve">Para el dominio de vehículos se utilizó MySQL. Esta base de datos se llama </w:t>
+      </w:r>
+      <w:proofErr w:type="spellStart"/>
+      <w:r>
+        <w:t>sicaevehiculo</w:t>
+      </w:r>
+      <w:proofErr w:type="spellEnd"/>
+      <w:r>
+        <w:t xml:space="preserve"> y contiene </w:t>
+      </w:r>
+      <w:r>
+        <w:t xml:space="preserve">las tablas de </w:t>
+      </w:r>
+      <w:r>
+        <w:t>marca, modelo y vehículo</w:t>
+      </w:r>
+      <w:r>
+        <w:t xml:space="preserve">, </w:t>
+      </w:r>
+      <w:r>
+        <w:t xml:space="preserve">permitiendo registrar vehículos, editarlos, cambiar su estatus, consultarlos por usuario y validarlos cuando </w:t>
+      </w:r>
+      <w:proofErr w:type="spellStart"/>
+      <w:r>
+        <w:t>ParkingService</w:t>
+      </w:r>
+      <w:proofErr w:type="spellEnd"/>
+      <w:r>
+        <w:t xml:space="preserve"> lo necesita.</w:t>
+      </w:r>
+    </w:p>
+    <w:p>
+      <w:r>
+        <w:t xml:space="preserve">Para el dominio de estacionamiento también se utilizó MySQL, </w:t>
+      </w:r>
+      <w:r>
+        <w:t xml:space="preserve"> su base se llama </w:t>
+      </w:r>
+      <w:proofErr w:type="spellStart"/>
+      <w:r>
+        <w:t>sicaeparking</w:t>
+      </w:r>
+      <w:proofErr w:type="spellEnd"/>
+      <w:r>
+        <w:t xml:space="preserve">. Esta base </w:t>
+      </w:r>
+      <w:r>
+        <w:t xml:space="preserve">tiene la información de </w:t>
+      </w:r>
+      <w:r>
+        <w:t xml:space="preserve">los cajones del estacionamiento, la configuración de costos y los tickets o movimientos de entrada y salida. </w:t>
+      </w:r>
+      <w:r>
+        <w:t xml:space="preserve">De esta manera el servicio sabe </w:t>
+      </w:r>
+      <w:r>
+        <w:t>qué espacios están disponibles, registrar entradas, registrar salidas y calcular el costo correspondiente.</w:t>
+      </w:r>
+    </w:p>
+    <w:p/>
+    <w:p>
       <w:pPr>
         <w:pStyle w:val="Ttulo2"/>
         <w:ind w:left="-851"/>
@@ -7589,6 +7995,217 @@
         <w:t>Despliegue</w:t>
       </w:r>
       <w:bookmarkEnd w:id="19"/>
+    </w:p>
+    <w:p>
+      <w:r>
+        <w:t>Para el despliegue de</w:t>
+      </w:r>
+      <w:r>
+        <w:t xml:space="preserve"> nuestro</w:t>
+      </w:r>
+      <w:r>
+        <w:t xml:space="preserve"> sistema se utilizó Docker. Cada microservicio cuenta con su propio </w:t>
+      </w:r>
+      <w:proofErr w:type="spellStart"/>
+      <w:r>
+        <w:t>Dockerfile</w:t>
+      </w:r>
+      <w:proofErr w:type="spellEnd"/>
+      <w:r>
+        <w:t>, donde se define la imagen base de Java, la carpeta de trabajo, el archivo .</w:t>
+      </w:r>
+      <w:proofErr w:type="spellStart"/>
+      <w:r>
+        <w:t>jar</w:t>
+      </w:r>
+      <w:proofErr w:type="spellEnd"/>
+      <w:r>
+        <w:t xml:space="preserve"> que se ejecutará y</w:t>
+      </w:r>
+      <w:r>
+        <w:t xml:space="preserve"> el puerto.</w:t>
+      </w:r>
+    </w:p>
+    <w:p>
+      <w:r>
+        <w:t xml:space="preserve">También se utilizó Docker </w:t>
+      </w:r>
+      <w:proofErr w:type="spellStart"/>
+      <w:r>
+        <w:t>Compose</w:t>
+      </w:r>
+      <w:proofErr w:type="spellEnd"/>
+      <w:r>
+        <w:t xml:space="preserve"> para levantar varios contenedores al mismo tiempo. En el proyecto se dividió el despliegue en tres archivos principales, uno por servidor</w:t>
+      </w:r>
+      <w:r>
+        <w:t>, siendo:</w:t>
+      </w:r>
+    </w:p>
+    <w:p>
+      <w:pPr>
+        <w:pStyle w:val="Prrafodelista"/>
+        <w:numPr>
+          <w:ilvl w:val="0"/>
+          <w:numId w:val="38"/>
+        </w:numPr>
+      </w:pPr>
+      <w:r>
+        <w:t>Servidor1</w:t>
+      </w:r>
+    </w:p>
+    <w:p>
+      <w:pPr>
+        <w:pStyle w:val="Prrafodelista"/>
+        <w:numPr>
+          <w:ilvl w:val="0"/>
+          <w:numId w:val="38"/>
+        </w:numPr>
+      </w:pPr>
+      <w:r>
+        <w:t>Servidor2</w:t>
+      </w:r>
+    </w:p>
+    <w:p>
+      <w:pPr>
+        <w:pStyle w:val="Prrafodelista"/>
+        <w:numPr>
+          <w:ilvl w:val="0"/>
+          <w:numId w:val="38"/>
+        </w:numPr>
+      </w:pPr>
+      <w:r>
+        <w:t>Servidor3</w:t>
+      </w:r>
+    </w:p>
+    <w:p>
+      <w:r>
+        <w:t xml:space="preserve">En el Servidor 1 se despliegan </w:t>
+      </w:r>
+      <w:proofErr w:type="spellStart"/>
+      <w:r>
+        <w:t>AuthService</w:t>
+      </w:r>
+      <w:proofErr w:type="spellEnd"/>
+      <w:r>
+        <w:t xml:space="preserve">, </w:t>
+      </w:r>
+      <w:proofErr w:type="spellStart"/>
+      <w:r>
+        <w:t>UserService</w:t>
+      </w:r>
+      <w:proofErr w:type="spellEnd"/>
+      <w:r>
+        <w:t xml:space="preserve"> y la base de datos PostgreSQL de usuarios. Los contenedores se conectan mediante </w:t>
+      </w:r>
+      <w:r>
+        <w:t>la</w:t>
+      </w:r>
+      <w:r>
+        <w:t xml:space="preserve"> red interna de Docker y utilizan un volumen para conservar los datos de PostgreSQL aunque el contenedor se apague.</w:t>
+      </w:r>
+    </w:p>
+    <w:p>
+      <w:r>
+        <w:t xml:space="preserve">En el Servidor 2 se despliegan VehicleService y la base de datos MySQL de vehículos. </w:t>
+      </w:r>
+      <w:r>
+        <w:t xml:space="preserve">Para </w:t>
+      </w:r>
+      <w:proofErr w:type="spellStart"/>
+      <w:r>
+        <w:t>vehicle</w:t>
+      </w:r>
+      <w:proofErr w:type="spellEnd"/>
+      <w:r>
+        <w:t xml:space="preserve"> </w:t>
+      </w:r>
+      <w:r>
+        <w:t xml:space="preserve">Docker </w:t>
+      </w:r>
+      <w:proofErr w:type="spellStart"/>
+      <w:r>
+        <w:t>Compose</w:t>
+      </w:r>
+      <w:proofErr w:type="spellEnd"/>
+      <w:r>
+        <w:t xml:space="preserve"> levanta un contenedor para MySQL y otro para el microservicio de vehículos. Ambos se conectan dentro de </w:t>
+      </w:r>
+      <w:r>
+        <w:t>la</w:t>
+      </w:r>
+      <w:r>
+        <w:t xml:space="preserve"> red propia para que el microservicio pueda comunicarse con su base de datos </w:t>
+      </w:r>
+      <w:r>
+        <w:t>sin tener problemas con la externa.</w:t>
+      </w:r>
+    </w:p>
+    <w:p>
+      <w:r>
+        <w:t xml:space="preserve">En el Servidor 3 se despliegan </w:t>
+      </w:r>
+      <w:proofErr w:type="spellStart"/>
+      <w:r>
+        <w:t>ParkingService</w:t>
+      </w:r>
+      <w:proofErr w:type="spellEnd"/>
+      <w:r>
+        <w:t xml:space="preserve"> y la base de datos MySQL de estacionamiento</w:t>
+      </w:r>
+      <w:r>
+        <w:t>.</w:t>
+      </w:r>
+      <w:r>
+        <w:t xml:space="preserve"> </w:t>
+      </w:r>
+      <w:r>
+        <w:t>T</w:t>
+      </w:r>
+      <w:r>
+        <w:t xml:space="preserve">ambién se comunica con </w:t>
+      </w:r>
+      <w:proofErr w:type="spellStart"/>
+      <w:r>
+        <w:t>UserService</w:t>
+      </w:r>
+      <w:proofErr w:type="spellEnd"/>
+      <w:r>
+        <w:t xml:space="preserve"> y VehicleService para validar datos antes de permitir el acceso de </w:t>
+      </w:r>
+      <w:r>
+        <w:t>algun</w:t>
+      </w:r>
+      <w:r>
+        <w:t xml:space="preserve"> vehículo al estacionamiento.</w:t>
+      </w:r>
+    </w:p>
+    <w:p>
+      <w:r>
+        <w:t xml:space="preserve">Para las imágenes de Java se utilizaron imágenes de Eclipse </w:t>
+      </w:r>
+      <w:proofErr w:type="spellStart"/>
+      <w:r>
+        <w:t>Temurin</w:t>
+      </w:r>
+      <w:proofErr w:type="spellEnd"/>
+      <w:r>
+        <w:t xml:space="preserve"> en versiones 17 y 21</w:t>
+      </w:r>
+      <w:r>
+        <w:t xml:space="preserve">, otros de nuestros servicios </w:t>
+      </w:r>
+      <w:r>
+        <w:t xml:space="preserve">se ejecutan con Java 17 y otros con Java 21 en sus </w:t>
+      </w:r>
+      <w:proofErr w:type="spellStart"/>
+      <w:r>
+        <w:t>Dockerfiles</w:t>
+      </w:r>
+      <w:proofErr w:type="spellEnd"/>
+      <w:r>
+        <w:t>.</w:t>
+      </w:r>
     </w:p>
     <w:p/>
     <w:p>
@@ -7613,7 +8230,6 @@
           <w:sz w:val="28"/>
           <w:szCs w:val="28"/>
         </w:rPr>
-        <w:lastRenderedPageBreak/>
         <w:t>Pruebas</w:t>
       </w:r>
       <w:bookmarkEnd w:id="20"/>
@@ -7688,15 +8304,932 @@
       </w:r>
     </w:p>
     <w:p>
+      <w:pPr>
+        <w:pStyle w:val="Prrafodelista"/>
+        <w:numPr>
+          <w:ilvl w:val="0"/>
+          <w:numId w:val="38"/>
+        </w:numPr>
+      </w:pPr>
+      <w:r>
+        <w:t xml:space="preserve">Se valida que el administrador pueda agregar un nuevo usuario, siempre y cuando cuente con un token valido, sea administrador y  los parámetros en el cuerpo de </w:t>
+      </w:r>
+      <w:proofErr w:type="spellStart"/>
+      <w:r>
+        <w:t>body</w:t>
+      </w:r>
+      <w:proofErr w:type="spellEnd"/>
+      <w:r>
+        <w:t xml:space="preserve"> se cumplan</w:t>
+      </w:r>
+    </w:p>
+    <w:p>
+      <w:pPr>
+        <w:pStyle w:val="Prrafodelista"/>
+        <w:numPr>
+          <w:ilvl w:val="0"/>
+          <w:numId w:val="38"/>
+        </w:numPr>
+      </w:pPr>
+      <w:r>
+        <w:t xml:space="preserve">Datos de entrada: </w:t>
+      </w:r>
+    </w:p>
+    <w:p>
+      <w:pPr>
+        <w:pStyle w:val="Prrafodelista"/>
+        <w:numPr>
+          <w:ilvl w:val="1"/>
+          <w:numId w:val="38"/>
+        </w:numPr>
+      </w:pPr>
+      <w:r>
+        <w:t xml:space="preserve">token obtenido de </w:t>
+      </w:r>
+      <w:proofErr w:type="spellStart"/>
+      <w:r>
+        <w:t>authservice</w:t>
+      </w:r>
+      <w:proofErr w:type="spellEnd"/>
+      <w:r>
+        <w:t xml:space="preserve"> del administrador y puesto en Auth </w:t>
+      </w:r>
+      <w:proofErr w:type="spellStart"/>
+      <w:r>
+        <w:t>Type</w:t>
+      </w:r>
+      <w:proofErr w:type="spellEnd"/>
+      <w:r>
+        <w:t xml:space="preserve"> Bearer.</w:t>
+      </w:r>
+    </w:p>
+    <w:p>
+      <w:pPr>
+        <w:pStyle w:val="Prrafodelista"/>
+        <w:numPr>
+          <w:ilvl w:val="1"/>
+          <w:numId w:val="38"/>
+        </w:numPr>
+      </w:pPr>
+      <w:r>
+        <w:t xml:space="preserve">Cuerpo JSON con: </w:t>
+      </w:r>
+      <w:r>
+        <w:t>{"</w:t>
+      </w:r>
+      <w:proofErr w:type="spellStart"/>
+      <w:r>
+        <w:t>idRol</w:t>
+      </w:r>
+      <w:proofErr w:type="spellEnd"/>
+      <w:r>
+        <w:t>": 2,"idTipoUsuario": 3,"idProgramaEducativo": 1,"nombre": "Prueba","</w:t>
+      </w:r>
+      <w:proofErr w:type="spellStart"/>
+      <w:r>
+        <w:t>apellidoPaterno</w:t>
+      </w:r>
+      <w:proofErr w:type="spellEnd"/>
+      <w:r>
+        <w:t>": "Prueba","</w:t>
+      </w:r>
+      <w:proofErr w:type="spellStart"/>
+      <w:r>
+        <w:t>apellidoMaterno</w:t>
+      </w:r>
+      <w:proofErr w:type="spellEnd"/>
+      <w:r>
+        <w:t>": "</w:t>
+      </w:r>
+      <w:proofErr w:type="spellStart"/>
+      <w:r>
+        <w:t>Registro",</w:t>
+      </w:r>
+      <w:r>
+        <w:t>"email</w:t>
+      </w:r>
+      <w:proofErr w:type="spellEnd"/>
+      <w:r>
+        <w:t>": "juan.registro001@sicae.com",</w:t>
+      </w:r>
+      <w:r>
+        <w:t>"telefono": "2281234567","username": "juanregistro001","password": "Password123"}</w:t>
+      </w:r>
+    </w:p>
+    <w:p>
+      <w:pPr>
+        <w:pStyle w:val="Prrafodelista"/>
+        <w:numPr>
+          <w:ilvl w:val="0"/>
+          <w:numId w:val="38"/>
+        </w:numPr>
+      </w:pPr>
+      <w:r>
+        <w:t xml:space="preserve">Resultado: El sistema analiza los parámetros obligatorios, como el token, IdUsuario, cuerpo JSON </w:t>
+      </w:r>
+      <w:r>
+        <w:t>y los valida. Una vez cubiertas las validaciones, registra al usuario y devuelve:</w:t>
+      </w:r>
+    </w:p>
+    <w:p>
+      <w:pPr>
+        <w:pStyle w:val="Prrafodelista"/>
+      </w:pPr>
+      <w:r>
+        <w:t xml:space="preserve">“Operación </w:t>
+      </w:r>
+      <w:proofErr w:type="spellStart"/>
+      <w:r>
+        <w:t>realizadad</w:t>
+      </w:r>
+      <w:proofErr w:type="spellEnd"/>
+      <w:r>
+        <w:t xml:space="preserve"> correctamente: El usuario se agregó con éxito”</w:t>
+      </w:r>
+    </w:p>
+    <w:p>
+      <w:r>
+        <w:t>Editar usuario:</w:t>
+      </w:r>
+    </w:p>
+    <w:p>
+      <w:pPr>
+        <w:pStyle w:val="Prrafodelista"/>
+        <w:numPr>
+          <w:ilvl w:val="0"/>
+          <w:numId w:val="38"/>
+        </w:numPr>
+      </w:pPr>
+      <w:r>
+        <w:t xml:space="preserve">Se valida que un usuario pueda editar la información de un usuario existente, siempre y cuando cuente con un token válido, el </w:t>
+      </w:r>
+      <w:proofErr w:type="spellStart"/>
+      <w:r>
+        <w:t>idUsuario</w:t>
+      </w:r>
+      <w:proofErr w:type="spellEnd"/>
+      <w:r>
+        <w:t xml:space="preserve"> exista y los parámetros enviados en el cuerpo del </w:t>
+      </w:r>
+      <w:proofErr w:type="spellStart"/>
+      <w:r>
+        <w:t>body</w:t>
+      </w:r>
+      <w:proofErr w:type="spellEnd"/>
+      <w:r>
+        <w:t xml:space="preserve"> se cumplan. </w:t>
+      </w:r>
+      <w:r>
+        <w:t xml:space="preserve">No se editan </w:t>
+      </w:r>
+      <w:r>
+        <w:t>datos como usuario, contraseña y clave de usuario.</w:t>
+      </w:r>
+    </w:p>
+    <w:p>
+      <w:pPr>
+        <w:pStyle w:val="Prrafodelista"/>
+        <w:numPr>
+          <w:ilvl w:val="0"/>
+          <w:numId w:val="38"/>
+        </w:numPr>
+      </w:pPr>
+      <w:r>
+        <w:t>Datos de entrada:</w:t>
+      </w:r>
+    </w:p>
+    <w:p>
+      <w:pPr>
+        <w:pStyle w:val="Prrafodelista"/>
+        <w:numPr>
+          <w:ilvl w:val="1"/>
+          <w:numId w:val="38"/>
+        </w:numPr>
+      </w:pPr>
+      <w:r>
+        <w:t xml:space="preserve"> token obtenido de </w:t>
+      </w:r>
+      <w:proofErr w:type="spellStart"/>
+      <w:r>
+        <w:t>AuthService</w:t>
+      </w:r>
+      <w:proofErr w:type="spellEnd"/>
+      <w:r>
+        <w:t xml:space="preserve"> y puesto en Auth </w:t>
+      </w:r>
+      <w:proofErr w:type="spellStart"/>
+      <w:r>
+        <w:t>Type</w:t>
+      </w:r>
+      <w:proofErr w:type="spellEnd"/>
+      <w:r>
+        <w:t xml:space="preserve"> Bearer.</w:t>
+      </w:r>
+    </w:p>
+    <w:p>
+      <w:pPr>
+        <w:pStyle w:val="Prrafodelista"/>
+        <w:numPr>
+          <w:ilvl w:val="1"/>
+          <w:numId w:val="38"/>
+        </w:numPr>
+      </w:pPr>
+      <w:r>
+        <w:t xml:space="preserve"> </w:t>
+      </w:r>
+      <w:proofErr w:type="spellStart"/>
+      <w:r>
+        <w:t>idUsuario</w:t>
+      </w:r>
+      <w:proofErr w:type="spellEnd"/>
+      <w:r>
+        <w:t xml:space="preserve"> enviado en la URL: 6</w:t>
+      </w:r>
+    </w:p>
+    <w:p>
+      <w:pPr>
+        <w:pStyle w:val="Prrafodelista"/>
+        <w:numPr>
+          <w:ilvl w:val="1"/>
+          <w:numId w:val="38"/>
+        </w:numPr>
+      </w:pPr>
+      <w:r>
+        <w:t>Cuerpo JSON con: {"</w:t>
+      </w:r>
+      <w:proofErr w:type="spellStart"/>
+      <w:r>
+        <w:t>idRol</w:t>
+      </w:r>
+      <w:proofErr w:type="spellEnd"/>
+      <w:r>
+        <w:t>": 2,"idTipoUsuario": 1,"idProgramaEducativo": 1,"nombre": "Johan Editado","</w:t>
+      </w:r>
+      <w:proofErr w:type="spellStart"/>
+      <w:r>
+        <w:t>apellidoPaterno</w:t>
+      </w:r>
+      <w:proofErr w:type="spellEnd"/>
+      <w:r>
+        <w:t>": "Andrade","</w:t>
+      </w:r>
+      <w:proofErr w:type="spellStart"/>
+      <w:r>
+        <w:t>apellidoMaterno</w:t>
+      </w:r>
+      <w:proofErr w:type="spellEnd"/>
+      <w:r>
+        <w:t>": "</w:t>
+      </w:r>
+      <w:proofErr w:type="spellStart"/>
+      <w:r>
+        <w:t>Merino","email</w:t>
+      </w:r>
+      <w:proofErr w:type="spellEnd"/>
+      <w:r>
+        <w:t>": "johan.editado@j2rp.com","telefono": "2281234567"}</w:t>
+      </w:r>
+    </w:p>
+    <w:p>
+      <w:pPr>
+        <w:pStyle w:val="Prrafodelista"/>
+        <w:numPr>
+          <w:ilvl w:val="0"/>
+          <w:numId w:val="38"/>
+        </w:numPr>
+      </w:pPr>
+      <w:r>
+        <w:t xml:space="preserve">Resultado: El sistema analiza los parámetros obligatorios, como el token, </w:t>
+      </w:r>
+      <w:proofErr w:type="spellStart"/>
+      <w:r>
+        <w:t>idUsuario</w:t>
+      </w:r>
+      <w:proofErr w:type="spellEnd"/>
+      <w:r>
+        <w:t xml:space="preserve"> y cuerpo JSON. Despué</w:t>
+      </w:r>
+      <w:r>
+        <w:t>s el sistema hace las validaciones correspondientes y u</w:t>
+      </w:r>
+      <w:r>
+        <w:t>na vez cubiertas, actualiza la información del usuario y devuelve:</w:t>
+      </w:r>
+    </w:p>
+    <w:p>
+      <w:pPr>
+        <w:pStyle w:val="Prrafodelista"/>
+      </w:pPr>
+      <w:r>
+        <w:t>“Operación realizada correctamente: El usuario se editó con éxito”</w:t>
+      </w:r>
+    </w:p>
+    <w:p/>
+    <w:p>
+      <w:r>
+        <w:t>Ver perfil de usuario:</w:t>
+      </w:r>
+    </w:p>
+    <w:p>
+      <w:pPr>
+        <w:pStyle w:val="Prrafodelista"/>
+        <w:numPr>
+          <w:ilvl w:val="0"/>
+          <w:numId w:val="38"/>
+        </w:numPr>
+      </w:pPr>
+      <w:r>
+        <w:t xml:space="preserve">Se valida que un usuario pueda </w:t>
+      </w:r>
+      <w:r>
+        <w:t>ver la información completa de su perfil</w:t>
+      </w:r>
+      <w:r>
+        <w:t xml:space="preserve">, siempre y cuando cuente con un token válido y proporcione correctamente el </w:t>
+      </w:r>
+      <w:proofErr w:type="spellStart"/>
+      <w:r>
+        <w:t>idUsuario</w:t>
+      </w:r>
+      <w:proofErr w:type="spellEnd"/>
+      <w:r>
+        <w:t xml:space="preserve"> en la URL.</w:t>
+      </w:r>
+    </w:p>
+    <w:p>
+      <w:pPr>
+        <w:pStyle w:val="Prrafodelista"/>
+        <w:numPr>
+          <w:ilvl w:val="0"/>
+          <w:numId w:val="38"/>
+        </w:numPr>
+      </w:pPr>
+      <w:r>
+        <w:t>Datos de entrada:</w:t>
+      </w:r>
+    </w:p>
+    <w:p>
+      <w:pPr>
+        <w:pStyle w:val="Prrafodelista"/>
+        <w:numPr>
+          <w:ilvl w:val="1"/>
+          <w:numId w:val="38"/>
+        </w:numPr>
+      </w:pPr>
+      <w:r>
+        <w:t xml:space="preserve">token obtenido de </w:t>
+      </w:r>
+      <w:proofErr w:type="spellStart"/>
+      <w:r>
+        <w:t>AuthService</w:t>
+      </w:r>
+      <w:proofErr w:type="spellEnd"/>
+      <w:r>
+        <w:t xml:space="preserve"> y puesto en Auth </w:t>
+      </w:r>
+      <w:proofErr w:type="spellStart"/>
+      <w:r>
+        <w:t>Type</w:t>
+      </w:r>
+      <w:proofErr w:type="spellEnd"/>
+      <w:r>
+        <w:t xml:space="preserve"> Bearer.</w:t>
+      </w:r>
+    </w:p>
+    <w:p>
+      <w:pPr>
+        <w:pStyle w:val="Prrafodelista"/>
+        <w:numPr>
+          <w:ilvl w:val="1"/>
+          <w:numId w:val="38"/>
+        </w:numPr>
+      </w:pPr>
+      <w:proofErr w:type="spellStart"/>
+      <w:r>
+        <w:t>idUsuario</w:t>
+      </w:r>
+      <w:proofErr w:type="spellEnd"/>
+      <w:r>
+        <w:t xml:space="preserve"> enviado en la URL: 3</w:t>
+      </w:r>
+    </w:p>
+    <w:p>
+      <w:pPr>
+        <w:pStyle w:val="Prrafodelista"/>
+        <w:numPr>
+          <w:ilvl w:val="0"/>
+          <w:numId w:val="38"/>
+        </w:numPr>
+      </w:pPr>
+      <w:r>
+        <w:t>Resultado: El sistema analiza los parámetros obligatorios</w:t>
+      </w:r>
+      <w:r>
+        <w:t xml:space="preserve"> y u</w:t>
+      </w:r>
+      <w:r>
+        <w:t>na vez cubiertas las validaciones, devuelve los datos completos del usuario:</w:t>
+      </w:r>
+    </w:p>
+    <w:p>
+      <w:pPr>
+        <w:pStyle w:val="Prrafodelista"/>
+        <w:numPr>
+          <w:ilvl w:val="1"/>
+          <w:numId w:val="38"/>
+        </w:numPr>
+      </w:pPr>
+      <w:r>
+        <w:t>{"</w:t>
+      </w:r>
+      <w:proofErr w:type="spellStart"/>
+      <w:r>
+        <w:t>idUsuario</w:t>
+      </w:r>
+      <w:proofErr w:type="spellEnd"/>
+      <w:r>
+        <w:t>": 3,"rol": 2,"nombre": "Monserrat","</w:t>
+      </w:r>
+      <w:proofErr w:type="spellStart"/>
+      <w:r>
+        <w:t>apellidoPaterno</w:t>
+      </w:r>
+      <w:proofErr w:type="spellEnd"/>
+      <w:r>
+        <w:t>": "</w:t>
+      </w:r>
+      <w:proofErr w:type="spellStart"/>
+      <w:r>
+        <w:t>Hernandez</w:t>
+      </w:r>
+      <w:proofErr w:type="spellEnd"/>
+      <w:r>
+        <w:t>","</w:t>
+      </w:r>
+      <w:proofErr w:type="spellStart"/>
+      <w:r>
+        <w:t>apellidoMaterno</w:t>
+      </w:r>
+      <w:proofErr w:type="spellEnd"/>
+      <w:r>
+        <w:t>": "</w:t>
+      </w:r>
+      <w:proofErr w:type="spellStart"/>
+      <w:r>
+        <w:t>Niato</w:t>
+      </w:r>
+      <w:proofErr w:type="spellEnd"/>
+      <w:r>
+        <w:t>","</w:t>
+      </w:r>
+      <w:proofErr w:type="spellStart"/>
+      <w:r>
+        <w:t>tipoUsuario</w:t>
+      </w:r>
+      <w:proofErr w:type="spellEnd"/>
+      <w:r>
+        <w:t>": 3,"programaEducativo": 1,"usuario": "Monchis123","correo": "monchis@sicae.</w:t>
+      </w:r>
+      <w:proofErr w:type="spellStart"/>
+      <w:r>
+        <w:t>com</w:t>
+      </w:r>
+      <w:proofErr w:type="spellEnd"/>
+      <w:r>
+        <w:t xml:space="preserve">","telefono": </w:t>
+      </w:r>
+      <w:r>
+        <w:lastRenderedPageBreak/>
+        <w:t>"2281234567","estatus": true,"</w:t>
+      </w:r>
+      <w:proofErr w:type="spellStart"/>
+      <w:r>
+        <w:t>claveUsuario</w:t>
+      </w:r>
+      <w:proofErr w:type="spellEnd"/>
+      <w:r>
+        <w:t xml:space="preserve">": "PRU-124","tiempoCreacion": "2026-06-12T05:25:23.862914","tiempoActualizacion": </w:t>
+      </w:r>
+      <w:proofErr w:type="spellStart"/>
+      <w:r>
+        <w:t>null</w:t>
+      </w:r>
+      <w:proofErr w:type="spellEnd"/>
+      <w:r>
+        <w:t>}</w:t>
+      </w:r>
+    </w:p>
+    <w:p/>
+    <w:p>
+      <w:r>
+        <w:t>Cambiar estatus de usuario:</w:t>
+      </w:r>
+    </w:p>
+    <w:p>
+      <w:pPr>
+        <w:pStyle w:val="Prrafodelista"/>
+        <w:numPr>
+          <w:ilvl w:val="0"/>
+          <w:numId w:val="38"/>
+        </w:numPr>
+      </w:pPr>
+      <w:r>
+        <w:t xml:space="preserve">Se valida que el administrador pueda cambiar el estatus de un usuario existente, siempre y cuando cuente con un token válido, sea administrador y proporcione correctamente el </w:t>
+      </w:r>
+      <w:proofErr w:type="spellStart"/>
+      <w:r>
+        <w:t>idUsuario</w:t>
+      </w:r>
+      <w:proofErr w:type="spellEnd"/>
+      <w:r>
+        <w:t xml:space="preserve"> y el </w:t>
+      </w:r>
+      <w:proofErr w:type="spellStart"/>
+      <w:r>
+        <w:t>idRol</w:t>
+      </w:r>
+      <w:proofErr w:type="spellEnd"/>
+      <w:r>
+        <w:t xml:space="preserve"> en la URL.</w:t>
+      </w:r>
+    </w:p>
+    <w:p>
+      <w:pPr>
+        <w:pStyle w:val="Prrafodelista"/>
+        <w:numPr>
+          <w:ilvl w:val="0"/>
+          <w:numId w:val="38"/>
+        </w:numPr>
+      </w:pPr>
+      <w:r>
+        <w:t>Datos de entrada:</w:t>
+      </w:r>
+    </w:p>
+    <w:p>
+      <w:pPr>
+        <w:pStyle w:val="Prrafodelista"/>
+        <w:numPr>
+          <w:ilvl w:val="1"/>
+          <w:numId w:val="38"/>
+        </w:numPr>
+      </w:pPr>
+      <w:r>
+        <w:t xml:space="preserve">token obtenido de </w:t>
+      </w:r>
+      <w:proofErr w:type="spellStart"/>
+      <w:r>
+        <w:t>AuthService</w:t>
+      </w:r>
+      <w:proofErr w:type="spellEnd"/>
+      <w:r>
+        <w:t xml:space="preserve"> del administrador y puesto en Auth </w:t>
+      </w:r>
+      <w:proofErr w:type="spellStart"/>
+      <w:r>
+        <w:t>Type</w:t>
+      </w:r>
+      <w:proofErr w:type="spellEnd"/>
+      <w:r>
+        <w:t xml:space="preserve"> Bearer.</w:t>
+      </w:r>
+    </w:p>
+    <w:p>
+      <w:pPr>
+        <w:pStyle w:val="Prrafodelista"/>
+        <w:numPr>
+          <w:ilvl w:val="1"/>
+          <w:numId w:val="38"/>
+        </w:numPr>
+      </w:pPr>
+      <w:proofErr w:type="spellStart"/>
+      <w:r>
+        <w:t>idUsuario</w:t>
+      </w:r>
+      <w:proofErr w:type="spellEnd"/>
+      <w:r>
+        <w:t xml:space="preserve"> enviado en la URL: 4</w:t>
+      </w:r>
+    </w:p>
+    <w:p>
+      <w:pPr>
+        <w:pStyle w:val="Prrafodelista"/>
+        <w:numPr>
+          <w:ilvl w:val="1"/>
+          <w:numId w:val="38"/>
+        </w:numPr>
+      </w:pPr>
+      <w:proofErr w:type="spellStart"/>
+      <w:r>
+        <w:t>idRol</w:t>
+      </w:r>
+      <w:proofErr w:type="spellEnd"/>
+      <w:r>
+        <w:t xml:space="preserve"> enviado en la URL: 2</w:t>
+      </w:r>
+    </w:p>
+    <w:p>
+      <w:pPr>
+        <w:pStyle w:val="Prrafodelista"/>
+        <w:numPr>
+          <w:ilvl w:val="0"/>
+          <w:numId w:val="38"/>
+        </w:numPr>
+      </w:pPr>
+      <w:r>
+        <w:t>Resultado: El sistema analiza los parámetros obligatorios</w:t>
+      </w:r>
+      <w:r>
+        <w:t xml:space="preserve"> y realiza validaciones internas, u</w:t>
+      </w:r>
+      <w:r>
+        <w:t>na vez cubiertas las validaciones, cambia el estatus del usuario y devuelve:</w:t>
+      </w:r>
+    </w:p>
+    <w:p>
+      <w:pPr>
+        <w:pStyle w:val="Prrafodelista"/>
+      </w:pPr>
+      <w:r>
+        <w:t>“Operación realizada correctamente: El estatus del usuario se actualizó con éxito”</w:t>
+      </w:r>
+    </w:p>
+    <w:p/>
+    <w:p/>
+    <w:p>
+      <w:r>
+        <w:t>PARKINGSERVICE</w:t>
+      </w:r>
+    </w:p>
+    <w:p>
+      <w:r>
+        <w:t>Entrada de auto a estacionamiento:</w:t>
+      </w:r>
+    </w:p>
+    <w:p>
       <w:r>
         <w:rPr>
           <w:noProof/>
         </w:rPr>
+        <w:lastRenderedPageBreak/>
         <w:drawing>
-          <wp:inline distT="0" distB="0" distL="0" distR="0" wp14:anchorId="417340E3" wp14:editId="2B5E68E6">
+          <wp:inline distT="0" distB="0" distL="0" distR="0" wp14:anchorId="17E0F04E" wp14:editId="4579BDB8">
+            <wp:extent cx="5612130" cy="6186170"/>
+            <wp:effectExtent l="0" t="0" r="7620" b="5080"/>
+            <wp:docPr id="1912798812" name="Imagen 1"/>
+            <wp:cNvGraphicFramePr>
+              <a:graphicFrameLocks xmlns:a="http://schemas.openxmlformats.org/drawingml/2006/main" noChangeAspect="1"/>
+            </wp:cNvGraphicFramePr>
+            <a:graphic xmlns:a="http://schemas.openxmlformats.org/drawingml/2006/main">
+              <a:graphicData uri="http://schemas.openxmlformats.org/drawingml/2006/picture">
+                <pic:pic xmlns:pic="http://schemas.openxmlformats.org/drawingml/2006/picture">
+                  <pic:nvPicPr>
+                    <pic:cNvPr id="1912798812" name=""/>
+                    <pic:cNvPicPr/>
+                  </pic:nvPicPr>
+                  <pic:blipFill>
+                    <a:blip r:embed="rId8"/>
+                    <a:stretch>
+                      <a:fillRect/>
+                    </a:stretch>
+                  </pic:blipFill>
+                  <pic:spPr>
+                    <a:xfrm>
+                      <a:off x="0" y="0"/>
+                      <a:ext cx="5612130" cy="6186170"/>
+                    </a:xfrm>
+                    <a:prstGeom prst="rect">
+                      <a:avLst/>
+                    </a:prstGeom>
+                  </pic:spPr>
+                </pic:pic>
+              </a:graphicData>
+            </a:graphic>
+          </wp:inline>
+        </w:drawing>
+      </w:r>
+    </w:p>
+    <w:p>
+      <w:r>
+        <w:t>Ver los cajones disponibles después de agregar el auto:</w:t>
+      </w:r>
+    </w:p>
+    <w:p>
+      <w:r>
+        <w:rPr>
+          <w:noProof/>
+        </w:rPr>
+        <w:lastRenderedPageBreak/>
+        <w:drawing>
+          <wp:inline distT="0" distB="0" distL="0" distR="0" wp14:anchorId="4FE23743" wp14:editId="3F881B91">
+            <wp:extent cx="5612130" cy="6318250"/>
+            <wp:effectExtent l="0" t="0" r="7620" b="6350"/>
+            <wp:docPr id="443268799" name="Imagen 1"/>
+            <wp:cNvGraphicFramePr>
+              <a:graphicFrameLocks xmlns:a="http://schemas.openxmlformats.org/drawingml/2006/main" noChangeAspect="1"/>
+            </wp:cNvGraphicFramePr>
+            <a:graphic xmlns:a="http://schemas.openxmlformats.org/drawingml/2006/main">
+              <a:graphicData uri="http://schemas.openxmlformats.org/drawingml/2006/picture">
+                <pic:pic xmlns:pic="http://schemas.openxmlformats.org/drawingml/2006/picture">
+                  <pic:nvPicPr>
+                    <pic:cNvPr id="443268799" name=""/>
+                    <pic:cNvPicPr/>
+                  </pic:nvPicPr>
+                  <pic:blipFill>
+                    <a:blip r:embed="rId9"/>
+                    <a:stretch>
+                      <a:fillRect/>
+                    </a:stretch>
+                  </pic:blipFill>
+                  <pic:spPr>
+                    <a:xfrm>
+                      <a:off x="0" y="0"/>
+                      <a:ext cx="5612130" cy="6318250"/>
+                    </a:xfrm>
+                    <a:prstGeom prst="rect">
+                      <a:avLst/>
+                    </a:prstGeom>
+                  </pic:spPr>
+                </pic:pic>
+              </a:graphicData>
+            </a:graphic>
+          </wp:inline>
+        </w:drawing>
+      </w:r>
+    </w:p>
+    <w:p/>
+    <w:p/>
+    <w:p>
+      <w:r>
+        <w:t>Salida de auto del estacionamiento:</w:t>
+      </w:r>
+    </w:p>
+    <w:p>
+      <w:r>
+        <w:rPr>
+          <w:noProof/>
+        </w:rPr>
+        <w:lastRenderedPageBreak/>
+        <w:drawing>
+          <wp:inline distT="0" distB="0" distL="0" distR="0" wp14:anchorId="31497FA7" wp14:editId="30732CC2">
+            <wp:extent cx="5612130" cy="6343015"/>
+            <wp:effectExtent l="0" t="0" r="7620" b="635"/>
+            <wp:docPr id="724315448" name="Imagen 1"/>
+            <wp:cNvGraphicFramePr>
+              <a:graphicFrameLocks xmlns:a="http://schemas.openxmlformats.org/drawingml/2006/main" noChangeAspect="1"/>
+            </wp:cNvGraphicFramePr>
+            <a:graphic xmlns:a="http://schemas.openxmlformats.org/drawingml/2006/main">
+              <a:graphicData uri="http://schemas.openxmlformats.org/drawingml/2006/picture">
+                <pic:pic xmlns:pic="http://schemas.openxmlformats.org/drawingml/2006/picture">
+                  <pic:nvPicPr>
+                    <pic:cNvPr id="724315448" name=""/>
+                    <pic:cNvPicPr/>
+                  </pic:nvPicPr>
+                  <pic:blipFill>
+                    <a:blip r:embed="rId10"/>
+                    <a:stretch>
+                      <a:fillRect/>
+                    </a:stretch>
+                  </pic:blipFill>
+                  <pic:spPr>
+                    <a:xfrm>
+                      <a:off x="0" y="0"/>
+                      <a:ext cx="5612130" cy="6343015"/>
+                    </a:xfrm>
+                    <a:prstGeom prst="rect">
+                      <a:avLst/>
+                    </a:prstGeom>
+                  </pic:spPr>
+                </pic:pic>
+              </a:graphicData>
+            </a:graphic>
+          </wp:inline>
+        </w:drawing>
+      </w:r>
+    </w:p>
+    <w:p>
+      <w:r>
+        <w:t>Ver los cajones disponibles después de salida de estacionamiento:</w:t>
+      </w:r>
+    </w:p>
+    <w:p>
+      <w:r>
+        <w:rPr>
+          <w:noProof/>
+        </w:rPr>
+        <w:lastRenderedPageBreak/>
+        <w:drawing>
+          <wp:inline distT="0" distB="0" distL="0" distR="0" wp14:anchorId="0DE60921" wp14:editId="3DFE4D55">
+            <wp:extent cx="5612130" cy="6352540"/>
+            <wp:effectExtent l="0" t="0" r="7620" b="0"/>
+            <wp:docPr id="48168439" name="Imagen 1"/>
+            <wp:cNvGraphicFramePr>
+              <a:graphicFrameLocks xmlns:a="http://schemas.openxmlformats.org/drawingml/2006/main" noChangeAspect="1"/>
+            </wp:cNvGraphicFramePr>
+            <a:graphic xmlns:a="http://schemas.openxmlformats.org/drawingml/2006/main">
+              <a:graphicData uri="http://schemas.openxmlformats.org/drawingml/2006/picture">
+                <pic:pic xmlns:pic="http://schemas.openxmlformats.org/drawingml/2006/picture">
+                  <pic:nvPicPr>
+                    <pic:cNvPr id="48168439" name=""/>
+                    <pic:cNvPicPr/>
+                  </pic:nvPicPr>
+                  <pic:blipFill>
+                    <a:blip r:embed="rId11"/>
+                    <a:stretch>
+                      <a:fillRect/>
+                    </a:stretch>
+                  </pic:blipFill>
+                  <pic:spPr>
+                    <a:xfrm>
+                      <a:off x="0" y="0"/>
+                      <a:ext cx="5612130" cy="6352540"/>
+                    </a:xfrm>
+                    <a:prstGeom prst="rect">
+                      <a:avLst/>
+                    </a:prstGeom>
+                  </pic:spPr>
+                </pic:pic>
+              </a:graphicData>
+            </a:graphic>
+          </wp:inline>
+        </w:drawing>
+      </w:r>
+    </w:p>
+    <w:p/>
+    <w:p/>
+    <w:p/>
+    <w:p/>
+    <w:p>
+      <w:pPr>
+        <w:pStyle w:val="Ttulo2"/>
+        <w:ind w:left="-851"/>
+        <w:rPr>
+          <w:color w:val="002060"/>
+          <w:sz w:val="24"/>
+          <w:szCs w:val="24"/>
+        </w:rPr>
+      </w:pPr>
+      <w:bookmarkStart w:id="23" w:name="_Toc230192334"/>
+      <w:r>
+        <w:rPr>
+          <w:color w:val="002060"/>
+          <w:sz w:val="24"/>
+          <w:szCs w:val="24"/>
+        </w:rPr>
+        <w:t>Casos de error</w:t>
+      </w:r>
+      <w:bookmarkEnd w:id="23"/>
+    </w:p>
+    <w:p>
+      <w:r>
+        <w:t>AUTHSERVICE</w:t>
+      </w:r>
+    </w:p>
+    <w:p/>
+    <w:p/>
+    <w:p/>
+    <w:p>
+      <w:r>
+        <w:t>USERSERVICE</w:t>
+      </w:r>
+    </w:p>
+    <w:p/>
+    <w:p/>
+    <w:p>
+      <w:pPr>
+        <w:pStyle w:val="Ttulo2"/>
+        <w:ind w:left="-851"/>
+        <w:rPr>
+          <w:color w:val="002060"/>
+          <w:sz w:val="24"/>
+          <w:szCs w:val="24"/>
+        </w:rPr>
+      </w:pPr>
+      <w:bookmarkStart w:id="24" w:name="_Toc230192335"/>
+      <w:r>
+        <w:rPr>
+          <w:color w:val="002060"/>
+          <w:sz w:val="24"/>
+          <w:szCs w:val="24"/>
+        </w:rPr>
+        <w:t>Evidencias</w:t>
+      </w:r>
+      <w:bookmarkEnd w:id="24"/>
+    </w:p>
+    <w:p>
+      <w:r>
+        <w:t>Agregar usuario:</w:t>
+      </w:r>
+    </w:p>
+    <w:p>
+      <w:r>
+        <w:rPr>
+          <w:noProof/>
+        </w:rPr>
+        <w:drawing>
+          <wp:inline distT="0" distB="0" distL="0" distR="0" wp14:anchorId="5BF50D3E" wp14:editId="6309E740">
             <wp:extent cx="6151880" cy="2636520"/>
             <wp:effectExtent l="0" t="0" r="1270" b="0"/>
-            <wp:docPr id="589333684" name="Imagen 1"/>
+            <wp:docPr id="1176313611" name="Imagen 1"/>
             <wp:cNvGraphicFramePr>
               <a:graphicFrameLocks xmlns:a="http://schemas.openxmlformats.org/drawingml/2006/main" noChangeAspect="1"/>
             </wp:cNvGraphicFramePr>
@@ -7708,7 +9241,7 @@
                     <pic:cNvPicPr/>
                   </pic:nvPicPr>
                   <pic:blipFill rotWithShape="1">
-                    <a:blip r:embed="rId8"/>
+                    <a:blip r:embed="rId12"/>
                     <a:srcRect l="23647" t="8886" r="1" b="29934"/>
                     <a:stretch>
                       <a:fillRect/>
@@ -7749,10 +9282,10 @@
           <w:noProof/>
         </w:rPr>
         <w:drawing>
-          <wp:inline distT="0" distB="0" distL="0" distR="0" wp14:anchorId="3BC09578" wp14:editId="68839E38">
+          <wp:inline distT="0" distB="0" distL="0" distR="0" wp14:anchorId="0DF97964" wp14:editId="36B29D76">
             <wp:extent cx="5612130" cy="2761615"/>
             <wp:effectExtent l="0" t="0" r="7620" b="635"/>
-            <wp:docPr id="244092663" name="Imagen 1"/>
+            <wp:docPr id="1418322802" name="Imagen 1"/>
             <wp:cNvGraphicFramePr>
               <a:graphicFrameLocks xmlns:a="http://schemas.openxmlformats.org/drawingml/2006/main" noChangeAspect="1"/>
             </wp:cNvGraphicFramePr>
@@ -7764,7 +9297,7 @@
                     <pic:cNvPicPr/>
                   </pic:nvPicPr>
                   <pic:blipFill>
-                    <a:blip r:embed="rId9"/>
+                    <a:blip r:embed="rId13"/>
                     <a:stretch>
                       <a:fillRect/>
                     </a:stretch>
@@ -7797,10 +9330,10 @@
         </w:rPr>
         <w:lastRenderedPageBreak/>
         <w:drawing>
-          <wp:inline distT="0" distB="0" distL="0" distR="0" wp14:anchorId="376E0795" wp14:editId="7EB13D50">
+          <wp:inline distT="0" distB="0" distL="0" distR="0" wp14:anchorId="7D4F912E" wp14:editId="70817F54">
             <wp:extent cx="5612130" cy="2780665"/>
             <wp:effectExtent l="0" t="0" r="7620" b="635"/>
-            <wp:docPr id="1817960434" name="Imagen 1"/>
+            <wp:docPr id="903808871" name="Imagen 1"/>
             <wp:cNvGraphicFramePr>
               <a:graphicFrameLocks xmlns:a="http://schemas.openxmlformats.org/drawingml/2006/main" noChangeAspect="1"/>
             </wp:cNvGraphicFramePr>
@@ -7812,7 +9345,7 @@
                     <pic:cNvPicPr/>
                   </pic:nvPicPr>
                   <pic:blipFill>
-                    <a:blip r:embed="rId10"/>
+                    <a:blip r:embed="rId14"/>
                     <a:stretch>
                       <a:fillRect/>
                     </a:stretch>
@@ -7845,10 +9378,10 @@
           <w:noProof/>
         </w:rPr>
         <w:drawing>
-          <wp:inline distT="0" distB="0" distL="0" distR="0" wp14:anchorId="34B8DB44" wp14:editId="3368E1F9">
+          <wp:inline distT="0" distB="0" distL="0" distR="0" wp14:anchorId="32FEAFD4" wp14:editId="6FAC2AA9">
             <wp:extent cx="5612130" cy="1962150"/>
             <wp:effectExtent l="0" t="0" r="7620" b="0"/>
-            <wp:docPr id="1863765501" name="Imagen 1"/>
+            <wp:docPr id="233191573" name="Imagen 1"/>
             <wp:cNvGraphicFramePr>
               <a:graphicFrameLocks xmlns:a="http://schemas.openxmlformats.org/drawingml/2006/main" noChangeAspect="1"/>
             </wp:cNvGraphicFramePr>
@@ -7860,7 +9393,7 @@
                     <pic:cNvPicPr/>
                   </pic:nvPicPr>
                   <pic:blipFill>
-                    <a:blip r:embed="rId11"/>
+                    <a:blip r:embed="rId15"/>
                     <a:stretch>
                       <a:fillRect/>
                     </a:stretch>
@@ -7882,266 +9415,6 @@
       </w:r>
     </w:p>
     <w:p/>
-    <w:p>
-      <w:r>
-        <w:t>PARKINGSERVICE</w:t>
-      </w:r>
-    </w:p>
-    <w:p>
-      <w:r>
-        <w:t>Entrada de auto a estacionamiento:</w:t>
-      </w:r>
-    </w:p>
-    <w:p>
-      <w:r>
-        <w:rPr>
-          <w:noProof/>
-        </w:rPr>
-        <w:lastRenderedPageBreak/>
-        <w:drawing>
-          <wp:inline distT="0" distB="0" distL="0" distR="0" wp14:anchorId="17E0F04E" wp14:editId="4579BDB8">
-            <wp:extent cx="5612130" cy="6186170"/>
-            <wp:effectExtent l="0" t="0" r="7620" b="5080"/>
-            <wp:docPr id="1912798812" name="Imagen 1"/>
-            <wp:cNvGraphicFramePr>
-              <a:graphicFrameLocks xmlns:a="http://schemas.openxmlformats.org/drawingml/2006/main" noChangeAspect="1"/>
-            </wp:cNvGraphicFramePr>
-            <a:graphic xmlns:a="http://schemas.openxmlformats.org/drawingml/2006/main">
-              <a:graphicData uri="http://schemas.openxmlformats.org/drawingml/2006/picture">
-                <pic:pic xmlns:pic="http://schemas.openxmlformats.org/drawingml/2006/picture">
-                  <pic:nvPicPr>
-                    <pic:cNvPr id="1912798812" name=""/>
-                    <pic:cNvPicPr/>
-                  </pic:nvPicPr>
-                  <pic:blipFill>
-                    <a:blip r:embed="rId12"/>
-                    <a:stretch>
-                      <a:fillRect/>
-                    </a:stretch>
-                  </pic:blipFill>
-                  <pic:spPr>
-                    <a:xfrm>
-                      <a:off x="0" y="0"/>
-                      <a:ext cx="5612130" cy="6186170"/>
-                    </a:xfrm>
-                    <a:prstGeom prst="rect">
-                      <a:avLst/>
-                    </a:prstGeom>
-                  </pic:spPr>
-                </pic:pic>
-              </a:graphicData>
-            </a:graphic>
-          </wp:inline>
-        </w:drawing>
-      </w:r>
-    </w:p>
-    <w:p>
-      <w:r>
-        <w:t>Ver los cajones disponibles después de agregar el auto:</w:t>
-      </w:r>
-    </w:p>
-    <w:p>
-      <w:r>
-        <w:rPr>
-          <w:noProof/>
-        </w:rPr>
-        <w:lastRenderedPageBreak/>
-        <w:drawing>
-          <wp:inline distT="0" distB="0" distL="0" distR="0" wp14:anchorId="4FE23743" wp14:editId="3F881B91">
-            <wp:extent cx="5612130" cy="6318250"/>
-            <wp:effectExtent l="0" t="0" r="7620" b="6350"/>
-            <wp:docPr id="443268799" name="Imagen 1"/>
-            <wp:cNvGraphicFramePr>
-              <a:graphicFrameLocks xmlns:a="http://schemas.openxmlformats.org/drawingml/2006/main" noChangeAspect="1"/>
-            </wp:cNvGraphicFramePr>
-            <a:graphic xmlns:a="http://schemas.openxmlformats.org/drawingml/2006/main">
-              <a:graphicData uri="http://schemas.openxmlformats.org/drawingml/2006/picture">
-                <pic:pic xmlns:pic="http://schemas.openxmlformats.org/drawingml/2006/picture">
-                  <pic:nvPicPr>
-                    <pic:cNvPr id="443268799" name=""/>
-                    <pic:cNvPicPr/>
-                  </pic:nvPicPr>
-                  <pic:blipFill>
-                    <a:blip r:embed="rId13"/>
-                    <a:stretch>
-                      <a:fillRect/>
-                    </a:stretch>
-                  </pic:blipFill>
-                  <pic:spPr>
-                    <a:xfrm>
-                      <a:off x="0" y="0"/>
-                      <a:ext cx="5612130" cy="6318250"/>
-                    </a:xfrm>
-                    <a:prstGeom prst="rect">
-                      <a:avLst/>
-                    </a:prstGeom>
-                  </pic:spPr>
-                </pic:pic>
-              </a:graphicData>
-            </a:graphic>
-          </wp:inline>
-        </w:drawing>
-      </w:r>
-    </w:p>
-    <w:p/>
-    <w:p/>
-    <w:p>
-      <w:r>
-        <w:t>Salida de auto del estacionamiento:</w:t>
-      </w:r>
-    </w:p>
-    <w:p>
-      <w:r>
-        <w:rPr>
-          <w:noProof/>
-        </w:rPr>
-        <w:lastRenderedPageBreak/>
-        <w:drawing>
-          <wp:inline distT="0" distB="0" distL="0" distR="0" wp14:anchorId="31497FA7" wp14:editId="30732CC2">
-            <wp:extent cx="5612130" cy="6343015"/>
-            <wp:effectExtent l="0" t="0" r="7620" b="635"/>
-            <wp:docPr id="724315448" name="Imagen 1"/>
-            <wp:cNvGraphicFramePr>
-              <a:graphicFrameLocks xmlns:a="http://schemas.openxmlformats.org/drawingml/2006/main" noChangeAspect="1"/>
-            </wp:cNvGraphicFramePr>
-            <a:graphic xmlns:a="http://schemas.openxmlformats.org/drawingml/2006/main">
-              <a:graphicData uri="http://schemas.openxmlformats.org/drawingml/2006/picture">
-                <pic:pic xmlns:pic="http://schemas.openxmlformats.org/drawingml/2006/picture">
-                  <pic:nvPicPr>
-                    <pic:cNvPr id="724315448" name=""/>
-                    <pic:cNvPicPr/>
-                  </pic:nvPicPr>
-                  <pic:blipFill>
-                    <a:blip r:embed="rId14"/>
-                    <a:stretch>
-                      <a:fillRect/>
-                    </a:stretch>
-                  </pic:blipFill>
-                  <pic:spPr>
-                    <a:xfrm>
-                      <a:off x="0" y="0"/>
-                      <a:ext cx="5612130" cy="6343015"/>
-                    </a:xfrm>
-                    <a:prstGeom prst="rect">
-                      <a:avLst/>
-                    </a:prstGeom>
-                  </pic:spPr>
-                </pic:pic>
-              </a:graphicData>
-            </a:graphic>
-          </wp:inline>
-        </w:drawing>
-      </w:r>
-    </w:p>
-    <w:p>
-      <w:r>
-        <w:t>Ver los cajones disponibles después de salida de estacionamiento:</w:t>
-      </w:r>
-    </w:p>
-    <w:p>
-      <w:r>
-        <w:rPr>
-          <w:noProof/>
-        </w:rPr>
-        <w:lastRenderedPageBreak/>
-        <w:drawing>
-          <wp:inline distT="0" distB="0" distL="0" distR="0" wp14:anchorId="0DE60921" wp14:editId="3DFE4D55">
-            <wp:extent cx="5612130" cy="6352540"/>
-            <wp:effectExtent l="0" t="0" r="7620" b="0"/>
-            <wp:docPr id="48168439" name="Imagen 1"/>
-            <wp:cNvGraphicFramePr>
-              <a:graphicFrameLocks xmlns:a="http://schemas.openxmlformats.org/drawingml/2006/main" noChangeAspect="1"/>
-            </wp:cNvGraphicFramePr>
-            <a:graphic xmlns:a="http://schemas.openxmlformats.org/drawingml/2006/main">
-              <a:graphicData uri="http://schemas.openxmlformats.org/drawingml/2006/picture">
-                <pic:pic xmlns:pic="http://schemas.openxmlformats.org/drawingml/2006/picture">
-                  <pic:nvPicPr>
-                    <pic:cNvPr id="48168439" name=""/>
-                    <pic:cNvPicPr/>
-                  </pic:nvPicPr>
-                  <pic:blipFill>
-                    <a:blip r:embed="rId15"/>
-                    <a:stretch>
-                      <a:fillRect/>
-                    </a:stretch>
-                  </pic:blipFill>
-                  <pic:spPr>
-                    <a:xfrm>
-                      <a:off x="0" y="0"/>
-                      <a:ext cx="5612130" cy="6352540"/>
-                    </a:xfrm>
-                    <a:prstGeom prst="rect">
-                      <a:avLst/>
-                    </a:prstGeom>
-                  </pic:spPr>
-                </pic:pic>
-              </a:graphicData>
-            </a:graphic>
-          </wp:inline>
-        </w:drawing>
-      </w:r>
-    </w:p>
-    <w:p/>
-    <w:p/>
-    <w:p/>
-    <w:p/>
-    <w:p>
-      <w:pPr>
-        <w:pStyle w:val="Ttulo2"/>
-        <w:ind w:left="-851"/>
-        <w:rPr>
-          <w:color w:val="002060"/>
-          <w:sz w:val="24"/>
-          <w:szCs w:val="24"/>
-        </w:rPr>
-      </w:pPr>
-      <w:bookmarkStart w:id="23" w:name="_Toc230192334"/>
-      <w:r>
-        <w:rPr>
-          <w:color w:val="002060"/>
-          <w:sz w:val="24"/>
-          <w:szCs w:val="24"/>
-        </w:rPr>
-        <w:t>Casos de error</w:t>
-      </w:r>
-      <w:bookmarkEnd w:id="23"/>
-    </w:p>
-    <w:p>
-      <w:r>
-        <w:t>AUTHSERVICE</w:t>
-      </w:r>
-    </w:p>
-    <w:p/>
-    <w:p/>
-    <w:p/>
-    <w:p>
-      <w:r>
-        <w:t>USERSERVICE</w:t>
-      </w:r>
-    </w:p>
-    <w:p/>
-    <w:p/>
-    <w:p>
-      <w:pPr>
-        <w:pStyle w:val="Ttulo2"/>
-        <w:ind w:left="-851"/>
-        <w:rPr>
-          <w:color w:val="002060"/>
-          <w:sz w:val="24"/>
-          <w:szCs w:val="24"/>
-        </w:rPr>
-      </w:pPr>
-      <w:bookmarkStart w:id="24" w:name="_Toc230192335"/>
-      <w:r>
-        <w:rPr>
-          <w:color w:val="002060"/>
-          <w:sz w:val="24"/>
-          <w:szCs w:val="24"/>
-        </w:rPr>
-        <w:t>Evidencias</w:t>
-      </w:r>
-      <w:bookmarkEnd w:id="24"/>
-    </w:p>
     <w:p/>
     <w:p>
       <w:pPr>
@@ -8213,7 +9486,11 @@
     </w:p>
     <w:p>
       <w:r>
-        <w:t xml:space="preserve">Durante la realización de este proyecto aprendimos conceptos y habilidades fundamentales para nuestro perfil como ingenieros. En primer lugar, la elaboración de diagramas para representar toda nuestra arquitectura, cómo llegan, se tratan y envían tanto las peticiones como las respuestas en los servicios, y también saber representarla de forma gráfica. También aprendimos cómo es que la estructura de esta arquitectura facilita muchísimo tanto la codificación de las funciones que queremos realizar como la noción de cómo queremos que haya un flujo coherente para cada aspecto del negocio. A nivel de código, aprendimos aspectos fundamentales y rememoramos algunos otros, como el cómo solicitar una autenticación en una petición, cómo se trata dentro de nuestro servicio, aspectos como encriptar una contraseña con la herramienta </w:t>
+        <w:t xml:space="preserve">Durante la realización de este proyecto aprendimos conceptos y habilidades fundamentales para nuestro perfil como ingenieros. En primer lugar, la elaboración de diagramas para representar toda nuestra arquitectura, cómo llegan, se tratan y envían tanto las peticiones como las respuestas en los servicios, y también saber representarla de forma gráfica. También aprendimos cómo es que la estructura de esta arquitectura facilita muchísimo tanto la codificación de las funciones que queremos realizar como la noción de cómo queremos que haya un flujo coherente para cada aspecto del negocio. A nivel de código, aprendimos aspectos fundamentales y rememoramos algunos otros, como el cómo solicitar una autenticación en una petición, cómo se </w:t>
+      </w:r>
+      <w:r>
+        <w:lastRenderedPageBreak/>
+        <w:t xml:space="preserve">trata dentro de nuestro servicio, aspectos como encriptar una contraseña con la herramienta </w:t>
       </w:r>
       <w:proofErr w:type="spellStart"/>
       <w:r>
@@ -9870,7 +11147,7 @@
         <w:rFonts w:ascii="Calibri" w:eastAsiaTheme="minorHAnsi" w:hAnsi="Calibri" w:cs="Calibri" w:hint="default"/>
       </w:rPr>
     </w:lvl>
-    <w:lvl w:ilvl="1" w:tplc="080A0003" w:tentative="1">
+    <w:lvl w:ilvl="1" w:tplc="080A0003">
       <w:start w:val="1"/>
       <w:numFmt w:val="bullet"/>
       <w:lvlText w:val="o"/>
@@ -9882,7 +11159,7 @@
         <w:rFonts w:ascii="Courier New" w:hAnsi="Courier New" w:cs="Courier New" w:hint="default"/>
       </w:rPr>
     </w:lvl>
-    <w:lvl w:ilvl="2" w:tplc="080A0005" w:tentative="1">
+    <w:lvl w:ilvl="2" w:tplc="080A0005">
       <w:start w:val="1"/>
       <w:numFmt w:val="bullet"/>
       <w:lvlText w:val=""/>
@@ -9894,7 +11171,7 @@
         <w:rFonts w:ascii="Wingdings" w:hAnsi="Wingdings" w:hint="default"/>
       </w:rPr>
     </w:lvl>
-    <w:lvl w:ilvl="3" w:tplc="080A0001" w:tentative="1">
+    <w:lvl w:ilvl="3" w:tplc="080A0001">
       <w:start w:val="1"/>
       <w:numFmt w:val="bullet"/>
       <w:lvlText w:val=""/>

--- a/Documentos iniciales/Proyecto_Final_Doc_EquipoX.docx
+++ b/Documentos iniciales/Proyecto_Final_Doc_EquipoX.docx
@@ -3827,7 +3827,15 @@
       </w:r>
       <w:proofErr w:type="spellEnd"/>
       <w:r>
-        <w:t xml:space="preserve"> base de datos , el </w:t>
+        <w:t xml:space="preserve"> base de </w:t>
+      </w:r>
+      <w:proofErr w:type="gramStart"/>
+      <w:r>
+        <w:t>datos ,</w:t>
+      </w:r>
+      <w:proofErr w:type="gramEnd"/>
+      <w:r>
+        <w:t xml:space="preserve"> el </w:t>
       </w:r>
       <w:r>
         <w:t>sistema revisa si el id del programa educativo, el id del rol y el id del tipo de usuario existen realmente en sus tablas correspondientes</w:t>
@@ -4185,10 +4193,18 @@
         <w:t xml:space="preserve">Luego se revisa que el correo no esté repetido. Aquí hay una validación importante: si el correo ya existe, pero pertenece al mismo usuario que </w:t>
       </w:r>
       <w:r>
-        <w:t>está siendo e</w:t>
-      </w:r>
-      <w:r>
-        <w:t>ditando, no hay problema. Pero si el correo pertenece a otro usuario, entonces se detiene la operación y se avisa que el correo electrónico ya está registrado.</w:t>
+        <w:t xml:space="preserve">está siendo </w:t>
+      </w:r>
+      <w:proofErr w:type="gramStart"/>
+      <w:r>
+        <w:t>e</w:t>
+      </w:r>
+      <w:r>
+        <w:t>ditando</w:t>
+      </w:r>
+      <w:proofErr w:type="gramEnd"/>
+      <w:r>
+        <w:t>, no hay problema. Pero si el correo pertenece a otro usuario, entonces se detiene la operación y se avisa que el correo electrónico ya está registrado.</w:t>
       </w:r>
     </w:p>
     <w:p>
@@ -4834,6 +4850,1236 @@
       </w:r>
       <w:bookmarkEnd w:id="5"/>
     </w:p>
+    <w:p/>
+    <w:p>
+      <w:r>
+        <w:t>El servicio de vehículos es el tercer microservicio de nuestro proyecto. VehicleService tiene como finalidad realizar todas las acciones relacionadas con los vehículos registrados dentro del sistema. Con este microservicio podemos registrar vehículos, consultar los vehículos de un usuario, edita</w:t>
+      </w:r>
+      <w:r>
+        <w:t>r</w:t>
+      </w:r>
+      <w:r>
+        <w:t xml:space="preserve">los, cambiar su estatus y validar si un vehículo puede ser usado por </w:t>
+      </w:r>
+      <w:proofErr w:type="spellStart"/>
+      <w:r>
+        <w:t>ParkingService</w:t>
+      </w:r>
+      <w:proofErr w:type="spellEnd"/>
+      <w:r>
+        <w:t>. De esta manera, separamos toda la lógica de vehículos del resto del sistema, cumpliendo con la arquitectura de microservicios.</w:t>
+      </w:r>
+    </w:p>
+    <w:p/>
+    <w:p>
+      <w:r>
+        <w:t xml:space="preserve">Este microservicio trabaja con una base de datos independiente en MySQL llamada </w:t>
+      </w:r>
+      <w:proofErr w:type="spellStart"/>
+      <w:r>
+        <w:t>sicaevehiculo</w:t>
+      </w:r>
+      <w:proofErr w:type="spellEnd"/>
+      <w:r>
+        <w:t xml:space="preserve">. En esta base se manejan las tablas de marca, modelo y </w:t>
+      </w:r>
+      <w:proofErr w:type="spellStart"/>
+      <w:r>
+        <w:t>vehiculo</w:t>
+      </w:r>
+      <w:proofErr w:type="spellEnd"/>
+      <w:r>
+        <w:t xml:space="preserve">. Las marcas y modelos funcionan como catálogos, mientras que la tabla </w:t>
+      </w:r>
+      <w:proofErr w:type="spellStart"/>
+      <w:r>
+        <w:t>vehiculo</w:t>
+      </w:r>
+      <w:proofErr w:type="spellEnd"/>
+      <w:r>
+        <w:t xml:space="preserve"> guarda los vehículos asociados a los usuarios. El </w:t>
+      </w:r>
+      <w:proofErr w:type="spellStart"/>
+      <w:r>
+        <w:t>idUsuario</w:t>
+      </w:r>
+      <w:proofErr w:type="spellEnd"/>
+      <w:r>
+        <w:t xml:space="preserve"> se guarda en la tabla de vehículos, pero no tiene relación física con la base de usuarios porque ese dato pertenece a otro microservicio.</w:t>
+      </w:r>
+    </w:p>
+    <w:p/>
+    <w:p>
+      <w:r>
+        <w:t>Este microservicio cuenta con 5 funcionalidades principales:</w:t>
+      </w:r>
+    </w:p>
+    <w:p/>
+    <w:p>
+      <w:r>
+        <w:t>- Buscar vehículos por usuario: GET /</w:t>
+      </w:r>
+      <w:proofErr w:type="spellStart"/>
+      <w:r>
+        <w:t>vehiculos</w:t>
+      </w:r>
+      <w:proofErr w:type="spellEnd"/>
+      <w:r>
+        <w:t>/</w:t>
+      </w:r>
+      <w:proofErr w:type="spellStart"/>
+      <w:r>
+        <w:t>buscarPorUsuario</w:t>
+      </w:r>
+      <w:proofErr w:type="spellEnd"/>
+      <w:r>
+        <w:t>/{</w:t>
+      </w:r>
+      <w:proofErr w:type="spellStart"/>
+      <w:r>
+        <w:t>idUsuario</w:t>
+      </w:r>
+      <w:proofErr w:type="spellEnd"/>
+      <w:r>
+        <w:t>}</w:t>
+      </w:r>
+    </w:p>
+    <w:p>
+      <w:r>
+        <w:t>- Agregar vehículo: POST /</w:t>
+      </w:r>
+      <w:proofErr w:type="spellStart"/>
+      <w:r>
+        <w:t>vehiculos</w:t>
+      </w:r>
+      <w:proofErr w:type="spellEnd"/>
+      <w:r>
+        <w:t>/agregar</w:t>
+      </w:r>
+    </w:p>
+    <w:p>
+      <w:r>
+        <w:t>- Editar vehículo: PUT /</w:t>
+      </w:r>
+      <w:proofErr w:type="spellStart"/>
+      <w:r>
+        <w:t>vehiculos</w:t>
+      </w:r>
+      <w:proofErr w:type="spellEnd"/>
+      <w:r>
+        <w:t>/editar/{</w:t>
+      </w:r>
+      <w:proofErr w:type="spellStart"/>
+      <w:r>
+        <w:t>idVehiculo</w:t>
+      </w:r>
+      <w:proofErr w:type="spellEnd"/>
+      <w:r>
+        <w:t>}</w:t>
+      </w:r>
+    </w:p>
+    <w:p>
+      <w:r>
+        <w:t>- Cambiar estatus de vehículo: PATCH /</w:t>
+      </w:r>
+      <w:proofErr w:type="spellStart"/>
+      <w:r>
+        <w:t>vehiculos</w:t>
+      </w:r>
+      <w:proofErr w:type="spellEnd"/>
+      <w:r>
+        <w:t>/</w:t>
+      </w:r>
+      <w:proofErr w:type="spellStart"/>
+      <w:r>
+        <w:t>actualizarEstatus</w:t>
+      </w:r>
+      <w:proofErr w:type="spellEnd"/>
+      <w:r>
+        <w:t>/{</w:t>
+      </w:r>
+      <w:proofErr w:type="spellStart"/>
+      <w:r>
+        <w:t>idVehiculo</w:t>
+      </w:r>
+      <w:proofErr w:type="spellEnd"/>
+      <w:r>
+        <w:t>}/{</w:t>
+      </w:r>
+      <w:proofErr w:type="spellStart"/>
+      <w:r>
+        <w:t>idUsuario</w:t>
+      </w:r>
+      <w:proofErr w:type="spellEnd"/>
+      <w:r>
+        <w:t>}</w:t>
+      </w:r>
+    </w:p>
+    <w:p>
+      <w:r>
+        <w:t xml:space="preserve">- Validar vehículo para </w:t>
+      </w:r>
+      <w:proofErr w:type="spellStart"/>
+      <w:r>
+        <w:t>ParkingService</w:t>
+      </w:r>
+      <w:proofErr w:type="spellEnd"/>
+      <w:r>
+        <w:t>: GET /</w:t>
+      </w:r>
+      <w:proofErr w:type="spellStart"/>
+      <w:r>
+        <w:t>vehiculos</w:t>
+      </w:r>
+      <w:proofErr w:type="spellEnd"/>
+      <w:r>
+        <w:t>/</w:t>
+      </w:r>
+      <w:proofErr w:type="spellStart"/>
+      <w:r>
+        <w:t>validar?idUsuario</w:t>
+      </w:r>
+      <w:proofErr w:type="spellEnd"/>
+      <w:r>
+        <w:t>={</w:t>
+      </w:r>
+      <w:proofErr w:type="spellStart"/>
+      <w:r>
+        <w:t>idUsuario</w:t>
+      </w:r>
+      <w:proofErr w:type="spellEnd"/>
+      <w:r>
+        <w:t>}&amp;placa={placa}</w:t>
+      </w:r>
+    </w:p>
+    <w:p/>
+    <w:p>
+      <w:r>
+        <w:t>Desde Postman se manda una petición a http://localhost:8083/vehiculos/ y, según el caso, se usa el método correspondiente. Para registrar se usa POST, para editar se usa PUT, para cambiar el estatus se usa PATCH y para consultar o validar se usa GET.</w:t>
+      </w:r>
+    </w:p>
+    <w:p/>
+    <w:p>
+      <w:r>
+        <w:t xml:space="preserve">Todos los métodos principales necesitan un token proporcionado previamente por </w:t>
+      </w:r>
+      <w:proofErr w:type="spellStart"/>
+      <w:r>
+        <w:t>AuthService</w:t>
+      </w:r>
+      <w:proofErr w:type="spellEnd"/>
+      <w:r>
+        <w:t xml:space="preserve">. Este token se manda en la autorización de tipo Bearer, dentro del </w:t>
+      </w:r>
+      <w:proofErr w:type="spellStart"/>
+      <w:r>
+        <w:t>header</w:t>
+      </w:r>
+      <w:proofErr w:type="spellEnd"/>
+      <w:r>
+        <w:t xml:space="preserve"> de la petición. Cuando el token llega al </w:t>
+      </w:r>
+      <w:proofErr w:type="spellStart"/>
+      <w:r>
+        <w:t>controller</w:t>
+      </w:r>
+      <w:proofErr w:type="spellEnd"/>
+      <w:r>
+        <w:t xml:space="preserve">, primero se revisa que venga con el formato correcto. Después se le quita la palabra Bearer para dejar el token limpio y se manda al </w:t>
+      </w:r>
+      <w:proofErr w:type="spellStart"/>
+      <w:r>
+        <w:t>service</w:t>
+      </w:r>
+      <w:proofErr w:type="spellEnd"/>
+      <w:r>
+        <w:t>.</w:t>
+      </w:r>
+    </w:p>
+    <w:p/>
+    <w:p>
+      <w:r>
+        <w:t xml:space="preserve">Dentro del </w:t>
+      </w:r>
+      <w:proofErr w:type="spellStart"/>
+      <w:r>
+        <w:t>service</w:t>
+      </w:r>
+      <w:proofErr w:type="spellEnd"/>
+      <w:r>
+        <w:t xml:space="preserve">, el token se </w:t>
+      </w:r>
+      <w:proofErr w:type="spellStart"/>
+      <w:r>
+        <w:t>valida</w:t>
+      </w:r>
+      <w:proofErr w:type="spellEnd"/>
+      <w:r>
+        <w:t xml:space="preserve"> para revisar si fue creado con la misma clave que usa </w:t>
+      </w:r>
+      <w:proofErr w:type="spellStart"/>
+      <w:r>
+        <w:t>AuthService</w:t>
+      </w:r>
+      <w:proofErr w:type="spellEnd"/>
+      <w:r>
+        <w:t xml:space="preserve"> y si todavía es válido. Si el token no cumple, el sistema no permite continuar y devuelve un mensaje indicando que el token es inválido.</w:t>
+      </w:r>
+    </w:p>
+    <w:p/>
+    <w:p>
+      <w:r>
+        <w:t xml:space="preserve">Función </w:t>
+      </w:r>
+      <w:proofErr w:type="spellStart"/>
+      <w:r>
+        <w:t>buscarVehiculosPorUsuario</w:t>
+      </w:r>
+      <w:proofErr w:type="spellEnd"/>
+    </w:p>
+    <w:p/>
+    <w:p>
+      <w:r>
+        <w:t xml:space="preserve">La función </w:t>
+      </w:r>
+      <w:proofErr w:type="spellStart"/>
+      <w:r>
+        <w:t>buscarVehiculosPorUsuario</w:t>
+      </w:r>
+      <w:proofErr w:type="spellEnd"/>
+      <w:r>
+        <w:t xml:space="preserve"> permite consultar todos los vehículos que pertenecen a un usuario específico. Esta función se prueba desde Postman con el método GET y la ruta http://localhost:8083/vehiculos/buscarPorUsuario/{idUsuario}.</w:t>
+      </w:r>
+    </w:p>
+    <w:p/>
+    <w:p>
+      <w:r>
+        <w:t xml:space="preserve">Primero, la petición llega al </w:t>
+      </w:r>
+      <w:proofErr w:type="spellStart"/>
+      <w:r>
+        <w:t>controller</w:t>
+      </w:r>
+      <w:proofErr w:type="spellEnd"/>
+      <w:r>
+        <w:t xml:space="preserve">. Ahí se revisa que venga el token de autorización. Si el token no viene o no tiene el formato Bearer, se devuelve un mensaje de error. Si el token viene correctamente, se limpia y se manda al </w:t>
+      </w:r>
+      <w:proofErr w:type="spellStart"/>
+      <w:r>
+        <w:t>service</w:t>
+      </w:r>
+      <w:proofErr w:type="spellEnd"/>
+      <w:r>
+        <w:t xml:space="preserve"> junto con el </w:t>
+      </w:r>
+      <w:proofErr w:type="spellStart"/>
+      <w:r>
+        <w:t>idUsuario</w:t>
+      </w:r>
+      <w:proofErr w:type="spellEnd"/>
+      <w:r>
+        <w:t>.</w:t>
+      </w:r>
+    </w:p>
+    <w:p/>
+    <w:p>
+      <w:r>
+        <w:t xml:space="preserve">Dentro del </w:t>
+      </w:r>
+      <w:proofErr w:type="spellStart"/>
+      <w:r>
+        <w:t>service</w:t>
+      </w:r>
+      <w:proofErr w:type="spellEnd"/>
+      <w:r>
+        <w:t xml:space="preserve"> se valida que el </w:t>
+      </w:r>
+      <w:proofErr w:type="spellStart"/>
+      <w:r>
+        <w:t>idUsuario</w:t>
+      </w:r>
+      <w:proofErr w:type="spellEnd"/>
+      <w:r>
+        <w:t xml:space="preserve"> no venga vacío y después se valida el token. Si todo está correcto, se llama al </w:t>
+      </w:r>
+      <w:proofErr w:type="spellStart"/>
+      <w:r>
+        <w:t>repository</w:t>
+      </w:r>
+      <w:proofErr w:type="spellEnd"/>
+      <w:r>
+        <w:t xml:space="preserve"> para buscar los vehículos del usuario. Para esta consulta se usa la vista </w:t>
+      </w:r>
+      <w:proofErr w:type="spellStart"/>
+      <w:r>
+        <w:t>vehiculofullinfo</w:t>
+      </w:r>
+      <w:proofErr w:type="spellEnd"/>
+      <w:r>
+        <w:t>, porque ahí ya vienen juntos los datos del vehículo, modelo y marca.</w:t>
+      </w:r>
+    </w:p>
+    <w:p/>
+    <w:p>
+      <w:r>
+        <w:t xml:space="preserve">El </w:t>
+      </w:r>
+      <w:proofErr w:type="spellStart"/>
+      <w:r>
+        <w:t>repository</w:t>
+      </w:r>
+      <w:proofErr w:type="spellEnd"/>
+      <w:r>
+        <w:t xml:space="preserve"> devuelve una lista de vehículos encontrados. Después, en el </w:t>
+      </w:r>
+      <w:proofErr w:type="spellStart"/>
+      <w:r>
+        <w:t>service</w:t>
+      </w:r>
+      <w:proofErr w:type="spellEnd"/>
+      <w:r>
+        <w:t xml:space="preserve">, esos datos se pasan a objetos </w:t>
+      </w:r>
+      <w:proofErr w:type="spellStart"/>
+      <w:r>
+        <w:t>VehiculoResponseDTO</w:t>
+      </w:r>
+      <w:proofErr w:type="spellEnd"/>
+      <w:r>
+        <w:t xml:space="preserve"> para regresar una respuesta más ordenada a Postman. Finalmente, el </w:t>
+      </w:r>
+      <w:proofErr w:type="spellStart"/>
+      <w:r>
+        <w:t>controller</w:t>
+      </w:r>
+      <w:proofErr w:type="spellEnd"/>
+      <w:r>
+        <w:t xml:space="preserve"> responde con </w:t>
+      </w:r>
+      <w:proofErr w:type="spellStart"/>
+      <w:r>
+        <w:t>ResponseEntity.ok</w:t>
+      </w:r>
+      <w:proofErr w:type="spellEnd"/>
+      <w:r>
+        <w:t xml:space="preserve"> y muestra la lista de vehículos del usuario.</w:t>
+      </w:r>
+    </w:p>
+    <w:p/>
+    <w:p>
+      <w:r>
+        <w:t xml:space="preserve">Función </w:t>
+      </w:r>
+      <w:proofErr w:type="spellStart"/>
+      <w:r>
+        <w:t>registrarVehiculo</w:t>
+      </w:r>
+      <w:proofErr w:type="spellEnd"/>
+    </w:p>
+    <w:p/>
+    <w:p>
+      <w:r>
+        <w:t xml:space="preserve">La función </w:t>
+      </w:r>
+      <w:proofErr w:type="spellStart"/>
+      <w:r>
+        <w:t>registrarVehiculo</w:t>
+      </w:r>
+      <w:proofErr w:type="spellEnd"/>
+      <w:r>
+        <w:t xml:space="preserve"> permite agregar un nuevo vehículo al sistema. Esta función se manda desde Postman con el método POST y la ruta http://localhost:8083/vehiculos/agregar. La petición debe traer el token en el </w:t>
+      </w:r>
+      <w:proofErr w:type="spellStart"/>
+      <w:r>
+        <w:t>header</w:t>
+      </w:r>
+      <w:proofErr w:type="spellEnd"/>
+      <w:r>
+        <w:t xml:space="preserve"> y el </w:t>
+      </w:r>
+      <w:proofErr w:type="spellStart"/>
+      <w:r>
+        <w:t>body</w:t>
+      </w:r>
+      <w:proofErr w:type="spellEnd"/>
+      <w:r>
+        <w:t xml:space="preserve"> con los datos del vehículo.</w:t>
+      </w:r>
+    </w:p>
+    <w:p/>
+    <w:p>
+      <w:r>
+        <w:lastRenderedPageBreak/>
+        <w:t xml:space="preserve">El </w:t>
+      </w:r>
+      <w:proofErr w:type="spellStart"/>
+      <w:r>
+        <w:t>body</w:t>
+      </w:r>
+      <w:proofErr w:type="spellEnd"/>
+      <w:r>
+        <w:t xml:space="preserve"> incluye datos como </w:t>
+      </w:r>
+      <w:proofErr w:type="spellStart"/>
+      <w:r>
+        <w:t>idUsuario</w:t>
+      </w:r>
+      <w:proofErr w:type="spellEnd"/>
+      <w:r>
+        <w:t xml:space="preserve">, </w:t>
+      </w:r>
+      <w:proofErr w:type="spellStart"/>
+      <w:r>
+        <w:t>idModelo</w:t>
+      </w:r>
+      <w:proofErr w:type="spellEnd"/>
+      <w:r>
+        <w:t xml:space="preserve">, placa, color, año y descripción. El </w:t>
+      </w:r>
+      <w:proofErr w:type="spellStart"/>
+      <w:r>
+        <w:t>idVehiculo</w:t>
+      </w:r>
+      <w:proofErr w:type="spellEnd"/>
+      <w:r>
+        <w:t xml:space="preserve"> no se manda porque lo genera MySQL automáticamente. La </w:t>
+      </w:r>
+      <w:proofErr w:type="spellStart"/>
+      <w:r>
+        <w:t>claveVehiculo</w:t>
+      </w:r>
+      <w:proofErr w:type="spellEnd"/>
+      <w:r>
+        <w:t xml:space="preserve"> tampoco se manda desde Postman, porque se genera dentro del </w:t>
+      </w:r>
+      <w:proofErr w:type="spellStart"/>
+      <w:r>
+        <w:t>service</w:t>
+      </w:r>
+      <w:proofErr w:type="spellEnd"/>
+      <w:r>
+        <w:t xml:space="preserve"> siguiendo un patrón sencillo.</w:t>
+      </w:r>
+    </w:p>
+    <w:p/>
+    <w:p>
+      <w:r>
+        <w:t xml:space="preserve">Primero, el </w:t>
+      </w:r>
+      <w:proofErr w:type="spellStart"/>
+      <w:r>
+        <w:t>controller</w:t>
+      </w:r>
+      <w:proofErr w:type="spellEnd"/>
+      <w:r>
+        <w:t xml:space="preserve"> recibe la petición y revisa que venga el token Bearer. Si viene bien, se limpia el token y se manda al </w:t>
+      </w:r>
+      <w:proofErr w:type="spellStart"/>
+      <w:r>
+        <w:t>service</w:t>
+      </w:r>
+      <w:proofErr w:type="spellEnd"/>
+      <w:r>
+        <w:t xml:space="preserve"> junto con el objeto </w:t>
+      </w:r>
+      <w:proofErr w:type="spellStart"/>
+      <w:r>
+        <w:t>VehiculoRequestDTO</w:t>
+      </w:r>
+      <w:proofErr w:type="spellEnd"/>
+      <w:r>
+        <w:t>.</w:t>
+      </w:r>
+    </w:p>
+    <w:p/>
+    <w:p>
+      <w:r>
+        <w:t xml:space="preserve">Dentro del </w:t>
+      </w:r>
+      <w:proofErr w:type="spellStart"/>
+      <w:r>
+        <w:t>service</w:t>
+      </w:r>
+      <w:proofErr w:type="spellEnd"/>
+      <w:r>
+        <w:t xml:space="preserve">, primero se valida el token. Después se validan los datos obligatorios: </w:t>
+      </w:r>
+      <w:proofErr w:type="spellStart"/>
+      <w:r>
+        <w:t>idUsuario</w:t>
+      </w:r>
+      <w:proofErr w:type="spellEnd"/>
+      <w:r>
+        <w:t xml:space="preserve">, </w:t>
+      </w:r>
+      <w:proofErr w:type="spellStart"/>
+      <w:r>
+        <w:t>idModelo</w:t>
+      </w:r>
+      <w:proofErr w:type="spellEnd"/>
+      <w:r>
+        <w:t xml:space="preserve">, placa, color y año. También se revisan los tamaños de los campos para evitar errores con la base de datos, por </w:t>
+      </w:r>
+      <w:proofErr w:type="gramStart"/>
+      <w:r>
+        <w:t>ejemplo</w:t>
+      </w:r>
+      <w:proofErr w:type="gramEnd"/>
+      <w:r>
+        <w:t xml:space="preserve"> que la placa no pase de 7 caracteres, el color no pase de 20 y la descripción no pase de 255.</w:t>
+      </w:r>
+    </w:p>
+    <w:p/>
+    <w:p>
+      <w:r>
+        <w:t>Después se valida que el modelo exista y esté activo en el catálogo. También se busca si ya existe otro vehículo con la misma placa. Si la placa ya está registrada, se devuelve un mensaje de error porque no se permiten placas repetidas.</w:t>
+      </w:r>
+    </w:p>
+    <w:p/>
+    <w:p>
+      <w:r>
+        <w:t>Luego se cuenta cuántos vehículos activos tiene el usuario. Si el usuario ya tiene 4 vehículos activos, el sistema no permite registrar otro. Esta validación se hizo porque el requerimiento indica que un usuario solo puede tener máximo 4 vehículos activos.</w:t>
+      </w:r>
+    </w:p>
+    <w:p/>
+    <w:p>
+      <w:r>
+        <w:t xml:space="preserve">Si todo está correcto, se crea un objeto </w:t>
+      </w:r>
+      <w:proofErr w:type="spellStart"/>
+      <w:r>
+        <w:t>Vehiculo</w:t>
+      </w:r>
+      <w:proofErr w:type="spellEnd"/>
+      <w:r>
+        <w:t xml:space="preserve"> con los datos recibidos. Después se genera la </w:t>
+      </w:r>
+      <w:proofErr w:type="spellStart"/>
+      <w:r>
+        <w:t>claveVehiculo</w:t>
+      </w:r>
+      <w:proofErr w:type="spellEnd"/>
+      <w:r>
+        <w:t xml:space="preserve"> de forma interna, se asignan los datos al objeto y se manda al </w:t>
+      </w:r>
+      <w:proofErr w:type="spellStart"/>
+      <w:r>
+        <w:t>repository</w:t>
+      </w:r>
+      <w:proofErr w:type="spellEnd"/>
+      <w:r>
+        <w:t xml:space="preserve">. El </w:t>
+      </w:r>
+      <w:proofErr w:type="spellStart"/>
+      <w:r>
+        <w:t>repository</w:t>
+      </w:r>
+      <w:proofErr w:type="spellEnd"/>
+      <w:r>
+        <w:t xml:space="preserve"> ejecuta el INSERT en la tabla </w:t>
+      </w:r>
+      <w:proofErr w:type="spellStart"/>
+      <w:r>
+        <w:t>vehiculo</w:t>
+      </w:r>
+      <w:proofErr w:type="spellEnd"/>
+      <w:r>
+        <w:t xml:space="preserve">. Si todo sale bien, el </w:t>
+      </w:r>
+      <w:proofErr w:type="spellStart"/>
+      <w:r>
+        <w:t>service</w:t>
+      </w:r>
+      <w:proofErr w:type="spellEnd"/>
+      <w:r>
+        <w:t xml:space="preserve"> regresa un mensaje de éxito y el </w:t>
+      </w:r>
+      <w:proofErr w:type="spellStart"/>
+      <w:r>
+        <w:t>controller</w:t>
+      </w:r>
+      <w:proofErr w:type="spellEnd"/>
+      <w:r>
+        <w:t xml:space="preserve"> responde a Postman indicando que el vehículo se registró correctamente.</w:t>
+      </w:r>
+    </w:p>
+    <w:p/>
+    <w:p>
+      <w:r>
+        <w:t xml:space="preserve">Función </w:t>
+      </w:r>
+      <w:proofErr w:type="spellStart"/>
+      <w:r>
+        <w:t>editarVehiculo</w:t>
+      </w:r>
+      <w:proofErr w:type="spellEnd"/>
+    </w:p>
+    <w:p/>
+    <w:p>
+      <w:r>
+        <w:t xml:space="preserve">La función </w:t>
+      </w:r>
+      <w:proofErr w:type="spellStart"/>
+      <w:r>
+        <w:t>editarVehiculo</w:t>
+      </w:r>
+      <w:proofErr w:type="spellEnd"/>
+      <w:r>
+        <w:t xml:space="preserve"> permite modificar la información de un vehículo ya existente. Esta función se prueba con el método PUT y la ruta http://localhost:8083/vehiculos/editar/{idVehiculo}. En la URL se manda el </w:t>
+      </w:r>
+      <w:proofErr w:type="spellStart"/>
+      <w:r>
+        <w:t>idVehiculo</w:t>
+      </w:r>
+      <w:proofErr w:type="spellEnd"/>
+      <w:r>
+        <w:t xml:space="preserve"> y en el </w:t>
+      </w:r>
+      <w:proofErr w:type="spellStart"/>
+      <w:r>
+        <w:t>body</w:t>
+      </w:r>
+      <w:proofErr w:type="spellEnd"/>
+      <w:r>
+        <w:t xml:space="preserve"> se mandan los datos nuevos.</w:t>
+      </w:r>
+    </w:p>
+    <w:p/>
+    <w:p>
+      <w:r>
+        <w:t xml:space="preserve">Primero, el </w:t>
+      </w:r>
+      <w:proofErr w:type="spellStart"/>
+      <w:r>
+        <w:t>controller</w:t>
+      </w:r>
+      <w:proofErr w:type="spellEnd"/>
+      <w:r>
+        <w:t xml:space="preserve"> revisa que venga el token de autorización. Si el token viene bien, se limpia y se manda al </w:t>
+      </w:r>
+      <w:proofErr w:type="spellStart"/>
+      <w:r>
+        <w:t>service</w:t>
+      </w:r>
+      <w:proofErr w:type="spellEnd"/>
+      <w:r>
+        <w:t xml:space="preserve"> junto con el </w:t>
+      </w:r>
+      <w:proofErr w:type="spellStart"/>
+      <w:r>
+        <w:t>idVehiculo</w:t>
+      </w:r>
+      <w:proofErr w:type="spellEnd"/>
+      <w:r>
+        <w:t xml:space="preserve"> y el </w:t>
+      </w:r>
+      <w:proofErr w:type="spellStart"/>
+      <w:r>
+        <w:t>body</w:t>
+      </w:r>
+      <w:proofErr w:type="spellEnd"/>
+      <w:r>
+        <w:t xml:space="preserve"> de la petición.</w:t>
+      </w:r>
+    </w:p>
+    <w:p/>
+    <w:p>
+      <w:r>
+        <w:lastRenderedPageBreak/>
+        <w:t xml:space="preserve">Dentro del </w:t>
+      </w:r>
+      <w:proofErr w:type="spellStart"/>
+      <w:r>
+        <w:t>service</w:t>
+      </w:r>
+      <w:proofErr w:type="spellEnd"/>
+      <w:r>
+        <w:t xml:space="preserve"> se valida que el </w:t>
+      </w:r>
+      <w:proofErr w:type="spellStart"/>
+      <w:r>
+        <w:t>idVehiculo</w:t>
+      </w:r>
+      <w:proofErr w:type="spellEnd"/>
+      <w:r>
+        <w:t xml:space="preserve"> venga presente y que el token sea válido. Después se validan los datos obligatorios del </w:t>
+      </w:r>
+      <w:proofErr w:type="spellStart"/>
+      <w:r>
+        <w:t>body</w:t>
+      </w:r>
+      <w:proofErr w:type="spellEnd"/>
+      <w:r>
+        <w:t xml:space="preserve">, igual que en el registro: </w:t>
+      </w:r>
+      <w:proofErr w:type="spellStart"/>
+      <w:r>
+        <w:t>idUsuario</w:t>
+      </w:r>
+      <w:proofErr w:type="spellEnd"/>
+      <w:r>
+        <w:t xml:space="preserve">, </w:t>
+      </w:r>
+      <w:proofErr w:type="spellStart"/>
+      <w:r>
+        <w:t>idModelo</w:t>
+      </w:r>
+      <w:proofErr w:type="spellEnd"/>
+      <w:r>
+        <w:t>, placa, color y año. También se revisan los tamaños de placa, color y descripción.</w:t>
+      </w:r>
+    </w:p>
+    <w:p/>
+    <w:p>
+      <w:r>
+        <w:t xml:space="preserve">Después se busca el vehículo en la base de datos usando el </w:t>
+      </w:r>
+      <w:proofErr w:type="spellStart"/>
+      <w:r>
+        <w:t>idVehiculo</w:t>
+      </w:r>
+      <w:proofErr w:type="spellEnd"/>
+      <w:r>
+        <w:t xml:space="preserve">. Si no existe, se devuelve un mensaje de error. Si sí existe, se revisa que el vehículo pertenezca al </w:t>
+      </w:r>
+      <w:proofErr w:type="spellStart"/>
+      <w:r>
+        <w:t>idUsuario</w:t>
+      </w:r>
+      <w:proofErr w:type="spellEnd"/>
+      <w:r>
+        <w:t xml:space="preserve"> que llegó en la petición. Esto se hace para evitar que se edite un vehículo que no corresponde a ese usuario.</w:t>
+      </w:r>
+    </w:p>
+    <w:p/>
+    <w:p>
+      <w:r>
+        <w:t>También se valida que el modelo nuevo exista y esté activo. Luego se revisa que la placa nueva no esté usada por otro vehículo. Esta validación ignora el vehículo actual, para que pueda conservar su misma placa sin marcarla como repetida.</w:t>
+      </w:r>
+    </w:p>
+    <w:p/>
+    <w:p>
+      <w:r>
+        <w:t xml:space="preserve">Si todas las validaciones pasan, se crea un objeto </w:t>
+      </w:r>
+      <w:proofErr w:type="spellStart"/>
+      <w:r>
+        <w:t>Vehiculo</w:t>
+      </w:r>
+      <w:proofErr w:type="spellEnd"/>
+      <w:r>
+        <w:t xml:space="preserve"> con los datos editables. En esta función no se cambia el </w:t>
+      </w:r>
+      <w:proofErr w:type="spellStart"/>
+      <w:r>
+        <w:t>idUsuario</w:t>
+      </w:r>
+      <w:proofErr w:type="spellEnd"/>
+      <w:r>
+        <w:t xml:space="preserve">, la </w:t>
+      </w:r>
+      <w:proofErr w:type="spellStart"/>
+      <w:r>
+        <w:t>claveVehiculo</w:t>
+      </w:r>
+      <w:proofErr w:type="spellEnd"/>
+      <w:r>
+        <w:t xml:space="preserve"> ni el estatus, porque esos datos no deben modificarse desde este </w:t>
+      </w:r>
+      <w:proofErr w:type="spellStart"/>
+      <w:r>
+        <w:t>endpoint</w:t>
+      </w:r>
+      <w:proofErr w:type="spellEnd"/>
+      <w:r>
+        <w:t xml:space="preserve">. Finalmente, se llama al </w:t>
+      </w:r>
+      <w:proofErr w:type="spellStart"/>
+      <w:r>
+        <w:t>repository</w:t>
+      </w:r>
+      <w:proofErr w:type="spellEnd"/>
+      <w:r>
+        <w:t xml:space="preserve"> para hacer el UPDATE en la tabla </w:t>
+      </w:r>
+      <w:proofErr w:type="spellStart"/>
+      <w:r>
+        <w:t>vehiculo</w:t>
+      </w:r>
+      <w:proofErr w:type="spellEnd"/>
+      <w:r>
+        <w:t xml:space="preserve">. Si todo sale bien, el </w:t>
+      </w:r>
+      <w:proofErr w:type="spellStart"/>
+      <w:r>
+        <w:t>service</w:t>
+      </w:r>
+      <w:proofErr w:type="spellEnd"/>
+      <w:r>
+        <w:t xml:space="preserve"> devuelve un mensaje de éxito y el </w:t>
+      </w:r>
+      <w:proofErr w:type="spellStart"/>
+      <w:r>
+        <w:t>controller</w:t>
+      </w:r>
+      <w:proofErr w:type="spellEnd"/>
+      <w:r>
+        <w:t xml:space="preserve"> responde a Postman.</w:t>
+      </w:r>
+    </w:p>
+    <w:p/>
+    <w:p>
+      <w:r>
+        <w:t xml:space="preserve">Función </w:t>
+      </w:r>
+      <w:proofErr w:type="spellStart"/>
+      <w:r>
+        <w:t>cambiarEstatus</w:t>
+      </w:r>
+      <w:proofErr w:type="spellEnd"/>
+    </w:p>
+    <w:p/>
+    <w:p>
+      <w:r>
+        <w:t xml:space="preserve">La función </w:t>
+      </w:r>
+      <w:proofErr w:type="spellStart"/>
+      <w:r>
+        <w:t>cambiarEstatus</w:t>
+      </w:r>
+      <w:proofErr w:type="spellEnd"/>
+      <w:r>
+        <w:t xml:space="preserve"> sirve para activar o inactivar un vehículo sin eliminarlo físicamente. Esta función se manda desde Postman con el método PATCH y la ruta http://localhost:8083/vehiculos/actualizarEstatus/{idVehiculo}/{idUsuario}.</w:t>
+      </w:r>
+    </w:p>
+    <w:p/>
+    <w:p>
+      <w:r>
+        <w:t xml:space="preserve">En la URL se manda el </w:t>
+      </w:r>
+      <w:proofErr w:type="spellStart"/>
+      <w:r>
+        <w:t>idVehiculo</w:t>
+      </w:r>
+      <w:proofErr w:type="spellEnd"/>
+      <w:r>
+        <w:t xml:space="preserve"> del vehículo que se quiere modificar y el </w:t>
+      </w:r>
+      <w:proofErr w:type="spellStart"/>
+      <w:r>
+        <w:t>idUsuario</w:t>
+      </w:r>
+      <w:proofErr w:type="spellEnd"/>
+      <w:r>
+        <w:t xml:space="preserve"> al que pertenece. Igual que en los demás métodos, también se manda el token Bearer en el </w:t>
+      </w:r>
+      <w:proofErr w:type="spellStart"/>
+      <w:r>
+        <w:t>header</w:t>
+      </w:r>
+      <w:proofErr w:type="spellEnd"/>
+      <w:r>
+        <w:t>.</w:t>
+      </w:r>
+    </w:p>
+    <w:p/>
+    <w:p>
+      <w:r>
+        <w:t xml:space="preserve">Primero, la petición llega al </w:t>
+      </w:r>
+      <w:proofErr w:type="spellStart"/>
+      <w:r>
+        <w:t>controller</w:t>
+      </w:r>
+      <w:proofErr w:type="spellEnd"/>
+      <w:r>
+        <w:t xml:space="preserve">. El </w:t>
+      </w:r>
+      <w:proofErr w:type="spellStart"/>
+      <w:r>
+        <w:t>controller</w:t>
+      </w:r>
+      <w:proofErr w:type="spellEnd"/>
+      <w:r>
+        <w:t xml:space="preserve"> revisa el token y, si viene correctamente, lo manda al </w:t>
+      </w:r>
+      <w:proofErr w:type="spellStart"/>
+      <w:r>
+        <w:t>service</w:t>
+      </w:r>
+      <w:proofErr w:type="spellEnd"/>
+      <w:r>
+        <w:t xml:space="preserve"> junto con el </w:t>
+      </w:r>
+      <w:proofErr w:type="spellStart"/>
+      <w:r>
+        <w:t>idVehiculo</w:t>
+      </w:r>
+      <w:proofErr w:type="spellEnd"/>
+      <w:r>
+        <w:t xml:space="preserve"> y el </w:t>
+      </w:r>
+      <w:proofErr w:type="spellStart"/>
+      <w:r>
+        <w:t>idUsuario</w:t>
+      </w:r>
+      <w:proofErr w:type="spellEnd"/>
+      <w:r>
+        <w:t>.</w:t>
+      </w:r>
+    </w:p>
+    <w:p/>
+    <w:p>
+      <w:r>
+        <w:t xml:space="preserve">Dentro del </w:t>
+      </w:r>
+      <w:proofErr w:type="spellStart"/>
+      <w:r>
+        <w:t>service</w:t>
+      </w:r>
+      <w:proofErr w:type="spellEnd"/>
+      <w:r>
+        <w:t xml:space="preserve"> se valida que vengan ambos datos. Después se valida el token. Luego se busca el vehículo por </w:t>
+      </w:r>
+      <w:proofErr w:type="spellStart"/>
+      <w:r>
+        <w:t>idVehiculo</w:t>
+      </w:r>
+      <w:proofErr w:type="spellEnd"/>
+      <w:r>
+        <w:t xml:space="preserve">. Si el vehículo no existe, se devuelve un mensaje de error. Si sí existe, se revisa que pertenezca al </w:t>
+      </w:r>
+      <w:proofErr w:type="spellStart"/>
+      <w:r>
+        <w:t>idUsuario</w:t>
+      </w:r>
+      <w:proofErr w:type="spellEnd"/>
+      <w:r>
+        <w:t xml:space="preserve"> enviado.</w:t>
+      </w:r>
+    </w:p>
+    <w:p/>
+    <w:p>
+      <w:r>
+        <w:t xml:space="preserve">Si todo está correcto, se llama al </w:t>
+      </w:r>
+      <w:proofErr w:type="spellStart"/>
+      <w:r>
+        <w:t>repository</w:t>
+      </w:r>
+      <w:proofErr w:type="spellEnd"/>
+      <w:r>
+        <w:t xml:space="preserve"> para cambiar el estatus. La consulta hace </w:t>
+      </w:r>
+      <w:proofErr w:type="gramStart"/>
+      <w:r>
+        <w:t>que</w:t>
+      </w:r>
+      <w:proofErr w:type="gramEnd"/>
+      <w:r>
+        <w:t xml:space="preserve"> si el vehículo está activo pase a inactivo, y si está inactivo vuelva a activo. Esto cumple con la regla de no eliminar físicamente los registros, sino manejarlos con baja lógica mediante el estatus.</w:t>
+      </w:r>
+    </w:p>
+    <w:p/>
+    <w:p>
+      <w:r>
+        <w:t xml:space="preserve">Finalmente, si el cambio se realiza correctamente, el </w:t>
+      </w:r>
+      <w:proofErr w:type="spellStart"/>
+      <w:r>
+        <w:t>service</w:t>
+      </w:r>
+      <w:proofErr w:type="spellEnd"/>
+      <w:r>
+        <w:t xml:space="preserve"> devuelve un mensaje de éxito y el </w:t>
+      </w:r>
+      <w:proofErr w:type="spellStart"/>
+      <w:r>
+        <w:t>controller</w:t>
+      </w:r>
+      <w:proofErr w:type="spellEnd"/>
+      <w:r>
+        <w:t xml:space="preserve"> responde a Postman.</w:t>
+      </w:r>
+    </w:p>
+    <w:p/>
+    <w:p>
+      <w:r>
+        <w:t xml:space="preserve">Función </w:t>
+      </w:r>
+      <w:proofErr w:type="spellStart"/>
+      <w:r>
+        <w:t>validarVehiculoParaParking</w:t>
+      </w:r>
+      <w:proofErr w:type="spellEnd"/>
+    </w:p>
+    <w:p/>
+    <w:p>
+      <w:r>
+        <w:t xml:space="preserve">La función </w:t>
+      </w:r>
+      <w:proofErr w:type="spellStart"/>
+      <w:r>
+        <w:t>validarVehiculoParaParking</w:t>
+      </w:r>
+      <w:proofErr w:type="spellEnd"/>
+      <w:r>
+        <w:t xml:space="preserve"> es una de las más importantes para la integración con </w:t>
+      </w:r>
+      <w:proofErr w:type="spellStart"/>
+      <w:r>
+        <w:t>ParkingService</w:t>
+      </w:r>
+      <w:proofErr w:type="spellEnd"/>
+      <w:r>
+        <w:t>. Su finalidad es permitir que el microservicio de estacionamiento pueda confirmar si una placa pertenece a un usuario y si el vehículo está activo.</w:t>
+      </w:r>
+    </w:p>
+    <w:p/>
+    <w:p>
+      <w:r>
+        <w:t>Esta función se prueba con el método GET y la ruta http://localhost:8083/vehiculos/validar?idUsuario={idUsuario}&amp;placa={placa}.</w:t>
+      </w:r>
+    </w:p>
+    <w:p/>
+    <w:p>
+      <w:r>
+        <w:t xml:space="preserve">Primero, el </w:t>
+      </w:r>
+      <w:proofErr w:type="spellStart"/>
+      <w:r>
+        <w:t>controller</w:t>
+      </w:r>
+      <w:proofErr w:type="spellEnd"/>
+      <w:r>
+        <w:t xml:space="preserve"> recibe la petición y revisa que venga el token Bearer. Si el token viene bien, se manda al </w:t>
+      </w:r>
+      <w:proofErr w:type="spellStart"/>
+      <w:r>
+        <w:t>service</w:t>
+      </w:r>
+      <w:proofErr w:type="spellEnd"/>
+      <w:r>
+        <w:t xml:space="preserve"> junto con el </w:t>
+      </w:r>
+      <w:proofErr w:type="spellStart"/>
+      <w:r>
+        <w:t>idUsuario</w:t>
+      </w:r>
+      <w:proofErr w:type="spellEnd"/>
+      <w:r>
+        <w:t xml:space="preserve"> y la placa.</w:t>
+      </w:r>
+    </w:p>
+    <w:p/>
+    <w:p>
+      <w:r>
+        <w:t xml:space="preserve">Dentro del </w:t>
+      </w:r>
+      <w:proofErr w:type="spellStart"/>
+      <w:r>
+        <w:t>service</w:t>
+      </w:r>
+      <w:proofErr w:type="spellEnd"/>
+      <w:r>
+        <w:t xml:space="preserve"> se valida que el </w:t>
+      </w:r>
+      <w:proofErr w:type="spellStart"/>
+      <w:r>
+        <w:t>idUsuario</w:t>
+      </w:r>
+      <w:proofErr w:type="spellEnd"/>
+      <w:r>
+        <w:t xml:space="preserve"> no venga vacío y que la placa tampoco venga vacía. Después se valida el token. Si todo está correcto, se llama al </w:t>
+      </w:r>
+      <w:proofErr w:type="spellStart"/>
+      <w:r>
+        <w:t>repository</w:t>
+      </w:r>
+      <w:proofErr w:type="spellEnd"/>
+      <w:r>
+        <w:t xml:space="preserve"> para buscar el vehículo en la vista </w:t>
+      </w:r>
+      <w:proofErr w:type="spellStart"/>
+      <w:r>
+        <w:t>vehiculofullinfo</w:t>
+      </w:r>
+      <w:proofErr w:type="spellEnd"/>
+      <w:r>
+        <w:t xml:space="preserve"> usando </w:t>
+      </w:r>
+      <w:proofErr w:type="spellStart"/>
+      <w:r>
+        <w:t>idUsuario</w:t>
+      </w:r>
+      <w:proofErr w:type="spellEnd"/>
+      <w:r>
+        <w:t xml:space="preserve"> y placa.</w:t>
+      </w:r>
+    </w:p>
+    <w:p/>
+    <w:p>
+      <w:r>
+        <w:t>La consulta también valida que el vehículo esté activo. Si no se encuentra ningún registro, puede significar que el vehículo no existe, que no pertenece al usuario indicado o que está inactivo. En cualquiera de esos casos se devuelve un mensaje de error.</w:t>
+      </w:r>
+    </w:p>
+    <w:p/>
+    <w:p>
+      <w:r>
+        <w:t xml:space="preserve">Si el vehículo sí existe, pertenece al usuario y está activo, el </w:t>
+      </w:r>
+      <w:proofErr w:type="spellStart"/>
+      <w:r>
+        <w:t>service</w:t>
+      </w:r>
+      <w:proofErr w:type="spellEnd"/>
+      <w:r>
+        <w:t xml:space="preserve"> arma un </w:t>
+      </w:r>
+      <w:proofErr w:type="spellStart"/>
+      <w:r>
+        <w:t>VehiculoResponseDTO</w:t>
+      </w:r>
+      <w:proofErr w:type="spellEnd"/>
+      <w:r>
+        <w:t xml:space="preserve"> con los datos completos del vehículo, incluyendo marca, modelo, placa, color, año, estatus y descripción. Finalmente, el </w:t>
+      </w:r>
+      <w:proofErr w:type="spellStart"/>
+      <w:r>
+        <w:t>controller</w:t>
+      </w:r>
+      <w:proofErr w:type="spellEnd"/>
+      <w:r>
+        <w:t xml:space="preserve"> responde con </w:t>
+      </w:r>
+      <w:proofErr w:type="spellStart"/>
+      <w:r>
+        <w:t>ResponseEntity.ok</w:t>
+      </w:r>
+      <w:proofErr w:type="spellEnd"/>
+      <w:r>
+        <w:t xml:space="preserve"> y devuelve esos datos a Postman o al microservicio que lo consuma.</w:t>
+      </w:r>
+    </w:p>
+    <w:p/>
+    <w:p>
+      <w:proofErr w:type="spellStart"/>
+      <w:r>
+        <w:t>Asi</w:t>
+      </w:r>
+      <w:proofErr w:type="spellEnd"/>
+      <w:r>
+        <w:t xml:space="preserve"> </w:t>
+      </w:r>
+      <w:proofErr w:type="spellStart"/>
+      <w:r>
+        <w:t>ParkingService</w:t>
+      </w:r>
+      <w:proofErr w:type="spellEnd"/>
+      <w:r>
+        <w:t xml:space="preserve"> puede validar vehículos sin consultar directamente la base de datos de vehículos, manteniendo la separación entre microservicios.</w:t>
+      </w:r>
+    </w:p>
     <w:p>
       <w:pPr>
         <w:pStyle w:val="Ttulo2"/>
@@ -4909,7 +6155,11 @@
         <w:t>se pueden</w:t>
       </w:r>
       <w:r>
-        <w:t xml:space="preserve"> registrar las entradas, calcular los cobros al registrar las salidas y consultar la disponibilidad del estacionamiento</w:t>
+        <w:t xml:space="preserve"> registrar las </w:t>
+      </w:r>
+      <w:r>
+        <w:lastRenderedPageBreak/>
+        <w:t>entradas, calcular los cobros al registrar las salidas y consultar la disponibilidad del estacionamiento</w:t>
       </w:r>
       <w:r>
         <w:t>, así</w:t>
@@ -4937,7 +6187,15 @@
         </w:numPr>
       </w:pPr>
       <w:r>
-        <w:t>Registrar Entrada: POST /parking/entrada</w:t>
+        <w:t>Registrar Entrada: POST /</w:t>
+      </w:r>
+      <w:proofErr w:type="gramStart"/>
+      <w:r>
+        <w:t>parking</w:t>
+      </w:r>
+      <w:proofErr w:type="gramEnd"/>
+      <w:r>
+        <w:t>/entrada</w:t>
       </w:r>
     </w:p>
     <w:p>
@@ -4948,7 +6206,15 @@
         </w:numPr>
       </w:pPr>
       <w:r>
-        <w:t>Registrar Salida y Cobrar: POST /parking/salida/{placa}</w:t>
+        <w:t>Registrar Salida y Cobrar: POST /</w:t>
+      </w:r>
+      <w:proofErr w:type="gramStart"/>
+      <w:r>
+        <w:t>parking</w:t>
+      </w:r>
+      <w:proofErr w:type="gramEnd"/>
+      <w:r>
+        <w:t>/salida/{placa}</w:t>
       </w:r>
     </w:p>
     <w:p>
@@ -4959,7 +6225,15 @@
         </w:numPr>
       </w:pPr>
       <w:r>
-        <w:t>Consultar espacios disponibles: GET /parking/espacios</w:t>
+        <w:t>Consultar espacios disponibles: GET /</w:t>
+      </w:r>
+      <w:proofErr w:type="gramStart"/>
+      <w:r>
+        <w:t>parking</w:t>
+      </w:r>
+      <w:proofErr w:type="gramEnd"/>
+      <w:r>
+        <w:t>/espacios</w:t>
       </w:r>
     </w:p>
     <w:p>
@@ -5017,7 +6291,15 @@
       </w:r>
       <w:proofErr w:type="spellEnd"/>
       <w:r>
-        <w:t xml:space="preserve"> POST /parking/entrada. Esta petición debe traer el token en el </w:t>
+        <w:t xml:space="preserve"> POST /</w:t>
+      </w:r>
+      <w:proofErr w:type="gramStart"/>
+      <w:r>
+        <w:t>parking</w:t>
+      </w:r>
+      <w:proofErr w:type="gramEnd"/>
+      <w:r>
+        <w:t xml:space="preserve">/entrada. Esta petición debe traer el token en el </w:t>
       </w:r>
       <w:proofErr w:type="spellStart"/>
       <w:r>
@@ -5075,8 +6357,172 @@
     </w:p>
     <w:p>
       <w:r>
+        <w:t xml:space="preserve">Una vez dentro del </w:t>
+      </w:r>
+      <w:proofErr w:type="spellStart"/>
+      <w:r>
+        <w:t>service</w:t>
+      </w:r>
+      <w:proofErr w:type="spellEnd"/>
+      <w:r>
+        <w:t>, se desencadenan las reglas de negocio estrictas. Primero se revisa la disponibilidad: el sistema busca en la base de datos si hay algún cajón libre; si el estacionamiento está lleno, se detiene la operación y se manda un mensaje de error. Después se valida el límite por usuario: se cuenta cuántos vehículos tiene ese usuario adentro actualmente; si ya tiene 2, no se le permite ingresar otro. Posteriormente se valida que la placa no tenga ya un registro abierto, evitando así que un mismo auto registre doble entrada.</w:t>
+      </w:r>
+    </w:p>
+    <w:p>
+      <w:r>
+        <w:t xml:space="preserve">Después de las validaciones locales, ocurre la integración. El </w:t>
+      </w:r>
+      <w:proofErr w:type="spellStart"/>
+      <w:r>
+        <w:t>ParkingService</w:t>
+      </w:r>
+      <w:proofErr w:type="spellEnd"/>
+      <w:r>
+        <w:t xml:space="preserve"> utiliza el token que recibió para salir y comunicarse con los otros microservicios. Primero le pregunta a </w:t>
+      </w:r>
+      <w:proofErr w:type="spellStart"/>
+      <w:r>
+        <w:t>UserService</w:t>
+      </w:r>
+      <w:proofErr w:type="spellEnd"/>
+      <w:r>
+        <w:t xml:space="preserve"> si el usuario existe y está activo. Luego, le pregunta a VehicleService si el vehículo existe, está activo y si realmente le pertenece a ese usuario. Si alguna de estas consultas externas falla (el token expiró, el usuario no existe o el auto no es suyo), la petición es rechazada de inmediato.</w:t>
+      </w:r>
+    </w:p>
+    <w:p>
+      <w:r>
+        <w:t xml:space="preserve">Si todo está correcto, el sistema trae las tarifas desde la tabla de configuración. Luego, crea un objeto de tipo </w:t>
+      </w:r>
+      <w:proofErr w:type="gramStart"/>
+      <w:r>
+        <w:t>Ticket</w:t>
+      </w:r>
+      <w:proofErr w:type="gramEnd"/>
+      <w:r>
+        <w:t xml:space="preserve"> y le asigna el usuario, la placa, el cajón disponible, la tarifa por hora y el tiempo exacto de entrada con la fecha y hora actual.</w:t>
+      </w:r>
+    </w:p>
+    <w:p>
+      <w:r>
+        <w:t xml:space="preserve">Finalmente, este objeto se manda al </w:t>
+      </w:r>
+      <w:proofErr w:type="spellStart"/>
+      <w:r>
+        <w:t>repository</w:t>
+      </w:r>
+      <w:proofErr w:type="spellEnd"/>
+      <w:r>
+        <w:t xml:space="preserve">. Ahí se hace un INSERT en la tabla </w:t>
+      </w:r>
+      <w:proofErr w:type="gramStart"/>
+      <w:r>
+        <w:t>ticket</w:t>
+      </w:r>
+      <w:proofErr w:type="gramEnd"/>
+      <w:r>
+        <w:t xml:space="preserve"> y un UPDATE en la tabla </w:t>
+      </w:r>
+      <w:proofErr w:type="spellStart"/>
+      <w:r>
+        <w:t>cajon</w:t>
+      </w:r>
+      <w:proofErr w:type="spellEnd"/>
+      <w:r>
+        <w:t xml:space="preserve"> para marcar ese espacio como ocupado. El resultado regresa al </w:t>
+      </w:r>
+      <w:proofErr w:type="spellStart"/>
+      <w:r>
+        <w:t>service</w:t>
+      </w:r>
+      <w:proofErr w:type="spellEnd"/>
+      <w:r>
+        <w:t xml:space="preserve">, </w:t>
+      </w:r>
+      <w:r>
         <w:lastRenderedPageBreak/>
-        <w:t xml:space="preserve">Una vez dentro del </w:t>
+        <w:t xml:space="preserve">el cual empaqueta los datos en un </w:t>
+      </w:r>
+      <w:proofErr w:type="spellStart"/>
+      <w:r>
+        <w:t>ParkingResponseDTO</w:t>
+      </w:r>
+      <w:proofErr w:type="spellEnd"/>
+      <w:r>
+        <w:t xml:space="preserve"> (para mostrar todo en un formato JSON limpio). Ese paquete sube al </w:t>
+      </w:r>
+      <w:proofErr w:type="spellStart"/>
+      <w:r>
+        <w:t>controller</w:t>
+      </w:r>
+      <w:proofErr w:type="spellEnd"/>
+      <w:r>
+        <w:t xml:space="preserve">, que responde a Postman con un </w:t>
+      </w:r>
+      <w:proofErr w:type="spellStart"/>
+      <w:r>
+        <w:t>ResponseEntity.ok</w:t>
+      </w:r>
+      <w:proofErr w:type="spellEnd"/>
+      <w:r>
+        <w:t>, mostrando los detalles del movimiento asignado.</w:t>
+      </w:r>
+    </w:p>
+    <w:p>
+      <w:r>
+        <w:t xml:space="preserve">Función </w:t>
+      </w:r>
+      <w:proofErr w:type="spellStart"/>
+      <w:r>
+        <w:t>registrarSalida</w:t>
+      </w:r>
+      <w:proofErr w:type="spellEnd"/>
+      <w:r>
+        <w:t xml:space="preserve"> La función </w:t>
+      </w:r>
+      <w:proofErr w:type="spellStart"/>
+      <w:r>
+        <w:t>registrarSalida</w:t>
+      </w:r>
+      <w:proofErr w:type="spellEnd"/>
+      <w:r>
+        <w:t xml:space="preserve"> permite registrar el momento en que un vehículo abandona el estacionamiento y calcular cuánto debe pagar. Esta función se prueba desde Postman con el método POST y la ruta http://localhost:8084/parking/salida/{placa}. A diferencia de la entrada, aquí no se usa un </w:t>
+      </w:r>
+      <w:proofErr w:type="spellStart"/>
+      <w:r>
+        <w:t>body</w:t>
+      </w:r>
+      <w:proofErr w:type="spellEnd"/>
+      <w:r>
+        <w:t>; la placa del vehículo se manda directamente en la URL.</w:t>
+      </w:r>
+    </w:p>
+    <w:p>
+      <w:r>
+        <w:t xml:space="preserve">Igual que en el caso anterior, la petición llega al </w:t>
+      </w:r>
+      <w:proofErr w:type="spellStart"/>
+      <w:r>
+        <w:t>controller</w:t>
+      </w:r>
+      <w:proofErr w:type="spellEnd"/>
+      <w:r>
+        <w:t xml:space="preserve">, donde se valida que exista el token Bearer. Luego, el </w:t>
+      </w:r>
+      <w:proofErr w:type="spellStart"/>
+      <w:r>
+        <w:t>controller</w:t>
+      </w:r>
+      <w:proofErr w:type="spellEnd"/>
+      <w:r>
+        <w:t xml:space="preserve"> manda la placa al método </w:t>
+      </w:r>
+      <w:proofErr w:type="spellStart"/>
+      <w:r>
+        <w:t>registrarSalida</w:t>
+      </w:r>
+      <w:proofErr w:type="spellEnd"/>
+      <w:r>
+        <w:t xml:space="preserve"> del </w:t>
       </w:r>
       <w:proofErr w:type="spellStart"/>
       <w:r>
@@ -5084,38 +6530,54 @@
       </w:r>
       <w:proofErr w:type="spellEnd"/>
       <w:r>
-        <w:t>, se desencadenan las reglas de negocio estrictas. Primero se revisa la disponibilidad: el sistema busca en la base de datos si hay algún cajón libre; si el estacionamiento está lleno, se detiene la operación y se manda un mensaje de error. Después se valida el límite por usuario: se cuenta cuántos vehículos tiene ese usuario adentro actualmente; si ya tiene 2, no se le permite ingresar otro. Posteriormente se valida que la placa no tenga ya un registro abierto, evitando así que un mismo auto registre doble entrada.</w:t>
-      </w:r>
-    </w:p>
-    <w:p>
-      <w:r>
-        <w:t xml:space="preserve">Después de las validaciones locales, ocurre la integración. El </w:t>
-      </w:r>
-      <w:proofErr w:type="spellStart"/>
-      <w:r>
-        <w:t>ParkingService</w:t>
-      </w:r>
-      <w:proofErr w:type="spellEnd"/>
-      <w:r>
-        <w:t xml:space="preserve"> utiliza el token que recibió para salir y comunicarse con los otros microservicios. Primero le pregunta a </w:t>
-      </w:r>
-      <w:proofErr w:type="spellStart"/>
-      <w:r>
-        <w:t>UserService</w:t>
-      </w:r>
-      <w:proofErr w:type="spellEnd"/>
-      <w:r>
-        <w:t xml:space="preserve"> si el usuario existe y está activo. Luego, le pregunta a VehicleService si el vehículo existe, está activo y si realmente le pertenece a ese usuario. Si alguna de estas consultas externas falla (el token expiró, el usuario no existe o el auto no es suyo), la petición es rechazada de inmediato.</w:t>
-      </w:r>
-    </w:p>
-    <w:p>
-      <w:r>
-        <w:t>Si todo está correcto, el sistema trae las tarifas desde la tabla de configuración. Luego, crea un objeto de tipo Ticket y le asigna el usuario, la placa, el cajón disponible, la tarifa por hora y el tiempo exacto de entrada con la fecha y hora actual.</w:t>
-      </w:r>
-    </w:p>
-    <w:p>
-      <w:r>
-        <w:t xml:space="preserve">Finalmente, este objeto se manda al </w:t>
+        <w:t>.</w:t>
+      </w:r>
+    </w:p>
+    <w:p>
+      <w:r>
+        <w:t xml:space="preserve">Ya dentro del </w:t>
+      </w:r>
+      <w:proofErr w:type="spellStart"/>
+      <w:r>
+        <w:t>service</w:t>
+      </w:r>
+      <w:proofErr w:type="spellEnd"/>
+      <w:r>
+        <w:t xml:space="preserve">, lo primero que se hace es buscar en la base de datos si existe un </w:t>
+      </w:r>
+      <w:proofErr w:type="gramStart"/>
+      <w:r>
+        <w:t>ticket</w:t>
+      </w:r>
+      <w:proofErr w:type="gramEnd"/>
+      <w:r>
+        <w:t xml:space="preserve"> abierto (con estatus de "adentro") que corresponda a esa placa. Si el auto no se encuentra adentro, se devuelve un mensaje de error diciendo que no se encontró el vehículo.</w:t>
+      </w:r>
+    </w:p>
+    <w:p>
+      <w:r>
+        <w:t xml:space="preserve">Si el </w:t>
+      </w:r>
+      <w:proofErr w:type="gramStart"/>
+      <w:r>
+        <w:t>ticket</w:t>
+      </w:r>
+      <w:proofErr w:type="gramEnd"/>
+      <w:r>
+        <w:t xml:space="preserve"> existe, se captura la fecha y hora actual como el tiempo de salida. En este punto, se utiliza matemática pura de Java para calcular el tiempo transcurrido. Se obtiene la diferencia exacta entre la hora de entrada y la de salida en minutos totales. Para hacer el cobro de forma precisa, esos minutos se dividen para obtener las horas completas cobradas, y usando el módulo (el residuo de la división) se obtienen los minutos extra. Después, se trae la configuración de la base de datos y se multiplican las horas y los minutos por sus respectivas tarifas para obtener el costo total.</w:t>
+      </w:r>
+    </w:p>
+    <w:p>
+      <w:r>
+        <w:t xml:space="preserve">Con todos los cálculos hechos, se actualiza el objeto </w:t>
+      </w:r>
+      <w:proofErr w:type="gramStart"/>
+      <w:r>
+        <w:t>Ticket</w:t>
+      </w:r>
+      <w:proofErr w:type="gramEnd"/>
+      <w:r>
+        <w:t xml:space="preserve"> original poniéndole la hora de salida, el tiempo total, las horas cobradas y el costo total. Luego, se llama al </w:t>
       </w:r>
       <w:proofErr w:type="spellStart"/>
       <w:r>
@@ -5123,7 +6585,15 @@
       </w:r>
       <w:proofErr w:type="spellEnd"/>
       <w:r>
-        <w:t xml:space="preserve">. Ahí se hace un INSERT en la tabla ticket y un UPDATE en la tabla </w:t>
+        <w:t xml:space="preserve"> para hacer dos cosas: un UPDATE en la tabla </w:t>
+      </w:r>
+      <w:proofErr w:type="gramStart"/>
+      <w:r>
+        <w:t>ticket</w:t>
+      </w:r>
+      <w:proofErr w:type="gramEnd"/>
+      <w:r>
+        <w:t xml:space="preserve"> (cambiando su estatus a 0 para cerrarlo y guardando los costos) y un UPDATE en la tabla </w:t>
       </w:r>
       <w:proofErr w:type="spellStart"/>
       <w:r>
@@ -5131,149 +6601,11 @@
       </w:r>
       <w:proofErr w:type="spellEnd"/>
       <w:r>
-        <w:t xml:space="preserve"> para marcar ese espacio como ocupado. El resultado regresa al </w:t>
-      </w:r>
-      <w:proofErr w:type="spellStart"/>
-      <w:r>
-        <w:t>service</w:t>
-      </w:r>
-      <w:proofErr w:type="spellEnd"/>
-      <w:r>
-        <w:t xml:space="preserve">, el cual empaqueta los datos en un </w:t>
-      </w:r>
-      <w:proofErr w:type="spellStart"/>
-      <w:r>
-        <w:t>ParkingResponseDTO</w:t>
-      </w:r>
-      <w:proofErr w:type="spellEnd"/>
-      <w:r>
-        <w:t xml:space="preserve"> (para mostrar todo en un formato JSON limpio). Ese paquete sube al </w:t>
-      </w:r>
-      <w:proofErr w:type="spellStart"/>
-      <w:r>
-        <w:t>controller</w:t>
-      </w:r>
-      <w:proofErr w:type="spellEnd"/>
-      <w:r>
-        <w:t xml:space="preserve">, que responde a Postman con un </w:t>
-      </w:r>
-      <w:proofErr w:type="spellStart"/>
-      <w:r>
-        <w:t>ResponseEntity.ok</w:t>
-      </w:r>
-      <w:proofErr w:type="spellEnd"/>
-      <w:r>
-        <w:t>, mostrando los detalles del movimiento asignado.</w:t>
-      </w:r>
-    </w:p>
-    <w:p>
-      <w:r>
-        <w:t xml:space="preserve">Función </w:t>
-      </w:r>
-      <w:proofErr w:type="spellStart"/>
-      <w:r>
-        <w:t>registrarSalida</w:t>
-      </w:r>
-      <w:proofErr w:type="spellEnd"/>
-      <w:r>
-        <w:t xml:space="preserve"> La función </w:t>
-      </w:r>
-      <w:proofErr w:type="spellStart"/>
-      <w:r>
-        <w:t>registrarSalida</w:t>
-      </w:r>
-      <w:proofErr w:type="spellEnd"/>
-      <w:r>
-        <w:t xml:space="preserve"> permite registrar el momento en que un vehículo abandona el estacionamiento y calcular cuánto debe pagar. Esta función se prueba desde Postman con el método POST y la ruta http://localhost:8084/parking/salida/{placa}. A diferencia de la entrada, aquí no se usa un </w:t>
-      </w:r>
-      <w:proofErr w:type="spellStart"/>
-      <w:r>
-        <w:t>body</w:t>
-      </w:r>
-      <w:proofErr w:type="spellEnd"/>
-      <w:r>
-        <w:t>; la placa del vehículo se manda directamente en la URL.</w:t>
-      </w:r>
-    </w:p>
-    <w:p>
-      <w:r>
-        <w:t xml:space="preserve">Igual que en el caso anterior, la petición llega al </w:t>
-      </w:r>
-      <w:proofErr w:type="spellStart"/>
-      <w:r>
-        <w:t>controller</w:t>
-      </w:r>
-      <w:proofErr w:type="spellEnd"/>
-      <w:r>
-        <w:t xml:space="preserve">, donde se valida que exista el token Bearer. Luego, el </w:t>
-      </w:r>
-      <w:proofErr w:type="spellStart"/>
-      <w:r>
-        <w:t>controller</w:t>
-      </w:r>
-      <w:proofErr w:type="spellEnd"/>
-      <w:r>
-        <w:t xml:space="preserve"> manda la placa al método </w:t>
-      </w:r>
-      <w:proofErr w:type="spellStart"/>
-      <w:r>
-        <w:t>registrarSalida</w:t>
-      </w:r>
-      <w:proofErr w:type="spellEnd"/>
-      <w:r>
-        <w:t xml:space="preserve"> del </w:t>
-      </w:r>
-      <w:proofErr w:type="spellStart"/>
-      <w:r>
-        <w:t>service</w:t>
-      </w:r>
-      <w:proofErr w:type="spellEnd"/>
-      <w:r>
-        <w:t>.</w:t>
-      </w:r>
-    </w:p>
-    <w:p>
-      <w:r>
-        <w:t xml:space="preserve">Ya dentro del </w:t>
-      </w:r>
-      <w:proofErr w:type="spellStart"/>
-      <w:r>
-        <w:t>service</w:t>
-      </w:r>
-      <w:proofErr w:type="spellEnd"/>
-      <w:r>
-        <w:t>, lo primero que se hace es buscar en la base de datos si existe un ticket abierto (con estatus de "adentro") que corresponda a esa placa. Si el auto no se encuentra adentro, se devuelve un mensaje de error diciendo que no se encontró el vehículo.</w:t>
-      </w:r>
-    </w:p>
-    <w:p>
-      <w:r>
-        <w:t>Si el ticket existe, se captura la fecha y hora actual como el tiempo de salida. En este punto, se utiliza matemática pura de Java para calcular el tiempo transcurrido. Se obtiene la diferencia exacta entre la hora de entrada y la de salida en minutos totales. Para hacer el cobro de forma precisa, esos minutos se dividen para obtener las horas completas cobradas, y usando el módulo (el residuo de la división) se obtienen los minutos extra. Después, se trae la configuración de la base de datos y se multiplican las horas y los minutos por sus respectivas tarifas para obtener el costo total.</w:t>
-      </w:r>
-    </w:p>
-    <w:p>
-      <w:r>
-        <w:t xml:space="preserve">Con todos los cálculos hechos, se actualiza el objeto Ticket original poniéndole la hora de salida, el tiempo total, las horas cobradas y el costo total. Luego, se llama al </w:t>
-      </w:r>
-      <w:proofErr w:type="spellStart"/>
-      <w:r>
-        <w:t>repository</w:t>
-      </w:r>
-      <w:proofErr w:type="spellEnd"/>
-      <w:r>
-        <w:t xml:space="preserve"> para hacer dos cosas: un UPDATE en la tabla ticket (cambiando su estatus a 0 para cerrarlo y guardando los costos) y un UPDATE en la tabla </w:t>
-      </w:r>
-      <w:proofErr w:type="spellStart"/>
-      <w:r>
-        <w:t>cajon</w:t>
-      </w:r>
-      <w:proofErr w:type="spellEnd"/>
-      <w:r>
         <w:t xml:space="preserve"> (para volver a marcar ese espacio como libre).</w:t>
       </w:r>
     </w:p>
     <w:p>
       <w:r>
-        <w:lastRenderedPageBreak/>
         <w:t xml:space="preserve">Si todo sale bien, el </w:t>
       </w:r>
       <w:proofErr w:type="spellStart"/>
@@ -5607,6 +6939,66 @@
       <w:bookmarkEnd w:id="12"/>
     </w:p>
     <w:p>
+      <w:r>
+        <w:drawing>
+          <wp:inline distT="0" distB="0" distL="0" distR="0" wp14:anchorId="63FF9BB2" wp14:editId="5F9F49CE">
+            <wp:extent cx="5612130" cy="3420745"/>
+            <wp:effectExtent l="0" t="0" r="7620" b="8255"/>
+            <wp:docPr id="70103991" name="Imagen 24"/>
+            <wp:cNvGraphicFramePr>
+              <a:graphicFrameLocks xmlns:a="http://schemas.openxmlformats.org/drawingml/2006/main" noChangeAspect="1"/>
+            </wp:cNvGraphicFramePr>
+            <a:graphic xmlns:a="http://schemas.openxmlformats.org/drawingml/2006/main">
+              <a:graphicData uri="http://schemas.openxmlformats.org/drawingml/2006/picture">
+                <pic:pic xmlns:pic="http://schemas.openxmlformats.org/drawingml/2006/picture">
+                  <pic:nvPicPr>
+                    <pic:cNvPr id="0" name="Picture 76"/>
+                    <pic:cNvPicPr>
+                      <a:picLocks noChangeAspect="1" noChangeArrowheads="1"/>
+                    </pic:cNvPicPr>
+                  </pic:nvPicPr>
+                  <pic:blipFill>
+                    <a:blip r:embed="rId8" cstate="print">
+                      <a:extLst>
+                        <a:ext uri="{28A0092B-C50C-407E-A947-70E740481C1C}">
+                          <a14:useLocalDpi xmlns:a14="http://schemas.microsoft.com/office/drawing/2010/main" val="0"/>
+                        </a:ext>
+                      </a:extLst>
+                    </a:blip>
+                    <a:srcRect/>
+                    <a:stretch>
+                      <a:fillRect/>
+                    </a:stretch>
+                  </pic:blipFill>
+                  <pic:spPr bwMode="auto">
+                    <a:xfrm>
+                      <a:off x="0" y="0"/>
+                      <a:ext cx="5612130" cy="3420745"/>
+                    </a:xfrm>
+                    <a:prstGeom prst="rect">
+                      <a:avLst/>
+                    </a:prstGeom>
+                    <a:noFill/>
+                    <a:ln>
+                      <a:noFill/>
+                    </a:ln>
+                  </pic:spPr>
+                </pic:pic>
+              </a:graphicData>
+            </a:graphic>
+          </wp:inline>
+        </w:drawing>
+      </w:r>
+    </w:p>
+    <w:p/>
+    <w:p>
+      <w:pPr>
+        <w:rPr>
+          <w:lang w:val="pt-PT"/>
+        </w:rPr>
+      </w:pPr>
+    </w:p>
+    <w:p>
       <w:pPr>
         <w:pStyle w:val="Ttulo2"/>
         <w:ind w:left="-851"/>
@@ -5773,25 +7165,25 @@
     <w:tbl>
       <w:tblPr>
         <w:tblStyle w:val="Tablaconcuadrcula"/>
-        <w:tblW w:w="11484" w:type="dxa"/>
-        <w:tblInd w:w="-851" w:type="dxa"/>
+        <w:tblW w:w="5645" w:type="pct"/>
+        <w:tblInd w:w="-1139" w:type="dxa"/>
         <w:tblLook w:val="04A0" w:firstRow="1" w:lastRow="0" w:firstColumn="1" w:lastColumn="0" w:noHBand="0" w:noVBand="1"/>
       </w:tblPr>
       <w:tblGrid>
-        <w:gridCol w:w="950"/>
-        <w:gridCol w:w="2734"/>
-        <w:gridCol w:w="1815"/>
-        <w:gridCol w:w="814"/>
-        <w:gridCol w:w="2688"/>
-        <w:gridCol w:w="3271"/>
+        <w:gridCol w:w="632"/>
+        <w:gridCol w:w="3059"/>
+        <w:gridCol w:w="1123"/>
+        <w:gridCol w:w="555"/>
+        <w:gridCol w:w="2649"/>
+        <w:gridCol w:w="1949"/>
       </w:tblGrid>
       <w:tr>
         <w:trPr>
-          <w:trHeight w:val="294"/>
+          <w:trHeight w:val="451"/>
         </w:trPr>
         <w:tc>
           <w:tcPr>
-            <w:tcW w:w="950" w:type="dxa"/>
+            <w:tcW w:w="696" w:type="pct"/>
             <w:shd w:val="clear" w:color="auto" w:fill="002060"/>
           </w:tcPr>
           <w:p>
@@ -5815,7 +7207,7 @@
         </w:tc>
         <w:tc>
           <w:tcPr>
-            <w:tcW w:w="2734" w:type="dxa"/>
+            <w:tcW w:w="1277" w:type="pct"/>
             <w:shd w:val="clear" w:color="auto" w:fill="002060"/>
           </w:tcPr>
           <w:p>
@@ -5841,7 +7233,7 @@
         </w:tc>
         <w:tc>
           <w:tcPr>
-            <w:tcW w:w="1535" w:type="dxa"/>
+            <w:tcW w:w="617" w:type="pct"/>
             <w:shd w:val="clear" w:color="auto" w:fill="002060"/>
           </w:tcPr>
           <w:p>
@@ -5865,7 +7257,7 @@
         </w:tc>
         <w:tc>
           <w:tcPr>
-            <w:tcW w:w="814" w:type="dxa"/>
+            <w:tcW w:w="298" w:type="pct"/>
             <w:shd w:val="clear" w:color="auto" w:fill="002060"/>
           </w:tcPr>
           <w:p>
@@ -5889,7 +7281,7 @@
         </w:tc>
         <w:tc>
           <w:tcPr>
-            <w:tcW w:w="2688" w:type="dxa"/>
+            <w:tcW w:w="1033" w:type="pct"/>
             <w:shd w:val="clear" w:color="auto" w:fill="002060"/>
           </w:tcPr>
           <w:p>
@@ -5915,7 +7307,7 @@
         </w:tc>
         <w:tc>
           <w:tcPr>
-            <w:tcW w:w="2763" w:type="dxa"/>
+            <w:tcW w:w="1079" w:type="pct"/>
             <w:shd w:val="clear" w:color="auto" w:fill="002060"/>
           </w:tcPr>
           <w:p>
@@ -5944,37 +7336,37 @@
         </w:trPr>
         <w:tc>
           <w:tcPr>
-            <w:tcW w:w="950" w:type="dxa"/>
+            <w:tcW w:w="696" w:type="pct"/>
           </w:tcPr>
           <w:p/>
         </w:tc>
         <w:tc>
           <w:tcPr>
-            <w:tcW w:w="2734" w:type="dxa"/>
+            <w:tcW w:w="1277" w:type="pct"/>
           </w:tcPr>
           <w:p/>
         </w:tc>
         <w:tc>
           <w:tcPr>
-            <w:tcW w:w="1535" w:type="dxa"/>
+            <w:tcW w:w="617" w:type="pct"/>
           </w:tcPr>
           <w:p/>
         </w:tc>
         <w:tc>
           <w:tcPr>
-            <w:tcW w:w="814" w:type="dxa"/>
+            <w:tcW w:w="298" w:type="pct"/>
           </w:tcPr>
           <w:p/>
         </w:tc>
         <w:tc>
           <w:tcPr>
-            <w:tcW w:w="2688" w:type="dxa"/>
+            <w:tcW w:w="1033" w:type="pct"/>
           </w:tcPr>
           <w:p/>
         </w:tc>
         <w:tc>
           <w:tcPr>
-            <w:tcW w:w="2763" w:type="dxa"/>
+            <w:tcW w:w="1079" w:type="pct"/>
           </w:tcPr>
           <w:p/>
         </w:tc>
@@ -5985,37 +7377,37 @@
         </w:trPr>
         <w:tc>
           <w:tcPr>
-            <w:tcW w:w="950" w:type="dxa"/>
+            <w:tcW w:w="696" w:type="pct"/>
           </w:tcPr>
           <w:p/>
         </w:tc>
         <w:tc>
           <w:tcPr>
-            <w:tcW w:w="2734" w:type="dxa"/>
+            <w:tcW w:w="1277" w:type="pct"/>
           </w:tcPr>
           <w:p/>
         </w:tc>
         <w:tc>
           <w:tcPr>
-            <w:tcW w:w="1535" w:type="dxa"/>
+            <w:tcW w:w="617" w:type="pct"/>
           </w:tcPr>
           <w:p/>
         </w:tc>
         <w:tc>
           <w:tcPr>
-            <w:tcW w:w="814" w:type="dxa"/>
+            <w:tcW w:w="298" w:type="pct"/>
           </w:tcPr>
           <w:p/>
         </w:tc>
         <w:tc>
           <w:tcPr>
-            <w:tcW w:w="2688" w:type="dxa"/>
+            <w:tcW w:w="1033" w:type="pct"/>
           </w:tcPr>
           <w:p/>
         </w:tc>
         <w:tc>
           <w:tcPr>
-            <w:tcW w:w="2763" w:type="dxa"/>
+            <w:tcW w:w="1079" w:type="pct"/>
           </w:tcPr>
           <w:p/>
         </w:tc>
@@ -6026,37 +7418,37 @@
         </w:trPr>
         <w:tc>
           <w:tcPr>
-            <w:tcW w:w="950" w:type="dxa"/>
+            <w:tcW w:w="696" w:type="pct"/>
           </w:tcPr>
           <w:p/>
         </w:tc>
         <w:tc>
           <w:tcPr>
-            <w:tcW w:w="2734" w:type="dxa"/>
+            <w:tcW w:w="1277" w:type="pct"/>
           </w:tcPr>
           <w:p/>
         </w:tc>
         <w:tc>
           <w:tcPr>
-            <w:tcW w:w="1535" w:type="dxa"/>
+            <w:tcW w:w="617" w:type="pct"/>
           </w:tcPr>
           <w:p/>
         </w:tc>
         <w:tc>
           <w:tcPr>
-            <w:tcW w:w="814" w:type="dxa"/>
+            <w:tcW w:w="298" w:type="pct"/>
           </w:tcPr>
           <w:p/>
         </w:tc>
         <w:tc>
           <w:tcPr>
-            <w:tcW w:w="2688" w:type="dxa"/>
+            <w:tcW w:w="1033" w:type="pct"/>
           </w:tcPr>
           <w:p/>
         </w:tc>
         <w:tc>
           <w:tcPr>
-            <w:tcW w:w="2763" w:type="dxa"/>
+            <w:tcW w:w="1079" w:type="pct"/>
           </w:tcPr>
           <w:p/>
         </w:tc>
@@ -6067,7 +7459,7 @@
         </w:trPr>
         <w:tc>
           <w:tcPr>
-            <w:tcW w:w="950" w:type="dxa"/>
+            <w:tcW w:w="696" w:type="pct"/>
           </w:tcPr>
           <w:p>
             <w:r>
@@ -6077,7 +7469,7 @@
         </w:tc>
         <w:tc>
           <w:tcPr>
-            <w:tcW w:w="2734" w:type="dxa"/>
+            <w:tcW w:w="1277" w:type="pct"/>
           </w:tcPr>
           <w:p>
             <w:r>
@@ -6087,32 +7479,27 @@
         </w:tc>
         <w:tc>
           <w:tcPr>
-            <w:tcW w:w="1535" w:type="dxa"/>
+            <w:tcW w:w="617" w:type="pct"/>
           </w:tcPr>
           <w:p>
             <w:r>
-              <w:t xml:space="preserve">Permite registrar un nuevo usuario en el sistema. Solo lo puede </w:t>
-            </w:r>
-            <w:r>
-              <w:lastRenderedPageBreak/>
-              <w:t>hacer un administrador con token válido.</w:t>
+              <w:t>Permite registrar un nuevo usuario en el sistema. Solo lo puede hacer un administrador con token válido.</w:t>
             </w:r>
           </w:p>
         </w:tc>
         <w:tc>
           <w:tcPr>
-            <w:tcW w:w="814" w:type="dxa"/>
+            <w:tcW w:w="298" w:type="pct"/>
           </w:tcPr>
           <w:p>
             <w:r>
-              <w:lastRenderedPageBreak/>
               <w:t>Bearer Token</w:t>
             </w:r>
           </w:p>
         </w:tc>
         <w:tc>
           <w:tcPr>
-            <w:tcW w:w="2688" w:type="dxa"/>
+            <w:tcW w:w="1033" w:type="pct"/>
           </w:tcPr>
           <w:p>
             <w:r>
@@ -6160,7 +7547,6 @@
           </w:p>
           <w:p>
             <w:r>
-              <w:lastRenderedPageBreak/>
               <w:t>  "nombre": "Johan",</w:t>
             </w:r>
           </w:p>
@@ -6254,11 +7640,10 @@
         </w:tc>
         <w:tc>
           <w:tcPr>
-            <w:tcW w:w="2763" w:type="dxa"/>
+            <w:tcW w:w="1079" w:type="pct"/>
           </w:tcPr>
           <w:p>
             <w:r>
-              <w:lastRenderedPageBreak/>
               <w:t>Operación realizada correctamente: El usuario se agregó con éxito</w:t>
             </w:r>
           </w:p>
@@ -6270,7 +7655,7 @@
         </w:trPr>
         <w:tc>
           <w:tcPr>
-            <w:tcW w:w="950" w:type="dxa"/>
+            <w:tcW w:w="696" w:type="pct"/>
           </w:tcPr>
           <w:p>
             <w:r>
@@ -6280,7 +7665,7 @@
         </w:tc>
         <w:tc>
           <w:tcPr>
-            <w:tcW w:w="2734" w:type="dxa"/>
+            <w:tcW w:w="1277" w:type="pct"/>
           </w:tcPr>
           <w:p>
             <w:r>
@@ -6303,7 +7688,7 @@
         </w:tc>
         <w:tc>
           <w:tcPr>
-            <w:tcW w:w="1535" w:type="dxa"/>
+            <w:tcW w:w="617" w:type="pct"/>
           </w:tcPr>
           <w:p>
             <w:r>
@@ -6318,13 +7703,13 @@
         </w:tc>
         <w:tc>
           <w:tcPr>
-            <w:tcW w:w="814" w:type="dxa"/>
+            <w:tcW w:w="298" w:type="pct"/>
           </w:tcPr>
           <w:p/>
         </w:tc>
         <w:tc>
           <w:tcPr>
-            <w:tcW w:w="2688" w:type="dxa"/>
+            <w:tcW w:w="1033" w:type="pct"/>
           </w:tcPr>
           <w:p>
             <w:r>
@@ -6408,7 +7793,15 @@
           </w:p>
           <w:p>
             <w:r>
-              <w:t>  "telefono": "2281234567"</w:t>
+              <w:t>  "</w:t>
+            </w:r>
+            <w:proofErr w:type="spellStart"/>
+            <w:r>
+              <w:t>telefono</w:t>
+            </w:r>
+            <w:proofErr w:type="spellEnd"/>
+            <w:r>
+              <w:t>": "2281234567"</w:t>
             </w:r>
           </w:p>
           <w:p>
@@ -6420,7 +7813,7 @@
         </w:tc>
         <w:tc>
           <w:tcPr>
-            <w:tcW w:w="2763" w:type="dxa"/>
+            <w:tcW w:w="1079" w:type="pct"/>
           </w:tcPr>
           <w:p>
             <w:r>
@@ -6435,7 +7828,7 @@
         </w:trPr>
         <w:tc>
           <w:tcPr>
-            <w:tcW w:w="950" w:type="dxa"/>
+            <w:tcW w:w="696" w:type="pct"/>
           </w:tcPr>
           <w:p>
             <w:r>
@@ -6445,7 +7838,7 @@
         </w:tc>
         <w:tc>
           <w:tcPr>
-            <w:tcW w:w="2734" w:type="dxa"/>
+            <w:tcW w:w="1277" w:type="pct"/>
           </w:tcPr>
           <w:p>
             <w:r>
@@ -6476,7 +7869,7 @@
         </w:tc>
         <w:tc>
           <w:tcPr>
-            <w:tcW w:w="1535" w:type="dxa"/>
+            <w:tcW w:w="617" w:type="pct"/>
           </w:tcPr>
           <w:p>
             <w:r>
@@ -6494,13 +7887,13 @@
         </w:tc>
         <w:tc>
           <w:tcPr>
-            <w:tcW w:w="814" w:type="dxa"/>
+            <w:tcW w:w="298" w:type="pct"/>
           </w:tcPr>
           <w:p/>
         </w:tc>
         <w:tc>
           <w:tcPr>
-            <w:tcW w:w="2688" w:type="dxa"/>
+            <w:tcW w:w="1033" w:type="pct"/>
           </w:tcPr>
           <w:p>
             <w:r>
@@ -6512,7 +7905,15 @@
             </w:r>
             <w:proofErr w:type="spellEnd"/>
             <w:r>
-              <w:t>, solo el IdUsuario en la URL</w:t>
+              <w:t xml:space="preserve">, solo el </w:t>
+            </w:r>
+            <w:proofErr w:type="spellStart"/>
+            <w:r>
+              <w:t>IdUsuario</w:t>
+            </w:r>
+            <w:proofErr w:type="spellEnd"/>
+            <w:r>
+              <w:t xml:space="preserve"> en la URL</w:t>
             </w:r>
           </w:p>
           <w:p/>
@@ -6535,7 +7936,7 @@
         </w:tc>
         <w:tc>
           <w:tcPr>
-            <w:tcW w:w="2763" w:type="dxa"/>
+            <w:tcW w:w="1079" w:type="pct"/>
           </w:tcPr>
           <w:p>
             <w:r>
@@ -6622,6 +8023,7 @@
           </w:p>
           <w:p>
             <w:r>
+              <w:lastRenderedPageBreak/>
               <w:t>    "</w:t>
             </w:r>
             <w:proofErr w:type="spellStart"/>
@@ -6653,7 +8055,15 @@
           </w:p>
           <w:p>
             <w:r>
-              <w:t>    "telefono": "2281112233",</w:t>
+              <w:t>    "</w:t>
+            </w:r>
+            <w:proofErr w:type="spellStart"/>
+            <w:r>
+              <w:t>telefono</w:t>
+            </w:r>
+            <w:proofErr w:type="spellEnd"/>
+            <w:r>
+              <w:t>": "2281112233",</w:t>
             </w:r>
           </w:p>
           <w:p>
@@ -6733,7 +8143,7 @@
         </w:trPr>
         <w:tc>
           <w:tcPr>
-            <w:tcW w:w="950" w:type="dxa"/>
+            <w:tcW w:w="696" w:type="pct"/>
           </w:tcPr>
           <w:p>
             <w:r>
@@ -6744,7 +8154,7 @@
         </w:tc>
         <w:tc>
           <w:tcPr>
-            <w:tcW w:w="2734" w:type="dxa"/>
+            <w:tcW w:w="1277" w:type="pct"/>
           </w:tcPr>
           <w:p>
             <w:r>
@@ -6783,7 +8193,7 @@
         </w:tc>
         <w:tc>
           <w:tcPr>
-            <w:tcW w:w="1535" w:type="dxa"/>
+            <w:tcW w:w="617" w:type="pct"/>
           </w:tcPr>
           <w:p>
             <w:r>
@@ -6793,13 +8203,13 @@
         </w:tc>
         <w:tc>
           <w:tcPr>
-            <w:tcW w:w="814" w:type="dxa"/>
+            <w:tcW w:w="298" w:type="pct"/>
           </w:tcPr>
           <w:p/>
         </w:tc>
         <w:tc>
           <w:tcPr>
-            <w:tcW w:w="2688" w:type="dxa"/>
+            <w:tcW w:w="1033" w:type="pct"/>
           </w:tcPr>
           <w:p>
             <w:r>
@@ -6811,7 +8221,15 @@
             </w:r>
             <w:proofErr w:type="spellEnd"/>
             <w:r>
-              <w:t xml:space="preserve">, solo IdUsuario e </w:t>
+              <w:t xml:space="preserve">, solo </w:t>
+            </w:r>
+            <w:proofErr w:type="spellStart"/>
+            <w:r>
+              <w:t>IdUsuario</w:t>
+            </w:r>
+            <w:proofErr w:type="spellEnd"/>
+            <w:r>
+              <w:t xml:space="preserve"> e </w:t>
             </w:r>
             <w:proofErr w:type="spellStart"/>
             <w:r>
@@ -6825,7 +8243,7 @@
         </w:tc>
         <w:tc>
           <w:tcPr>
-            <w:tcW w:w="2763" w:type="dxa"/>
+            <w:tcW w:w="1079" w:type="pct"/>
           </w:tcPr>
           <w:p>
             <w:r>
@@ -6840,38 +8258,168 @@
         </w:trPr>
         <w:tc>
           <w:tcPr>
-            <w:tcW w:w="950" w:type="dxa"/>
+            <w:tcW w:w="696" w:type="pct"/>
           </w:tcPr>
-          <w:p/>
+          <w:p>
+            <w:r>
+              <w:t>GET</w:t>
+            </w:r>
+          </w:p>
         </w:tc>
         <w:tc>
           <w:tcPr>
-            <w:tcW w:w="2734" w:type="dxa"/>
+            <w:tcW w:w="1277" w:type="pct"/>
           </w:tcPr>
-          <w:p/>
+          <w:p>
+            <w:r>
+              <w:t>/</w:t>
+            </w:r>
+            <w:proofErr w:type="spellStart"/>
+            <w:r>
+              <w:t>vehiculos</w:t>
+            </w:r>
+            <w:proofErr w:type="spellEnd"/>
+            <w:r>
+              <w:t>/</w:t>
+            </w:r>
+            <w:proofErr w:type="spellStart"/>
+            <w:r>
+              <w:t>buscarPorUsuario</w:t>
+            </w:r>
+            <w:proofErr w:type="spellEnd"/>
+            <w:r>
+              <w:t>/{</w:t>
+            </w:r>
+            <w:proofErr w:type="spellStart"/>
+            <w:r>
+              <w:t>idUsuario</w:t>
+            </w:r>
+            <w:proofErr w:type="spellEnd"/>
+            <w:r>
+              <w:t>}</w:t>
+            </w:r>
+          </w:p>
         </w:tc>
         <w:tc>
           <w:tcPr>
-            <w:tcW w:w="1535" w:type="dxa"/>
+            <w:tcW w:w="617" w:type="pct"/>
           </w:tcPr>
-          <w:p/>
+          <w:p>
+            <w:r>
+              <w:t>Permite consultar todos los vehículos asociados a un usuario específico</w:t>
+            </w:r>
+            <w:r>
+              <w:t>, necesita un</w:t>
+            </w:r>
+            <w:r>
+              <w:t xml:space="preserve"> token válido.</w:t>
+            </w:r>
+          </w:p>
         </w:tc>
         <w:tc>
           <w:tcPr>
-            <w:tcW w:w="814" w:type="dxa"/>
+            <w:tcW w:w="298" w:type="pct"/>
           </w:tcPr>
-          <w:p/>
+          <w:p>
+            <w:r>
+              <w:t>Bearer Token</w:t>
+            </w:r>
+          </w:p>
         </w:tc>
         <w:tc>
           <w:tcPr>
-            <w:tcW w:w="2688" w:type="dxa"/>
+            <w:tcW w:w="1033" w:type="pct"/>
           </w:tcPr>
-          <w:p/>
+          <w:p>
+            <w:r>
+              <w:t xml:space="preserve">No </w:t>
+            </w:r>
+            <w:r>
+              <w:t xml:space="preserve">ocupa </w:t>
+            </w:r>
+            <w:proofErr w:type="spellStart"/>
+            <w:r>
+              <w:t>body</w:t>
+            </w:r>
+            <w:proofErr w:type="spellEnd"/>
+            <w:r>
+              <w:t xml:space="preserve"> </w:t>
+            </w:r>
+            <w:proofErr w:type="spellStart"/>
+            <w:r>
+              <w:t>pq</w:t>
+            </w:r>
+            <w:proofErr w:type="spellEnd"/>
+            <w:r>
+              <w:t xml:space="preserve"> en</w:t>
+            </w:r>
+            <w:r>
+              <w:t xml:space="preserve"> la URL se manda el </w:t>
+            </w:r>
+            <w:proofErr w:type="spellStart"/>
+            <w:proofErr w:type="gramStart"/>
+            <w:r>
+              <w:t>idUsuario</w:t>
+            </w:r>
+            <w:proofErr w:type="spellEnd"/>
+            <w:proofErr w:type="gramEnd"/>
+            <w:r>
+              <w:t xml:space="preserve"> por ejemplo</w:t>
+            </w:r>
+            <w:r>
+              <w:t>: /</w:t>
+            </w:r>
+            <w:proofErr w:type="spellStart"/>
+            <w:r>
+              <w:t>vehiculos</w:t>
+            </w:r>
+            <w:proofErr w:type="spellEnd"/>
+            <w:r>
+              <w:t>/</w:t>
+            </w:r>
+            <w:proofErr w:type="spellStart"/>
+            <w:r>
+              <w:t>buscarPorUsuario</w:t>
+            </w:r>
+            <w:proofErr w:type="spellEnd"/>
+            <w:r>
+              <w:t>/2</w:t>
+            </w:r>
+          </w:p>
         </w:tc>
         <w:tc>
           <w:tcPr>
-            <w:tcW w:w="2763" w:type="dxa"/>
+            <w:tcW w:w="1079" w:type="pct"/>
           </w:tcPr>
+          <w:p>
+            <w:r>
+              <w:t xml:space="preserve">Lista de vehículos del usuario con </w:t>
+            </w:r>
+            <w:proofErr w:type="spellStart"/>
+            <w:r>
+              <w:t>idVehiculo</w:t>
+            </w:r>
+            <w:proofErr w:type="spellEnd"/>
+            <w:r>
+              <w:t xml:space="preserve">, </w:t>
+            </w:r>
+            <w:proofErr w:type="spellStart"/>
+            <w:r>
+              <w:t>idUsuario</w:t>
+            </w:r>
+            <w:proofErr w:type="spellEnd"/>
+            <w:r>
+              <w:t xml:space="preserve">, </w:t>
+            </w:r>
+            <w:proofErr w:type="spellStart"/>
+            <w:r>
+              <w:t>claveVehiculo</w:t>
+            </w:r>
+            <w:proofErr w:type="spellEnd"/>
+            <w:r>
+              <w:t>, marca, modelo, placa, color, año, estatus y descripción.</w:t>
+            </w:r>
+          </w:p>
           <w:p/>
         </w:tc>
       </w:tr>
@@ -6881,81 +8429,71 @@
         </w:trPr>
         <w:tc>
           <w:tcPr>
-            <w:tcW w:w="950" w:type="dxa"/>
-          </w:tcPr>
-          <w:p/>
-        </w:tc>
-        <w:tc>
-          <w:tcPr>
-            <w:tcW w:w="2734" w:type="dxa"/>
-          </w:tcPr>
-          <w:p/>
-        </w:tc>
-        <w:tc>
-          <w:tcPr>
-            <w:tcW w:w="1535" w:type="dxa"/>
-          </w:tcPr>
-          <w:p/>
-        </w:tc>
-        <w:tc>
-          <w:tcPr>
-            <w:tcW w:w="814" w:type="dxa"/>
-          </w:tcPr>
-          <w:p/>
-        </w:tc>
-        <w:tc>
-          <w:tcPr>
-            <w:tcW w:w="2688" w:type="dxa"/>
-          </w:tcPr>
-          <w:p/>
-        </w:tc>
-        <w:tc>
-          <w:tcPr>
-            <w:tcW w:w="2763" w:type="dxa"/>
-          </w:tcPr>
-          <w:p/>
-        </w:tc>
-      </w:tr>
-      <w:tr>
-        <w:trPr>
-          <w:trHeight w:val="278"/>
-        </w:trPr>
-        <w:tc>
-          <w:tcPr>
-            <w:tcW w:w="950" w:type="dxa"/>
+            <w:tcW w:w="696" w:type="pct"/>
           </w:tcPr>
           <w:p>
             <w:r>
+              <w:lastRenderedPageBreak/>
               <w:t>POST</w:t>
             </w:r>
           </w:p>
         </w:tc>
         <w:tc>
           <w:tcPr>
-            <w:tcW w:w="2734" w:type="dxa"/>
+            <w:tcW w:w="1277" w:type="pct"/>
           </w:tcPr>
           <w:p>
             <w:r>
-              <w:t>/parking/entrada</w:t>
+              <w:t>/</w:t>
+            </w:r>
+            <w:proofErr w:type="spellStart"/>
+            <w:r>
+              <w:t>vehiculos</w:t>
+            </w:r>
+            <w:proofErr w:type="spellEnd"/>
+            <w:r>
+              <w:t>/agregar</w:t>
             </w:r>
           </w:p>
         </w:tc>
         <w:tc>
           <w:tcPr>
-            <w:tcW w:w="1535" w:type="dxa"/>
+            <w:tcW w:w="617" w:type="pct"/>
           </w:tcPr>
           <w:p>
             <w:r>
-              <w:t>R</w:t>
-            </w:r>
-            <w:r>
-              <w:t>egistra la entrada de un vehículo al estacionamiento. Valida que haya espacios, que el usuario no exceda su límite y que el vehículo esté asignado a él.</w:t>
+              <w:t xml:space="preserve">Permite registrar un nuevo vehículo asociado a un usuario. Valida </w:t>
+            </w:r>
+            <w:r>
+              <w:t xml:space="preserve">que la placa sea </w:t>
+            </w:r>
+            <w:proofErr w:type="spellStart"/>
+            <w:r>
+              <w:t>unica</w:t>
+            </w:r>
+            <w:proofErr w:type="spellEnd"/>
+            <w:r>
+              <w:t xml:space="preserve">, </w:t>
+            </w:r>
+            <w:r>
+              <w:t xml:space="preserve">que el modelo </w:t>
+            </w:r>
+            <w:proofErr w:type="gramStart"/>
+            <w:r>
+              <w:t xml:space="preserve">exista </w:t>
+            </w:r>
+            <w:r>
+              <w:t xml:space="preserve"> y</w:t>
+            </w:r>
+            <w:proofErr w:type="gramEnd"/>
+            <w:r>
+              <w:t xml:space="preserve"> máximo 4 vehículos activos por usuario.</w:t>
             </w:r>
           </w:p>
         </w:tc>
         <w:tc>
           <w:tcPr>
-            <w:tcW w:w="814" w:type="dxa"/>
+            <w:tcW w:w="298" w:type="pct"/>
           </w:tcPr>
           <w:p>
             <w:r>
@@ -6965,95 +8503,90 @@
         </w:tc>
         <w:tc>
           <w:tcPr>
-            <w:tcW w:w="2688" w:type="dxa"/>
+            <w:tcW w:w="1033" w:type="pct"/>
           </w:tcPr>
           <w:p>
             <w:r>
-              <w:t>{</w:t>
-            </w:r>
-            <w:r>
-              <w:br/>
-            </w:r>
-            <w:r>
-              <w:t>"</w:t>
+              <w:t xml:space="preserve"> </w:t>
+            </w:r>
+            <w:proofErr w:type="gramStart"/>
+            <w:r>
+              <w:t>{ "</w:t>
             </w:r>
             <w:proofErr w:type="spellStart"/>
+            <w:proofErr w:type="gramEnd"/>
             <w:r>
               <w:t>idUsuario</w:t>
             </w:r>
             <w:proofErr w:type="spellEnd"/>
             <w:r>
-              <w:t>": 2,</w:t>
-            </w:r>
-            <w:r>
-              <w:br/>
-            </w:r>
-            <w:r>
-              <w:t>"placa": "ABC1234"</w:t>
-            </w:r>
-            <w:r>
-              <w:br/>
-            </w:r>
-            <w:r>
-              <w:t>}</w:t>
-            </w:r>
+              <w:t>": 2, "</w:t>
+            </w:r>
+            <w:proofErr w:type="spellStart"/>
+            <w:r>
+              <w:t>idModelo</w:t>
+            </w:r>
+            <w:proofErr w:type="spellEnd"/>
+            <w:r>
+              <w:t>": 1, "placa": "ABC1234", "color": "Rojo", "</w:t>
+            </w:r>
+            <w:proofErr w:type="spellStart"/>
+            <w:r>
+              <w:t>anio</w:t>
+            </w:r>
+            <w:proofErr w:type="spellEnd"/>
+            <w:r>
+              <w:t>": 2020, "</w:t>
+            </w:r>
+            <w:proofErr w:type="spellStart"/>
+            <w:r>
+              <w:t>descripcion</w:t>
+            </w:r>
+            <w:proofErr w:type="spellEnd"/>
+            <w:r>
+              <w:t>": "</w:t>
+            </w:r>
+            <w:proofErr w:type="spellStart"/>
+            <w:r>
+              <w:t>v</w:t>
+            </w:r>
+            <w:r>
+              <w:t>ehiculo</w:t>
+            </w:r>
+            <w:proofErr w:type="spellEnd"/>
+            <w:r>
+              <w:t xml:space="preserve"> de prueba</w:t>
+            </w:r>
+            <w:proofErr w:type="gramStart"/>
+            <w:r>
+              <w:t>" }</w:t>
+            </w:r>
+            <w:proofErr w:type="gramEnd"/>
           </w:p>
         </w:tc>
         <w:tc>
           <w:tcPr>
-            <w:tcW w:w="2763" w:type="dxa"/>
+            <w:tcW w:w="1079" w:type="pct"/>
           </w:tcPr>
           <w:p>
             <w:r>
-              <w:t>{"</w:t>
+              <w:t xml:space="preserve">El </w:t>
             </w:r>
             <w:proofErr w:type="spellStart"/>
             <w:r>
-              <w:t>idMovimiento</w:t>
+              <w:t>vehiculo</w:t>
             </w:r>
             <w:proofErr w:type="spellEnd"/>
             <w:r>
-              <w:t xml:space="preserve">": 1,"tiempoEntrada": "2026-06-15T10:00:00.000","tiempoSalida": </w:t>
+              <w:t xml:space="preserve"> se </w:t>
             </w:r>
             <w:proofErr w:type="spellStart"/>
             <w:r>
-              <w:t>null</w:t>
+              <w:t>registro</w:t>
             </w:r>
             <w:proofErr w:type="spellEnd"/>
             <w:r>
-              <w:t>,"</w:t>
-            </w:r>
-            <w:proofErr w:type="spellStart"/>
-            <w:r>
-              <w:t>espacioAsignado</w:t>
-            </w:r>
-            <w:proofErr w:type="spellEnd"/>
-            <w:r>
-              <w:t xml:space="preserve">": 1,"tarifaHora": 15.0,"costoTotal": </w:t>
-            </w:r>
-            <w:proofErr w:type="spellStart"/>
-            <w:r>
-              <w:t>null</w:t>
-            </w:r>
-            <w:proofErr w:type="spellEnd"/>
-            <w:r>
-              <w:t>,"</w:t>
-            </w:r>
-            <w:proofErr w:type="spellStart"/>
-            <w:r>
-              <w:t>horasCobradas</w:t>
-            </w:r>
-            <w:proofErr w:type="spellEnd"/>
-            <w:r>
-              <w:t xml:space="preserve">": </w:t>
-            </w:r>
-            <w:proofErr w:type="spellStart"/>
-            <w:r>
-              <w:t>null</w:t>
-            </w:r>
-            <w:proofErr w:type="spellEnd"/>
-            <w:r>
-              <w:t>}</w:t>
+              <w:t xml:space="preserve"> exitosamente</w:t>
             </w:r>
           </w:p>
         </w:tc>
@@ -7064,40 +8597,72 @@
         </w:trPr>
         <w:tc>
           <w:tcPr>
-            <w:tcW w:w="950" w:type="dxa"/>
+            <w:tcW w:w="696" w:type="pct"/>
           </w:tcPr>
           <w:p>
             <w:r>
-              <w:t>POST</w:t>
+              <w:t>PUT</w:t>
             </w:r>
           </w:p>
         </w:tc>
         <w:tc>
           <w:tcPr>
-            <w:tcW w:w="2734" w:type="dxa"/>
+            <w:tcW w:w="1277" w:type="pct"/>
           </w:tcPr>
           <w:p>
             <w:r>
-              <w:t>/parking/salida/{placa}</w:t>
+              <w:t>/</w:t>
+            </w:r>
+            <w:proofErr w:type="spellStart"/>
+            <w:r>
+              <w:t>vehiculos</w:t>
+            </w:r>
+            <w:proofErr w:type="spellEnd"/>
+            <w:r>
+              <w:t>/editar/{</w:t>
+            </w:r>
+            <w:proofErr w:type="spellStart"/>
+            <w:r>
+              <w:t>idVehiculo</w:t>
+            </w:r>
+            <w:proofErr w:type="spellEnd"/>
+            <w:r>
+              <w:t>}</w:t>
             </w:r>
           </w:p>
         </w:tc>
         <w:tc>
           <w:tcPr>
-            <w:tcW w:w="1535" w:type="dxa"/>
+            <w:tcW w:w="617" w:type="pct"/>
           </w:tcPr>
           <w:p>
             <w:r>
-              <w:t>R</w:t>
-            </w:r>
-            <w:r>
-              <w:t>egistra la salida de un vehículo del estacionamiento. Libera el cajón asignado y calcula automáticamente el tiempo transcurrido y el costo total a pagar.</w:t>
+              <w:t>Permite editar los datos de un vehículo existente. N</w:t>
+            </w:r>
+            <w:r>
+              <w:t xml:space="preserve">o se puede modificar el </w:t>
+            </w:r>
+            <w:proofErr w:type="spellStart"/>
+            <w:r>
+              <w:t>idUsuario</w:t>
+            </w:r>
+            <w:proofErr w:type="spellEnd"/>
+            <w:r>
+              <w:t xml:space="preserve">, </w:t>
+            </w:r>
+            <w:proofErr w:type="spellStart"/>
+            <w:r>
+              <w:t>claveVehiculo</w:t>
+            </w:r>
+            <w:proofErr w:type="spellEnd"/>
+            <w:r>
+              <w:t xml:space="preserve"> ni estatus.</w:t>
             </w:r>
           </w:p>
         </w:tc>
         <w:tc>
           <w:tcPr>
-            <w:tcW w:w="814" w:type="dxa"/>
+            <w:tcW w:w="298" w:type="pct"/>
           </w:tcPr>
           <w:p>
             <w:r>
@@ -7107,144 +8672,87 @@
         </w:tc>
         <w:tc>
           <w:tcPr>
-            <w:tcW w:w="2688" w:type="dxa"/>
+            <w:tcW w:w="1033" w:type="pct"/>
           </w:tcPr>
           <w:p>
-            <w:r>
-              <w:t xml:space="preserve">No lleva </w:t>
-            </w:r>
             <w:proofErr w:type="spellStart"/>
             <w:r>
-              <w:t>body</w:t>
+              <w:t>json</w:t>
             </w:r>
             <w:proofErr w:type="spellEnd"/>
             <w:r>
-              <w:t>, pero si lleva la placa al final de la URL, por ejemplo:</w:t>
-            </w:r>
-          </w:p>
-          <w:p>
-            <w:r>
-              <w:t>/parking/salida/</w:t>
-            </w:r>
-            <w:r>
-              <w:t>ABC1234</w:t>
-            </w:r>
-          </w:p>
-          <w:p>
-            <w:r>
-              <w:br/>
-            </w:r>
+              <w:t xml:space="preserve"> </w:t>
+            </w:r>
+            <w:proofErr w:type="gramStart"/>
+            <w:r>
+              <w:t>{ "</w:t>
+            </w:r>
+            <w:proofErr w:type="spellStart"/>
+            <w:proofErr w:type="gramEnd"/>
+            <w:r>
+              <w:t>idUsuario</w:t>
+            </w:r>
+            <w:proofErr w:type="spellEnd"/>
+            <w:r>
+              <w:t>": 2, "</w:t>
+            </w:r>
+            <w:proofErr w:type="spellStart"/>
+            <w:r>
+              <w:t>idModelo</w:t>
+            </w:r>
+            <w:proofErr w:type="spellEnd"/>
+            <w:r>
+              <w:t>": 4, "placa": "XYZ9876", "color": "Azul", "</w:t>
+            </w:r>
+            <w:proofErr w:type="spellStart"/>
+            <w:r>
+              <w:t>anio</w:t>
+            </w:r>
+            <w:proofErr w:type="spellEnd"/>
+            <w:r>
+              <w:t>": 2021, "</w:t>
+            </w:r>
+            <w:proofErr w:type="spellStart"/>
+            <w:r>
+              <w:t>descripcion</w:t>
+            </w:r>
+            <w:proofErr w:type="spellEnd"/>
+            <w:r>
+              <w:t>": "</w:t>
+            </w:r>
+            <w:proofErr w:type="spellStart"/>
+            <w:r>
+              <w:t>v</w:t>
+            </w:r>
+            <w:r>
+              <w:t>ehiculo</w:t>
+            </w:r>
+            <w:proofErr w:type="spellEnd"/>
+            <w:r>
+              <w:t xml:space="preserve"> editado</w:t>
+            </w:r>
+            <w:proofErr w:type="gramStart"/>
+            <w:r>
+              <w:t>" }</w:t>
+            </w:r>
+            <w:proofErr w:type="gramEnd"/>
           </w:p>
         </w:tc>
         <w:tc>
           <w:tcPr>
-            <w:tcW w:w="2763" w:type="dxa"/>
+            <w:tcW w:w="1079" w:type="pct"/>
           </w:tcPr>
           <w:p>
             <w:r>
-              <w:t>{</w:t>
-            </w:r>
-          </w:p>
-          <w:p>
-            <w:r>
-              <w:t>"</w:t>
+              <w:t xml:space="preserve">El </w:t>
             </w:r>
             <w:proofErr w:type="spellStart"/>
             <w:r>
-              <w:t>idMovimiento</w:t>
+              <w:t>vehiculo</w:t>
             </w:r>
             <w:proofErr w:type="spellEnd"/>
             <w:r>
-              <w:t>": 1,</w:t>
-            </w:r>
-          </w:p>
-          <w:p>
-            <w:r>
-              <w:t>"</w:t>
-            </w:r>
-            <w:proofErr w:type="spellStart"/>
-            <w:r>
-              <w:t>tiempoEntrada</w:t>
-            </w:r>
-            <w:proofErr w:type="spellEnd"/>
-            <w:r>
-              <w:t>": "2026-06-15T10:00:00.000",</w:t>
-            </w:r>
-          </w:p>
-          <w:p>
-            <w:r>
-              <w:t>"</w:t>
-            </w:r>
-            <w:proofErr w:type="spellStart"/>
-            <w:r>
-              <w:t>tiempoSalida</w:t>
-            </w:r>
-            <w:proofErr w:type="spellEnd"/>
-            <w:r>
-              <w:t>": "2026-06-15T12:30:00.000",</w:t>
-            </w:r>
-          </w:p>
-          <w:p>
-            <w:r>
-              <w:t>"</w:t>
-            </w:r>
-            <w:proofErr w:type="spellStart"/>
-            <w:r>
-              <w:t>espacioAsignado</w:t>
-            </w:r>
-            <w:proofErr w:type="spellEnd"/>
-            <w:r>
-              <w:t>":</w:t>
-            </w:r>
-            <w:r>
-              <w:t xml:space="preserve"> </w:t>
-            </w:r>
-            <w:r>
-              <w:t>1,</w:t>
-            </w:r>
-          </w:p>
-          <w:p>
-            <w:r>
-              <w:t>"</w:t>
-            </w:r>
-            <w:proofErr w:type="spellStart"/>
-            <w:r>
-              <w:t>tarifaHora</w:t>
-            </w:r>
-            <w:proofErr w:type="spellEnd"/>
-            <w:r>
-              <w:t>": 15.0,</w:t>
-            </w:r>
-          </w:p>
-          <w:p>
-            <w:r>
-              <w:t>"</w:t>
-            </w:r>
-            <w:proofErr w:type="spellStart"/>
-            <w:r>
-              <w:t>costoTotal</w:t>
-            </w:r>
-            <w:proofErr w:type="spellEnd"/>
-            <w:r>
-              <w:t>": 37.5,</w:t>
-            </w:r>
-          </w:p>
-          <w:p>
-            <w:r>
-              <w:t>"</w:t>
-            </w:r>
-            <w:proofErr w:type="spellStart"/>
-            <w:r>
-              <w:t>horasCobradas</w:t>
-            </w:r>
-            <w:proofErr w:type="spellEnd"/>
-            <w:r>
-              <w:t>": 2</w:t>
-            </w:r>
-          </w:p>
-          <w:p>
-            <w:r>
-              <w:t>}</w:t>
+              <w:t xml:space="preserve"> se actualizo correctamente</w:t>
             </w:r>
           </w:p>
         </w:tc>
@@ -7255,50 +8763,732 @@
         </w:trPr>
         <w:tc>
           <w:tcPr>
-            <w:tcW w:w="950" w:type="dxa"/>
+            <w:tcW w:w="696" w:type="pct"/>
           </w:tcPr>
           <w:p>
             <w:r>
-              <w:t>GET</w:t>
+              <w:t>PATCH</w:t>
             </w:r>
           </w:p>
         </w:tc>
         <w:tc>
           <w:tcPr>
-            <w:tcW w:w="2734" w:type="dxa"/>
+            <w:tcW w:w="1277" w:type="pct"/>
+          </w:tcPr>
+          <w:p/>
+        </w:tc>
+        <w:tc>
+          <w:tcPr>
+            <w:tcW w:w="617" w:type="pct"/>
           </w:tcPr>
           <w:p>
             <w:r>
-              <w:t>/parking/espacios</w:t>
+              <w:t>Permite cambiar el estatus de un vehículo de activo a inactivo o de inactivo a activo, sin eliminarlo</w:t>
+            </w:r>
+            <w:r>
+              <w:t>.</w:t>
             </w:r>
           </w:p>
         </w:tc>
         <w:tc>
           <w:tcPr>
-            <w:tcW w:w="1535" w:type="dxa"/>
+            <w:tcW w:w="298" w:type="pct"/>
           </w:tcPr>
           <w:p>
             <w:r>
-              <w:t>C</w:t>
-            </w:r>
-            <w:r>
-              <w:t>onsulta la lista de los cajones de estacionamiento que se encuentran disponibles (desocupados) en este momento.</w:t>
+              <w:t>Bearer Token</w:t>
             </w:r>
           </w:p>
         </w:tc>
         <w:tc>
           <w:tcPr>
-            <w:tcW w:w="814" w:type="dxa"/>
+            <w:tcW w:w="1033" w:type="pct"/>
           </w:tcPr>
           <w:p>
             <w:r>
-              <w:t>Bearer Token</w:t>
+              <w:t xml:space="preserve">No </w:t>
+            </w:r>
+            <w:r>
+              <w:t xml:space="preserve">ocupa </w:t>
+            </w:r>
+            <w:proofErr w:type="spellStart"/>
+            <w:r>
+              <w:t>body</w:t>
+            </w:r>
+            <w:proofErr w:type="spellEnd"/>
+            <w:r>
+              <w:t xml:space="preserve"> ya </w:t>
+            </w:r>
+            <w:proofErr w:type="gramStart"/>
+            <w:r>
+              <w:t xml:space="preserve">que </w:t>
+            </w:r>
+            <w:r>
+              <w:t xml:space="preserve"> </w:t>
+            </w:r>
+            <w:r>
+              <w:t>e</w:t>
+            </w:r>
+            <w:r>
+              <w:t>n</w:t>
+            </w:r>
+            <w:proofErr w:type="gramEnd"/>
+            <w:r>
+              <w:t xml:space="preserve"> la URL se manda </w:t>
+            </w:r>
+            <w:proofErr w:type="spellStart"/>
+            <w:r>
+              <w:t>idVehiculo</w:t>
+            </w:r>
+            <w:proofErr w:type="spellEnd"/>
+            <w:r>
+              <w:t xml:space="preserve"> e </w:t>
+            </w:r>
+            <w:proofErr w:type="spellStart"/>
+            <w:r>
+              <w:t>idUsuario</w:t>
+            </w:r>
+            <w:proofErr w:type="spellEnd"/>
+            <w:r>
+              <w:t>. Ejemplo: /</w:t>
+            </w:r>
+            <w:proofErr w:type="spellStart"/>
+            <w:r>
+              <w:t>vehiculos</w:t>
+            </w:r>
+            <w:proofErr w:type="spellEnd"/>
+            <w:r>
+              <w:t>/</w:t>
+            </w:r>
+            <w:proofErr w:type="spellStart"/>
+            <w:r>
+              <w:t>actualizarEstatus</w:t>
+            </w:r>
+            <w:proofErr w:type="spellEnd"/>
+            <w:r>
+              <w:t>/1/2</w:t>
             </w:r>
           </w:p>
         </w:tc>
         <w:tc>
           <w:tcPr>
-            <w:tcW w:w="2688" w:type="dxa"/>
+            <w:tcW w:w="1079" w:type="pct"/>
+          </w:tcPr>
+          <w:p>
+            <w:r>
+              <w:t xml:space="preserve">estatus del </w:t>
+            </w:r>
+            <w:proofErr w:type="spellStart"/>
+            <w:r>
+              <w:t>vehiculo</w:t>
+            </w:r>
+            <w:proofErr w:type="spellEnd"/>
+            <w:r>
+              <w:t xml:space="preserve"> cambiado con </w:t>
+            </w:r>
+            <w:proofErr w:type="spellStart"/>
+            <w:r>
+              <w:t>exito</w:t>
+            </w:r>
+            <w:proofErr w:type="spellEnd"/>
+            <w:r>
+              <w:t>!!</w:t>
+            </w:r>
+          </w:p>
+        </w:tc>
+      </w:tr>
+      <w:tr>
+        <w:trPr>
+          <w:trHeight w:val="278"/>
+        </w:trPr>
+        <w:tc>
+          <w:tcPr>
+            <w:tcW w:w="696" w:type="pct"/>
+          </w:tcPr>
+          <w:p>
+            <w:r>
+              <w:t>GET</w:t>
+            </w:r>
+          </w:p>
+        </w:tc>
+        <w:tc>
+          <w:tcPr>
+            <w:tcW w:w="1277" w:type="pct"/>
+          </w:tcPr>
+          <w:p>
+            <w:r>
+              <w:t>/</w:t>
+            </w:r>
+            <w:proofErr w:type="spellStart"/>
+            <w:r>
+              <w:t>vehiculos</w:t>
+            </w:r>
+            <w:proofErr w:type="spellEnd"/>
+            <w:r>
+              <w:t>/</w:t>
+            </w:r>
+            <w:proofErr w:type="spellStart"/>
+            <w:r>
+              <w:t>validar?idUsuario</w:t>
+            </w:r>
+            <w:proofErr w:type="spellEnd"/>
+            <w:r>
+              <w:t>={</w:t>
+            </w:r>
+            <w:proofErr w:type="spellStart"/>
+            <w:r>
+              <w:t>idUsuario</w:t>
+            </w:r>
+            <w:proofErr w:type="spellEnd"/>
+            <w:r>
+              <w:t>}&amp;placa={placa}</w:t>
+            </w:r>
+          </w:p>
+        </w:tc>
+        <w:tc>
+          <w:tcPr>
+            <w:tcW w:w="617" w:type="pct"/>
+          </w:tcPr>
+          <w:p>
+            <w:r>
+              <w:t xml:space="preserve">Permite validar si una placa </w:t>
+            </w:r>
+            <w:r>
+              <w:lastRenderedPageBreak/>
+              <w:t xml:space="preserve">pertenece a un usuario y si el vehículo está activo. Este </w:t>
+            </w:r>
+            <w:proofErr w:type="spellStart"/>
+            <w:r>
+              <w:t>endpoint</w:t>
+            </w:r>
+            <w:proofErr w:type="spellEnd"/>
+            <w:r>
+              <w:t xml:space="preserve"> lo usa </w:t>
+            </w:r>
+            <w:proofErr w:type="spellStart"/>
+            <w:r>
+              <w:t>ParkingService</w:t>
+            </w:r>
+            <w:proofErr w:type="spellEnd"/>
+            <w:r>
+              <w:t>.</w:t>
+            </w:r>
+          </w:p>
+        </w:tc>
+        <w:tc>
+          <w:tcPr>
+            <w:tcW w:w="298" w:type="pct"/>
+          </w:tcPr>
+          <w:p>
+            <w:r>
+              <w:lastRenderedPageBreak/>
+              <w:t xml:space="preserve">Bearer </w:t>
+            </w:r>
+            <w:r>
+              <w:lastRenderedPageBreak/>
+              <w:t>Token</w:t>
+            </w:r>
+          </w:p>
+        </w:tc>
+        <w:tc>
+          <w:tcPr>
+            <w:tcW w:w="1033" w:type="pct"/>
+          </w:tcPr>
+          <w:p>
+            <w:r>
+              <w:lastRenderedPageBreak/>
+              <w:t xml:space="preserve">No </w:t>
+            </w:r>
+            <w:r>
+              <w:t xml:space="preserve">ocupa </w:t>
+            </w:r>
+            <w:proofErr w:type="spellStart"/>
+            <w:r>
+              <w:t>body</w:t>
+            </w:r>
+            <w:proofErr w:type="spellEnd"/>
+            <w:r>
+              <w:t xml:space="preserve"> porque</w:t>
+            </w:r>
+            <w:r>
+              <w:t xml:space="preserve"> </w:t>
+            </w:r>
+            <w:r>
+              <w:t>l</w:t>
+            </w:r>
+            <w:r>
+              <w:t>os datos van como parámetros</w:t>
+            </w:r>
+            <w:r>
+              <w:t>:</w:t>
+            </w:r>
+          </w:p>
+          <w:p>
+            <w:r>
+              <w:lastRenderedPageBreak/>
+              <w:t>/</w:t>
+            </w:r>
+            <w:proofErr w:type="spellStart"/>
+            <w:r>
+              <w:t>vehiculos</w:t>
+            </w:r>
+            <w:proofErr w:type="spellEnd"/>
+            <w:r>
+              <w:t>/</w:t>
+            </w:r>
+            <w:proofErr w:type="spellStart"/>
+            <w:r>
+              <w:t>validar?idUsuario</w:t>
+            </w:r>
+            <w:proofErr w:type="spellEnd"/>
+            <w:r>
+              <w:t>=2&amp;placa=XYZ9876</w:t>
+            </w:r>
+          </w:p>
+        </w:tc>
+        <w:tc>
+          <w:tcPr>
+            <w:tcW w:w="1079" w:type="pct"/>
+          </w:tcPr>
+          <w:p>
+            <w:r>
+              <w:lastRenderedPageBreak/>
+              <w:t xml:space="preserve">Datos completos del vehículo si existe, pertenece </w:t>
+            </w:r>
+            <w:r>
+              <w:lastRenderedPageBreak/>
+              <w:t>al usuario y está activo. Si no cumple</w:t>
+            </w:r>
+            <w:r>
+              <w:t xml:space="preserve"> </w:t>
+            </w:r>
+            <w:r>
+              <w:t>devuelve mensaje de error.</w:t>
+            </w:r>
+          </w:p>
+        </w:tc>
+      </w:tr>
+      <w:tr>
+        <w:trPr>
+          <w:trHeight w:val="278"/>
+        </w:trPr>
+        <w:tc>
+          <w:tcPr>
+            <w:tcW w:w="696" w:type="pct"/>
+          </w:tcPr>
+          <w:p>
+            <w:r>
+              <w:lastRenderedPageBreak/>
+              <w:t>POST</w:t>
+            </w:r>
+          </w:p>
+        </w:tc>
+        <w:tc>
+          <w:tcPr>
+            <w:tcW w:w="1277" w:type="pct"/>
+          </w:tcPr>
+          <w:p>
+            <w:r>
+              <w:t>/</w:t>
+            </w:r>
+            <w:proofErr w:type="gramStart"/>
+            <w:r>
+              <w:t>parking</w:t>
+            </w:r>
+            <w:proofErr w:type="gramEnd"/>
+            <w:r>
+              <w:t>/entrada</w:t>
+            </w:r>
+          </w:p>
+        </w:tc>
+        <w:tc>
+          <w:tcPr>
+            <w:tcW w:w="617" w:type="pct"/>
+          </w:tcPr>
+          <w:p>
+            <w:r>
+              <w:t>R</w:t>
+            </w:r>
+            <w:r>
+              <w:t>egistra la entrada de un vehículo al estacionamiento. Valida que haya espacios, que el usuario no exceda su límite y que el vehículo esté asignado a él.</w:t>
+            </w:r>
+          </w:p>
+        </w:tc>
+        <w:tc>
+          <w:tcPr>
+            <w:tcW w:w="298" w:type="pct"/>
+          </w:tcPr>
+          <w:p>
+            <w:r>
+              <w:t>Bearer Token</w:t>
+            </w:r>
+          </w:p>
+        </w:tc>
+        <w:tc>
+          <w:tcPr>
+            <w:tcW w:w="1033" w:type="pct"/>
+          </w:tcPr>
+          <w:p>
+            <w:r>
+              <w:t>{</w:t>
+            </w:r>
+            <w:r>
+              <w:br/>
+            </w:r>
+            <w:r>
+              <w:t>"</w:t>
+            </w:r>
+            <w:proofErr w:type="spellStart"/>
+            <w:r>
+              <w:t>idUsuario</w:t>
+            </w:r>
+            <w:proofErr w:type="spellEnd"/>
+            <w:r>
+              <w:t>": 2,</w:t>
+            </w:r>
+            <w:r>
+              <w:br/>
+            </w:r>
+            <w:r>
+              <w:t>"placa": "ABC1234"</w:t>
+            </w:r>
+            <w:r>
+              <w:br/>
+            </w:r>
+            <w:r>
+              <w:t>}</w:t>
+            </w:r>
+          </w:p>
+        </w:tc>
+        <w:tc>
+          <w:tcPr>
+            <w:tcW w:w="1079" w:type="pct"/>
+          </w:tcPr>
+          <w:p>
+            <w:r>
+              <w:t>{"</w:t>
+            </w:r>
+            <w:proofErr w:type="spellStart"/>
+            <w:r>
+              <w:t>idMovimiento</w:t>
+            </w:r>
+            <w:proofErr w:type="spellEnd"/>
+            <w:r>
+              <w:t xml:space="preserve">": 1,"tiempoEntrada": "2026-06-15T10:00:00.000","tiempoSalida": </w:t>
+            </w:r>
+            <w:proofErr w:type="spellStart"/>
+            <w:r>
+              <w:t>null</w:t>
+            </w:r>
+            <w:proofErr w:type="spellEnd"/>
+            <w:r>
+              <w:t>,"</w:t>
+            </w:r>
+            <w:proofErr w:type="spellStart"/>
+            <w:r>
+              <w:t>espacioAsignado</w:t>
+            </w:r>
+            <w:proofErr w:type="spellEnd"/>
+            <w:r>
+              <w:t xml:space="preserve">": 1,"tarifaHora": 15.0,"costoTotal": </w:t>
+            </w:r>
+            <w:proofErr w:type="spellStart"/>
+            <w:r>
+              <w:t>null</w:t>
+            </w:r>
+            <w:proofErr w:type="spellEnd"/>
+            <w:r>
+              <w:t>,"</w:t>
+            </w:r>
+            <w:proofErr w:type="spellStart"/>
+            <w:r>
+              <w:t>horasCobradas</w:t>
+            </w:r>
+            <w:proofErr w:type="spellEnd"/>
+            <w:r>
+              <w:t xml:space="preserve">": </w:t>
+            </w:r>
+            <w:proofErr w:type="spellStart"/>
+            <w:r>
+              <w:t>null</w:t>
+            </w:r>
+            <w:proofErr w:type="spellEnd"/>
+            <w:r>
+              <w:t>}</w:t>
+            </w:r>
+          </w:p>
+        </w:tc>
+      </w:tr>
+      <w:tr>
+        <w:trPr>
+          <w:trHeight w:val="278"/>
+        </w:trPr>
+        <w:tc>
+          <w:tcPr>
+            <w:tcW w:w="696" w:type="pct"/>
+          </w:tcPr>
+          <w:p>
+            <w:r>
+              <w:t>POST</w:t>
+            </w:r>
+          </w:p>
+        </w:tc>
+        <w:tc>
+          <w:tcPr>
+            <w:tcW w:w="1277" w:type="pct"/>
+          </w:tcPr>
+          <w:p>
+            <w:r>
+              <w:t>/</w:t>
+            </w:r>
+            <w:proofErr w:type="gramStart"/>
+            <w:r>
+              <w:t>parking</w:t>
+            </w:r>
+            <w:proofErr w:type="gramEnd"/>
+            <w:r>
+              <w:t>/salida/{placa}</w:t>
+            </w:r>
+          </w:p>
+        </w:tc>
+        <w:tc>
+          <w:tcPr>
+            <w:tcW w:w="617" w:type="pct"/>
+          </w:tcPr>
+          <w:p>
+            <w:r>
+              <w:t>R</w:t>
+            </w:r>
+            <w:r>
+              <w:t xml:space="preserve">egistra la salida de un vehículo del estacionamiento. Libera el cajón asignado y calcula automáticamente el tiempo transcurrido y el </w:t>
+            </w:r>
+            <w:r>
+              <w:lastRenderedPageBreak/>
+              <w:t>costo total a pagar.</w:t>
+            </w:r>
+          </w:p>
+        </w:tc>
+        <w:tc>
+          <w:tcPr>
+            <w:tcW w:w="298" w:type="pct"/>
+          </w:tcPr>
+          <w:p>
+            <w:r>
+              <w:lastRenderedPageBreak/>
+              <w:t>Bearer Token</w:t>
+            </w:r>
+          </w:p>
+        </w:tc>
+        <w:tc>
+          <w:tcPr>
+            <w:tcW w:w="1033" w:type="pct"/>
+          </w:tcPr>
+          <w:p>
+            <w:r>
+              <w:t xml:space="preserve">No lleva </w:t>
+            </w:r>
+            <w:proofErr w:type="spellStart"/>
+            <w:r>
+              <w:t>body</w:t>
+            </w:r>
+            <w:proofErr w:type="spellEnd"/>
+            <w:r>
+              <w:t>, pero si lleva la placa al final de la URL, por ejemplo:</w:t>
+            </w:r>
+          </w:p>
+          <w:p>
+            <w:r>
+              <w:t>/</w:t>
+            </w:r>
+            <w:proofErr w:type="gramStart"/>
+            <w:r>
+              <w:t>parking</w:t>
+            </w:r>
+            <w:proofErr w:type="gramEnd"/>
+            <w:r>
+              <w:t>/salida/</w:t>
+            </w:r>
+            <w:r>
+              <w:t>ABC1234</w:t>
+            </w:r>
+          </w:p>
+          <w:p>
+            <w:r>
+              <w:br/>
+            </w:r>
+          </w:p>
+        </w:tc>
+        <w:tc>
+          <w:tcPr>
+            <w:tcW w:w="1079" w:type="pct"/>
+          </w:tcPr>
+          <w:p>
+            <w:r>
+              <w:t>{</w:t>
+            </w:r>
+          </w:p>
+          <w:p>
+            <w:r>
+              <w:t>"</w:t>
+            </w:r>
+            <w:proofErr w:type="spellStart"/>
+            <w:r>
+              <w:t>idMovimiento</w:t>
+            </w:r>
+            <w:proofErr w:type="spellEnd"/>
+            <w:r>
+              <w:t>": 1,</w:t>
+            </w:r>
+          </w:p>
+          <w:p>
+            <w:r>
+              <w:t>"</w:t>
+            </w:r>
+            <w:proofErr w:type="spellStart"/>
+            <w:r>
+              <w:t>tiempoEntrada</w:t>
+            </w:r>
+            <w:proofErr w:type="spellEnd"/>
+            <w:r>
+              <w:t>": "2026-06-15T10:00:00.000",</w:t>
+            </w:r>
+          </w:p>
+          <w:p>
+            <w:r>
+              <w:t>"</w:t>
+            </w:r>
+            <w:proofErr w:type="spellStart"/>
+            <w:r>
+              <w:t>tiempoSalida</w:t>
+            </w:r>
+            <w:proofErr w:type="spellEnd"/>
+            <w:r>
+              <w:t>": "2026-06-15T12:30:00.000",</w:t>
+            </w:r>
+          </w:p>
+          <w:p>
+            <w:r>
+              <w:t>"</w:t>
+            </w:r>
+            <w:proofErr w:type="spellStart"/>
+            <w:r>
+              <w:t>espacioAsignado</w:t>
+            </w:r>
+            <w:proofErr w:type="spellEnd"/>
+            <w:r>
+              <w:t>":</w:t>
+            </w:r>
+            <w:r>
+              <w:t xml:space="preserve"> </w:t>
+            </w:r>
+            <w:r>
+              <w:t>1,</w:t>
+            </w:r>
+          </w:p>
+          <w:p>
+            <w:r>
+              <w:t>"</w:t>
+            </w:r>
+            <w:proofErr w:type="spellStart"/>
+            <w:r>
+              <w:t>tarifaHora</w:t>
+            </w:r>
+            <w:proofErr w:type="spellEnd"/>
+            <w:r>
+              <w:t>": 15.0,</w:t>
+            </w:r>
+          </w:p>
+          <w:p>
+            <w:r>
+              <w:t>"</w:t>
+            </w:r>
+            <w:proofErr w:type="spellStart"/>
+            <w:r>
+              <w:t>costoTotal</w:t>
+            </w:r>
+            <w:proofErr w:type="spellEnd"/>
+            <w:r>
+              <w:t>": 37.5,</w:t>
+            </w:r>
+          </w:p>
+          <w:p>
+            <w:r>
+              <w:t>"</w:t>
+            </w:r>
+            <w:proofErr w:type="spellStart"/>
+            <w:r>
+              <w:t>horasCobradas</w:t>
+            </w:r>
+            <w:proofErr w:type="spellEnd"/>
+            <w:r>
+              <w:t>": 2</w:t>
+            </w:r>
+          </w:p>
+          <w:p>
+            <w:r>
+              <w:t>}</w:t>
+            </w:r>
+          </w:p>
+        </w:tc>
+      </w:tr>
+      <w:tr>
+        <w:trPr>
+          <w:trHeight w:val="278"/>
+        </w:trPr>
+        <w:tc>
+          <w:tcPr>
+            <w:tcW w:w="696" w:type="pct"/>
+          </w:tcPr>
+          <w:p>
+            <w:r>
+              <w:t>GET</w:t>
+            </w:r>
+          </w:p>
+        </w:tc>
+        <w:tc>
+          <w:tcPr>
+            <w:tcW w:w="1277" w:type="pct"/>
+          </w:tcPr>
+          <w:p>
+            <w:r>
+              <w:t>/</w:t>
+            </w:r>
+            <w:proofErr w:type="gramStart"/>
+            <w:r>
+              <w:t>parking</w:t>
+            </w:r>
+            <w:proofErr w:type="gramEnd"/>
+            <w:r>
+              <w:t>/espacios</w:t>
+            </w:r>
+          </w:p>
+        </w:tc>
+        <w:tc>
+          <w:tcPr>
+            <w:tcW w:w="617" w:type="pct"/>
+          </w:tcPr>
+          <w:p>
+            <w:r>
+              <w:t>C</w:t>
+            </w:r>
+            <w:r>
+              <w:t>onsulta la lista de los cajones de estacionamiento que se encuentran disponibles (desocupados) en este momento.</w:t>
+            </w:r>
+          </w:p>
+        </w:tc>
+        <w:tc>
+          <w:tcPr>
+            <w:tcW w:w="298" w:type="pct"/>
+          </w:tcPr>
+          <w:p>
+            <w:r>
+              <w:t>Bearer Token</w:t>
+            </w:r>
+          </w:p>
+        </w:tc>
+        <w:tc>
+          <w:tcPr>
+            <w:tcW w:w="1033" w:type="pct"/>
           </w:tcPr>
           <w:p>
             <w:r>
@@ -7313,14 +9503,22 @@
         </w:tc>
         <w:tc>
           <w:tcPr>
-            <w:tcW w:w="2763" w:type="dxa"/>
+            <w:tcW w:w="1079" w:type="pct"/>
           </w:tcPr>
           <w:p>
             <w:r>
-              <w:t>[1,2,3,4</w:t>
-            </w:r>
-            <w:r>
-              <w:t>,…,49, 50</w:t>
+              <w:t>[1,2,</w:t>
+            </w:r>
+            <w:proofErr w:type="gramStart"/>
+            <w:r>
+              <w:t>3,4</w:t>
+            </w:r>
+            <w:r>
+              <w:t>,…</w:t>
+            </w:r>
+            <w:proofErr w:type="gramEnd"/>
+            <w:r>
+              <w:t>,49, 50</w:t>
             </w:r>
             <w:r>
               <w:t>]</w:t>
@@ -7432,7 +9630,6 @@
         <w:ind w:left="360"/>
       </w:pPr>
       <w:r>
-        <w:lastRenderedPageBreak/>
         <w:t xml:space="preserve">Los microservicios desarrollados fueron </w:t>
       </w:r>
       <w:proofErr w:type="spellStart"/>
@@ -7562,7 +9759,15 @@
         <w:t xml:space="preserve"> usamos</w:t>
       </w:r>
       <w:r>
-        <w:t xml:space="preserve"> Spring Boot, ya que </w:t>
+        <w:t xml:space="preserve"> Spring Boot, </w:t>
+      </w:r>
+      <w:proofErr w:type="gramStart"/>
+      <w:r>
+        <w:t>ya que</w:t>
+      </w:r>
+      <w:proofErr w:type="gramEnd"/>
+      <w:r>
+        <w:t xml:space="preserve"> </w:t>
       </w:r>
       <w:r>
         <w:t xml:space="preserve">por conocimiento previo, se nos facilitó crear un sistema </w:t>
@@ -7650,7 +9855,11 @@
         <w:t xml:space="preserve">, </w:t>
       </w:r>
       <w:r>
-        <w:t xml:space="preserve">las conexiones a la base de datos, </w:t>
+        <w:t xml:space="preserve">las conexiones a la base de </w:t>
+      </w:r>
+      <w:r>
+        <w:lastRenderedPageBreak/>
+        <w:t xml:space="preserve">datos, </w:t>
       </w:r>
       <w:r>
         <w:t>JWT</w:t>
@@ -7752,6 +9961,7 @@
         <w:t xml:space="preserve">utilizamos </w:t>
       </w:r>
       <w:proofErr w:type="spellStart"/>
+      <w:proofErr w:type="gramStart"/>
       <w:r>
         <w:t>RestTemplate</w:t>
       </w:r>
@@ -7763,7 +9973,11 @@
         <w:t xml:space="preserve"> </w:t>
       </w:r>
       <w:r>
-        <w:t xml:space="preserve">para comunicarse con </w:t>
+        <w:t>para</w:t>
+      </w:r>
+      <w:proofErr w:type="gramEnd"/>
+      <w:r>
+        <w:t xml:space="preserve"> comunicarse con </w:t>
       </w:r>
       <w:r>
         <w:t xml:space="preserve">los </w:t>
@@ -7882,11 +10096,7 @@
         <w:t xml:space="preserve">las tablas de </w:t>
       </w:r>
       <w:r>
-        <w:t xml:space="preserve">usuarios, roles, tipos de usuario y programas educativos. Esta misma base es </w:t>
-      </w:r>
-      <w:r>
-        <w:lastRenderedPageBreak/>
-        <w:t xml:space="preserve">utilizada por </w:t>
+        <w:t xml:space="preserve">usuarios, roles, tipos de usuario y programas educativos. Esta misma base es utilizada por </w:t>
       </w:r>
       <w:proofErr w:type="spellStart"/>
       <w:r>
@@ -7940,10 +10150,18 @@
     </w:p>
     <w:p>
       <w:r>
-        <w:t xml:space="preserve">Para el dominio de estacionamiento también se utilizó MySQL, </w:t>
-      </w:r>
-      <w:r>
-        <w:t xml:space="preserve"> su base se llama </w:t>
+        <w:t xml:space="preserve">Para el dominio de estacionamiento también se utilizó </w:t>
+      </w:r>
+      <w:proofErr w:type="gramStart"/>
+      <w:r>
+        <w:t xml:space="preserve">MySQL, </w:t>
+      </w:r>
+      <w:r>
+        <w:t xml:space="preserve"> su</w:t>
+      </w:r>
+      <w:proofErr w:type="gramEnd"/>
+      <w:r>
+        <w:t xml:space="preserve"> base se llama </w:t>
       </w:r>
       <w:proofErr w:type="spellStart"/>
       <w:r>
@@ -7957,7 +10175,15 @@
         <w:t xml:space="preserve">tiene la información de </w:t>
       </w:r>
       <w:r>
-        <w:t xml:space="preserve">los cajones del estacionamiento, la configuración de costos y los tickets o movimientos de entrada y salida. </w:t>
+        <w:t xml:space="preserve">los cajones del estacionamiento, la configuración de costos y los </w:t>
+      </w:r>
+      <w:proofErr w:type="gramStart"/>
+      <w:r>
+        <w:t>tickets</w:t>
+      </w:r>
+      <w:proofErr w:type="gramEnd"/>
+      <w:r>
+        <w:t xml:space="preserve"> o movimientos de entrada y salida. </w:t>
       </w:r>
       <w:r>
         <w:t xml:space="preserve">De esta manera el servicio sabe </w:t>
@@ -8051,6 +10277,7 @@
         </w:numPr>
       </w:pPr>
       <w:r>
+        <w:lastRenderedPageBreak/>
         <w:t>Servidor1</w:t>
       </w:r>
     </w:p>
@@ -8102,7 +10329,15 @@
         <w:t>la</w:t>
       </w:r>
       <w:r>
-        <w:t xml:space="preserve"> red interna de Docker y utilizan un volumen para conservar los datos de PostgreSQL aunque el contenedor se apague.</w:t>
+        <w:t xml:space="preserve"> red interna de Docker y utilizan un volumen para conservar los datos de </w:t>
+      </w:r>
+      <w:proofErr w:type="gramStart"/>
+      <w:r>
+        <w:t>PostgreSQL</w:t>
+      </w:r>
+      <w:proofErr w:type="gramEnd"/>
+      <w:r>
+        <w:t xml:space="preserve"> aunque el contenedor se apague.</w:t>
       </w:r>
     </w:p>
     <w:p>
@@ -8312,7 +10547,15 @@
         </w:numPr>
       </w:pPr>
       <w:r>
-        <w:t xml:space="preserve">Se valida que el administrador pueda agregar un nuevo usuario, siempre y cuando cuente con un token valido, sea administrador y  los parámetros en el cuerpo de </w:t>
+        <w:t xml:space="preserve">Se valida que el administrador pueda agregar un nuevo usuario, siempre y cuando cuente con un token valido, sea administrador </w:t>
+      </w:r>
+      <w:proofErr w:type="gramStart"/>
+      <w:r>
+        <w:t>y  los</w:t>
+      </w:r>
+      <w:proofErr w:type="gramEnd"/>
+      <w:r>
+        <w:t xml:space="preserve"> parámetros en el cuerpo de </w:t>
       </w:r>
       <w:proofErr w:type="spellStart"/>
       <w:r>
@@ -8372,10 +10615,7 @@
         </w:numPr>
       </w:pPr>
       <w:r>
-        <w:t xml:space="preserve">Cuerpo JSON con: </w:t>
-      </w:r>
-      <w:r>
-        <w:t>{"</w:t>
+        <w:t>Cuerpo JSON con: {"</w:t>
       </w:r>
       <w:proofErr w:type="spellStart"/>
       <w:r>
@@ -8413,7 +10653,15 @@
         <w:t>": "juan.registro001@sicae.com",</w:t>
       </w:r>
       <w:r>
-        <w:t>"telefono": "2281234567","username": "juanregistro001","password": "Password123"}</w:t>
+        <w:t>"telefono": "2281234567","username": "juanregistro001","</w:t>
+      </w:r>
+      <w:proofErr w:type="gramStart"/>
+      <w:r>
+        <w:t>password</w:t>
+      </w:r>
+      <w:proofErr w:type="gramEnd"/>
+      <w:r>
+        <w:t>": "Password123"}</w:t>
       </w:r>
     </w:p>
     <w:p>
@@ -8469,7 +10717,11 @@
       </w:r>
       <w:proofErr w:type="spellEnd"/>
       <w:r>
-        <w:t xml:space="preserve"> exista y los parámetros enviados en el cuerpo del </w:t>
+        <w:t xml:space="preserve"> exista y los parámetros enviados en el </w:t>
+      </w:r>
+      <w:r>
+        <w:lastRenderedPageBreak/>
+        <w:t xml:space="preserve">cuerpo del </w:t>
       </w:r>
       <w:proofErr w:type="spellStart"/>
       <w:r>
@@ -8477,13 +10729,7 @@
       </w:r>
       <w:proofErr w:type="spellEnd"/>
       <w:r>
-        <w:t xml:space="preserve"> se cumplan. </w:t>
-      </w:r>
-      <w:r>
-        <w:t xml:space="preserve">No se editan </w:t>
-      </w:r>
-      <w:r>
-        <w:t>datos como usuario, contraseña y clave de usuario.</w:t>
+        <w:t xml:space="preserve"> se cumplan. No se editan datos como usuario, contraseña y clave de usuario.</w:t>
       </w:r>
     </w:p>
     <w:p>
@@ -8607,13 +10853,7 @@
       </w:r>
       <w:proofErr w:type="spellEnd"/>
       <w:r>
-        <w:t xml:space="preserve"> y cuerpo JSON. Despué</w:t>
-      </w:r>
-      <w:r>
-        <w:t>s el sistema hace las validaciones correspondientes y u</w:t>
-      </w:r>
-      <w:r>
-        <w:t>na vez cubiertas, actualiza la información del usuario y devuelve:</w:t>
+        <w:t xml:space="preserve"> y cuerpo JSON. Después el sistema hace las validaciones correspondientes y una vez cubiertas, actualiza la información del usuario y devuelve:</w:t>
       </w:r>
     </w:p>
     <w:p>
@@ -8639,13 +10879,7 @@
         </w:numPr>
       </w:pPr>
       <w:r>
-        <w:t xml:space="preserve">Se valida que un usuario pueda </w:t>
-      </w:r>
-      <w:r>
-        <w:t>ver la información completa de su perfil</w:t>
-      </w:r>
-      <w:r>
-        <w:t xml:space="preserve">, siempre y cuando cuente con un token válido y proporcione correctamente el </w:t>
+        <w:t xml:space="preserve">Se valida que un usuario pueda ver la información completa de su perfil, siempre y cuando cuente con un token válido y proporcione correctamente el </w:t>
       </w:r>
       <w:proofErr w:type="spellStart"/>
       <w:r>
@@ -8722,13 +10956,7 @@
         </w:numPr>
       </w:pPr>
       <w:r>
-        <w:t>Resultado: El sistema analiza los parámetros obligatorios</w:t>
-      </w:r>
-      <w:r>
-        <w:t xml:space="preserve"> y u</w:t>
-      </w:r>
-      <w:r>
-        <w:t>na vez cubiertas las validaciones, devuelve los datos completos del usuario:</w:t>
+        <w:t>Resultado: El sistema analiza los parámetros obligatorios y una vez cubiertas las validaciones, devuelve los datos completos del usuario:</w:t>
       </w:r>
     </w:p>
     <w:p>
@@ -8796,11 +11024,15 @@
       </w:r>
       <w:proofErr w:type="spellEnd"/>
       <w:r>
-        <w:t xml:space="preserve">","telefono": </w:t>
-      </w:r>
-      <w:r>
-        <w:lastRenderedPageBreak/>
-        <w:t>"2281234567","estatus": true,"</w:t>
+        <w:t>","</w:t>
+      </w:r>
+      <w:proofErr w:type="spellStart"/>
+      <w:r>
+        <w:t>telefono</w:t>
+      </w:r>
+      <w:proofErr w:type="spellEnd"/>
+      <w:r>
+        <w:t>": "2281234567","estatus": true,"</w:t>
       </w:r>
       <w:proofErr w:type="spellStart"/>
       <w:r>
@@ -8936,13 +11168,7 @@
         </w:numPr>
       </w:pPr>
       <w:r>
-        <w:t>Resultado: El sistema analiza los parámetros obligatorios</w:t>
-      </w:r>
-      <w:r>
-        <w:t xml:space="preserve"> y realiza validaciones internas, u</w:t>
-      </w:r>
-      <w:r>
-        <w:t>na vez cubiertas las validaciones, cambia el estatus del usuario y devuelve:</w:t>
+        <w:t>Resultado: El sistema analiza los parámetros obligatorios y realiza validaciones internas, una vez cubiertas las validaciones, cambia el estatus del usuario y devuelve:</w:t>
       </w:r>
     </w:p>
     <w:p>
@@ -8953,7 +11179,740 @@
         <w:t>“Operación realizada correctamente: El estatus del usuario se actualizó con éxito”</w:t>
       </w:r>
     </w:p>
+    <w:p>
+      <w:r>
+        <w:t>Pruebas de VEHICLESERVICE:</w:t>
+      </w:r>
+    </w:p>
+    <w:p>
+      <w:r>
+        <w:lastRenderedPageBreak/>
+        <w:t>Para probar el funcionamiento de VehicleService se utilizó Postman</w:t>
+      </w:r>
+      <w:r>
+        <w:t>, p</w:t>
+      </w:r>
+      <w:r>
+        <w:t xml:space="preserve">rimero se realizó una petición al microservicio </w:t>
+      </w:r>
+      <w:proofErr w:type="spellStart"/>
+      <w:r>
+        <w:t>AuthService</w:t>
+      </w:r>
+      <w:proofErr w:type="spellEnd"/>
+      <w:r>
+        <w:t xml:space="preserve"> para obtener un token JWT válido</w:t>
+      </w:r>
+      <w:r>
+        <w:t>,</w:t>
+      </w:r>
+      <w:r>
+        <w:t xml:space="preserve"> </w:t>
+      </w:r>
+      <w:r>
+        <w:t>d</w:t>
+      </w:r>
+      <w:r>
+        <w:t xml:space="preserve">espués ese token se </w:t>
+      </w:r>
+      <w:r>
+        <w:t>puso</w:t>
+      </w:r>
+      <w:r>
+        <w:t xml:space="preserve"> en las peticiones de VehicleService usando autorización de tipo Bearer Token.</w:t>
+      </w:r>
+    </w:p>
+    <w:p>
+      <w:r>
+        <w:t xml:space="preserve">Login </w:t>
+      </w:r>
+      <w:proofErr w:type="spellStart"/>
+      <w:r>
+        <w:t>AuthService</w:t>
+      </w:r>
+      <w:proofErr w:type="spellEnd"/>
+      <w:r>
+        <w:t>:</w:t>
+      </w:r>
+    </w:p>
+    <w:p>
+      <w:r>
+        <w:t>- Se valida que el usuario pueda iniciar sesión correctamente usando credenciales válidas. Esta prueba se realiza para obtener el token que después se utiliza en las peticiones de VehicleService.</w:t>
+      </w:r>
+    </w:p>
+    <w:p>
+      <w:r>
+        <w:t>- Datos de entrada:</w:t>
+      </w:r>
+    </w:p>
+    <w:p>
+      <w:r>
+        <w:t xml:space="preserve">* </w:t>
+      </w:r>
+      <w:r>
+        <w:t>Cuerpo JSON con: {"</w:t>
+      </w:r>
+      <w:proofErr w:type="spellStart"/>
+      <w:r>
+        <w:t>username</w:t>
+      </w:r>
+      <w:proofErr w:type="spellEnd"/>
+      <w:r>
+        <w:t>": "admin1", "</w:t>
+      </w:r>
+      <w:proofErr w:type="spellStart"/>
+      <w:proofErr w:type="gramStart"/>
+      <w:r>
+        <w:t>password</w:t>
+      </w:r>
+      <w:proofErr w:type="spellEnd"/>
+      <w:proofErr w:type="gramEnd"/>
+      <w:r>
+        <w:t>": "contra1"}</w:t>
+      </w:r>
+    </w:p>
+    <w:p>
+      <w:r>
+        <w:t xml:space="preserve">- Resultado: El sistema valida las credenciales del usuario en </w:t>
+      </w:r>
+      <w:proofErr w:type="spellStart"/>
+      <w:r>
+        <w:t>AuthService</w:t>
+      </w:r>
+      <w:proofErr w:type="spellEnd"/>
+      <w:r>
+        <w:t xml:space="preserve"> y devuelve los datos del usuario junto con un token JWT válido.</w:t>
+      </w:r>
+    </w:p>
     <w:p/>
+    <w:p>
+      <w:r>
+        <w:t>Registrar vehículo:</w:t>
+      </w:r>
+    </w:p>
+    <w:p>
+      <w:r>
+        <w:t xml:space="preserve">- Se valida que se pueda registrar un nuevo vehículo asociado a un usuario, siempre </w:t>
+      </w:r>
+      <w:r>
+        <w:t>que</w:t>
+      </w:r>
+      <w:r>
+        <w:t xml:space="preserve"> se mande un token válido y los parámetros del </w:t>
+      </w:r>
+      <w:proofErr w:type="spellStart"/>
+      <w:r>
+        <w:t>body</w:t>
+      </w:r>
+      <w:proofErr w:type="spellEnd"/>
+      <w:r>
+        <w:t xml:space="preserve"> cumplan con las reglas requeridas.</w:t>
+      </w:r>
+    </w:p>
+    <w:p>
+      <w:r>
+        <w:t>- Datos de entrada:</w:t>
+      </w:r>
+    </w:p>
+    <w:p>
+      <w:r>
+        <w:t xml:space="preserve">  </w:t>
+      </w:r>
+      <w:r>
+        <w:t xml:space="preserve">* </w:t>
+      </w:r>
+      <w:r>
+        <w:t xml:space="preserve">Token obtenido de </w:t>
+      </w:r>
+      <w:proofErr w:type="spellStart"/>
+      <w:r>
+        <w:t>AuthService</w:t>
+      </w:r>
+      <w:proofErr w:type="spellEnd"/>
+      <w:r>
+        <w:t xml:space="preserve"> y colocado en Auth </w:t>
+      </w:r>
+      <w:proofErr w:type="spellStart"/>
+      <w:r>
+        <w:t>Type</w:t>
+      </w:r>
+      <w:proofErr w:type="spellEnd"/>
+      <w:r>
+        <w:t xml:space="preserve"> Bearer.</w:t>
+      </w:r>
+    </w:p>
+    <w:p>
+      <w:r>
+        <w:t xml:space="preserve">  *</w:t>
+      </w:r>
+      <w:r>
+        <w:t xml:space="preserve"> Cuerpo JSON con: {"</w:t>
+      </w:r>
+      <w:proofErr w:type="spellStart"/>
+      <w:r>
+        <w:t>idUsuario</w:t>
+      </w:r>
+      <w:proofErr w:type="spellEnd"/>
+      <w:r>
+        <w:t>": 2, "</w:t>
+      </w:r>
+      <w:proofErr w:type="spellStart"/>
+      <w:r>
+        <w:t>idModelo</w:t>
+      </w:r>
+      <w:proofErr w:type="spellEnd"/>
+      <w:r>
+        <w:t>": 1, "placa": "ABC1234", "color": "Rojo", "</w:t>
+      </w:r>
+      <w:proofErr w:type="spellStart"/>
+      <w:r>
+        <w:t>anio</w:t>
+      </w:r>
+      <w:proofErr w:type="spellEnd"/>
+      <w:r>
+        <w:t>": 2020, "</w:t>
+      </w:r>
+      <w:proofErr w:type="spellStart"/>
+      <w:r>
+        <w:t>descripcion</w:t>
+      </w:r>
+      <w:proofErr w:type="spellEnd"/>
+      <w:r>
+        <w:t>": "</w:t>
+      </w:r>
+      <w:proofErr w:type="spellStart"/>
+      <w:r>
+        <w:t>v</w:t>
+      </w:r>
+      <w:r>
+        <w:t>ehiculo</w:t>
+      </w:r>
+      <w:proofErr w:type="spellEnd"/>
+      <w:r>
+        <w:t xml:space="preserve"> de prueba"}</w:t>
+      </w:r>
+    </w:p>
+    <w:p>
+      <w:r>
+        <w:t>- Resultado: El sistema valida el token, los datos obligatorios, el modelo, la placa única y el límite de vehículos activos. Una vez cubiertas las validaciones, registra el vehículo y devuelve:</w:t>
+      </w:r>
+    </w:p>
+    <w:p>
+      <w:r>
+        <w:t xml:space="preserve">“El </w:t>
+      </w:r>
+      <w:r>
+        <w:t>vehículo</w:t>
+      </w:r>
+      <w:r>
+        <w:t xml:space="preserve"> se </w:t>
+      </w:r>
+      <w:r>
+        <w:t>registró</w:t>
+      </w:r>
+      <w:r>
+        <w:t xml:space="preserve"> exitosamente”</w:t>
+      </w:r>
+    </w:p>
+    <w:p/>
+    <w:p>
+      <w:r>
+        <w:t>Buscar vehículos por usuario:</w:t>
+      </w:r>
+    </w:p>
+    <w:p>
+      <w:r>
+        <w:t>- Se valida que el sistema pueda consultar los vehículos asociados a un usuario específico, siempre</w:t>
+      </w:r>
+      <w:r>
+        <w:t xml:space="preserve"> que</w:t>
+      </w:r>
+      <w:r>
+        <w:t xml:space="preserve"> se mande un token válido.</w:t>
+      </w:r>
+    </w:p>
+    <w:p>
+      <w:r>
+        <w:t>- Datos de entrada:</w:t>
+      </w:r>
+    </w:p>
+    <w:p>
+      <w:r>
+        <w:t xml:space="preserve">  </w:t>
+      </w:r>
+      <w:r>
+        <w:t xml:space="preserve">* </w:t>
+      </w:r>
+      <w:r>
+        <w:t xml:space="preserve">Token obtenido de </w:t>
+      </w:r>
+      <w:proofErr w:type="spellStart"/>
+      <w:r>
+        <w:t>AuthService</w:t>
+      </w:r>
+      <w:proofErr w:type="spellEnd"/>
+      <w:r>
+        <w:t xml:space="preserve"> y colocado en Auth </w:t>
+      </w:r>
+      <w:proofErr w:type="spellStart"/>
+      <w:r>
+        <w:t>Type</w:t>
+      </w:r>
+      <w:proofErr w:type="spellEnd"/>
+      <w:r>
+        <w:t xml:space="preserve"> Bearer.</w:t>
+      </w:r>
+    </w:p>
+    <w:p>
+      <w:r>
+        <w:t xml:space="preserve">  </w:t>
+      </w:r>
+      <w:r>
+        <w:t>*</w:t>
+      </w:r>
+      <w:r>
+        <w:t xml:space="preserve"> </w:t>
+      </w:r>
+      <w:proofErr w:type="spellStart"/>
+      <w:r>
+        <w:t>idUsuario</w:t>
+      </w:r>
+      <w:proofErr w:type="spellEnd"/>
+      <w:r>
+        <w:t xml:space="preserve"> enviado en la URL: /</w:t>
+      </w:r>
+      <w:proofErr w:type="spellStart"/>
+      <w:r>
+        <w:t>vehiculos</w:t>
+      </w:r>
+      <w:proofErr w:type="spellEnd"/>
+      <w:r>
+        <w:t>/</w:t>
+      </w:r>
+      <w:proofErr w:type="spellStart"/>
+      <w:r>
+        <w:t>buscarPorUsuario</w:t>
+      </w:r>
+      <w:proofErr w:type="spellEnd"/>
+      <w:r>
+        <w:t>/2</w:t>
+      </w:r>
+    </w:p>
+    <w:p>
+      <w:r>
+        <w:t xml:space="preserve">- Resultado: El sistema valida el token y el </w:t>
+      </w:r>
+      <w:proofErr w:type="spellStart"/>
+      <w:r>
+        <w:t>idUsuario</w:t>
+      </w:r>
+      <w:proofErr w:type="spellEnd"/>
+      <w:r>
+        <w:t>. Después consulta los vehículos asociados al usuario y devuelve una lista con los datos completos de cada vehículo, incluyendo marca, modelo, placa, color, año, estatus y descripción.</w:t>
+      </w:r>
+    </w:p>
+    <w:p/>
+    <w:p>
+      <w:r>
+        <w:t>Editar vehículo:</w:t>
+      </w:r>
+    </w:p>
+    <w:p>
+      <w:r>
+        <w:lastRenderedPageBreak/>
+        <w:t>- Se valida que se pueda editar la información principal de un vehículo existente, siempre y cuando el vehículo exista, pertenezca al usuario indicado y se mande un token válido.</w:t>
+      </w:r>
+    </w:p>
+    <w:p>
+      <w:r>
+        <w:t>- Datos de entrada:</w:t>
+      </w:r>
+    </w:p>
+    <w:p>
+      <w:r>
+        <w:t xml:space="preserve">  </w:t>
+      </w:r>
+      <w:r>
+        <w:t>*</w:t>
+      </w:r>
+      <w:r>
+        <w:t xml:space="preserve"> Token obtenido de </w:t>
+      </w:r>
+      <w:proofErr w:type="spellStart"/>
+      <w:r>
+        <w:t>AuthService</w:t>
+      </w:r>
+      <w:proofErr w:type="spellEnd"/>
+      <w:r>
+        <w:t xml:space="preserve"> y colocado en Auth </w:t>
+      </w:r>
+      <w:proofErr w:type="spellStart"/>
+      <w:r>
+        <w:t>Type</w:t>
+      </w:r>
+      <w:proofErr w:type="spellEnd"/>
+      <w:r>
+        <w:t xml:space="preserve"> Bearer.</w:t>
+      </w:r>
+    </w:p>
+    <w:p>
+      <w:r>
+        <w:t xml:space="preserve">  </w:t>
+      </w:r>
+      <w:r>
+        <w:t>*</w:t>
+      </w:r>
+      <w:r>
+        <w:t xml:space="preserve"> </w:t>
+      </w:r>
+      <w:proofErr w:type="spellStart"/>
+      <w:r>
+        <w:t>idVehiculo</w:t>
+      </w:r>
+      <w:proofErr w:type="spellEnd"/>
+      <w:r>
+        <w:t xml:space="preserve"> enviado en la URL: /</w:t>
+      </w:r>
+      <w:proofErr w:type="spellStart"/>
+      <w:r>
+        <w:t>vehiculos</w:t>
+      </w:r>
+      <w:proofErr w:type="spellEnd"/>
+      <w:r>
+        <w:t>/editar/1</w:t>
+      </w:r>
+    </w:p>
+    <w:p>
+      <w:r>
+        <w:t xml:space="preserve">  </w:t>
+      </w:r>
+      <w:r>
+        <w:t>*</w:t>
+      </w:r>
+      <w:r>
+        <w:t xml:space="preserve"> Cuerpo </w:t>
+      </w:r>
+      <w:proofErr w:type="spellStart"/>
+      <w:r>
+        <w:t>json</w:t>
+      </w:r>
+      <w:proofErr w:type="spellEnd"/>
+      <w:r>
+        <w:t xml:space="preserve"> con: {"</w:t>
+      </w:r>
+      <w:proofErr w:type="spellStart"/>
+      <w:r>
+        <w:t>idUsuario</w:t>
+      </w:r>
+      <w:proofErr w:type="spellEnd"/>
+      <w:r>
+        <w:t>": 2, "</w:t>
+      </w:r>
+      <w:proofErr w:type="spellStart"/>
+      <w:r>
+        <w:t>idModelo</w:t>
+      </w:r>
+      <w:proofErr w:type="spellEnd"/>
+      <w:r>
+        <w:t>": 4, "placa": "XYZ9876", "color": "Azul", "</w:t>
+      </w:r>
+      <w:proofErr w:type="spellStart"/>
+      <w:r>
+        <w:t>anio</w:t>
+      </w:r>
+      <w:proofErr w:type="spellEnd"/>
+      <w:r>
+        <w:t>": 2021, "</w:t>
+      </w:r>
+      <w:proofErr w:type="spellStart"/>
+      <w:r>
+        <w:t>descripcion</w:t>
+      </w:r>
+      <w:proofErr w:type="spellEnd"/>
+      <w:r>
+        <w:t>": "</w:t>
+      </w:r>
+      <w:proofErr w:type="spellStart"/>
+      <w:r>
+        <w:t>v</w:t>
+      </w:r>
+      <w:r>
+        <w:t>ehiculo</w:t>
+      </w:r>
+      <w:proofErr w:type="spellEnd"/>
+      <w:r>
+        <w:t xml:space="preserve"> editado"}</w:t>
+      </w:r>
+    </w:p>
+    <w:p>
+      <w:r>
+        <w:t xml:space="preserve">- Resultado: El sistema valida el token, el </w:t>
+      </w:r>
+      <w:proofErr w:type="spellStart"/>
+      <w:r>
+        <w:t>idVehiculo</w:t>
+      </w:r>
+      <w:proofErr w:type="spellEnd"/>
+      <w:r>
+        <w:t>, los datos obligatorios, que el vehículo pertenezca al usuario, que el modelo exista y que la placa no esté registrada en otro vehículo. Una vez cubiertas las validaciones, actualiza el vehículo y devuelve:</w:t>
+      </w:r>
+    </w:p>
+    <w:p>
+      <w:r>
+        <w:t xml:space="preserve">“El </w:t>
+      </w:r>
+      <w:proofErr w:type="spellStart"/>
+      <w:r>
+        <w:t>vehiculo</w:t>
+      </w:r>
+      <w:proofErr w:type="spellEnd"/>
+      <w:r>
+        <w:t xml:space="preserve"> se actualizo correctamente”</w:t>
+      </w:r>
+    </w:p>
+    <w:p/>
+    <w:p>
+      <w:r>
+        <w:t>Cambiar estatus:</w:t>
+      </w:r>
+    </w:p>
+    <w:p>
+      <w:r>
+        <w:t>- Se valida que se pueda cambiar el estatus de un vehículo sin eliminarlo físicamente, siempre y cuando el vehículo exista, pertenezca al usuario indicado y se mande un token válido.</w:t>
+      </w:r>
+    </w:p>
+    <w:p>
+      <w:r>
+        <w:t>- Datos de entrada:</w:t>
+      </w:r>
+    </w:p>
+    <w:p>
+      <w:r>
+        <w:t xml:space="preserve">  </w:t>
+      </w:r>
+      <w:r>
+        <w:t>*</w:t>
+      </w:r>
+      <w:r>
+        <w:t xml:space="preserve"> Token obtenido de </w:t>
+      </w:r>
+      <w:proofErr w:type="spellStart"/>
+      <w:r>
+        <w:t>AuthService</w:t>
+      </w:r>
+      <w:proofErr w:type="spellEnd"/>
+      <w:r>
+        <w:t xml:space="preserve"> y colocado en Auth </w:t>
+      </w:r>
+      <w:proofErr w:type="spellStart"/>
+      <w:r>
+        <w:t>Type</w:t>
+      </w:r>
+      <w:proofErr w:type="spellEnd"/>
+      <w:r>
+        <w:t xml:space="preserve"> Bearer.</w:t>
+      </w:r>
+    </w:p>
+    <w:p>
+      <w:r>
+        <w:t xml:space="preserve">  </w:t>
+      </w:r>
+      <w:r>
+        <w:t>*</w:t>
+      </w:r>
+      <w:r>
+        <w:t xml:space="preserve"> </w:t>
+      </w:r>
+      <w:proofErr w:type="spellStart"/>
+      <w:r>
+        <w:t>idVehiculo</w:t>
+      </w:r>
+      <w:proofErr w:type="spellEnd"/>
+      <w:r>
+        <w:t xml:space="preserve"> e </w:t>
+      </w:r>
+      <w:proofErr w:type="spellStart"/>
+      <w:r>
+        <w:t>idUsuario</w:t>
+      </w:r>
+      <w:proofErr w:type="spellEnd"/>
+      <w:r>
+        <w:t xml:space="preserve"> enviados en la URL: /</w:t>
+      </w:r>
+      <w:proofErr w:type="spellStart"/>
+      <w:r>
+        <w:t>vehiculos</w:t>
+      </w:r>
+      <w:proofErr w:type="spellEnd"/>
+      <w:r>
+        <w:t>/</w:t>
+      </w:r>
+      <w:proofErr w:type="spellStart"/>
+      <w:r>
+        <w:t>actualizarEstatus</w:t>
+      </w:r>
+      <w:proofErr w:type="spellEnd"/>
+      <w:r>
+        <w:t>/1/2</w:t>
+      </w:r>
+    </w:p>
+    <w:p>
+      <w:r>
+        <w:t xml:space="preserve">- Resultado: El sistema valida el token, el </w:t>
+      </w:r>
+      <w:proofErr w:type="spellStart"/>
+      <w:r>
+        <w:t>idVehiculo</w:t>
+      </w:r>
+      <w:proofErr w:type="spellEnd"/>
+      <w:r>
+        <w:t xml:space="preserve"> y el </w:t>
+      </w:r>
+      <w:proofErr w:type="spellStart"/>
+      <w:r>
+        <w:t>idUsuario</w:t>
+      </w:r>
+      <w:proofErr w:type="spellEnd"/>
+      <w:r>
+        <w:t>. Después verifica que el vehículo exista y pertenezca al usuario indicado. Una vez validado, cambia el estatus del vehículo de activo a inactivo o de inactivo a activo y devuelve:</w:t>
+      </w:r>
+    </w:p>
+    <w:p>
+      <w:r>
+        <w:t xml:space="preserve">“estatus del </w:t>
+      </w:r>
+      <w:proofErr w:type="spellStart"/>
+      <w:r>
+        <w:t>vehiculo</w:t>
+      </w:r>
+      <w:proofErr w:type="spellEnd"/>
+      <w:r>
+        <w:t xml:space="preserve"> cambiado con </w:t>
+      </w:r>
+      <w:proofErr w:type="spellStart"/>
+      <w:r>
+        <w:t>exito</w:t>
+      </w:r>
+      <w:proofErr w:type="spellEnd"/>
+      <w:r>
+        <w:t>!!”</w:t>
+      </w:r>
+    </w:p>
+    <w:p/>
+    <w:p>
+      <w:r>
+        <w:t xml:space="preserve">Validar vehículo para </w:t>
+      </w:r>
+      <w:proofErr w:type="spellStart"/>
+      <w:r>
+        <w:t>ParkingService</w:t>
+      </w:r>
+      <w:proofErr w:type="spellEnd"/>
+      <w:r>
+        <w:t>:</w:t>
+      </w:r>
+    </w:p>
+    <w:p>
+      <w:r>
+        <w:t xml:space="preserve">- Se valida que el sistema pueda confirmar si un vehículo pertenece a un usuario y se encuentra activo. Esta prueba sirve para que </w:t>
+      </w:r>
+      <w:proofErr w:type="spellStart"/>
+      <w:r>
+        <w:t>ParkingService</w:t>
+      </w:r>
+      <w:proofErr w:type="spellEnd"/>
+      <w:r>
+        <w:t xml:space="preserve"> pueda usar este </w:t>
+      </w:r>
+      <w:proofErr w:type="spellStart"/>
+      <w:r>
+        <w:t>endpoint</w:t>
+      </w:r>
+      <w:proofErr w:type="spellEnd"/>
+      <w:r>
+        <w:t xml:space="preserve"> antes de registrar entradas o salidas.</w:t>
+      </w:r>
+    </w:p>
+    <w:p>
+      <w:r>
+        <w:t>- Datos de entrada:</w:t>
+      </w:r>
+    </w:p>
+    <w:p>
+      <w:r>
+        <w:t xml:space="preserve">  </w:t>
+      </w:r>
+      <w:r>
+        <w:t>*</w:t>
+      </w:r>
+      <w:r>
+        <w:t xml:space="preserve"> Token obtenido de </w:t>
+      </w:r>
+      <w:proofErr w:type="spellStart"/>
+      <w:r>
+        <w:t>AuthService</w:t>
+      </w:r>
+      <w:proofErr w:type="spellEnd"/>
+      <w:r>
+        <w:t xml:space="preserve"> y colocado en Auth </w:t>
+      </w:r>
+      <w:proofErr w:type="spellStart"/>
+      <w:r>
+        <w:t>Type</w:t>
+      </w:r>
+      <w:proofErr w:type="spellEnd"/>
+      <w:r>
+        <w:t xml:space="preserve"> Bearer.</w:t>
+      </w:r>
+    </w:p>
+    <w:p>
+      <w:r>
+        <w:t xml:space="preserve">  </w:t>
+      </w:r>
+      <w:r>
+        <w:t>*</w:t>
+      </w:r>
+      <w:r>
+        <w:t xml:space="preserve"> </w:t>
+      </w:r>
+      <w:proofErr w:type="spellStart"/>
+      <w:r>
+        <w:t>idUsuario</w:t>
+      </w:r>
+      <w:proofErr w:type="spellEnd"/>
+      <w:r>
+        <w:t xml:space="preserve"> y placa enviados como parámetros en la URL: /</w:t>
+      </w:r>
+      <w:proofErr w:type="spellStart"/>
+      <w:r>
+        <w:t>vehiculos</w:t>
+      </w:r>
+      <w:proofErr w:type="spellEnd"/>
+      <w:r>
+        <w:t>/</w:t>
+      </w:r>
+      <w:proofErr w:type="spellStart"/>
+      <w:r>
+        <w:t>validar?idUsuario</w:t>
+      </w:r>
+      <w:proofErr w:type="spellEnd"/>
+      <w:r>
+        <w:t>=2&amp;placa=XYZ9876</w:t>
+      </w:r>
+    </w:p>
+    <w:p>
+      <w:r>
+        <w:t xml:space="preserve">- Resultado: El sistema valida el token, el </w:t>
+      </w:r>
+      <w:proofErr w:type="spellStart"/>
+      <w:r>
+        <w:t>idUsuario</w:t>
+      </w:r>
+      <w:proofErr w:type="spellEnd"/>
+      <w:r>
+        <w:t xml:space="preserve"> y la placa. Después consulta si existe un vehículo con esa placa, si pertenece al usuario indicado y si está activo. Cuando todo se cumple, devuelve los datos completos del vehículo.</w:t>
+      </w:r>
+    </w:p>
     <w:p/>
     <w:p>
       <w:r>
@@ -8970,7 +11929,6 @@
         <w:rPr>
           <w:noProof/>
         </w:rPr>
-        <w:lastRenderedPageBreak/>
         <w:drawing>
           <wp:inline distT="0" distB="0" distL="0" distR="0" wp14:anchorId="17E0F04E" wp14:editId="4579BDB8">
             <wp:extent cx="5612130" cy="6186170"/>
@@ -8987,7 +11945,7 @@
                     <pic:cNvPicPr/>
                   </pic:nvPicPr>
                   <pic:blipFill>
-                    <a:blip r:embed="rId8"/>
+                    <a:blip r:embed="rId9"/>
                     <a:stretch>
                       <a:fillRect/>
                     </a:stretch>
@@ -9035,7 +11993,7 @@
                     <pic:cNvPicPr/>
                   </pic:nvPicPr>
                   <pic:blipFill>
-                    <a:blip r:embed="rId9"/>
+                    <a:blip r:embed="rId10"/>
                     <a:stretch>
                       <a:fillRect/>
                     </a:stretch>
@@ -9085,7 +12043,7 @@
                     <pic:cNvPicPr/>
                   </pic:nvPicPr>
                   <pic:blipFill>
-                    <a:blip r:embed="rId10"/>
+                    <a:blip r:embed="rId11"/>
                     <a:stretch>
                       <a:fillRect/>
                     </a:stretch>
@@ -9133,7 +12091,7 @@
                     <pic:cNvPicPr/>
                   </pic:nvPicPr>
                   <pic:blipFill>
-                    <a:blip r:embed="rId11"/>
+                    <a:blip r:embed="rId12"/>
                     <a:stretch>
                       <a:fillRect/>
                     </a:stretch>
@@ -9193,6 +12151,497 @@
       </w:r>
     </w:p>
     <w:p/>
+    <w:p>
+      <w:r>
+        <w:t>VEHICLESERVICE:</w:t>
+      </w:r>
+    </w:p>
+    <w:p>
+      <w:r>
+        <w:t>Registrar placa repetida:</w:t>
+      </w:r>
+    </w:p>
+    <w:p>
+      <w:r>
+        <w:t>- Se valida que el sistema no permita registrar un vehículo con una placa que ya existe en la base de datos.</w:t>
+      </w:r>
+    </w:p>
+    <w:p>
+      <w:r>
+        <w:t>- Datos de entrada:</w:t>
+      </w:r>
+    </w:p>
+    <w:p>
+      <w:r>
+        <w:t xml:space="preserve">  </w:t>
+      </w:r>
+      <w:r>
+        <w:t>*</w:t>
+      </w:r>
+      <w:r>
+        <w:t xml:space="preserve"> Token obtenido de </w:t>
+      </w:r>
+      <w:proofErr w:type="spellStart"/>
+      <w:r>
+        <w:t>AuthService</w:t>
+      </w:r>
+      <w:proofErr w:type="spellEnd"/>
+      <w:r>
+        <w:t xml:space="preserve"> y colocado en Auth </w:t>
+      </w:r>
+      <w:proofErr w:type="spellStart"/>
+      <w:r>
+        <w:t>Type</w:t>
+      </w:r>
+      <w:proofErr w:type="spellEnd"/>
+      <w:r>
+        <w:t xml:space="preserve"> Bearer.</w:t>
+      </w:r>
+    </w:p>
+    <w:p>
+      <w:r>
+        <w:t xml:space="preserve">  </w:t>
+      </w:r>
+      <w:r>
+        <w:t>*</w:t>
+      </w:r>
+      <w:r>
+        <w:t xml:space="preserve"> Cuerpo </w:t>
+      </w:r>
+      <w:proofErr w:type="spellStart"/>
+      <w:r>
+        <w:t>json</w:t>
+      </w:r>
+      <w:proofErr w:type="spellEnd"/>
+      <w:r>
+        <w:t xml:space="preserve"> con: {"</w:t>
+      </w:r>
+      <w:proofErr w:type="spellStart"/>
+      <w:r>
+        <w:t>idUsuario</w:t>
+      </w:r>
+      <w:proofErr w:type="spellEnd"/>
+      <w:r>
+        <w:t>": 2, "</w:t>
+      </w:r>
+      <w:proofErr w:type="spellStart"/>
+      <w:r>
+        <w:t>idModelo</w:t>
+      </w:r>
+      <w:proofErr w:type="spellEnd"/>
+      <w:r>
+        <w:t>": 1, "placa": "ABC1234", "color": "Rojo", "</w:t>
+      </w:r>
+      <w:proofErr w:type="spellStart"/>
+      <w:r>
+        <w:t>anio</w:t>
+      </w:r>
+      <w:proofErr w:type="spellEnd"/>
+      <w:r>
+        <w:t>": 2020, "</w:t>
+      </w:r>
+      <w:proofErr w:type="spellStart"/>
+      <w:r>
+        <w:t>descripcion</w:t>
+      </w:r>
+      <w:proofErr w:type="spellEnd"/>
+      <w:r>
+        <w:t>": "</w:t>
+      </w:r>
+      <w:proofErr w:type="spellStart"/>
+      <w:r>
+        <w:t>Vehiculo</w:t>
+      </w:r>
+      <w:proofErr w:type="spellEnd"/>
+      <w:r>
+        <w:t xml:space="preserve"> de prueba repetido"}</w:t>
+      </w:r>
+    </w:p>
+    <w:p>
+      <w:r>
+        <w:t xml:space="preserve">- Resultado: El sistema valida el token y los datos del </w:t>
+      </w:r>
+      <w:proofErr w:type="spellStart"/>
+      <w:r>
+        <w:t>body</w:t>
+      </w:r>
+      <w:proofErr w:type="spellEnd"/>
+      <w:r>
+        <w:t>. Después busca si ya existe un vehículo con la misma placa. Como la placa ya se encuentra registrada, detiene la operación y devuelve:</w:t>
+      </w:r>
+    </w:p>
+    <w:p>
+      <w:r>
+        <w:t xml:space="preserve">“La placa ya </w:t>
+      </w:r>
+      <w:proofErr w:type="spellStart"/>
+      <w:r>
+        <w:t>esta</w:t>
+      </w:r>
+      <w:proofErr w:type="spellEnd"/>
+      <w:r>
+        <w:t xml:space="preserve"> registrada.”</w:t>
+      </w:r>
+    </w:p>
+    <w:p/>
+    <w:p>
+      <w:r>
+        <w:t>Petición sin token:</w:t>
+      </w:r>
+    </w:p>
+    <w:p>
+      <w:r>
+        <w:t xml:space="preserve">- Se valida que el sistema no permita consumir los </w:t>
+      </w:r>
+      <w:proofErr w:type="spellStart"/>
+      <w:r>
+        <w:t>endpoints</w:t>
+      </w:r>
+      <w:proofErr w:type="spellEnd"/>
+      <w:r>
+        <w:t xml:space="preserve"> protegidos si no se manda un token de autorización.</w:t>
+      </w:r>
+    </w:p>
+    <w:p>
+      <w:r>
+        <w:t>- Datos de entrada:</w:t>
+      </w:r>
+    </w:p>
+    <w:p>
+      <w:r>
+        <w:t xml:space="preserve">  </w:t>
+      </w:r>
+      <w:r>
+        <w:t>*</w:t>
+      </w:r>
+      <w:r>
+        <w:t xml:space="preserve"> No se manda token en Auth </w:t>
+      </w:r>
+      <w:proofErr w:type="spellStart"/>
+      <w:r>
+        <w:t>Type</w:t>
+      </w:r>
+      <w:proofErr w:type="spellEnd"/>
+      <w:r>
+        <w:t>.</w:t>
+      </w:r>
+    </w:p>
+    <w:p>
+      <w:r>
+        <w:t xml:space="preserve">  </w:t>
+      </w:r>
+      <w:r>
+        <w:t>*</w:t>
+      </w:r>
+      <w:r>
+        <w:t xml:space="preserve"> </w:t>
+      </w:r>
+      <w:proofErr w:type="spellStart"/>
+      <w:r>
+        <w:t>idUsuario</w:t>
+      </w:r>
+      <w:proofErr w:type="spellEnd"/>
+      <w:r>
+        <w:t xml:space="preserve"> enviado en la URL: /</w:t>
+      </w:r>
+      <w:proofErr w:type="spellStart"/>
+      <w:r>
+        <w:t>vehiculos</w:t>
+      </w:r>
+      <w:proofErr w:type="spellEnd"/>
+      <w:r>
+        <w:t>/</w:t>
+      </w:r>
+      <w:proofErr w:type="spellStart"/>
+      <w:r>
+        <w:t>buscarPorUsuario</w:t>
+      </w:r>
+      <w:proofErr w:type="spellEnd"/>
+      <w:r>
+        <w:t>/2</w:t>
+      </w:r>
+    </w:p>
+    <w:p>
+      <w:r>
+        <w:t xml:space="preserve">- Resultado: El sistema detecta que no se mandó el token de autorización y rechaza la petición. La respuesta </w:t>
+      </w:r>
+      <w:r>
+        <w:t xml:space="preserve">nos muestra </w:t>
+      </w:r>
+      <w:r>
+        <w:t xml:space="preserve">que falta el token de autorización </w:t>
+      </w:r>
+      <w:r>
+        <w:t xml:space="preserve">y </w:t>
+      </w:r>
+      <w:r>
+        <w:t xml:space="preserve">devuelve un error de Bad </w:t>
+      </w:r>
+      <w:proofErr w:type="spellStart"/>
+      <w:r>
+        <w:t>Reques</w:t>
+      </w:r>
+      <w:r>
+        <w:t>t</w:t>
+      </w:r>
+      <w:proofErr w:type="spellEnd"/>
+      <w:r>
+        <w:t>.</w:t>
+      </w:r>
+    </w:p>
+    <w:p/>
+    <w:p>
+      <w:r>
+        <w:t>Registrar más de 4 vehículos activos:</w:t>
+      </w:r>
+    </w:p>
+    <w:p>
+      <w:r>
+        <w:t>- Se valida que el sistema no permita registrar más de cuatro vehículos activos asociados al mismo usuario.</w:t>
+      </w:r>
+    </w:p>
+    <w:p>
+      <w:r>
+        <w:t>- Datos de entrada:</w:t>
+      </w:r>
+    </w:p>
+    <w:p>
+      <w:r>
+        <w:t xml:space="preserve">  </w:t>
+      </w:r>
+      <w:r>
+        <w:t>*</w:t>
+      </w:r>
+      <w:r>
+        <w:t xml:space="preserve"> Token obtenido de </w:t>
+      </w:r>
+      <w:proofErr w:type="spellStart"/>
+      <w:r>
+        <w:t>AuthService</w:t>
+      </w:r>
+      <w:proofErr w:type="spellEnd"/>
+      <w:r>
+        <w:t xml:space="preserve"> y colocado en Auth </w:t>
+      </w:r>
+      <w:proofErr w:type="spellStart"/>
+      <w:r>
+        <w:t>Type</w:t>
+      </w:r>
+      <w:proofErr w:type="spellEnd"/>
+      <w:r>
+        <w:t xml:space="preserve"> Bearer.</w:t>
+      </w:r>
+    </w:p>
+    <w:p>
+      <w:r>
+        <w:t xml:space="preserve">  </w:t>
+      </w:r>
+      <w:r>
+        <w:t>*</w:t>
+      </w:r>
+      <w:r>
+        <w:t xml:space="preserve"> Usuario con cuatro vehículos activos registrados.</w:t>
+      </w:r>
+    </w:p>
+    <w:p>
+      <w:r>
+        <w:lastRenderedPageBreak/>
+        <w:t xml:space="preserve">  </w:t>
+      </w:r>
+      <w:r>
+        <w:t>*</w:t>
+      </w:r>
+      <w:r>
+        <w:t xml:space="preserve"> Cuerpo JSON con: {"</w:t>
+      </w:r>
+      <w:proofErr w:type="spellStart"/>
+      <w:r>
+        <w:t>idUsuario</w:t>
+      </w:r>
+      <w:proofErr w:type="spellEnd"/>
+      <w:r>
+        <w:t>": 2, "</w:t>
+      </w:r>
+      <w:proofErr w:type="spellStart"/>
+      <w:r>
+        <w:t>idModelo</w:t>
+      </w:r>
+      <w:proofErr w:type="spellEnd"/>
+      <w:r>
+        <w:t>": 5, "placa": "DDD4444", "color": "Azul", "</w:t>
+      </w:r>
+      <w:proofErr w:type="spellStart"/>
+      <w:r>
+        <w:t>anio</w:t>
+      </w:r>
+      <w:proofErr w:type="spellEnd"/>
+      <w:r>
+        <w:t>": 2024, "</w:t>
+      </w:r>
+      <w:proofErr w:type="spellStart"/>
+      <w:r>
+        <w:t>descripcion</w:t>
+      </w:r>
+      <w:proofErr w:type="spellEnd"/>
+      <w:r>
+        <w:t xml:space="preserve">": "Quinto </w:t>
+      </w:r>
+      <w:proofErr w:type="spellStart"/>
+      <w:r>
+        <w:t>vehiculo</w:t>
+      </w:r>
+      <w:proofErr w:type="spellEnd"/>
+      <w:r>
+        <w:t xml:space="preserve"> activo"}</w:t>
+      </w:r>
+    </w:p>
+    <w:p>
+      <w:r>
+        <w:t>- Resultado: El sistema valida el token, los datos obligatorios, el modelo y la placa. Después cuenta cuántos vehículos activos tiene el usuario. Como el usuario ya tiene cuatro vehículos activos, detiene el registro y devuelve:</w:t>
+      </w:r>
+    </w:p>
+    <w:p>
+      <w:r>
+        <w:t>“El usuario ya tiene cuatro vehículos activos.”</w:t>
+      </w:r>
+    </w:p>
+    <w:p/>
+    <w:p>
+      <w:r>
+        <w:t xml:space="preserve">Validar vehículo inactivo para </w:t>
+      </w:r>
+      <w:proofErr w:type="spellStart"/>
+      <w:r>
+        <w:t>ParkingService</w:t>
+      </w:r>
+      <w:proofErr w:type="spellEnd"/>
+      <w:r>
+        <w:t>:</w:t>
+      </w:r>
+    </w:p>
+    <w:p>
+      <w:r>
+        <w:t xml:space="preserve">- Se valida que el sistema no permita validar un vehículo para </w:t>
+      </w:r>
+      <w:proofErr w:type="spellStart"/>
+      <w:r>
+        <w:t>ParkingService</w:t>
+      </w:r>
+      <w:proofErr w:type="spellEnd"/>
+      <w:r>
+        <w:t xml:space="preserve"> cuando el vehículo se encuentra inactivo.</w:t>
+      </w:r>
+    </w:p>
+    <w:p>
+      <w:r>
+        <w:t>- Datos de entrada:</w:t>
+      </w:r>
+    </w:p>
+    <w:p>
+      <w:r>
+        <w:t xml:space="preserve">  </w:t>
+      </w:r>
+      <w:r>
+        <w:t>*</w:t>
+      </w:r>
+      <w:r>
+        <w:t xml:space="preserve"> Token obtenido de </w:t>
+      </w:r>
+      <w:proofErr w:type="spellStart"/>
+      <w:r>
+        <w:t>AuthService</w:t>
+      </w:r>
+      <w:proofErr w:type="spellEnd"/>
+      <w:r>
+        <w:t xml:space="preserve"> y colocado en Auth </w:t>
+      </w:r>
+      <w:proofErr w:type="spellStart"/>
+      <w:r>
+        <w:t>Type</w:t>
+      </w:r>
+      <w:proofErr w:type="spellEnd"/>
+      <w:r>
+        <w:t xml:space="preserve"> Bearer.</w:t>
+      </w:r>
+    </w:p>
+    <w:p>
+      <w:r>
+        <w:t xml:space="preserve">  </w:t>
+      </w:r>
+      <w:r>
+        <w:t>*</w:t>
+      </w:r>
+      <w:r>
+        <w:t xml:space="preserve"> Vehículo cambiado a estatus inactivo.</w:t>
+      </w:r>
+    </w:p>
+    <w:p>
+      <w:r>
+        <w:t xml:space="preserve">  </w:t>
+      </w:r>
+      <w:r>
+        <w:t>*</w:t>
+      </w:r>
+      <w:r>
+        <w:t xml:space="preserve"> </w:t>
+      </w:r>
+      <w:proofErr w:type="spellStart"/>
+      <w:r>
+        <w:t>idUsuario</w:t>
+      </w:r>
+      <w:proofErr w:type="spellEnd"/>
+      <w:r>
+        <w:t xml:space="preserve"> y placa enviados como parámetros en la URL: /</w:t>
+      </w:r>
+      <w:proofErr w:type="spellStart"/>
+      <w:r>
+        <w:t>vehiculos</w:t>
+      </w:r>
+      <w:proofErr w:type="spellEnd"/>
+      <w:r>
+        <w:t>/</w:t>
+      </w:r>
+      <w:proofErr w:type="spellStart"/>
+      <w:r>
+        <w:t>validar?idUsuario</w:t>
+      </w:r>
+      <w:proofErr w:type="spellEnd"/>
+      <w:r>
+        <w:t>=2&amp;placa=XYZ9876</w:t>
+      </w:r>
+    </w:p>
+    <w:p>
+      <w:r>
+        <w:t xml:space="preserve">- Resultado: El sistema valida el token, el </w:t>
+      </w:r>
+      <w:proofErr w:type="spellStart"/>
+      <w:r>
+        <w:t>idUsuario</w:t>
+      </w:r>
+      <w:proofErr w:type="spellEnd"/>
+      <w:r>
+        <w:t xml:space="preserve"> y la placa. Después busca si existe un vehículo activo asociado a ese usuario y placa. Como el vehículo se encuentra inactivo, no permite la validación y devuelve:</w:t>
+      </w:r>
+    </w:p>
+    <w:p>
+      <w:r>
+        <w:t xml:space="preserve">“El vehículo no existe, no </w:t>
+      </w:r>
+      <w:proofErr w:type="spellStart"/>
+      <w:proofErr w:type="gramStart"/>
+      <w:r>
+        <w:t>esta</w:t>
+      </w:r>
+      <w:proofErr w:type="spellEnd"/>
+      <w:r>
+        <w:t xml:space="preserve"> asignado</w:t>
+      </w:r>
+      <w:proofErr w:type="gramEnd"/>
+      <w:r>
+        <w:t xml:space="preserve"> al usuario o esta inactivo.”</w:t>
+      </w:r>
+    </w:p>
+    <w:p/>
     <w:p/>
     <w:p>
       <w:pPr>
@@ -9217,6 +12666,11 @@
     </w:p>
     <w:p>
       <w:r>
+        <w:t>USERSERVICE</w:t>
+      </w:r>
+    </w:p>
+    <w:p>
+      <w:r>
         <w:t>Agregar usuario:</w:t>
       </w:r>
     </w:p>
@@ -9225,6 +12679,7 @@
         <w:rPr>
           <w:noProof/>
         </w:rPr>
+        <w:lastRenderedPageBreak/>
         <w:drawing>
           <wp:inline distT="0" distB="0" distL="0" distR="0" wp14:anchorId="5BF50D3E" wp14:editId="6309E740">
             <wp:extent cx="6151880" cy="2636520"/>
@@ -9241,7 +12696,7 @@
                     <pic:cNvPicPr/>
                   </pic:nvPicPr>
                   <pic:blipFill rotWithShape="1">
-                    <a:blip r:embed="rId12"/>
+                    <a:blip r:embed="rId13"/>
                     <a:srcRect l="23647" t="8886" r="1" b="29934"/>
                     <a:stretch>
                       <a:fillRect/>
@@ -9297,7 +12752,7 @@
                     <pic:cNvPicPr/>
                   </pic:nvPicPr>
                   <pic:blipFill>
-                    <a:blip r:embed="rId13"/>
+                    <a:blip r:embed="rId14"/>
                     <a:stretch>
                       <a:fillRect/>
                     </a:stretch>
@@ -9345,7 +12800,7 @@
                     <pic:cNvPicPr/>
                   </pic:nvPicPr>
                   <pic:blipFill>
-                    <a:blip r:embed="rId14"/>
+                    <a:blip r:embed="rId15"/>
                     <a:stretch>
                       <a:fillRect/>
                     </a:stretch>
@@ -9393,7 +12848,7 @@
                     <pic:cNvPicPr/>
                   </pic:nvPicPr>
                   <pic:blipFill>
-                    <a:blip r:embed="rId15"/>
+                    <a:blip r:embed="rId16"/>
                     <a:stretch>
                       <a:fillRect/>
                     </a:stretch>
@@ -9414,6 +12869,546 @@
         </w:drawing>
       </w:r>
     </w:p>
+    <w:p>
+      <w:r>
+        <w:t>VEHICLESERVICE</w:t>
+      </w:r>
+    </w:p>
+    <w:p>
+      <w:r>
+        <w:t xml:space="preserve">Evidencia 1. Login exitoso en </w:t>
+      </w:r>
+      <w:proofErr w:type="spellStart"/>
+      <w:r>
+        <w:t>AuthService</w:t>
+      </w:r>
+      <w:proofErr w:type="spellEnd"/>
+      <w:r>
+        <w:t>.</w:t>
+      </w:r>
+    </w:p>
+    <w:p>
+      <w:r>
+        <w:lastRenderedPageBreak/>
+        <w:drawing>
+          <wp:inline distT="0" distB="0" distL="0" distR="0" wp14:anchorId="6DC59F21" wp14:editId="3D86EB4D">
+            <wp:extent cx="5612130" cy="4017645"/>
+            <wp:effectExtent l="0" t="0" r="7620" b="1905"/>
+            <wp:docPr id="1931767906" name="Imagen 4"/>
+            <wp:cNvGraphicFramePr>
+              <a:graphicFrameLocks xmlns:a="http://schemas.openxmlformats.org/drawingml/2006/main" noChangeAspect="1"/>
+            </wp:cNvGraphicFramePr>
+            <a:graphic xmlns:a="http://schemas.openxmlformats.org/drawingml/2006/main">
+              <a:graphicData uri="http://schemas.openxmlformats.org/drawingml/2006/picture">
+                <pic:pic xmlns:pic="http://schemas.openxmlformats.org/drawingml/2006/picture">
+                  <pic:nvPicPr>
+                    <pic:cNvPr id="0" name="Picture 6"/>
+                    <pic:cNvPicPr>
+                      <a:picLocks noChangeAspect="1" noChangeArrowheads="1"/>
+                    </pic:cNvPicPr>
+                  </pic:nvPicPr>
+                  <pic:blipFill>
+                    <a:blip r:embed="rId17">
+                      <a:extLst>
+                        <a:ext uri="{28A0092B-C50C-407E-A947-70E740481C1C}">
+                          <a14:useLocalDpi xmlns:a14="http://schemas.microsoft.com/office/drawing/2010/main" val="0"/>
+                        </a:ext>
+                      </a:extLst>
+                    </a:blip>
+                    <a:srcRect/>
+                    <a:stretch>
+                      <a:fillRect/>
+                    </a:stretch>
+                  </pic:blipFill>
+                  <pic:spPr bwMode="auto">
+                    <a:xfrm>
+                      <a:off x="0" y="0"/>
+                      <a:ext cx="5612130" cy="4017645"/>
+                    </a:xfrm>
+                    <a:prstGeom prst="rect">
+                      <a:avLst/>
+                    </a:prstGeom>
+                    <a:noFill/>
+                    <a:ln>
+                      <a:noFill/>
+                    </a:ln>
+                  </pic:spPr>
+                </pic:pic>
+              </a:graphicData>
+            </a:graphic>
+          </wp:inline>
+        </w:drawing>
+      </w:r>
+    </w:p>
+    <w:p>
+      <w:r>
+        <w:t>Evidencia 2. Registro exitoso de vehículo.</w:t>
+      </w:r>
+    </w:p>
+    <w:p>
+      <w:r>
+        <w:drawing>
+          <wp:inline distT="0" distB="0" distL="0" distR="0" wp14:anchorId="405D7737" wp14:editId="4C795A51">
+            <wp:extent cx="5612130" cy="3985895"/>
+            <wp:effectExtent l="0" t="0" r="7620" b="0"/>
+            <wp:docPr id="772463411" name="Imagen 6"/>
+            <wp:cNvGraphicFramePr>
+              <a:graphicFrameLocks xmlns:a="http://schemas.openxmlformats.org/drawingml/2006/main" noChangeAspect="1"/>
+            </wp:cNvGraphicFramePr>
+            <a:graphic xmlns:a="http://schemas.openxmlformats.org/drawingml/2006/main">
+              <a:graphicData uri="http://schemas.openxmlformats.org/drawingml/2006/picture">
+                <pic:pic xmlns:pic="http://schemas.openxmlformats.org/drawingml/2006/picture">
+                  <pic:nvPicPr>
+                    <pic:cNvPr id="0" name="Picture 13"/>
+                    <pic:cNvPicPr>
+                      <a:picLocks noChangeAspect="1" noChangeArrowheads="1"/>
+                    </pic:cNvPicPr>
+                  </pic:nvPicPr>
+                  <pic:blipFill>
+                    <a:blip r:embed="rId18">
+                      <a:extLst>
+                        <a:ext uri="{28A0092B-C50C-407E-A947-70E740481C1C}">
+                          <a14:useLocalDpi xmlns:a14="http://schemas.microsoft.com/office/drawing/2010/main" val="0"/>
+                        </a:ext>
+                      </a:extLst>
+                    </a:blip>
+                    <a:srcRect/>
+                    <a:stretch>
+                      <a:fillRect/>
+                    </a:stretch>
+                  </pic:blipFill>
+                  <pic:spPr bwMode="auto">
+                    <a:xfrm>
+                      <a:off x="0" y="0"/>
+                      <a:ext cx="5612130" cy="3985895"/>
+                    </a:xfrm>
+                    <a:prstGeom prst="rect">
+                      <a:avLst/>
+                    </a:prstGeom>
+                    <a:noFill/>
+                    <a:ln>
+                      <a:noFill/>
+                    </a:ln>
+                  </pic:spPr>
+                </pic:pic>
+              </a:graphicData>
+            </a:graphic>
+          </wp:inline>
+        </w:drawing>
+      </w:r>
+    </w:p>
+    <w:p>
+      <w:r>
+        <w:lastRenderedPageBreak/>
+        <w:t>Evidencia 3. Consulta de vehículos por usuario.</w:t>
+      </w:r>
+    </w:p>
+    <w:p>
+      <w:r>
+        <w:drawing>
+          <wp:inline distT="0" distB="0" distL="0" distR="0" wp14:anchorId="738FD9C7" wp14:editId="5202E294">
+            <wp:extent cx="5612130" cy="4886960"/>
+            <wp:effectExtent l="0" t="0" r="7620" b="8890"/>
+            <wp:docPr id="1395543115" name="Imagen 8"/>
+            <wp:cNvGraphicFramePr>
+              <a:graphicFrameLocks xmlns:a="http://schemas.openxmlformats.org/drawingml/2006/main" noChangeAspect="1"/>
+            </wp:cNvGraphicFramePr>
+            <a:graphic xmlns:a="http://schemas.openxmlformats.org/drawingml/2006/main">
+              <a:graphicData uri="http://schemas.openxmlformats.org/drawingml/2006/picture">
+                <pic:pic xmlns:pic="http://schemas.openxmlformats.org/drawingml/2006/picture">
+                  <pic:nvPicPr>
+                    <pic:cNvPr id="0" name="Picture 20"/>
+                    <pic:cNvPicPr>
+                      <a:picLocks noChangeAspect="1" noChangeArrowheads="1"/>
+                    </pic:cNvPicPr>
+                  </pic:nvPicPr>
+                  <pic:blipFill>
+                    <a:blip r:embed="rId19">
+                      <a:extLst>
+                        <a:ext uri="{28A0092B-C50C-407E-A947-70E740481C1C}">
+                          <a14:useLocalDpi xmlns:a14="http://schemas.microsoft.com/office/drawing/2010/main" val="0"/>
+                        </a:ext>
+                      </a:extLst>
+                    </a:blip>
+                    <a:srcRect/>
+                    <a:stretch>
+                      <a:fillRect/>
+                    </a:stretch>
+                  </pic:blipFill>
+                  <pic:spPr bwMode="auto">
+                    <a:xfrm>
+                      <a:off x="0" y="0"/>
+                      <a:ext cx="5612130" cy="4886960"/>
+                    </a:xfrm>
+                    <a:prstGeom prst="rect">
+                      <a:avLst/>
+                    </a:prstGeom>
+                    <a:noFill/>
+                    <a:ln>
+                      <a:noFill/>
+                    </a:ln>
+                  </pic:spPr>
+                </pic:pic>
+              </a:graphicData>
+            </a:graphic>
+          </wp:inline>
+        </w:drawing>
+      </w:r>
+    </w:p>
+    <w:p>
+      <w:r>
+        <w:t>Evidencia 4. Rechazo por placa repetida.</w:t>
+      </w:r>
+    </w:p>
+    <w:p>
+      <w:r>
+        <w:lastRenderedPageBreak/>
+        <w:drawing>
+          <wp:inline distT="0" distB="0" distL="0" distR="0" wp14:anchorId="706BE72C" wp14:editId="56B7013E">
+            <wp:extent cx="5612130" cy="3415665"/>
+            <wp:effectExtent l="0" t="0" r="7620" b="0"/>
+            <wp:docPr id="1480563816" name="Imagen 10"/>
+            <wp:cNvGraphicFramePr>
+              <a:graphicFrameLocks xmlns:a="http://schemas.openxmlformats.org/drawingml/2006/main" noChangeAspect="1"/>
+            </wp:cNvGraphicFramePr>
+            <a:graphic xmlns:a="http://schemas.openxmlformats.org/drawingml/2006/main">
+              <a:graphicData uri="http://schemas.openxmlformats.org/drawingml/2006/picture">
+                <pic:pic xmlns:pic="http://schemas.openxmlformats.org/drawingml/2006/picture">
+                  <pic:nvPicPr>
+                    <pic:cNvPr id="0" name="Picture 27"/>
+                    <pic:cNvPicPr>
+                      <a:picLocks noChangeAspect="1" noChangeArrowheads="1"/>
+                    </pic:cNvPicPr>
+                  </pic:nvPicPr>
+                  <pic:blipFill>
+                    <a:blip r:embed="rId20">
+                      <a:extLst>
+                        <a:ext uri="{28A0092B-C50C-407E-A947-70E740481C1C}">
+                          <a14:useLocalDpi xmlns:a14="http://schemas.microsoft.com/office/drawing/2010/main" val="0"/>
+                        </a:ext>
+                      </a:extLst>
+                    </a:blip>
+                    <a:srcRect/>
+                    <a:stretch>
+                      <a:fillRect/>
+                    </a:stretch>
+                  </pic:blipFill>
+                  <pic:spPr bwMode="auto">
+                    <a:xfrm>
+                      <a:off x="0" y="0"/>
+                      <a:ext cx="5612130" cy="3415665"/>
+                    </a:xfrm>
+                    <a:prstGeom prst="rect">
+                      <a:avLst/>
+                    </a:prstGeom>
+                    <a:noFill/>
+                    <a:ln>
+                      <a:noFill/>
+                    </a:ln>
+                  </pic:spPr>
+                </pic:pic>
+              </a:graphicData>
+            </a:graphic>
+          </wp:inline>
+        </w:drawing>
+      </w:r>
+    </w:p>
+    <w:p>
+      <w:r>
+        <w:t>Evidencia 5. Edición exitosa de vehículo.</w:t>
+      </w:r>
+    </w:p>
+    <w:p>
+      <w:r>
+        <w:drawing>
+          <wp:inline distT="0" distB="0" distL="0" distR="0" wp14:anchorId="31D91903" wp14:editId="153155D2">
+            <wp:extent cx="5612130" cy="3182620"/>
+            <wp:effectExtent l="0" t="0" r="7620" b="0"/>
+            <wp:docPr id="1040854493" name="Imagen 12"/>
+            <wp:cNvGraphicFramePr>
+              <a:graphicFrameLocks xmlns:a="http://schemas.openxmlformats.org/drawingml/2006/main" noChangeAspect="1"/>
+            </wp:cNvGraphicFramePr>
+            <a:graphic xmlns:a="http://schemas.openxmlformats.org/drawingml/2006/main">
+              <a:graphicData uri="http://schemas.openxmlformats.org/drawingml/2006/picture">
+                <pic:pic xmlns:pic="http://schemas.openxmlformats.org/drawingml/2006/picture">
+                  <pic:nvPicPr>
+                    <pic:cNvPr id="0" name="Picture 34"/>
+                    <pic:cNvPicPr>
+                      <a:picLocks noChangeAspect="1" noChangeArrowheads="1"/>
+                    </pic:cNvPicPr>
+                  </pic:nvPicPr>
+                  <pic:blipFill>
+                    <a:blip r:embed="rId21">
+                      <a:extLst>
+                        <a:ext uri="{28A0092B-C50C-407E-A947-70E740481C1C}">
+                          <a14:useLocalDpi xmlns:a14="http://schemas.microsoft.com/office/drawing/2010/main" val="0"/>
+                        </a:ext>
+                      </a:extLst>
+                    </a:blip>
+                    <a:srcRect/>
+                    <a:stretch>
+                      <a:fillRect/>
+                    </a:stretch>
+                  </pic:blipFill>
+                  <pic:spPr bwMode="auto">
+                    <a:xfrm>
+                      <a:off x="0" y="0"/>
+                      <a:ext cx="5612130" cy="3182620"/>
+                    </a:xfrm>
+                    <a:prstGeom prst="rect">
+                      <a:avLst/>
+                    </a:prstGeom>
+                    <a:noFill/>
+                    <a:ln>
+                      <a:noFill/>
+                    </a:ln>
+                  </pic:spPr>
+                </pic:pic>
+              </a:graphicData>
+            </a:graphic>
+          </wp:inline>
+        </w:drawing>
+      </w:r>
+    </w:p>
+    <w:p>
+      <w:r>
+        <w:t>Evidencia 6. Cambio de estatus.</w:t>
+      </w:r>
+    </w:p>
+    <w:p>
+      <w:r>
+        <w:lastRenderedPageBreak/>
+        <w:drawing>
+          <wp:inline distT="0" distB="0" distL="0" distR="0" wp14:anchorId="3FEB1FD4" wp14:editId="1944BB33">
+            <wp:extent cx="5612130" cy="3326765"/>
+            <wp:effectExtent l="0" t="0" r="7620" b="6985"/>
+            <wp:docPr id="86497089" name="Imagen 14"/>
+            <wp:cNvGraphicFramePr>
+              <a:graphicFrameLocks xmlns:a="http://schemas.openxmlformats.org/drawingml/2006/main" noChangeAspect="1"/>
+            </wp:cNvGraphicFramePr>
+            <a:graphic xmlns:a="http://schemas.openxmlformats.org/drawingml/2006/main">
+              <a:graphicData uri="http://schemas.openxmlformats.org/drawingml/2006/picture">
+                <pic:pic xmlns:pic="http://schemas.openxmlformats.org/drawingml/2006/picture">
+                  <pic:nvPicPr>
+                    <pic:cNvPr id="0" name="Picture 41"/>
+                    <pic:cNvPicPr>
+                      <a:picLocks noChangeAspect="1" noChangeArrowheads="1"/>
+                    </pic:cNvPicPr>
+                  </pic:nvPicPr>
+                  <pic:blipFill>
+                    <a:blip r:embed="rId22">
+                      <a:extLst>
+                        <a:ext uri="{28A0092B-C50C-407E-A947-70E740481C1C}">
+                          <a14:useLocalDpi xmlns:a14="http://schemas.microsoft.com/office/drawing/2010/main" val="0"/>
+                        </a:ext>
+                      </a:extLst>
+                    </a:blip>
+                    <a:srcRect/>
+                    <a:stretch>
+                      <a:fillRect/>
+                    </a:stretch>
+                  </pic:blipFill>
+                  <pic:spPr bwMode="auto">
+                    <a:xfrm>
+                      <a:off x="0" y="0"/>
+                      <a:ext cx="5612130" cy="3326765"/>
+                    </a:xfrm>
+                    <a:prstGeom prst="rect">
+                      <a:avLst/>
+                    </a:prstGeom>
+                    <a:noFill/>
+                    <a:ln>
+                      <a:noFill/>
+                    </a:ln>
+                  </pic:spPr>
+                </pic:pic>
+              </a:graphicData>
+            </a:graphic>
+          </wp:inline>
+        </w:drawing>
+      </w:r>
+    </w:p>
+    <w:p>
+      <w:r>
+        <w:t xml:space="preserve">Evidencia 7. Validación exitosa para </w:t>
+      </w:r>
+      <w:proofErr w:type="spellStart"/>
+      <w:r>
+        <w:t>ParkingService</w:t>
+      </w:r>
+      <w:proofErr w:type="spellEnd"/>
+      <w:r>
+        <w:t>.</w:t>
+      </w:r>
+    </w:p>
+    <w:p>
+      <w:r>
+        <w:drawing>
+          <wp:inline distT="0" distB="0" distL="0" distR="0" wp14:anchorId="5E4143F1" wp14:editId="470DD67B">
+            <wp:extent cx="5612130" cy="4376420"/>
+            <wp:effectExtent l="0" t="0" r="7620" b="5080"/>
+            <wp:docPr id="777291923" name="Imagen 16"/>
+            <wp:cNvGraphicFramePr>
+              <a:graphicFrameLocks xmlns:a="http://schemas.openxmlformats.org/drawingml/2006/main" noChangeAspect="1"/>
+            </wp:cNvGraphicFramePr>
+            <a:graphic xmlns:a="http://schemas.openxmlformats.org/drawingml/2006/main">
+              <a:graphicData uri="http://schemas.openxmlformats.org/drawingml/2006/picture">
+                <pic:pic xmlns:pic="http://schemas.openxmlformats.org/drawingml/2006/picture">
+                  <pic:nvPicPr>
+                    <pic:cNvPr id="0" name="Picture 48"/>
+                    <pic:cNvPicPr>
+                      <a:picLocks noChangeAspect="1" noChangeArrowheads="1"/>
+                    </pic:cNvPicPr>
+                  </pic:nvPicPr>
+                  <pic:blipFill>
+                    <a:blip r:embed="rId23">
+                      <a:extLst>
+                        <a:ext uri="{28A0092B-C50C-407E-A947-70E740481C1C}">
+                          <a14:useLocalDpi xmlns:a14="http://schemas.microsoft.com/office/drawing/2010/main" val="0"/>
+                        </a:ext>
+                      </a:extLst>
+                    </a:blip>
+                    <a:srcRect/>
+                    <a:stretch>
+                      <a:fillRect/>
+                    </a:stretch>
+                  </pic:blipFill>
+                  <pic:spPr bwMode="auto">
+                    <a:xfrm>
+                      <a:off x="0" y="0"/>
+                      <a:ext cx="5612130" cy="4376420"/>
+                    </a:xfrm>
+                    <a:prstGeom prst="rect">
+                      <a:avLst/>
+                    </a:prstGeom>
+                    <a:noFill/>
+                    <a:ln>
+                      <a:noFill/>
+                    </a:ln>
+                  </pic:spPr>
+                </pic:pic>
+              </a:graphicData>
+            </a:graphic>
+          </wp:inline>
+        </w:drawing>
+      </w:r>
+    </w:p>
+    <w:p>
+      <w:r>
+        <w:t>Evidencia 8. Rechazo de petición sin token.</w:t>
+      </w:r>
+    </w:p>
+    <w:p>
+      <w:r>
+        <w:lastRenderedPageBreak/>
+        <w:drawing>
+          <wp:inline distT="0" distB="0" distL="0" distR="0" wp14:anchorId="089FD233" wp14:editId="5CD43395">
+            <wp:extent cx="5612130" cy="3760470"/>
+            <wp:effectExtent l="0" t="0" r="7620" b="0"/>
+            <wp:docPr id="1504636240" name="Imagen 18"/>
+            <wp:cNvGraphicFramePr>
+              <a:graphicFrameLocks xmlns:a="http://schemas.openxmlformats.org/drawingml/2006/main" noChangeAspect="1"/>
+            </wp:cNvGraphicFramePr>
+            <a:graphic xmlns:a="http://schemas.openxmlformats.org/drawingml/2006/main">
+              <a:graphicData uri="http://schemas.openxmlformats.org/drawingml/2006/picture">
+                <pic:pic xmlns:pic="http://schemas.openxmlformats.org/drawingml/2006/picture">
+                  <pic:nvPicPr>
+                    <pic:cNvPr id="0" name="Picture 55"/>
+                    <pic:cNvPicPr>
+                      <a:picLocks noChangeAspect="1" noChangeArrowheads="1"/>
+                    </pic:cNvPicPr>
+                  </pic:nvPicPr>
+                  <pic:blipFill>
+                    <a:blip r:embed="rId24">
+                      <a:extLst>
+                        <a:ext uri="{28A0092B-C50C-407E-A947-70E740481C1C}">
+                          <a14:useLocalDpi xmlns:a14="http://schemas.microsoft.com/office/drawing/2010/main" val="0"/>
+                        </a:ext>
+                      </a:extLst>
+                    </a:blip>
+                    <a:srcRect/>
+                    <a:stretch>
+                      <a:fillRect/>
+                    </a:stretch>
+                  </pic:blipFill>
+                  <pic:spPr bwMode="auto">
+                    <a:xfrm>
+                      <a:off x="0" y="0"/>
+                      <a:ext cx="5612130" cy="3760470"/>
+                    </a:xfrm>
+                    <a:prstGeom prst="rect">
+                      <a:avLst/>
+                    </a:prstGeom>
+                    <a:noFill/>
+                    <a:ln>
+                      <a:noFill/>
+                    </a:ln>
+                  </pic:spPr>
+                </pic:pic>
+              </a:graphicData>
+            </a:graphic>
+          </wp:inline>
+        </w:drawing>
+      </w:r>
+    </w:p>
+    <w:p>
+      <w:r>
+        <w:t>Evidencia 9. Rechazo por superar el máximo de 4 vehículos activos.</w:t>
+      </w:r>
+    </w:p>
+    <w:p>
+      <w:r>
+        <w:drawing>
+          <wp:inline distT="0" distB="0" distL="0" distR="0" wp14:anchorId="285CDF90" wp14:editId="4296D2D7">
+            <wp:extent cx="5612130" cy="3380740"/>
+            <wp:effectExtent l="0" t="0" r="7620" b="0"/>
+            <wp:docPr id="2093368114" name="Imagen 20"/>
+            <wp:cNvGraphicFramePr>
+              <a:graphicFrameLocks xmlns:a="http://schemas.openxmlformats.org/drawingml/2006/main" noChangeAspect="1"/>
+            </wp:cNvGraphicFramePr>
+            <a:graphic xmlns:a="http://schemas.openxmlformats.org/drawingml/2006/main">
+              <a:graphicData uri="http://schemas.openxmlformats.org/drawingml/2006/picture">
+                <pic:pic xmlns:pic="http://schemas.openxmlformats.org/drawingml/2006/picture">
+                  <pic:nvPicPr>
+                    <pic:cNvPr id="0" name="Picture 62"/>
+                    <pic:cNvPicPr>
+                      <a:picLocks noChangeAspect="1" noChangeArrowheads="1"/>
+                    </pic:cNvPicPr>
+                  </pic:nvPicPr>
+                  <pic:blipFill>
+                    <a:blip r:embed="rId25">
+                      <a:extLst>
+                        <a:ext uri="{28A0092B-C50C-407E-A947-70E740481C1C}">
+                          <a14:useLocalDpi xmlns:a14="http://schemas.microsoft.com/office/drawing/2010/main" val="0"/>
+                        </a:ext>
+                      </a:extLst>
+                    </a:blip>
+                    <a:srcRect/>
+                    <a:stretch>
+                      <a:fillRect/>
+                    </a:stretch>
+                  </pic:blipFill>
+                  <pic:spPr bwMode="auto">
+                    <a:xfrm>
+                      <a:off x="0" y="0"/>
+                      <a:ext cx="5612130" cy="3380740"/>
+                    </a:xfrm>
+                    <a:prstGeom prst="rect">
+                      <a:avLst/>
+                    </a:prstGeom>
+                    <a:noFill/>
+                    <a:ln>
+                      <a:noFill/>
+                    </a:ln>
+                  </pic:spPr>
+                </pic:pic>
+              </a:graphicData>
+            </a:graphic>
+          </wp:inline>
+        </w:drawing>
+      </w:r>
+    </w:p>
+    <w:p/>
     <w:p/>
     <w:p/>
     <w:p>
@@ -9438,6 +13433,7 @@
           <w:sz w:val="28"/>
           <w:szCs w:val="28"/>
         </w:rPr>
+        <w:lastRenderedPageBreak/>
         <w:t>Conclusiones</w:t>
       </w:r>
       <w:bookmarkEnd w:id="25"/>
@@ -9486,11 +13482,7 @@
     </w:p>
     <w:p>
       <w:r>
-        <w:t xml:space="preserve">Durante la realización de este proyecto aprendimos conceptos y habilidades fundamentales para nuestro perfil como ingenieros. En primer lugar, la elaboración de diagramas para representar toda nuestra arquitectura, cómo llegan, se tratan y envían tanto las peticiones como las respuestas en los servicios, y también saber representarla de forma gráfica. También aprendimos cómo es que la estructura de esta arquitectura facilita muchísimo tanto la codificación de las funciones que queremos realizar como la noción de cómo queremos que haya un flujo coherente para cada aspecto del negocio. A nivel de código, aprendimos aspectos fundamentales y rememoramos algunos otros, como el cómo solicitar una autenticación en una petición, cómo se </w:t>
-      </w:r>
-      <w:r>
-        <w:lastRenderedPageBreak/>
-        <w:t xml:space="preserve">trata dentro de nuestro servicio, aspectos como encriptar una contraseña con la herramienta </w:t>
+        <w:t xml:space="preserve">Durante la realización de este proyecto aprendimos conceptos y habilidades fundamentales para nuestro perfil como ingenieros. En primer lugar, la elaboración de diagramas para representar toda nuestra arquitectura, cómo llegan, se tratan y envían tanto las peticiones como las respuestas en los servicios, y también saber representarla de forma gráfica. También aprendimos cómo es que la estructura de esta arquitectura facilita muchísimo tanto la codificación de las funciones que queremos realizar como la noción de cómo queremos que haya un flujo coherente para cada aspecto del negocio. A nivel de código, aprendimos aspectos fundamentales y rememoramos algunos otros, como el cómo solicitar una autenticación en una petición, cómo se trata dentro de nuestro servicio, aspectos como encriptar una contraseña con la herramienta </w:t>
       </w:r>
       <w:proofErr w:type="spellStart"/>
       <w:r>
@@ -9533,8 +13525,8 @@
       <w:bookmarkEnd w:id="28"/>
     </w:p>
     <w:sectPr>
-      <w:headerReference w:type="default" r:id="rId16"/>
-      <w:footerReference w:type="default" r:id="rId17"/>
+      <w:headerReference w:type="default" r:id="rId26"/>
+      <w:footerReference w:type="default" r:id="rId27"/>
       <w:pgSz w:w="12240" w:h="15840"/>
       <w:pgMar w:top="1957" w:right="1701" w:bottom="567" w:left="1701" w:header="142" w:footer="0" w:gutter="0"/>
       <w:cols w:space="708"/>
